--- a/Dokumentasi/Divka Ferdiansyah_23312173_Sesi 3.docx
+++ b/Dokumentasi/Divka Ferdiansyah_23312173_Sesi 3.docx
@@ -17937,6 +17937,3978 @@
         </w:rPr>
         <w:t>.</w:t>
       </w:r>
+    </w:p>
+    <w:p>
+      <w:pPr>
+        <w:rPr>
+          <w:rFonts w:ascii="Times New Roman" w:hAnsi="Times New Roman" w:cs="Times New Roman"/>
+          <w:sz w:val="24"/>
+          <w:szCs w:val="24"/>
+        </w:rPr>
+      </w:pPr>
+    </w:p>
+    <w:p>
+      <w:pPr>
+        <w:rPr>
+          <w:rFonts w:ascii="Times New Roman" w:hAnsi="Times New Roman" w:cs="Times New Roman"/>
+          <w:b/>
+          <w:bCs/>
+          <w:sz w:val="24"/>
+          <w:szCs w:val="24"/>
+        </w:rPr>
+      </w:pPr>
+      <w:r>
+        <w:rPr>
+          <w:rFonts w:ascii="Times New Roman" w:hAnsi="Times New Roman" w:cs="Times New Roman"/>
+          <w:b/>
+          <w:bCs/>
+          <w:sz w:val="24"/>
+          <w:szCs w:val="24"/>
+        </w:rPr>
+        <w:t xml:space="preserve">Halaman Admin </w:t>
+      </w:r>
+      <w:proofErr w:type="spellStart"/>
+      <w:r>
+        <w:rPr>
+          <w:rFonts w:ascii="Times New Roman" w:hAnsi="Times New Roman" w:cs="Times New Roman"/>
+          <w:b/>
+          <w:bCs/>
+          <w:sz w:val="24"/>
+          <w:szCs w:val="24"/>
+        </w:rPr>
+        <w:t>Tambah</w:t>
+      </w:r>
+      <w:proofErr w:type="spellEnd"/>
+      <w:r>
+        <w:rPr>
+          <w:rFonts w:ascii="Times New Roman" w:hAnsi="Times New Roman" w:cs="Times New Roman"/>
+          <w:b/>
+          <w:bCs/>
+          <w:sz w:val="24"/>
+          <w:szCs w:val="24"/>
+        </w:rPr>
+        <w:t xml:space="preserve"> Wisata </w:t>
+      </w:r>
+    </w:p>
+    <w:p>
+      <w:pPr>
+        <w:rPr>
+          <w:rFonts w:ascii="Times New Roman" w:hAnsi="Times New Roman" w:cs="Times New Roman"/>
+          <w:sz w:val="24"/>
+          <w:szCs w:val="24"/>
+        </w:rPr>
+      </w:pPr>
+      <w:r>
+        <w:rPr>
+          <w:rFonts w:ascii="Times New Roman" w:hAnsi="Times New Roman" w:cs="Times New Roman"/>
+          <w:noProof/>
+          <w:sz w:val="24"/>
+          <w:szCs w:val="24"/>
+        </w:rPr>
+        <w:drawing>
+          <wp:inline distT="0" distB="0" distL="0" distR="0" wp14:anchorId="767DB827" wp14:editId="5D64A40E">
+            <wp:extent cx="5731510" cy="3017520"/>
+            <wp:effectExtent l="0" t="0" r="2540" b="0"/>
+            <wp:docPr id="51955784" name="Picture 2"/>
+            <wp:cNvGraphicFramePr>
+              <a:graphicFrameLocks xmlns:a="http://schemas.openxmlformats.org/drawingml/2006/main" noChangeAspect="1"/>
+            </wp:cNvGraphicFramePr>
+            <a:graphic xmlns:a="http://schemas.openxmlformats.org/drawingml/2006/main">
+              <a:graphicData uri="http://schemas.openxmlformats.org/drawingml/2006/picture">
+                <pic:pic xmlns:pic="http://schemas.openxmlformats.org/drawingml/2006/picture">
+                  <pic:nvPicPr>
+                    <pic:cNvPr id="51955784" name="Picture 51955784"/>
+                    <pic:cNvPicPr/>
+                  </pic:nvPicPr>
+                  <pic:blipFill>
+                    <a:blip r:embed="rId13">
+                      <a:extLst>
+                        <a:ext uri="{28A0092B-C50C-407E-A947-70E740481C1C}">
+                          <a14:useLocalDpi xmlns:a14="http://schemas.microsoft.com/office/drawing/2010/main" val="0"/>
+                        </a:ext>
+                      </a:extLst>
+                    </a:blip>
+                    <a:stretch>
+                      <a:fillRect/>
+                    </a:stretch>
+                  </pic:blipFill>
+                  <pic:spPr>
+                    <a:xfrm>
+                      <a:off x="0" y="0"/>
+                      <a:ext cx="5731510" cy="3017520"/>
+                    </a:xfrm>
+                    <a:prstGeom prst="rect">
+                      <a:avLst/>
+                    </a:prstGeom>
+                  </pic:spPr>
+                </pic:pic>
+              </a:graphicData>
+            </a:graphic>
+          </wp:inline>
+        </w:drawing>
+      </w:r>
+    </w:p>
+    <w:p>
+      <w:pPr>
+        <w:rPr>
+          <w:rFonts w:ascii="Times New Roman" w:hAnsi="Times New Roman" w:cs="Times New Roman"/>
+          <w:sz w:val="24"/>
+          <w:szCs w:val="24"/>
+        </w:rPr>
+      </w:pPr>
+      <w:r>
+        <w:rPr>
+          <w:rFonts w:ascii="Times New Roman" w:hAnsi="Times New Roman" w:cs="Times New Roman"/>
+          <w:sz w:val="24"/>
+          <w:szCs w:val="24"/>
+        </w:rPr>
+        <w:t xml:space="preserve">Gambar di </w:t>
+      </w:r>
+      <w:proofErr w:type="spellStart"/>
+      <w:r>
+        <w:rPr>
+          <w:rFonts w:ascii="Times New Roman" w:hAnsi="Times New Roman" w:cs="Times New Roman"/>
+          <w:sz w:val="24"/>
+          <w:szCs w:val="24"/>
+        </w:rPr>
+        <w:t>atas</w:t>
+      </w:r>
+      <w:proofErr w:type="spellEnd"/>
+      <w:r>
+        <w:rPr>
+          <w:rFonts w:ascii="Times New Roman" w:hAnsi="Times New Roman" w:cs="Times New Roman"/>
+          <w:sz w:val="24"/>
+          <w:szCs w:val="24"/>
+        </w:rPr>
+        <w:t xml:space="preserve"> </w:t>
+      </w:r>
+      <w:proofErr w:type="spellStart"/>
+      <w:r>
+        <w:rPr>
+          <w:rFonts w:ascii="Times New Roman" w:hAnsi="Times New Roman" w:cs="Times New Roman"/>
+          <w:sz w:val="24"/>
+          <w:szCs w:val="24"/>
+        </w:rPr>
+        <w:t>menampilkan</w:t>
+      </w:r>
+      <w:proofErr w:type="spellEnd"/>
+      <w:r>
+        <w:rPr>
+          <w:rFonts w:ascii="Times New Roman" w:hAnsi="Times New Roman" w:cs="Times New Roman"/>
+          <w:sz w:val="24"/>
+          <w:szCs w:val="24"/>
+        </w:rPr>
+        <w:t xml:space="preserve"> </w:t>
+      </w:r>
+      <w:proofErr w:type="spellStart"/>
+      <w:r>
+        <w:rPr>
+          <w:rFonts w:ascii="Times New Roman" w:hAnsi="Times New Roman" w:cs="Times New Roman"/>
+          <w:sz w:val="24"/>
+          <w:szCs w:val="24"/>
+        </w:rPr>
+        <w:t>halaman</w:t>
+      </w:r>
+      <w:proofErr w:type="spellEnd"/>
+      <w:r>
+        <w:rPr>
+          <w:rFonts w:ascii="Times New Roman" w:hAnsi="Times New Roman" w:cs="Times New Roman"/>
+          <w:sz w:val="24"/>
+          <w:szCs w:val="24"/>
+        </w:rPr>
+        <w:t xml:space="preserve"> </w:t>
+      </w:r>
+      <w:proofErr w:type="spellStart"/>
+      <w:r>
+        <w:rPr>
+          <w:rFonts w:ascii="Times New Roman" w:hAnsi="Times New Roman" w:cs="Times New Roman"/>
+          <w:b/>
+          <w:bCs/>
+          <w:sz w:val="24"/>
+          <w:szCs w:val="24"/>
+        </w:rPr>
+        <w:t>Tambah</w:t>
+      </w:r>
+      <w:proofErr w:type="spellEnd"/>
+      <w:r>
+        <w:rPr>
+          <w:rFonts w:ascii="Times New Roman" w:hAnsi="Times New Roman" w:cs="Times New Roman"/>
+          <w:b/>
+          <w:bCs/>
+          <w:sz w:val="24"/>
+          <w:szCs w:val="24"/>
+        </w:rPr>
+        <w:t xml:space="preserve"> </w:t>
+      </w:r>
+      <w:proofErr w:type="spellStart"/>
+      <w:r>
+        <w:rPr>
+          <w:rFonts w:ascii="Times New Roman" w:hAnsi="Times New Roman" w:cs="Times New Roman"/>
+          <w:b/>
+          <w:bCs/>
+          <w:sz w:val="24"/>
+          <w:szCs w:val="24"/>
+        </w:rPr>
+        <w:t>Wisata</w:t>
+      </w:r>
+      <w:proofErr w:type="spellEnd"/>
+      <w:r>
+        <w:rPr>
+          <w:rFonts w:ascii="Times New Roman" w:hAnsi="Times New Roman" w:cs="Times New Roman"/>
+          <w:sz w:val="24"/>
+          <w:szCs w:val="24"/>
+        </w:rPr>
+        <w:t xml:space="preserve"> pada website </w:t>
+      </w:r>
+      <w:proofErr w:type="spellStart"/>
+      <w:r>
+        <w:rPr>
+          <w:rFonts w:ascii="Times New Roman" w:hAnsi="Times New Roman" w:cs="Times New Roman"/>
+          <w:sz w:val="24"/>
+          <w:szCs w:val="24"/>
+        </w:rPr>
+        <w:t>pariwisata</w:t>
+      </w:r>
+      <w:proofErr w:type="spellEnd"/>
+      <w:r>
+        <w:rPr>
+          <w:rFonts w:ascii="Times New Roman" w:hAnsi="Times New Roman" w:cs="Times New Roman"/>
+          <w:sz w:val="24"/>
+          <w:szCs w:val="24"/>
+        </w:rPr>
+        <w:t xml:space="preserve"> </w:t>
+      </w:r>
+      <w:proofErr w:type="spellStart"/>
+      <w:r>
+        <w:rPr>
+          <w:rFonts w:ascii="Times New Roman" w:hAnsi="Times New Roman" w:cs="Times New Roman"/>
+          <w:sz w:val="24"/>
+          <w:szCs w:val="24"/>
+        </w:rPr>
+        <w:t>CPMApp</w:t>
+      </w:r>
+      <w:proofErr w:type="spellEnd"/>
+      <w:r>
+        <w:rPr>
+          <w:rFonts w:ascii="Times New Roman" w:hAnsi="Times New Roman" w:cs="Times New Roman"/>
+          <w:sz w:val="24"/>
+          <w:szCs w:val="24"/>
+        </w:rPr>
+        <w:t xml:space="preserve"> yang </w:t>
+      </w:r>
+      <w:proofErr w:type="spellStart"/>
+      <w:r>
+        <w:rPr>
+          <w:rFonts w:ascii="Times New Roman" w:hAnsi="Times New Roman" w:cs="Times New Roman"/>
+          <w:sz w:val="24"/>
+          <w:szCs w:val="24"/>
+        </w:rPr>
+        <w:t>digunakan</w:t>
+      </w:r>
+      <w:proofErr w:type="spellEnd"/>
+      <w:r>
+        <w:rPr>
+          <w:rFonts w:ascii="Times New Roman" w:hAnsi="Times New Roman" w:cs="Times New Roman"/>
+          <w:sz w:val="24"/>
+          <w:szCs w:val="24"/>
+        </w:rPr>
+        <w:t xml:space="preserve"> oleh admin </w:t>
+      </w:r>
+      <w:proofErr w:type="spellStart"/>
+      <w:r>
+        <w:rPr>
+          <w:rFonts w:ascii="Times New Roman" w:hAnsi="Times New Roman" w:cs="Times New Roman"/>
+          <w:sz w:val="24"/>
+          <w:szCs w:val="24"/>
+        </w:rPr>
+        <w:t>untuk</w:t>
+      </w:r>
+      <w:proofErr w:type="spellEnd"/>
+      <w:r>
+        <w:rPr>
+          <w:rFonts w:ascii="Times New Roman" w:hAnsi="Times New Roman" w:cs="Times New Roman"/>
+          <w:sz w:val="24"/>
+          <w:szCs w:val="24"/>
+        </w:rPr>
+        <w:t xml:space="preserve"> </w:t>
+      </w:r>
+      <w:proofErr w:type="spellStart"/>
+      <w:r>
+        <w:rPr>
+          <w:rFonts w:ascii="Times New Roman" w:hAnsi="Times New Roman" w:cs="Times New Roman"/>
+          <w:sz w:val="24"/>
+          <w:szCs w:val="24"/>
+        </w:rPr>
+        <w:t>menambahkan</w:t>
+      </w:r>
+      <w:proofErr w:type="spellEnd"/>
+      <w:r>
+        <w:rPr>
+          <w:rFonts w:ascii="Times New Roman" w:hAnsi="Times New Roman" w:cs="Times New Roman"/>
+          <w:sz w:val="24"/>
+          <w:szCs w:val="24"/>
+        </w:rPr>
+        <w:t xml:space="preserve"> data </w:t>
+      </w:r>
+      <w:proofErr w:type="spellStart"/>
+      <w:r>
+        <w:rPr>
+          <w:rFonts w:ascii="Times New Roman" w:hAnsi="Times New Roman" w:cs="Times New Roman"/>
+          <w:sz w:val="24"/>
+          <w:szCs w:val="24"/>
+        </w:rPr>
+        <w:t>destinasi</w:t>
+      </w:r>
+      <w:proofErr w:type="spellEnd"/>
+      <w:r>
+        <w:rPr>
+          <w:rFonts w:ascii="Times New Roman" w:hAnsi="Times New Roman" w:cs="Times New Roman"/>
+          <w:sz w:val="24"/>
+          <w:szCs w:val="24"/>
+        </w:rPr>
+        <w:t xml:space="preserve"> </w:t>
+      </w:r>
+      <w:proofErr w:type="spellStart"/>
+      <w:r>
+        <w:rPr>
+          <w:rFonts w:ascii="Times New Roman" w:hAnsi="Times New Roman" w:cs="Times New Roman"/>
+          <w:sz w:val="24"/>
+          <w:szCs w:val="24"/>
+        </w:rPr>
+        <w:t>wisata</w:t>
+      </w:r>
+      <w:proofErr w:type="spellEnd"/>
+      <w:r>
+        <w:rPr>
+          <w:rFonts w:ascii="Times New Roman" w:hAnsi="Times New Roman" w:cs="Times New Roman"/>
+          <w:sz w:val="24"/>
+          <w:szCs w:val="24"/>
+        </w:rPr>
+        <w:t xml:space="preserve"> </w:t>
+      </w:r>
+      <w:proofErr w:type="spellStart"/>
+      <w:r>
+        <w:rPr>
+          <w:rFonts w:ascii="Times New Roman" w:hAnsi="Times New Roman" w:cs="Times New Roman"/>
+          <w:sz w:val="24"/>
+          <w:szCs w:val="24"/>
+        </w:rPr>
+        <w:t>baru</w:t>
+      </w:r>
+      <w:proofErr w:type="spellEnd"/>
+      <w:r>
+        <w:rPr>
+          <w:rFonts w:ascii="Times New Roman" w:hAnsi="Times New Roman" w:cs="Times New Roman"/>
+          <w:sz w:val="24"/>
+          <w:szCs w:val="24"/>
+        </w:rPr>
+        <w:t xml:space="preserve"> </w:t>
+      </w:r>
+      <w:proofErr w:type="spellStart"/>
+      <w:r>
+        <w:rPr>
+          <w:rFonts w:ascii="Times New Roman" w:hAnsi="Times New Roman" w:cs="Times New Roman"/>
+          <w:sz w:val="24"/>
+          <w:szCs w:val="24"/>
+        </w:rPr>
+        <w:t>ke</w:t>
+      </w:r>
+      <w:proofErr w:type="spellEnd"/>
+      <w:r>
+        <w:rPr>
+          <w:rFonts w:ascii="Times New Roman" w:hAnsi="Times New Roman" w:cs="Times New Roman"/>
+          <w:sz w:val="24"/>
+          <w:szCs w:val="24"/>
+        </w:rPr>
+        <w:t xml:space="preserve"> </w:t>
+      </w:r>
+      <w:proofErr w:type="spellStart"/>
+      <w:r>
+        <w:rPr>
+          <w:rFonts w:ascii="Times New Roman" w:hAnsi="Times New Roman" w:cs="Times New Roman"/>
+          <w:sz w:val="24"/>
+          <w:szCs w:val="24"/>
+        </w:rPr>
+        <w:t>dalam</w:t>
+      </w:r>
+      <w:proofErr w:type="spellEnd"/>
+      <w:r>
+        <w:rPr>
+          <w:rFonts w:ascii="Times New Roman" w:hAnsi="Times New Roman" w:cs="Times New Roman"/>
+          <w:sz w:val="24"/>
+          <w:szCs w:val="24"/>
+        </w:rPr>
+        <w:t xml:space="preserve"> </w:t>
+      </w:r>
+      <w:proofErr w:type="spellStart"/>
+      <w:r>
+        <w:rPr>
+          <w:rFonts w:ascii="Times New Roman" w:hAnsi="Times New Roman" w:cs="Times New Roman"/>
+          <w:sz w:val="24"/>
+          <w:szCs w:val="24"/>
+        </w:rPr>
+        <w:t>sistem</w:t>
+      </w:r>
+      <w:proofErr w:type="spellEnd"/>
+      <w:r>
+        <w:rPr>
+          <w:rFonts w:ascii="Times New Roman" w:hAnsi="Times New Roman" w:cs="Times New Roman"/>
+          <w:sz w:val="24"/>
+          <w:szCs w:val="24"/>
+        </w:rPr>
+        <w:t xml:space="preserve">. Halaman </w:t>
+      </w:r>
+      <w:proofErr w:type="spellStart"/>
+      <w:r>
+        <w:rPr>
+          <w:rFonts w:ascii="Times New Roman" w:hAnsi="Times New Roman" w:cs="Times New Roman"/>
+          <w:sz w:val="24"/>
+          <w:szCs w:val="24"/>
+        </w:rPr>
+        <w:t>ini</w:t>
+      </w:r>
+      <w:proofErr w:type="spellEnd"/>
+      <w:r>
+        <w:rPr>
+          <w:rFonts w:ascii="Times New Roman" w:hAnsi="Times New Roman" w:cs="Times New Roman"/>
+          <w:sz w:val="24"/>
+          <w:szCs w:val="24"/>
+        </w:rPr>
+        <w:t xml:space="preserve"> </w:t>
+      </w:r>
+      <w:proofErr w:type="spellStart"/>
+      <w:r>
+        <w:rPr>
+          <w:rFonts w:ascii="Times New Roman" w:hAnsi="Times New Roman" w:cs="Times New Roman"/>
+          <w:sz w:val="24"/>
+          <w:szCs w:val="24"/>
+        </w:rPr>
+        <w:t>berfungsi</w:t>
+      </w:r>
+      <w:proofErr w:type="spellEnd"/>
+      <w:r>
+        <w:rPr>
+          <w:rFonts w:ascii="Times New Roman" w:hAnsi="Times New Roman" w:cs="Times New Roman"/>
+          <w:sz w:val="24"/>
+          <w:szCs w:val="24"/>
+        </w:rPr>
+        <w:t xml:space="preserve"> </w:t>
+      </w:r>
+      <w:proofErr w:type="spellStart"/>
+      <w:r>
+        <w:rPr>
+          <w:rFonts w:ascii="Times New Roman" w:hAnsi="Times New Roman" w:cs="Times New Roman"/>
+          <w:sz w:val="24"/>
+          <w:szCs w:val="24"/>
+        </w:rPr>
+        <w:t>sebagai</w:t>
+      </w:r>
+      <w:proofErr w:type="spellEnd"/>
+      <w:r>
+        <w:rPr>
+          <w:rFonts w:ascii="Times New Roman" w:hAnsi="Times New Roman" w:cs="Times New Roman"/>
+          <w:sz w:val="24"/>
+          <w:szCs w:val="24"/>
+        </w:rPr>
+        <w:t xml:space="preserve"> form input data </w:t>
+      </w:r>
+      <w:proofErr w:type="spellStart"/>
+      <w:r>
+        <w:rPr>
+          <w:rFonts w:ascii="Times New Roman" w:hAnsi="Times New Roman" w:cs="Times New Roman"/>
+          <w:sz w:val="24"/>
+          <w:szCs w:val="24"/>
+        </w:rPr>
+        <w:t>wisata</w:t>
+      </w:r>
+      <w:proofErr w:type="spellEnd"/>
+      <w:r>
+        <w:rPr>
+          <w:rFonts w:ascii="Times New Roman" w:hAnsi="Times New Roman" w:cs="Times New Roman"/>
+          <w:sz w:val="24"/>
+          <w:szCs w:val="24"/>
+        </w:rPr>
+        <w:t xml:space="preserve"> yang </w:t>
+      </w:r>
+      <w:proofErr w:type="spellStart"/>
+      <w:r>
+        <w:rPr>
+          <w:rFonts w:ascii="Times New Roman" w:hAnsi="Times New Roman" w:cs="Times New Roman"/>
+          <w:sz w:val="24"/>
+          <w:szCs w:val="24"/>
+        </w:rPr>
+        <w:t>nantinya</w:t>
+      </w:r>
+      <w:proofErr w:type="spellEnd"/>
+      <w:r>
+        <w:rPr>
+          <w:rFonts w:ascii="Times New Roman" w:hAnsi="Times New Roman" w:cs="Times New Roman"/>
+          <w:sz w:val="24"/>
+          <w:szCs w:val="24"/>
+        </w:rPr>
+        <w:t xml:space="preserve"> </w:t>
+      </w:r>
+      <w:proofErr w:type="spellStart"/>
+      <w:r>
+        <w:rPr>
+          <w:rFonts w:ascii="Times New Roman" w:hAnsi="Times New Roman" w:cs="Times New Roman"/>
+          <w:sz w:val="24"/>
+          <w:szCs w:val="24"/>
+        </w:rPr>
+        <w:t>akan</w:t>
+      </w:r>
+      <w:proofErr w:type="spellEnd"/>
+      <w:r>
+        <w:rPr>
+          <w:rFonts w:ascii="Times New Roman" w:hAnsi="Times New Roman" w:cs="Times New Roman"/>
+          <w:sz w:val="24"/>
+          <w:szCs w:val="24"/>
+        </w:rPr>
+        <w:t xml:space="preserve"> </w:t>
+      </w:r>
+      <w:proofErr w:type="spellStart"/>
+      <w:r>
+        <w:rPr>
+          <w:rFonts w:ascii="Times New Roman" w:hAnsi="Times New Roman" w:cs="Times New Roman"/>
+          <w:sz w:val="24"/>
+          <w:szCs w:val="24"/>
+        </w:rPr>
+        <w:t>ditampilkan</w:t>
+      </w:r>
+      <w:proofErr w:type="spellEnd"/>
+      <w:r>
+        <w:rPr>
+          <w:rFonts w:ascii="Times New Roman" w:hAnsi="Times New Roman" w:cs="Times New Roman"/>
+          <w:sz w:val="24"/>
+          <w:szCs w:val="24"/>
+        </w:rPr>
+        <w:t xml:space="preserve"> pada </w:t>
+      </w:r>
+      <w:proofErr w:type="spellStart"/>
+      <w:r>
+        <w:rPr>
+          <w:rFonts w:ascii="Times New Roman" w:hAnsi="Times New Roman" w:cs="Times New Roman"/>
+          <w:sz w:val="24"/>
+          <w:szCs w:val="24"/>
+        </w:rPr>
+        <w:t>halaman</w:t>
+      </w:r>
+      <w:proofErr w:type="spellEnd"/>
+      <w:r>
+        <w:rPr>
+          <w:rFonts w:ascii="Times New Roman" w:hAnsi="Times New Roman" w:cs="Times New Roman"/>
+          <w:sz w:val="24"/>
+          <w:szCs w:val="24"/>
+        </w:rPr>
+        <w:t xml:space="preserve"> customer.</w:t>
+      </w:r>
+    </w:p>
+    <w:p>
+      <w:pPr>
+        <w:rPr>
+          <w:rFonts w:ascii="Times New Roman" w:hAnsi="Times New Roman" w:cs="Times New Roman"/>
+          <w:sz w:val="24"/>
+          <w:szCs w:val="24"/>
+        </w:rPr>
+      </w:pPr>
+      <w:r>
+        <w:rPr>
+          <w:rFonts w:ascii="Times New Roman" w:hAnsi="Times New Roman" w:cs="Times New Roman"/>
+          <w:sz w:val="24"/>
+          <w:szCs w:val="24"/>
+        </w:rPr>
+        <w:t xml:space="preserve">Pada </w:t>
+      </w:r>
+      <w:proofErr w:type="spellStart"/>
+      <w:r>
+        <w:rPr>
+          <w:rFonts w:ascii="Times New Roman" w:hAnsi="Times New Roman" w:cs="Times New Roman"/>
+          <w:sz w:val="24"/>
+          <w:szCs w:val="24"/>
+        </w:rPr>
+        <w:t>halaman</w:t>
+      </w:r>
+      <w:proofErr w:type="spellEnd"/>
+      <w:r>
+        <w:rPr>
+          <w:rFonts w:ascii="Times New Roman" w:hAnsi="Times New Roman" w:cs="Times New Roman"/>
+          <w:sz w:val="24"/>
+          <w:szCs w:val="24"/>
+        </w:rPr>
+        <w:t xml:space="preserve"> </w:t>
+      </w:r>
+      <w:proofErr w:type="spellStart"/>
+      <w:r>
+        <w:rPr>
+          <w:rFonts w:ascii="Times New Roman" w:hAnsi="Times New Roman" w:cs="Times New Roman"/>
+          <w:sz w:val="24"/>
+          <w:szCs w:val="24"/>
+        </w:rPr>
+        <w:t>tersebut</w:t>
+      </w:r>
+      <w:proofErr w:type="spellEnd"/>
+      <w:r>
+        <w:rPr>
+          <w:rFonts w:ascii="Times New Roman" w:hAnsi="Times New Roman" w:cs="Times New Roman"/>
+          <w:sz w:val="24"/>
+          <w:szCs w:val="24"/>
+        </w:rPr>
+        <w:t xml:space="preserve"> </w:t>
+      </w:r>
+      <w:proofErr w:type="spellStart"/>
+      <w:r>
+        <w:rPr>
+          <w:rFonts w:ascii="Times New Roman" w:hAnsi="Times New Roman" w:cs="Times New Roman"/>
+          <w:sz w:val="24"/>
+          <w:szCs w:val="24"/>
+        </w:rPr>
+        <w:t>terdapat</w:t>
+      </w:r>
+      <w:proofErr w:type="spellEnd"/>
+      <w:r>
+        <w:rPr>
+          <w:rFonts w:ascii="Times New Roman" w:hAnsi="Times New Roman" w:cs="Times New Roman"/>
+          <w:sz w:val="24"/>
+          <w:szCs w:val="24"/>
+        </w:rPr>
+        <w:t xml:space="preserve"> </w:t>
+      </w:r>
+      <w:proofErr w:type="spellStart"/>
+      <w:r>
+        <w:rPr>
+          <w:rFonts w:ascii="Times New Roman" w:hAnsi="Times New Roman" w:cs="Times New Roman"/>
+          <w:sz w:val="24"/>
+          <w:szCs w:val="24"/>
+        </w:rPr>
+        <w:t>beberapa</w:t>
+      </w:r>
+      <w:proofErr w:type="spellEnd"/>
+      <w:r>
+        <w:rPr>
+          <w:rFonts w:ascii="Times New Roman" w:hAnsi="Times New Roman" w:cs="Times New Roman"/>
+          <w:sz w:val="24"/>
+          <w:szCs w:val="24"/>
+        </w:rPr>
+        <w:t xml:space="preserve"> </w:t>
+      </w:r>
+      <w:proofErr w:type="spellStart"/>
+      <w:r>
+        <w:rPr>
+          <w:rFonts w:ascii="Times New Roman" w:hAnsi="Times New Roman" w:cs="Times New Roman"/>
+          <w:sz w:val="24"/>
+          <w:szCs w:val="24"/>
+        </w:rPr>
+        <w:t>komponen</w:t>
+      </w:r>
+      <w:proofErr w:type="spellEnd"/>
+      <w:r>
+        <w:rPr>
+          <w:rFonts w:ascii="Times New Roman" w:hAnsi="Times New Roman" w:cs="Times New Roman"/>
+          <w:sz w:val="24"/>
+          <w:szCs w:val="24"/>
+        </w:rPr>
+        <w:t xml:space="preserve"> </w:t>
+      </w:r>
+      <w:proofErr w:type="spellStart"/>
+      <w:r>
+        <w:rPr>
+          <w:rFonts w:ascii="Times New Roman" w:hAnsi="Times New Roman" w:cs="Times New Roman"/>
+          <w:sz w:val="24"/>
+          <w:szCs w:val="24"/>
+        </w:rPr>
+        <w:t>utama</w:t>
+      </w:r>
+      <w:proofErr w:type="spellEnd"/>
+      <w:r>
+        <w:rPr>
+          <w:rFonts w:ascii="Times New Roman" w:hAnsi="Times New Roman" w:cs="Times New Roman"/>
+          <w:sz w:val="24"/>
+          <w:szCs w:val="24"/>
+        </w:rPr>
+        <w:t xml:space="preserve">, </w:t>
+      </w:r>
+      <w:proofErr w:type="spellStart"/>
+      <w:r>
+        <w:rPr>
+          <w:rFonts w:ascii="Times New Roman" w:hAnsi="Times New Roman" w:cs="Times New Roman"/>
+          <w:sz w:val="24"/>
+          <w:szCs w:val="24"/>
+        </w:rPr>
+        <w:t>yaitu</w:t>
+      </w:r>
+      <w:proofErr w:type="spellEnd"/>
+      <w:r>
+        <w:rPr>
+          <w:rFonts w:ascii="Times New Roman" w:hAnsi="Times New Roman" w:cs="Times New Roman"/>
+          <w:sz w:val="24"/>
+          <w:szCs w:val="24"/>
+        </w:rPr>
+        <w:t>:</w:t>
+      </w:r>
+    </w:p>
+    <w:p>
+      <w:pPr>
+        <w:rPr>
+          <w:rFonts w:ascii="Times New Roman" w:hAnsi="Times New Roman" w:cs="Times New Roman"/>
+          <w:sz w:val="24"/>
+          <w:szCs w:val="24"/>
+        </w:rPr>
+      </w:pPr>
+      <w:r>
+        <w:rPr>
+          <w:rFonts w:ascii="Times New Roman" w:hAnsi="Times New Roman" w:cs="Times New Roman"/>
+          <w:sz w:val="24"/>
+          <w:szCs w:val="24"/>
+        </w:rPr>
+        <w:t xml:space="preserve">• </w:t>
+      </w:r>
+      <w:r>
+        <w:rPr>
+          <w:rFonts w:ascii="Times New Roman" w:hAnsi="Times New Roman" w:cs="Times New Roman"/>
+          <w:b/>
+          <w:bCs/>
+          <w:sz w:val="24"/>
+          <w:szCs w:val="24"/>
+        </w:rPr>
+        <w:t xml:space="preserve">Kolom Nama </w:t>
+      </w:r>
+      <w:proofErr w:type="spellStart"/>
+      <w:r>
+        <w:rPr>
+          <w:rFonts w:ascii="Times New Roman" w:hAnsi="Times New Roman" w:cs="Times New Roman"/>
+          <w:b/>
+          <w:bCs/>
+          <w:sz w:val="24"/>
+          <w:szCs w:val="24"/>
+        </w:rPr>
+        <w:t>Wisata</w:t>
+      </w:r>
+      <w:proofErr w:type="spellEnd"/>
+      <w:r>
+        <w:rPr>
+          <w:rFonts w:ascii="Times New Roman" w:hAnsi="Times New Roman" w:cs="Times New Roman"/>
+          <w:sz w:val="24"/>
+          <w:szCs w:val="24"/>
+        </w:rPr>
+        <w:t xml:space="preserve"> yang </w:t>
+      </w:r>
+      <w:proofErr w:type="spellStart"/>
+      <w:r>
+        <w:rPr>
+          <w:rFonts w:ascii="Times New Roman" w:hAnsi="Times New Roman" w:cs="Times New Roman"/>
+          <w:sz w:val="24"/>
+          <w:szCs w:val="24"/>
+        </w:rPr>
+        <w:t>digunakan</w:t>
+      </w:r>
+      <w:proofErr w:type="spellEnd"/>
+      <w:r>
+        <w:rPr>
+          <w:rFonts w:ascii="Times New Roman" w:hAnsi="Times New Roman" w:cs="Times New Roman"/>
+          <w:sz w:val="24"/>
+          <w:szCs w:val="24"/>
+        </w:rPr>
+        <w:t xml:space="preserve"> </w:t>
+      </w:r>
+      <w:proofErr w:type="spellStart"/>
+      <w:r>
+        <w:rPr>
+          <w:rFonts w:ascii="Times New Roman" w:hAnsi="Times New Roman" w:cs="Times New Roman"/>
+          <w:sz w:val="24"/>
+          <w:szCs w:val="24"/>
+        </w:rPr>
+        <w:t>untuk</w:t>
+      </w:r>
+      <w:proofErr w:type="spellEnd"/>
+      <w:r>
+        <w:rPr>
+          <w:rFonts w:ascii="Times New Roman" w:hAnsi="Times New Roman" w:cs="Times New Roman"/>
+          <w:sz w:val="24"/>
+          <w:szCs w:val="24"/>
+        </w:rPr>
+        <w:t xml:space="preserve"> </w:t>
+      </w:r>
+      <w:proofErr w:type="spellStart"/>
+      <w:r>
+        <w:rPr>
+          <w:rFonts w:ascii="Times New Roman" w:hAnsi="Times New Roman" w:cs="Times New Roman"/>
+          <w:sz w:val="24"/>
+          <w:szCs w:val="24"/>
+        </w:rPr>
+        <w:t>memasukkan</w:t>
+      </w:r>
+      <w:proofErr w:type="spellEnd"/>
+      <w:r>
+        <w:rPr>
+          <w:rFonts w:ascii="Times New Roman" w:hAnsi="Times New Roman" w:cs="Times New Roman"/>
+          <w:sz w:val="24"/>
+          <w:szCs w:val="24"/>
+        </w:rPr>
+        <w:t xml:space="preserve"> nama </w:t>
+      </w:r>
+      <w:proofErr w:type="spellStart"/>
+      <w:r>
+        <w:rPr>
+          <w:rFonts w:ascii="Times New Roman" w:hAnsi="Times New Roman" w:cs="Times New Roman"/>
+          <w:sz w:val="24"/>
+          <w:szCs w:val="24"/>
+        </w:rPr>
+        <w:t>destinasi</w:t>
+      </w:r>
+      <w:proofErr w:type="spellEnd"/>
+      <w:r>
+        <w:rPr>
+          <w:rFonts w:ascii="Times New Roman" w:hAnsi="Times New Roman" w:cs="Times New Roman"/>
+          <w:sz w:val="24"/>
+          <w:szCs w:val="24"/>
+        </w:rPr>
+        <w:t xml:space="preserve"> </w:t>
+      </w:r>
+      <w:proofErr w:type="spellStart"/>
+      <w:r>
+        <w:rPr>
+          <w:rFonts w:ascii="Times New Roman" w:hAnsi="Times New Roman" w:cs="Times New Roman"/>
+          <w:sz w:val="24"/>
+          <w:szCs w:val="24"/>
+        </w:rPr>
+        <w:t>wisata</w:t>
+      </w:r>
+      <w:proofErr w:type="spellEnd"/>
+      <w:r>
+        <w:rPr>
+          <w:rFonts w:ascii="Times New Roman" w:hAnsi="Times New Roman" w:cs="Times New Roman"/>
+          <w:sz w:val="24"/>
+          <w:szCs w:val="24"/>
+        </w:rPr>
+        <w:t xml:space="preserve"> yang </w:t>
+      </w:r>
+      <w:proofErr w:type="spellStart"/>
+      <w:r>
+        <w:rPr>
+          <w:rFonts w:ascii="Times New Roman" w:hAnsi="Times New Roman" w:cs="Times New Roman"/>
+          <w:sz w:val="24"/>
+          <w:szCs w:val="24"/>
+        </w:rPr>
+        <w:t>akan</w:t>
+      </w:r>
+      <w:proofErr w:type="spellEnd"/>
+      <w:r>
+        <w:rPr>
+          <w:rFonts w:ascii="Times New Roman" w:hAnsi="Times New Roman" w:cs="Times New Roman"/>
+          <w:sz w:val="24"/>
+          <w:szCs w:val="24"/>
+        </w:rPr>
+        <w:t xml:space="preserve"> </w:t>
+      </w:r>
+      <w:proofErr w:type="spellStart"/>
+      <w:r>
+        <w:rPr>
+          <w:rFonts w:ascii="Times New Roman" w:hAnsi="Times New Roman" w:cs="Times New Roman"/>
+          <w:sz w:val="24"/>
+          <w:szCs w:val="24"/>
+        </w:rPr>
+        <w:t>ditambahkan</w:t>
+      </w:r>
+      <w:proofErr w:type="spellEnd"/>
+      <w:r>
+        <w:rPr>
+          <w:rFonts w:ascii="Times New Roman" w:hAnsi="Times New Roman" w:cs="Times New Roman"/>
+          <w:sz w:val="24"/>
+          <w:szCs w:val="24"/>
+        </w:rPr>
+        <w:t xml:space="preserve"> </w:t>
+      </w:r>
+      <w:proofErr w:type="spellStart"/>
+      <w:r>
+        <w:rPr>
+          <w:rFonts w:ascii="Times New Roman" w:hAnsi="Times New Roman" w:cs="Times New Roman"/>
+          <w:sz w:val="24"/>
+          <w:szCs w:val="24"/>
+        </w:rPr>
+        <w:t>ke</w:t>
+      </w:r>
+      <w:proofErr w:type="spellEnd"/>
+      <w:r>
+        <w:rPr>
+          <w:rFonts w:ascii="Times New Roman" w:hAnsi="Times New Roman" w:cs="Times New Roman"/>
+          <w:sz w:val="24"/>
+          <w:szCs w:val="24"/>
+        </w:rPr>
+        <w:t xml:space="preserve"> </w:t>
+      </w:r>
+      <w:proofErr w:type="spellStart"/>
+      <w:r>
+        <w:rPr>
+          <w:rFonts w:ascii="Times New Roman" w:hAnsi="Times New Roman" w:cs="Times New Roman"/>
+          <w:sz w:val="24"/>
+          <w:szCs w:val="24"/>
+        </w:rPr>
+        <w:t>sistem</w:t>
+      </w:r>
+      <w:proofErr w:type="spellEnd"/>
+      <w:r>
+        <w:rPr>
+          <w:rFonts w:ascii="Times New Roman" w:hAnsi="Times New Roman" w:cs="Times New Roman"/>
+          <w:sz w:val="24"/>
+          <w:szCs w:val="24"/>
+        </w:rPr>
+        <w:t>.</w:t>
+      </w:r>
+    </w:p>
+    <w:p>
+      <w:pPr>
+        <w:rPr>
+          <w:rFonts w:ascii="Times New Roman" w:hAnsi="Times New Roman" w:cs="Times New Roman"/>
+          <w:sz w:val="24"/>
+          <w:szCs w:val="24"/>
+        </w:rPr>
+      </w:pPr>
+      <w:r>
+        <w:rPr>
+          <w:rFonts w:ascii="Times New Roman" w:hAnsi="Times New Roman" w:cs="Times New Roman"/>
+          <w:sz w:val="24"/>
+          <w:szCs w:val="24"/>
+        </w:rPr>
+        <w:t xml:space="preserve">• </w:t>
+      </w:r>
+      <w:r>
+        <w:rPr>
+          <w:rFonts w:ascii="Times New Roman" w:hAnsi="Times New Roman" w:cs="Times New Roman"/>
+          <w:b/>
+          <w:bCs/>
+          <w:sz w:val="24"/>
+          <w:szCs w:val="24"/>
+        </w:rPr>
+        <w:t>Kolom Lokasi</w:t>
+      </w:r>
+      <w:r>
+        <w:rPr>
+          <w:rFonts w:ascii="Times New Roman" w:hAnsi="Times New Roman" w:cs="Times New Roman"/>
+          <w:sz w:val="24"/>
+          <w:szCs w:val="24"/>
+        </w:rPr>
+        <w:t xml:space="preserve"> yang </w:t>
+      </w:r>
+      <w:proofErr w:type="spellStart"/>
+      <w:r>
+        <w:rPr>
+          <w:rFonts w:ascii="Times New Roman" w:hAnsi="Times New Roman" w:cs="Times New Roman"/>
+          <w:sz w:val="24"/>
+          <w:szCs w:val="24"/>
+        </w:rPr>
+        <w:t>digunakan</w:t>
+      </w:r>
+      <w:proofErr w:type="spellEnd"/>
+      <w:r>
+        <w:rPr>
+          <w:rFonts w:ascii="Times New Roman" w:hAnsi="Times New Roman" w:cs="Times New Roman"/>
+          <w:sz w:val="24"/>
+          <w:szCs w:val="24"/>
+        </w:rPr>
+        <w:t xml:space="preserve"> </w:t>
+      </w:r>
+      <w:proofErr w:type="spellStart"/>
+      <w:r>
+        <w:rPr>
+          <w:rFonts w:ascii="Times New Roman" w:hAnsi="Times New Roman" w:cs="Times New Roman"/>
+          <w:sz w:val="24"/>
+          <w:szCs w:val="24"/>
+        </w:rPr>
+        <w:t>untuk</w:t>
+      </w:r>
+      <w:proofErr w:type="spellEnd"/>
+      <w:r>
+        <w:rPr>
+          <w:rFonts w:ascii="Times New Roman" w:hAnsi="Times New Roman" w:cs="Times New Roman"/>
+          <w:sz w:val="24"/>
+          <w:szCs w:val="24"/>
+        </w:rPr>
+        <w:t xml:space="preserve"> </w:t>
+      </w:r>
+      <w:proofErr w:type="spellStart"/>
+      <w:r>
+        <w:rPr>
+          <w:rFonts w:ascii="Times New Roman" w:hAnsi="Times New Roman" w:cs="Times New Roman"/>
+          <w:sz w:val="24"/>
+          <w:szCs w:val="24"/>
+        </w:rPr>
+        <w:t>mengisi</w:t>
+      </w:r>
+      <w:proofErr w:type="spellEnd"/>
+      <w:r>
+        <w:rPr>
+          <w:rFonts w:ascii="Times New Roman" w:hAnsi="Times New Roman" w:cs="Times New Roman"/>
+          <w:sz w:val="24"/>
+          <w:szCs w:val="24"/>
+        </w:rPr>
+        <w:t xml:space="preserve"> nama </w:t>
+      </w:r>
+      <w:proofErr w:type="spellStart"/>
+      <w:r>
+        <w:rPr>
+          <w:rFonts w:ascii="Times New Roman" w:hAnsi="Times New Roman" w:cs="Times New Roman"/>
+          <w:sz w:val="24"/>
+          <w:szCs w:val="24"/>
+        </w:rPr>
+        <w:t>daerah</w:t>
+      </w:r>
+      <w:proofErr w:type="spellEnd"/>
+      <w:r>
+        <w:rPr>
+          <w:rFonts w:ascii="Times New Roman" w:hAnsi="Times New Roman" w:cs="Times New Roman"/>
+          <w:sz w:val="24"/>
+          <w:szCs w:val="24"/>
+        </w:rPr>
+        <w:t xml:space="preserve"> </w:t>
+      </w:r>
+      <w:proofErr w:type="spellStart"/>
+      <w:r>
+        <w:rPr>
+          <w:rFonts w:ascii="Times New Roman" w:hAnsi="Times New Roman" w:cs="Times New Roman"/>
+          <w:sz w:val="24"/>
+          <w:szCs w:val="24"/>
+        </w:rPr>
+        <w:t>atau</w:t>
+      </w:r>
+      <w:proofErr w:type="spellEnd"/>
+      <w:r>
+        <w:rPr>
+          <w:rFonts w:ascii="Times New Roman" w:hAnsi="Times New Roman" w:cs="Times New Roman"/>
+          <w:sz w:val="24"/>
+          <w:szCs w:val="24"/>
+        </w:rPr>
+        <w:t xml:space="preserve"> wilayah </w:t>
+      </w:r>
+      <w:proofErr w:type="spellStart"/>
+      <w:r>
+        <w:rPr>
+          <w:rFonts w:ascii="Times New Roman" w:hAnsi="Times New Roman" w:cs="Times New Roman"/>
+          <w:sz w:val="24"/>
+          <w:szCs w:val="24"/>
+        </w:rPr>
+        <w:t>tempat</w:t>
+      </w:r>
+      <w:proofErr w:type="spellEnd"/>
+      <w:r>
+        <w:rPr>
+          <w:rFonts w:ascii="Times New Roman" w:hAnsi="Times New Roman" w:cs="Times New Roman"/>
+          <w:sz w:val="24"/>
+          <w:szCs w:val="24"/>
+        </w:rPr>
+        <w:t xml:space="preserve"> </w:t>
+      </w:r>
+      <w:proofErr w:type="spellStart"/>
+      <w:r>
+        <w:rPr>
+          <w:rFonts w:ascii="Times New Roman" w:hAnsi="Times New Roman" w:cs="Times New Roman"/>
+          <w:sz w:val="24"/>
+          <w:szCs w:val="24"/>
+        </w:rPr>
+        <w:t>wisata</w:t>
+      </w:r>
+      <w:proofErr w:type="spellEnd"/>
+      <w:r>
+        <w:rPr>
+          <w:rFonts w:ascii="Times New Roman" w:hAnsi="Times New Roman" w:cs="Times New Roman"/>
+          <w:sz w:val="24"/>
+          <w:szCs w:val="24"/>
+        </w:rPr>
+        <w:t xml:space="preserve"> </w:t>
+      </w:r>
+      <w:proofErr w:type="spellStart"/>
+      <w:r>
+        <w:rPr>
+          <w:rFonts w:ascii="Times New Roman" w:hAnsi="Times New Roman" w:cs="Times New Roman"/>
+          <w:sz w:val="24"/>
+          <w:szCs w:val="24"/>
+        </w:rPr>
+        <w:t>berada</w:t>
+      </w:r>
+      <w:proofErr w:type="spellEnd"/>
+      <w:r>
+        <w:rPr>
+          <w:rFonts w:ascii="Times New Roman" w:hAnsi="Times New Roman" w:cs="Times New Roman"/>
+          <w:sz w:val="24"/>
+          <w:szCs w:val="24"/>
+        </w:rPr>
+        <w:t>.</w:t>
+      </w:r>
+    </w:p>
+    <w:p>
+      <w:pPr>
+        <w:rPr>
+          <w:rFonts w:ascii="Times New Roman" w:hAnsi="Times New Roman" w:cs="Times New Roman"/>
+          <w:sz w:val="24"/>
+          <w:szCs w:val="24"/>
+        </w:rPr>
+      </w:pPr>
+      <w:r>
+        <w:rPr>
+          <w:rFonts w:ascii="Times New Roman" w:hAnsi="Times New Roman" w:cs="Times New Roman"/>
+          <w:sz w:val="24"/>
+          <w:szCs w:val="24"/>
+        </w:rPr>
+        <w:t xml:space="preserve">• </w:t>
+      </w:r>
+      <w:r>
+        <w:rPr>
+          <w:rFonts w:ascii="Times New Roman" w:hAnsi="Times New Roman" w:cs="Times New Roman"/>
+          <w:b/>
+          <w:bCs/>
+          <w:sz w:val="24"/>
+          <w:szCs w:val="24"/>
+        </w:rPr>
+        <w:t>Kolom Alamat</w:t>
+      </w:r>
+      <w:r>
+        <w:rPr>
+          <w:rFonts w:ascii="Times New Roman" w:hAnsi="Times New Roman" w:cs="Times New Roman"/>
+          <w:sz w:val="24"/>
+          <w:szCs w:val="24"/>
+        </w:rPr>
+        <w:t xml:space="preserve"> yang </w:t>
+      </w:r>
+      <w:proofErr w:type="spellStart"/>
+      <w:r>
+        <w:rPr>
+          <w:rFonts w:ascii="Times New Roman" w:hAnsi="Times New Roman" w:cs="Times New Roman"/>
+          <w:sz w:val="24"/>
+          <w:szCs w:val="24"/>
+        </w:rPr>
+        <w:t>digunakan</w:t>
+      </w:r>
+      <w:proofErr w:type="spellEnd"/>
+      <w:r>
+        <w:rPr>
+          <w:rFonts w:ascii="Times New Roman" w:hAnsi="Times New Roman" w:cs="Times New Roman"/>
+          <w:sz w:val="24"/>
+          <w:szCs w:val="24"/>
+        </w:rPr>
+        <w:t xml:space="preserve"> </w:t>
+      </w:r>
+      <w:proofErr w:type="spellStart"/>
+      <w:r>
+        <w:rPr>
+          <w:rFonts w:ascii="Times New Roman" w:hAnsi="Times New Roman" w:cs="Times New Roman"/>
+          <w:sz w:val="24"/>
+          <w:szCs w:val="24"/>
+        </w:rPr>
+        <w:t>untuk</w:t>
+      </w:r>
+      <w:proofErr w:type="spellEnd"/>
+      <w:r>
+        <w:rPr>
+          <w:rFonts w:ascii="Times New Roman" w:hAnsi="Times New Roman" w:cs="Times New Roman"/>
+          <w:sz w:val="24"/>
+          <w:szCs w:val="24"/>
+        </w:rPr>
+        <w:t xml:space="preserve"> </w:t>
+      </w:r>
+      <w:proofErr w:type="spellStart"/>
+      <w:r>
+        <w:rPr>
+          <w:rFonts w:ascii="Times New Roman" w:hAnsi="Times New Roman" w:cs="Times New Roman"/>
+          <w:sz w:val="24"/>
+          <w:szCs w:val="24"/>
+        </w:rPr>
+        <w:t>memasukkan</w:t>
+      </w:r>
+      <w:proofErr w:type="spellEnd"/>
+      <w:r>
+        <w:rPr>
+          <w:rFonts w:ascii="Times New Roman" w:hAnsi="Times New Roman" w:cs="Times New Roman"/>
+          <w:sz w:val="24"/>
+          <w:szCs w:val="24"/>
+        </w:rPr>
+        <w:t xml:space="preserve"> </w:t>
+      </w:r>
+      <w:proofErr w:type="spellStart"/>
+      <w:r>
+        <w:rPr>
+          <w:rFonts w:ascii="Times New Roman" w:hAnsi="Times New Roman" w:cs="Times New Roman"/>
+          <w:sz w:val="24"/>
+          <w:szCs w:val="24"/>
+        </w:rPr>
+        <w:t>alamat</w:t>
+      </w:r>
+      <w:proofErr w:type="spellEnd"/>
+      <w:r>
+        <w:rPr>
+          <w:rFonts w:ascii="Times New Roman" w:hAnsi="Times New Roman" w:cs="Times New Roman"/>
+          <w:sz w:val="24"/>
+          <w:szCs w:val="24"/>
+        </w:rPr>
+        <w:t xml:space="preserve"> </w:t>
+      </w:r>
+      <w:proofErr w:type="spellStart"/>
+      <w:r>
+        <w:rPr>
+          <w:rFonts w:ascii="Times New Roman" w:hAnsi="Times New Roman" w:cs="Times New Roman"/>
+          <w:sz w:val="24"/>
+          <w:szCs w:val="24"/>
+        </w:rPr>
+        <w:t>lengkap</w:t>
+      </w:r>
+      <w:proofErr w:type="spellEnd"/>
+      <w:r>
+        <w:rPr>
+          <w:rFonts w:ascii="Times New Roman" w:hAnsi="Times New Roman" w:cs="Times New Roman"/>
+          <w:sz w:val="24"/>
+          <w:szCs w:val="24"/>
+        </w:rPr>
+        <w:t xml:space="preserve"> </w:t>
+      </w:r>
+      <w:proofErr w:type="spellStart"/>
+      <w:r>
+        <w:rPr>
+          <w:rFonts w:ascii="Times New Roman" w:hAnsi="Times New Roman" w:cs="Times New Roman"/>
+          <w:sz w:val="24"/>
+          <w:szCs w:val="24"/>
+        </w:rPr>
+        <w:t>destinasi</w:t>
+      </w:r>
+      <w:proofErr w:type="spellEnd"/>
+      <w:r>
+        <w:rPr>
+          <w:rFonts w:ascii="Times New Roman" w:hAnsi="Times New Roman" w:cs="Times New Roman"/>
+          <w:sz w:val="24"/>
+          <w:szCs w:val="24"/>
+        </w:rPr>
+        <w:t xml:space="preserve"> </w:t>
+      </w:r>
+      <w:proofErr w:type="spellStart"/>
+      <w:r>
+        <w:rPr>
+          <w:rFonts w:ascii="Times New Roman" w:hAnsi="Times New Roman" w:cs="Times New Roman"/>
+          <w:sz w:val="24"/>
+          <w:szCs w:val="24"/>
+        </w:rPr>
+        <w:t>wisata</w:t>
+      </w:r>
+      <w:proofErr w:type="spellEnd"/>
+      <w:r>
+        <w:rPr>
+          <w:rFonts w:ascii="Times New Roman" w:hAnsi="Times New Roman" w:cs="Times New Roman"/>
+          <w:sz w:val="24"/>
+          <w:szCs w:val="24"/>
+        </w:rPr>
+        <w:t xml:space="preserve"> agar </w:t>
+      </w:r>
+      <w:proofErr w:type="spellStart"/>
+      <w:r>
+        <w:rPr>
+          <w:rFonts w:ascii="Times New Roman" w:hAnsi="Times New Roman" w:cs="Times New Roman"/>
+          <w:sz w:val="24"/>
+          <w:szCs w:val="24"/>
+        </w:rPr>
+        <w:t>memudahkan</w:t>
+      </w:r>
+      <w:proofErr w:type="spellEnd"/>
+      <w:r>
+        <w:rPr>
+          <w:rFonts w:ascii="Times New Roman" w:hAnsi="Times New Roman" w:cs="Times New Roman"/>
+          <w:sz w:val="24"/>
+          <w:szCs w:val="24"/>
+        </w:rPr>
+        <w:t xml:space="preserve"> </w:t>
+      </w:r>
+      <w:proofErr w:type="spellStart"/>
+      <w:r>
+        <w:rPr>
+          <w:rFonts w:ascii="Times New Roman" w:hAnsi="Times New Roman" w:cs="Times New Roman"/>
+          <w:sz w:val="24"/>
+          <w:szCs w:val="24"/>
+        </w:rPr>
+        <w:t>pengunjung</w:t>
+      </w:r>
+      <w:proofErr w:type="spellEnd"/>
+      <w:r>
+        <w:rPr>
+          <w:rFonts w:ascii="Times New Roman" w:hAnsi="Times New Roman" w:cs="Times New Roman"/>
+          <w:sz w:val="24"/>
+          <w:szCs w:val="24"/>
+        </w:rPr>
+        <w:t xml:space="preserve"> </w:t>
+      </w:r>
+      <w:proofErr w:type="spellStart"/>
+      <w:r>
+        <w:rPr>
+          <w:rFonts w:ascii="Times New Roman" w:hAnsi="Times New Roman" w:cs="Times New Roman"/>
+          <w:sz w:val="24"/>
+          <w:szCs w:val="24"/>
+        </w:rPr>
+        <w:t>dalam</w:t>
+      </w:r>
+      <w:proofErr w:type="spellEnd"/>
+      <w:r>
+        <w:rPr>
+          <w:rFonts w:ascii="Times New Roman" w:hAnsi="Times New Roman" w:cs="Times New Roman"/>
+          <w:sz w:val="24"/>
+          <w:szCs w:val="24"/>
+        </w:rPr>
+        <w:t xml:space="preserve"> </w:t>
+      </w:r>
+      <w:proofErr w:type="spellStart"/>
+      <w:r>
+        <w:rPr>
+          <w:rFonts w:ascii="Times New Roman" w:hAnsi="Times New Roman" w:cs="Times New Roman"/>
+          <w:sz w:val="24"/>
+          <w:szCs w:val="24"/>
+        </w:rPr>
+        <w:t>menemukan</w:t>
+      </w:r>
+      <w:proofErr w:type="spellEnd"/>
+      <w:r>
+        <w:rPr>
+          <w:rFonts w:ascii="Times New Roman" w:hAnsi="Times New Roman" w:cs="Times New Roman"/>
+          <w:sz w:val="24"/>
+          <w:szCs w:val="24"/>
+        </w:rPr>
+        <w:t xml:space="preserve"> </w:t>
+      </w:r>
+      <w:proofErr w:type="spellStart"/>
+      <w:r>
+        <w:rPr>
+          <w:rFonts w:ascii="Times New Roman" w:hAnsi="Times New Roman" w:cs="Times New Roman"/>
+          <w:sz w:val="24"/>
+          <w:szCs w:val="24"/>
+        </w:rPr>
+        <w:t>lokasi</w:t>
+      </w:r>
+      <w:proofErr w:type="spellEnd"/>
+      <w:r>
+        <w:rPr>
+          <w:rFonts w:ascii="Times New Roman" w:hAnsi="Times New Roman" w:cs="Times New Roman"/>
+          <w:sz w:val="24"/>
+          <w:szCs w:val="24"/>
+        </w:rPr>
+        <w:t xml:space="preserve"> </w:t>
+      </w:r>
+      <w:proofErr w:type="spellStart"/>
+      <w:r>
+        <w:rPr>
+          <w:rFonts w:ascii="Times New Roman" w:hAnsi="Times New Roman" w:cs="Times New Roman"/>
+          <w:sz w:val="24"/>
+          <w:szCs w:val="24"/>
+        </w:rPr>
+        <w:t>wisata</w:t>
+      </w:r>
+      <w:proofErr w:type="spellEnd"/>
+      <w:r>
+        <w:rPr>
+          <w:rFonts w:ascii="Times New Roman" w:hAnsi="Times New Roman" w:cs="Times New Roman"/>
+          <w:sz w:val="24"/>
+          <w:szCs w:val="24"/>
+        </w:rPr>
+        <w:t>.</w:t>
+      </w:r>
+    </w:p>
+    <w:p>
+      <w:pPr>
+        <w:rPr>
+          <w:rFonts w:ascii="Times New Roman" w:hAnsi="Times New Roman" w:cs="Times New Roman"/>
+          <w:sz w:val="24"/>
+          <w:szCs w:val="24"/>
+        </w:rPr>
+      </w:pPr>
+      <w:r>
+        <w:rPr>
+          <w:rFonts w:ascii="Times New Roman" w:hAnsi="Times New Roman" w:cs="Times New Roman"/>
+          <w:sz w:val="24"/>
+          <w:szCs w:val="24"/>
+        </w:rPr>
+        <w:t xml:space="preserve">• </w:t>
+      </w:r>
+      <w:r>
+        <w:rPr>
+          <w:rFonts w:ascii="Times New Roman" w:hAnsi="Times New Roman" w:cs="Times New Roman"/>
+          <w:b/>
+          <w:bCs/>
+          <w:sz w:val="24"/>
+          <w:szCs w:val="24"/>
+        </w:rPr>
+        <w:t>Kolom Jam Buka</w:t>
+      </w:r>
+      <w:r>
+        <w:rPr>
+          <w:rFonts w:ascii="Times New Roman" w:hAnsi="Times New Roman" w:cs="Times New Roman"/>
+          <w:sz w:val="24"/>
+          <w:szCs w:val="24"/>
+        </w:rPr>
+        <w:t xml:space="preserve"> yang </w:t>
+      </w:r>
+      <w:proofErr w:type="spellStart"/>
+      <w:r>
+        <w:rPr>
+          <w:rFonts w:ascii="Times New Roman" w:hAnsi="Times New Roman" w:cs="Times New Roman"/>
+          <w:sz w:val="24"/>
+          <w:szCs w:val="24"/>
+        </w:rPr>
+        <w:t>digunakan</w:t>
+      </w:r>
+      <w:proofErr w:type="spellEnd"/>
+      <w:r>
+        <w:rPr>
+          <w:rFonts w:ascii="Times New Roman" w:hAnsi="Times New Roman" w:cs="Times New Roman"/>
+          <w:sz w:val="24"/>
+          <w:szCs w:val="24"/>
+        </w:rPr>
+        <w:t xml:space="preserve"> </w:t>
+      </w:r>
+      <w:proofErr w:type="spellStart"/>
+      <w:r>
+        <w:rPr>
+          <w:rFonts w:ascii="Times New Roman" w:hAnsi="Times New Roman" w:cs="Times New Roman"/>
+          <w:sz w:val="24"/>
+          <w:szCs w:val="24"/>
+        </w:rPr>
+        <w:t>untuk</w:t>
+      </w:r>
+      <w:proofErr w:type="spellEnd"/>
+      <w:r>
+        <w:rPr>
+          <w:rFonts w:ascii="Times New Roman" w:hAnsi="Times New Roman" w:cs="Times New Roman"/>
+          <w:sz w:val="24"/>
+          <w:szCs w:val="24"/>
+        </w:rPr>
+        <w:t xml:space="preserve"> </w:t>
+      </w:r>
+      <w:proofErr w:type="spellStart"/>
+      <w:r>
+        <w:rPr>
+          <w:rFonts w:ascii="Times New Roman" w:hAnsi="Times New Roman" w:cs="Times New Roman"/>
+          <w:sz w:val="24"/>
+          <w:szCs w:val="24"/>
+        </w:rPr>
+        <w:t>mengisi</w:t>
+      </w:r>
+      <w:proofErr w:type="spellEnd"/>
+      <w:r>
+        <w:rPr>
+          <w:rFonts w:ascii="Times New Roman" w:hAnsi="Times New Roman" w:cs="Times New Roman"/>
+          <w:sz w:val="24"/>
+          <w:szCs w:val="24"/>
+        </w:rPr>
+        <w:t xml:space="preserve"> </w:t>
+      </w:r>
+      <w:proofErr w:type="spellStart"/>
+      <w:r>
+        <w:rPr>
+          <w:rFonts w:ascii="Times New Roman" w:hAnsi="Times New Roman" w:cs="Times New Roman"/>
+          <w:sz w:val="24"/>
+          <w:szCs w:val="24"/>
+        </w:rPr>
+        <w:t>informasi</w:t>
+      </w:r>
+      <w:proofErr w:type="spellEnd"/>
+      <w:r>
+        <w:rPr>
+          <w:rFonts w:ascii="Times New Roman" w:hAnsi="Times New Roman" w:cs="Times New Roman"/>
+          <w:sz w:val="24"/>
+          <w:szCs w:val="24"/>
+        </w:rPr>
+        <w:t xml:space="preserve"> jam </w:t>
+      </w:r>
+      <w:proofErr w:type="spellStart"/>
+      <w:r>
+        <w:rPr>
+          <w:rFonts w:ascii="Times New Roman" w:hAnsi="Times New Roman" w:cs="Times New Roman"/>
+          <w:sz w:val="24"/>
+          <w:szCs w:val="24"/>
+        </w:rPr>
+        <w:t>operasional</w:t>
+      </w:r>
+      <w:proofErr w:type="spellEnd"/>
+      <w:r>
+        <w:rPr>
+          <w:rFonts w:ascii="Times New Roman" w:hAnsi="Times New Roman" w:cs="Times New Roman"/>
+          <w:sz w:val="24"/>
+          <w:szCs w:val="24"/>
+        </w:rPr>
+        <w:t xml:space="preserve"> </w:t>
+      </w:r>
+      <w:proofErr w:type="spellStart"/>
+      <w:r>
+        <w:rPr>
+          <w:rFonts w:ascii="Times New Roman" w:hAnsi="Times New Roman" w:cs="Times New Roman"/>
+          <w:sz w:val="24"/>
+          <w:szCs w:val="24"/>
+        </w:rPr>
+        <w:t>tempat</w:t>
+      </w:r>
+      <w:proofErr w:type="spellEnd"/>
+      <w:r>
+        <w:rPr>
+          <w:rFonts w:ascii="Times New Roman" w:hAnsi="Times New Roman" w:cs="Times New Roman"/>
+          <w:sz w:val="24"/>
+          <w:szCs w:val="24"/>
+        </w:rPr>
+        <w:t xml:space="preserve"> </w:t>
+      </w:r>
+      <w:proofErr w:type="spellStart"/>
+      <w:r>
+        <w:rPr>
+          <w:rFonts w:ascii="Times New Roman" w:hAnsi="Times New Roman" w:cs="Times New Roman"/>
+          <w:sz w:val="24"/>
+          <w:szCs w:val="24"/>
+        </w:rPr>
+        <w:t>wisata</w:t>
+      </w:r>
+      <w:proofErr w:type="spellEnd"/>
+      <w:r>
+        <w:rPr>
+          <w:rFonts w:ascii="Times New Roman" w:hAnsi="Times New Roman" w:cs="Times New Roman"/>
+          <w:sz w:val="24"/>
+          <w:szCs w:val="24"/>
+        </w:rPr>
+        <w:t xml:space="preserve"> </w:t>
+      </w:r>
+      <w:proofErr w:type="spellStart"/>
+      <w:r>
+        <w:rPr>
+          <w:rFonts w:ascii="Times New Roman" w:hAnsi="Times New Roman" w:cs="Times New Roman"/>
+          <w:sz w:val="24"/>
+          <w:szCs w:val="24"/>
+        </w:rPr>
+        <w:t>sehingga</w:t>
+      </w:r>
+      <w:proofErr w:type="spellEnd"/>
+      <w:r>
+        <w:rPr>
+          <w:rFonts w:ascii="Times New Roman" w:hAnsi="Times New Roman" w:cs="Times New Roman"/>
+          <w:sz w:val="24"/>
+          <w:szCs w:val="24"/>
+        </w:rPr>
+        <w:t xml:space="preserve"> </w:t>
+      </w:r>
+      <w:proofErr w:type="spellStart"/>
+      <w:r>
+        <w:rPr>
+          <w:rFonts w:ascii="Times New Roman" w:hAnsi="Times New Roman" w:cs="Times New Roman"/>
+          <w:sz w:val="24"/>
+          <w:szCs w:val="24"/>
+        </w:rPr>
+        <w:t>pengunjung</w:t>
+      </w:r>
+      <w:proofErr w:type="spellEnd"/>
+      <w:r>
+        <w:rPr>
+          <w:rFonts w:ascii="Times New Roman" w:hAnsi="Times New Roman" w:cs="Times New Roman"/>
+          <w:sz w:val="24"/>
+          <w:szCs w:val="24"/>
+        </w:rPr>
+        <w:t xml:space="preserve"> </w:t>
+      </w:r>
+      <w:proofErr w:type="spellStart"/>
+      <w:r>
+        <w:rPr>
+          <w:rFonts w:ascii="Times New Roman" w:hAnsi="Times New Roman" w:cs="Times New Roman"/>
+          <w:sz w:val="24"/>
+          <w:szCs w:val="24"/>
+        </w:rPr>
+        <w:t>mengetahui</w:t>
+      </w:r>
+      <w:proofErr w:type="spellEnd"/>
+      <w:r>
+        <w:rPr>
+          <w:rFonts w:ascii="Times New Roman" w:hAnsi="Times New Roman" w:cs="Times New Roman"/>
+          <w:sz w:val="24"/>
+          <w:szCs w:val="24"/>
+        </w:rPr>
+        <w:t xml:space="preserve"> </w:t>
+      </w:r>
+      <w:proofErr w:type="spellStart"/>
+      <w:r>
+        <w:rPr>
+          <w:rFonts w:ascii="Times New Roman" w:hAnsi="Times New Roman" w:cs="Times New Roman"/>
+          <w:sz w:val="24"/>
+          <w:szCs w:val="24"/>
+        </w:rPr>
+        <w:t>waktu</w:t>
+      </w:r>
+      <w:proofErr w:type="spellEnd"/>
+      <w:r>
+        <w:rPr>
+          <w:rFonts w:ascii="Times New Roman" w:hAnsi="Times New Roman" w:cs="Times New Roman"/>
+          <w:sz w:val="24"/>
+          <w:szCs w:val="24"/>
+        </w:rPr>
+        <w:t xml:space="preserve"> </w:t>
+      </w:r>
+      <w:proofErr w:type="spellStart"/>
+      <w:r>
+        <w:rPr>
+          <w:rFonts w:ascii="Times New Roman" w:hAnsi="Times New Roman" w:cs="Times New Roman"/>
+          <w:sz w:val="24"/>
+          <w:szCs w:val="24"/>
+        </w:rPr>
+        <w:t>kunjungan</w:t>
+      </w:r>
+      <w:proofErr w:type="spellEnd"/>
+      <w:r>
+        <w:rPr>
+          <w:rFonts w:ascii="Times New Roman" w:hAnsi="Times New Roman" w:cs="Times New Roman"/>
+          <w:sz w:val="24"/>
+          <w:szCs w:val="24"/>
+        </w:rPr>
+        <w:t xml:space="preserve"> yang </w:t>
+      </w:r>
+      <w:proofErr w:type="spellStart"/>
+      <w:r>
+        <w:rPr>
+          <w:rFonts w:ascii="Times New Roman" w:hAnsi="Times New Roman" w:cs="Times New Roman"/>
+          <w:sz w:val="24"/>
+          <w:szCs w:val="24"/>
+        </w:rPr>
+        <w:t>tersedia</w:t>
+      </w:r>
+      <w:proofErr w:type="spellEnd"/>
+      <w:r>
+        <w:rPr>
+          <w:rFonts w:ascii="Times New Roman" w:hAnsi="Times New Roman" w:cs="Times New Roman"/>
+          <w:sz w:val="24"/>
+          <w:szCs w:val="24"/>
+        </w:rPr>
+        <w:t>.</w:t>
+      </w:r>
+    </w:p>
+    <w:p>
+      <w:pPr>
+        <w:rPr>
+          <w:rFonts w:ascii="Times New Roman" w:hAnsi="Times New Roman" w:cs="Times New Roman"/>
+          <w:sz w:val="24"/>
+          <w:szCs w:val="24"/>
+        </w:rPr>
+      </w:pPr>
+      <w:r>
+        <w:rPr>
+          <w:rFonts w:ascii="Times New Roman" w:hAnsi="Times New Roman" w:cs="Times New Roman"/>
+          <w:sz w:val="24"/>
+          <w:szCs w:val="24"/>
+        </w:rPr>
+        <w:t xml:space="preserve">• </w:t>
+      </w:r>
+      <w:r>
+        <w:rPr>
+          <w:rFonts w:ascii="Times New Roman" w:hAnsi="Times New Roman" w:cs="Times New Roman"/>
+          <w:b/>
+          <w:bCs/>
+          <w:sz w:val="24"/>
+          <w:szCs w:val="24"/>
+        </w:rPr>
+        <w:t xml:space="preserve">Kolom Harga </w:t>
+      </w:r>
+      <w:proofErr w:type="spellStart"/>
+      <w:r>
+        <w:rPr>
+          <w:rFonts w:ascii="Times New Roman" w:hAnsi="Times New Roman" w:cs="Times New Roman"/>
+          <w:b/>
+          <w:bCs/>
+          <w:sz w:val="24"/>
+          <w:szCs w:val="24"/>
+        </w:rPr>
+        <w:t>Tiket</w:t>
+      </w:r>
+      <w:proofErr w:type="spellEnd"/>
+      <w:r>
+        <w:rPr>
+          <w:rFonts w:ascii="Times New Roman" w:hAnsi="Times New Roman" w:cs="Times New Roman"/>
+          <w:sz w:val="24"/>
+          <w:szCs w:val="24"/>
+        </w:rPr>
+        <w:t xml:space="preserve"> yang </w:t>
+      </w:r>
+      <w:proofErr w:type="spellStart"/>
+      <w:r>
+        <w:rPr>
+          <w:rFonts w:ascii="Times New Roman" w:hAnsi="Times New Roman" w:cs="Times New Roman"/>
+          <w:sz w:val="24"/>
+          <w:szCs w:val="24"/>
+        </w:rPr>
+        <w:t>digunakan</w:t>
+      </w:r>
+      <w:proofErr w:type="spellEnd"/>
+      <w:r>
+        <w:rPr>
+          <w:rFonts w:ascii="Times New Roman" w:hAnsi="Times New Roman" w:cs="Times New Roman"/>
+          <w:sz w:val="24"/>
+          <w:szCs w:val="24"/>
+        </w:rPr>
+        <w:t xml:space="preserve"> </w:t>
+      </w:r>
+      <w:proofErr w:type="spellStart"/>
+      <w:r>
+        <w:rPr>
+          <w:rFonts w:ascii="Times New Roman" w:hAnsi="Times New Roman" w:cs="Times New Roman"/>
+          <w:sz w:val="24"/>
+          <w:szCs w:val="24"/>
+        </w:rPr>
+        <w:t>untuk</w:t>
+      </w:r>
+      <w:proofErr w:type="spellEnd"/>
+      <w:r>
+        <w:rPr>
+          <w:rFonts w:ascii="Times New Roman" w:hAnsi="Times New Roman" w:cs="Times New Roman"/>
+          <w:sz w:val="24"/>
+          <w:szCs w:val="24"/>
+        </w:rPr>
+        <w:t xml:space="preserve"> </w:t>
+      </w:r>
+      <w:proofErr w:type="spellStart"/>
+      <w:r>
+        <w:rPr>
+          <w:rFonts w:ascii="Times New Roman" w:hAnsi="Times New Roman" w:cs="Times New Roman"/>
+          <w:sz w:val="24"/>
+          <w:szCs w:val="24"/>
+        </w:rPr>
+        <w:t>memasukkan</w:t>
+      </w:r>
+      <w:proofErr w:type="spellEnd"/>
+      <w:r>
+        <w:rPr>
+          <w:rFonts w:ascii="Times New Roman" w:hAnsi="Times New Roman" w:cs="Times New Roman"/>
+          <w:sz w:val="24"/>
+          <w:szCs w:val="24"/>
+        </w:rPr>
+        <w:t xml:space="preserve"> </w:t>
+      </w:r>
+      <w:proofErr w:type="spellStart"/>
+      <w:r>
+        <w:rPr>
+          <w:rFonts w:ascii="Times New Roman" w:hAnsi="Times New Roman" w:cs="Times New Roman"/>
+          <w:sz w:val="24"/>
+          <w:szCs w:val="24"/>
+        </w:rPr>
+        <w:t>biaya</w:t>
+      </w:r>
+      <w:proofErr w:type="spellEnd"/>
+      <w:r>
+        <w:rPr>
+          <w:rFonts w:ascii="Times New Roman" w:hAnsi="Times New Roman" w:cs="Times New Roman"/>
+          <w:sz w:val="24"/>
+          <w:szCs w:val="24"/>
+        </w:rPr>
+        <w:t xml:space="preserve"> </w:t>
+      </w:r>
+      <w:proofErr w:type="spellStart"/>
+      <w:r>
+        <w:rPr>
+          <w:rFonts w:ascii="Times New Roman" w:hAnsi="Times New Roman" w:cs="Times New Roman"/>
+          <w:sz w:val="24"/>
+          <w:szCs w:val="24"/>
+        </w:rPr>
+        <w:t>masuk</w:t>
+      </w:r>
+      <w:proofErr w:type="spellEnd"/>
+      <w:r>
+        <w:rPr>
+          <w:rFonts w:ascii="Times New Roman" w:hAnsi="Times New Roman" w:cs="Times New Roman"/>
+          <w:sz w:val="24"/>
+          <w:szCs w:val="24"/>
+        </w:rPr>
+        <w:t xml:space="preserve"> </w:t>
+      </w:r>
+      <w:proofErr w:type="spellStart"/>
+      <w:r>
+        <w:rPr>
+          <w:rFonts w:ascii="Times New Roman" w:hAnsi="Times New Roman" w:cs="Times New Roman"/>
+          <w:sz w:val="24"/>
+          <w:szCs w:val="24"/>
+        </w:rPr>
+        <w:t>atau</w:t>
+      </w:r>
+      <w:proofErr w:type="spellEnd"/>
+      <w:r>
+        <w:rPr>
+          <w:rFonts w:ascii="Times New Roman" w:hAnsi="Times New Roman" w:cs="Times New Roman"/>
+          <w:sz w:val="24"/>
+          <w:szCs w:val="24"/>
+        </w:rPr>
+        <w:t xml:space="preserve"> </w:t>
+      </w:r>
+      <w:proofErr w:type="spellStart"/>
+      <w:r>
+        <w:rPr>
+          <w:rFonts w:ascii="Times New Roman" w:hAnsi="Times New Roman" w:cs="Times New Roman"/>
+          <w:sz w:val="24"/>
+          <w:szCs w:val="24"/>
+        </w:rPr>
+        <w:t>tarif</w:t>
+      </w:r>
+      <w:proofErr w:type="spellEnd"/>
+      <w:r>
+        <w:rPr>
+          <w:rFonts w:ascii="Times New Roman" w:hAnsi="Times New Roman" w:cs="Times New Roman"/>
+          <w:sz w:val="24"/>
+          <w:szCs w:val="24"/>
+        </w:rPr>
+        <w:t xml:space="preserve"> </w:t>
+      </w:r>
+      <w:proofErr w:type="spellStart"/>
+      <w:r>
+        <w:rPr>
+          <w:rFonts w:ascii="Times New Roman" w:hAnsi="Times New Roman" w:cs="Times New Roman"/>
+          <w:sz w:val="24"/>
+          <w:szCs w:val="24"/>
+        </w:rPr>
+        <w:t>tiket</w:t>
+      </w:r>
+      <w:proofErr w:type="spellEnd"/>
+      <w:r>
+        <w:rPr>
+          <w:rFonts w:ascii="Times New Roman" w:hAnsi="Times New Roman" w:cs="Times New Roman"/>
+          <w:sz w:val="24"/>
+          <w:szCs w:val="24"/>
+        </w:rPr>
+        <w:t xml:space="preserve"> </w:t>
+      </w:r>
+      <w:proofErr w:type="spellStart"/>
+      <w:r>
+        <w:rPr>
+          <w:rFonts w:ascii="Times New Roman" w:hAnsi="Times New Roman" w:cs="Times New Roman"/>
+          <w:sz w:val="24"/>
+          <w:szCs w:val="24"/>
+        </w:rPr>
+        <w:t>wisata</w:t>
+      </w:r>
+      <w:proofErr w:type="spellEnd"/>
+      <w:r>
+        <w:rPr>
+          <w:rFonts w:ascii="Times New Roman" w:hAnsi="Times New Roman" w:cs="Times New Roman"/>
+          <w:sz w:val="24"/>
+          <w:szCs w:val="24"/>
+        </w:rPr>
+        <w:t>.</w:t>
+      </w:r>
+    </w:p>
+    <w:p>
+      <w:pPr>
+        <w:rPr>
+          <w:rFonts w:ascii="Times New Roman" w:hAnsi="Times New Roman" w:cs="Times New Roman"/>
+          <w:sz w:val="24"/>
+          <w:szCs w:val="24"/>
+        </w:rPr>
+      </w:pPr>
+      <w:r>
+        <w:rPr>
+          <w:rFonts w:ascii="Times New Roman" w:hAnsi="Times New Roman" w:cs="Times New Roman"/>
+          <w:sz w:val="24"/>
+          <w:szCs w:val="24"/>
+        </w:rPr>
+        <w:t xml:space="preserve">• </w:t>
+      </w:r>
+      <w:r>
+        <w:rPr>
+          <w:rFonts w:ascii="Times New Roman" w:hAnsi="Times New Roman" w:cs="Times New Roman"/>
+          <w:b/>
+          <w:bCs/>
+          <w:sz w:val="24"/>
+          <w:szCs w:val="24"/>
+        </w:rPr>
+        <w:t xml:space="preserve">Kolom </w:t>
+      </w:r>
+      <w:proofErr w:type="spellStart"/>
+      <w:r>
+        <w:rPr>
+          <w:rFonts w:ascii="Times New Roman" w:hAnsi="Times New Roman" w:cs="Times New Roman"/>
+          <w:b/>
+          <w:bCs/>
+          <w:sz w:val="24"/>
+          <w:szCs w:val="24"/>
+        </w:rPr>
+        <w:t>Deskripsi</w:t>
+      </w:r>
+      <w:proofErr w:type="spellEnd"/>
+      <w:r>
+        <w:rPr>
+          <w:rFonts w:ascii="Times New Roman" w:hAnsi="Times New Roman" w:cs="Times New Roman"/>
+          <w:sz w:val="24"/>
+          <w:szCs w:val="24"/>
+        </w:rPr>
+        <w:t xml:space="preserve"> yang </w:t>
+      </w:r>
+      <w:proofErr w:type="spellStart"/>
+      <w:r>
+        <w:rPr>
+          <w:rFonts w:ascii="Times New Roman" w:hAnsi="Times New Roman" w:cs="Times New Roman"/>
+          <w:sz w:val="24"/>
+          <w:szCs w:val="24"/>
+        </w:rPr>
+        <w:t>digunakan</w:t>
+      </w:r>
+      <w:proofErr w:type="spellEnd"/>
+      <w:r>
+        <w:rPr>
+          <w:rFonts w:ascii="Times New Roman" w:hAnsi="Times New Roman" w:cs="Times New Roman"/>
+          <w:sz w:val="24"/>
+          <w:szCs w:val="24"/>
+        </w:rPr>
+        <w:t xml:space="preserve"> </w:t>
+      </w:r>
+      <w:proofErr w:type="spellStart"/>
+      <w:r>
+        <w:rPr>
+          <w:rFonts w:ascii="Times New Roman" w:hAnsi="Times New Roman" w:cs="Times New Roman"/>
+          <w:sz w:val="24"/>
+          <w:szCs w:val="24"/>
+        </w:rPr>
+        <w:t>untuk</w:t>
+      </w:r>
+      <w:proofErr w:type="spellEnd"/>
+      <w:r>
+        <w:rPr>
+          <w:rFonts w:ascii="Times New Roman" w:hAnsi="Times New Roman" w:cs="Times New Roman"/>
+          <w:sz w:val="24"/>
+          <w:szCs w:val="24"/>
+        </w:rPr>
+        <w:t xml:space="preserve"> </w:t>
+      </w:r>
+      <w:proofErr w:type="spellStart"/>
+      <w:r>
+        <w:rPr>
+          <w:rFonts w:ascii="Times New Roman" w:hAnsi="Times New Roman" w:cs="Times New Roman"/>
+          <w:sz w:val="24"/>
+          <w:szCs w:val="24"/>
+        </w:rPr>
+        <w:t>menjelaskan</w:t>
+      </w:r>
+      <w:proofErr w:type="spellEnd"/>
+      <w:r>
+        <w:rPr>
+          <w:rFonts w:ascii="Times New Roman" w:hAnsi="Times New Roman" w:cs="Times New Roman"/>
+          <w:sz w:val="24"/>
+          <w:szCs w:val="24"/>
+        </w:rPr>
+        <w:t xml:space="preserve"> </w:t>
+      </w:r>
+      <w:proofErr w:type="spellStart"/>
+      <w:r>
+        <w:rPr>
+          <w:rFonts w:ascii="Times New Roman" w:hAnsi="Times New Roman" w:cs="Times New Roman"/>
+          <w:sz w:val="24"/>
+          <w:szCs w:val="24"/>
+        </w:rPr>
+        <w:t>informasi</w:t>
+      </w:r>
+      <w:proofErr w:type="spellEnd"/>
+      <w:r>
+        <w:rPr>
+          <w:rFonts w:ascii="Times New Roman" w:hAnsi="Times New Roman" w:cs="Times New Roman"/>
+          <w:sz w:val="24"/>
+          <w:szCs w:val="24"/>
+        </w:rPr>
+        <w:t xml:space="preserve"> </w:t>
+      </w:r>
+      <w:proofErr w:type="spellStart"/>
+      <w:r>
+        <w:rPr>
+          <w:rFonts w:ascii="Times New Roman" w:hAnsi="Times New Roman" w:cs="Times New Roman"/>
+          <w:sz w:val="24"/>
+          <w:szCs w:val="24"/>
+        </w:rPr>
+        <w:t>mengenai</w:t>
+      </w:r>
+      <w:proofErr w:type="spellEnd"/>
+      <w:r>
+        <w:rPr>
+          <w:rFonts w:ascii="Times New Roman" w:hAnsi="Times New Roman" w:cs="Times New Roman"/>
+          <w:sz w:val="24"/>
+          <w:szCs w:val="24"/>
+        </w:rPr>
+        <w:t xml:space="preserve"> </w:t>
+      </w:r>
+      <w:proofErr w:type="spellStart"/>
+      <w:r>
+        <w:rPr>
+          <w:rFonts w:ascii="Times New Roman" w:hAnsi="Times New Roman" w:cs="Times New Roman"/>
+          <w:sz w:val="24"/>
+          <w:szCs w:val="24"/>
+        </w:rPr>
+        <w:t>objek</w:t>
+      </w:r>
+      <w:proofErr w:type="spellEnd"/>
+      <w:r>
+        <w:rPr>
+          <w:rFonts w:ascii="Times New Roman" w:hAnsi="Times New Roman" w:cs="Times New Roman"/>
+          <w:sz w:val="24"/>
+          <w:szCs w:val="24"/>
+        </w:rPr>
+        <w:t xml:space="preserve"> </w:t>
+      </w:r>
+      <w:proofErr w:type="spellStart"/>
+      <w:r>
+        <w:rPr>
+          <w:rFonts w:ascii="Times New Roman" w:hAnsi="Times New Roman" w:cs="Times New Roman"/>
+          <w:sz w:val="24"/>
+          <w:szCs w:val="24"/>
+        </w:rPr>
+        <w:t>wisata</w:t>
+      </w:r>
+      <w:proofErr w:type="spellEnd"/>
+      <w:r>
+        <w:rPr>
+          <w:rFonts w:ascii="Times New Roman" w:hAnsi="Times New Roman" w:cs="Times New Roman"/>
+          <w:sz w:val="24"/>
+          <w:szCs w:val="24"/>
+        </w:rPr>
+        <w:t xml:space="preserve">, </w:t>
+      </w:r>
+      <w:proofErr w:type="spellStart"/>
+      <w:r>
+        <w:rPr>
+          <w:rFonts w:ascii="Times New Roman" w:hAnsi="Times New Roman" w:cs="Times New Roman"/>
+          <w:sz w:val="24"/>
+          <w:szCs w:val="24"/>
+        </w:rPr>
+        <w:t>fasilitas</w:t>
+      </w:r>
+      <w:proofErr w:type="spellEnd"/>
+      <w:r>
+        <w:rPr>
+          <w:rFonts w:ascii="Times New Roman" w:hAnsi="Times New Roman" w:cs="Times New Roman"/>
+          <w:sz w:val="24"/>
+          <w:szCs w:val="24"/>
+        </w:rPr>
+        <w:t xml:space="preserve"> yang </w:t>
+      </w:r>
+      <w:proofErr w:type="spellStart"/>
+      <w:r>
+        <w:rPr>
+          <w:rFonts w:ascii="Times New Roman" w:hAnsi="Times New Roman" w:cs="Times New Roman"/>
+          <w:sz w:val="24"/>
+          <w:szCs w:val="24"/>
+        </w:rPr>
+        <w:t>tersedia</w:t>
+      </w:r>
+      <w:proofErr w:type="spellEnd"/>
+      <w:r>
+        <w:rPr>
+          <w:rFonts w:ascii="Times New Roman" w:hAnsi="Times New Roman" w:cs="Times New Roman"/>
+          <w:sz w:val="24"/>
+          <w:szCs w:val="24"/>
+        </w:rPr>
+        <w:t xml:space="preserve">, </w:t>
+      </w:r>
+      <w:proofErr w:type="spellStart"/>
+      <w:r>
+        <w:rPr>
+          <w:rFonts w:ascii="Times New Roman" w:hAnsi="Times New Roman" w:cs="Times New Roman"/>
+          <w:sz w:val="24"/>
+          <w:szCs w:val="24"/>
+        </w:rPr>
+        <w:t>serta</w:t>
+      </w:r>
+      <w:proofErr w:type="spellEnd"/>
+      <w:r>
+        <w:rPr>
+          <w:rFonts w:ascii="Times New Roman" w:hAnsi="Times New Roman" w:cs="Times New Roman"/>
+          <w:sz w:val="24"/>
+          <w:szCs w:val="24"/>
+        </w:rPr>
+        <w:t xml:space="preserve"> </w:t>
+      </w:r>
+      <w:proofErr w:type="spellStart"/>
+      <w:r>
+        <w:rPr>
+          <w:rFonts w:ascii="Times New Roman" w:hAnsi="Times New Roman" w:cs="Times New Roman"/>
+          <w:sz w:val="24"/>
+          <w:szCs w:val="24"/>
+        </w:rPr>
+        <w:t>daya</w:t>
+      </w:r>
+      <w:proofErr w:type="spellEnd"/>
+      <w:r>
+        <w:rPr>
+          <w:rFonts w:ascii="Times New Roman" w:hAnsi="Times New Roman" w:cs="Times New Roman"/>
+          <w:sz w:val="24"/>
+          <w:szCs w:val="24"/>
+        </w:rPr>
+        <w:t xml:space="preserve"> </w:t>
+      </w:r>
+      <w:proofErr w:type="spellStart"/>
+      <w:r>
+        <w:rPr>
+          <w:rFonts w:ascii="Times New Roman" w:hAnsi="Times New Roman" w:cs="Times New Roman"/>
+          <w:sz w:val="24"/>
+          <w:szCs w:val="24"/>
+        </w:rPr>
+        <w:t>tarik</w:t>
+      </w:r>
+      <w:proofErr w:type="spellEnd"/>
+      <w:r>
+        <w:rPr>
+          <w:rFonts w:ascii="Times New Roman" w:hAnsi="Times New Roman" w:cs="Times New Roman"/>
+          <w:sz w:val="24"/>
+          <w:szCs w:val="24"/>
+        </w:rPr>
+        <w:t xml:space="preserve"> yang </w:t>
+      </w:r>
+      <w:proofErr w:type="spellStart"/>
+      <w:r>
+        <w:rPr>
+          <w:rFonts w:ascii="Times New Roman" w:hAnsi="Times New Roman" w:cs="Times New Roman"/>
+          <w:sz w:val="24"/>
+          <w:szCs w:val="24"/>
+        </w:rPr>
+        <w:t>dimiliki</w:t>
+      </w:r>
+      <w:proofErr w:type="spellEnd"/>
+      <w:r>
+        <w:rPr>
+          <w:rFonts w:ascii="Times New Roman" w:hAnsi="Times New Roman" w:cs="Times New Roman"/>
+          <w:sz w:val="24"/>
+          <w:szCs w:val="24"/>
+        </w:rPr>
+        <w:t xml:space="preserve"> </w:t>
+      </w:r>
+      <w:proofErr w:type="spellStart"/>
+      <w:r>
+        <w:rPr>
+          <w:rFonts w:ascii="Times New Roman" w:hAnsi="Times New Roman" w:cs="Times New Roman"/>
+          <w:sz w:val="24"/>
+          <w:szCs w:val="24"/>
+        </w:rPr>
+        <w:t>destinasi</w:t>
+      </w:r>
+      <w:proofErr w:type="spellEnd"/>
+      <w:r>
+        <w:rPr>
+          <w:rFonts w:ascii="Times New Roman" w:hAnsi="Times New Roman" w:cs="Times New Roman"/>
+          <w:sz w:val="24"/>
+          <w:szCs w:val="24"/>
+        </w:rPr>
+        <w:t xml:space="preserve"> </w:t>
+      </w:r>
+      <w:proofErr w:type="spellStart"/>
+      <w:r>
+        <w:rPr>
+          <w:rFonts w:ascii="Times New Roman" w:hAnsi="Times New Roman" w:cs="Times New Roman"/>
+          <w:sz w:val="24"/>
+          <w:szCs w:val="24"/>
+        </w:rPr>
+        <w:t>tersebut</w:t>
+      </w:r>
+      <w:proofErr w:type="spellEnd"/>
+      <w:r>
+        <w:rPr>
+          <w:rFonts w:ascii="Times New Roman" w:hAnsi="Times New Roman" w:cs="Times New Roman"/>
+          <w:sz w:val="24"/>
+          <w:szCs w:val="24"/>
+        </w:rPr>
+        <w:t>.</w:t>
+      </w:r>
+    </w:p>
+    <w:p>
+      <w:pPr>
+        <w:rPr>
+          <w:rFonts w:ascii="Times New Roman" w:hAnsi="Times New Roman" w:cs="Times New Roman"/>
+          <w:sz w:val="24"/>
+          <w:szCs w:val="24"/>
+        </w:rPr>
+      </w:pPr>
+      <w:proofErr w:type="spellStart"/>
+      <w:r>
+        <w:rPr>
+          <w:rFonts w:ascii="Times New Roman" w:hAnsi="Times New Roman" w:cs="Times New Roman"/>
+          <w:sz w:val="24"/>
+          <w:szCs w:val="24"/>
+        </w:rPr>
+        <w:lastRenderedPageBreak/>
+        <w:t>Seluruh</w:t>
+      </w:r>
+      <w:proofErr w:type="spellEnd"/>
+      <w:r>
+        <w:rPr>
+          <w:rFonts w:ascii="Times New Roman" w:hAnsi="Times New Roman" w:cs="Times New Roman"/>
+          <w:sz w:val="24"/>
+          <w:szCs w:val="24"/>
+        </w:rPr>
+        <w:t xml:space="preserve"> data yang </w:t>
+      </w:r>
+      <w:proofErr w:type="spellStart"/>
+      <w:r>
+        <w:rPr>
+          <w:rFonts w:ascii="Times New Roman" w:hAnsi="Times New Roman" w:cs="Times New Roman"/>
+          <w:sz w:val="24"/>
+          <w:szCs w:val="24"/>
+        </w:rPr>
+        <w:t>dimasukkan</w:t>
+      </w:r>
+      <w:proofErr w:type="spellEnd"/>
+      <w:r>
+        <w:rPr>
+          <w:rFonts w:ascii="Times New Roman" w:hAnsi="Times New Roman" w:cs="Times New Roman"/>
+          <w:sz w:val="24"/>
+          <w:szCs w:val="24"/>
+        </w:rPr>
+        <w:t xml:space="preserve"> pada </w:t>
+      </w:r>
+      <w:proofErr w:type="spellStart"/>
+      <w:r>
+        <w:rPr>
+          <w:rFonts w:ascii="Times New Roman" w:hAnsi="Times New Roman" w:cs="Times New Roman"/>
+          <w:sz w:val="24"/>
+          <w:szCs w:val="24"/>
+        </w:rPr>
+        <w:t>halaman</w:t>
+      </w:r>
+      <w:proofErr w:type="spellEnd"/>
+      <w:r>
+        <w:rPr>
+          <w:rFonts w:ascii="Times New Roman" w:hAnsi="Times New Roman" w:cs="Times New Roman"/>
+          <w:sz w:val="24"/>
+          <w:szCs w:val="24"/>
+        </w:rPr>
+        <w:t xml:space="preserve"> </w:t>
+      </w:r>
+      <w:proofErr w:type="spellStart"/>
+      <w:r>
+        <w:rPr>
+          <w:rFonts w:ascii="Times New Roman" w:hAnsi="Times New Roman" w:cs="Times New Roman"/>
+          <w:sz w:val="24"/>
+          <w:szCs w:val="24"/>
+        </w:rPr>
+        <w:t>ini</w:t>
+      </w:r>
+      <w:proofErr w:type="spellEnd"/>
+      <w:r>
+        <w:rPr>
+          <w:rFonts w:ascii="Times New Roman" w:hAnsi="Times New Roman" w:cs="Times New Roman"/>
+          <w:sz w:val="24"/>
+          <w:szCs w:val="24"/>
+        </w:rPr>
+        <w:t xml:space="preserve"> </w:t>
+      </w:r>
+      <w:proofErr w:type="spellStart"/>
+      <w:r>
+        <w:rPr>
+          <w:rFonts w:ascii="Times New Roman" w:hAnsi="Times New Roman" w:cs="Times New Roman"/>
+          <w:sz w:val="24"/>
+          <w:szCs w:val="24"/>
+        </w:rPr>
+        <w:t>akan</w:t>
+      </w:r>
+      <w:proofErr w:type="spellEnd"/>
+      <w:r>
+        <w:rPr>
+          <w:rFonts w:ascii="Times New Roman" w:hAnsi="Times New Roman" w:cs="Times New Roman"/>
+          <w:sz w:val="24"/>
+          <w:szCs w:val="24"/>
+        </w:rPr>
+        <w:t xml:space="preserve"> </w:t>
+      </w:r>
+      <w:proofErr w:type="spellStart"/>
+      <w:r>
+        <w:rPr>
+          <w:rFonts w:ascii="Times New Roman" w:hAnsi="Times New Roman" w:cs="Times New Roman"/>
+          <w:sz w:val="24"/>
+          <w:szCs w:val="24"/>
+        </w:rPr>
+        <w:t>dikirim</w:t>
+      </w:r>
+      <w:proofErr w:type="spellEnd"/>
+      <w:r>
+        <w:rPr>
+          <w:rFonts w:ascii="Times New Roman" w:hAnsi="Times New Roman" w:cs="Times New Roman"/>
+          <w:sz w:val="24"/>
+          <w:szCs w:val="24"/>
+        </w:rPr>
+        <w:t xml:space="preserve"> </w:t>
+      </w:r>
+      <w:proofErr w:type="spellStart"/>
+      <w:r>
+        <w:rPr>
+          <w:rFonts w:ascii="Times New Roman" w:hAnsi="Times New Roman" w:cs="Times New Roman"/>
+          <w:sz w:val="24"/>
+          <w:szCs w:val="24"/>
+        </w:rPr>
+        <w:t>ke</w:t>
+      </w:r>
+      <w:proofErr w:type="spellEnd"/>
+      <w:r>
+        <w:rPr>
+          <w:rFonts w:ascii="Times New Roman" w:hAnsi="Times New Roman" w:cs="Times New Roman"/>
+          <w:sz w:val="24"/>
+          <w:szCs w:val="24"/>
+        </w:rPr>
+        <w:t xml:space="preserve"> backend API dan </w:t>
+      </w:r>
+      <w:proofErr w:type="spellStart"/>
+      <w:r>
+        <w:rPr>
+          <w:rFonts w:ascii="Times New Roman" w:hAnsi="Times New Roman" w:cs="Times New Roman"/>
+          <w:sz w:val="24"/>
+          <w:szCs w:val="24"/>
+        </w:rPr>
+        <w:t>disimpan</w:t>
+      </w:r>
+      <w:proofErr w:type="spellEnd"/>
+      <w:r>
+        <w:rPr>
+          <w:rFonts w:ascii="Times New Roman" w:hAnsi="Times New Roman" w:cs="Times New Roman"/>
+          <w:sz w:val="24"/>
+          <w:szCs w:val="24"/>
+        </w:rPr>
+        <w:t xml:space="preserve"> </w:t>
+      </w:r>
+      <w:proofErr w:type="spellStart"/>
+      <w:r>
+        <w:rPr>
+          <w:rFonts w:ascii="Times New Roman" w:hAnsi="Times New Roman" w:cs="Times New Roman"/>
+          <w:sz w:val="24"/>
+          <w:szCs w:val="24"/>
+        </w:rPr>
+        <w:t>ke</w:t>
+      </w:r>
+      <w:proofErr w:type="spellEnd"/>
+      <w:r>
+        <w:rPr>
+          <w:rFonts w:ascii="Times New Roman" w:hAnsi="Times New Roman" w:cs="Times New Roman"/>
+          <w:sz w:val="24"/>
+          <w:szCs w:val="24"/>
+        </w:rPr>
+        <w:t xml:space="preserve"> </w:t>
+      </w:r>
+      <w:proofErr w:type="spellStart"/>
+      <w:r>
+        <w:rPr>
+          <w:rFonts w:ascii="Times New Roman" w:hAnsi="Times New Roman" w:cs="Times New Roman"/>
+          <w:sz w:val="24"/>
+          <w:szCs w:val="24"/>
+        </w:rPr>
+        <w:t>dalam</w:t>
+      </w:r>
+      <w:proofErr w:type="spellEnd"/>
+      <w:r>
+        <w:rPr>
+          <w:rFonts w:ascii="Times New Roman" w:hAnsi="Times New Roman" w:cs="Times New Roman"/>
+          <w:sz w:val="24"/>
+          <w:szCs w:val="24"/>
+        </w:rPr>
+        <w:t xml:space="preserve"> database. </w:t>
+      </w:r>
+      <w:proofErr w:type="spellStart"/>
+      <w:r>
+        <w:rPr>
+          <w:rFonts w:ascii="Times New Roman" w:hAnsi="Times New Roman" w:cs="Times New Roman"/>
+          <w:sz w:val="24"/>
+          <w:szCs w:val="24"/>
+        </w:rPr>
+        <w:t>Setelah</w:t>
+      </w:r>
+      <w:proofErr w:type="spellEnd"/>
+      <w:r>
+        <w:rPr>
+          <w:rFonts w:ascii="Times New Roman" w:hAnsi="Times New Roman" w:cs="Times New Roman"/>
+          <w:sz w:val="24"/>
+          <w:szCs w:val="24"/>
+        </w:rPr>
+        <w:t xml:space="preserve"> data </w:t>
+      </w:r>
+      <w:proofErr w:type="spellStart"/>
+      <w:r>
+        <w:rPr>
+          <w:rFonts w:ascii="Times New Roman" w:hAnsi="Times New Roman" w:cs="Times New Roman"/>
+          <w:sz w:val="24"/>
+          <w:szCs w:val="24"/>
+        </w:rPr>
+        <w:t>berhasil</w:t>
+      </w:r>
+      <w:proofErr w:type="spellEnd"/>
+      <w:r>
+        <w:rPr>
+          <w:rFonts w:ascii="Times New Roman" w:hAnsi="Times New Roman" w:cs="Times New Roman"/>
+          <w:sz w:val="24"/>
+          <w:szCs w:val="24"/>
+        </w:rPr>
+        <w:t xml:space="preserve"> </w:t>
+      </w:r>
+      <w:proofErr w:type="spellStart"/>
+      <w:r>
+        <w:rPr>
+          <w:rFonts w:ascii="Times New Roman" w:hAnsi="Times New Roman" w:cs="Times New Roman"/>
+          <w:sz w:val="24"/>
+          <w:szCs w:val="24"/>
+        </w:rPr>
+        <w:t>ditambahkan</w:t>
+      </w:r>
+      <w:proofErr w:type="spellEnd"/>
+      <w:r>
+        <w:rPr>
+          <w:rFonts w:ascii="Times New Roman" w:hAnsi="Times New Roman" w:cs="Times New Roman"/>
+          <w:sz w:val="24"/>
+          <w:szCs w:val="24"/>
+        </w:rPr>
+        <w:t xml:space="preserve">, </w:t>
+      </w:r>
+      <w:proofErr w:type="spellStart"/>
+      <w:r>
+        <w:rPr>
+          <w:rFonts w:ascii="Times New Roman" w:hAnsi="Times New Roman" w:cs="Times New Roman"/>
+          <w:sz w:val="24"/>
+          <w:szCs w:val="24"/>
+        </w:rPr>
+        <w:t>informasi</w:t>
+      </w:r>
+      <w:proofErr w:type="spellEnd"/>
+      <w:r>
+        <w:rPr>
+          <w:rFonts w:ascii="Times New Roman" w:hAnsi="Times New Roman" w:cs="Times New Roman"/>
+          <w:sz w:val="24"/>
+          <w:szCs w:val="24"/>
+        </w:rPr>
+        <w:t xml:space="preserve"> </w:t>
+      </w:r>
+      <w:proofErr w:type="spellStart"/>
+      <w:r>
+        <w:rPr>
+          <w:rFonts w:ascii="Times New Roman" w:hAnsi="Times New Roman" w:cs="Times New Roman"/>
+          <w:sz w:val="24"/>
+          <w:szCs w:val="24"/>
+        </w:rPr>
+        <w:t>wisata</w:t>
+      </w:r>
+      <w:proofErr w:type="spellEnd"/>
+      <w:r>
+        <w:rPr>
+          <w:rFonts w:ascii="Times New Roman" w:hAnsi="Times New Roman" w:cs="Times New Roman"/>
+          <w:sz w:val="24"/>
+          <w:szCs w:val="24"/>
+        </w:rPr>
+        <w:t xml:space="preserve"> </w:t>
+      </w:r>
+      <w:proofErr w:type="spellStart"/>
+      <w:r>
+        <w:rPr>
+          <w:rFonts w:ascii="Times New Roman" w:hAnsi="Times New Roman" w:cs="Times New Roman"/>
+          <w:sz w:val="24"/>
+          <w:szCs w:val="24"/>
+        </w:rPr>
+        <w:t>akan</w:t>
+      </w:r>
+      <w:proofErr w:type="spellEnd"/>
+      <w:r>
+        <w:rPr>
+          <w:rFonts w:ascii="Times New Roman" w:hAnsi="Times New Roman" w:cs="Times New Roman"/>
+          <w:sz w:val="24"/>
+          <w:szCs w:val="24"/>
+        </w:rPr>
+        <w:t xml:space="preserve"> </w:t>
+      </w:r>
+      <w:proofErr w:type="spellStart"/>
+      <w:r>
+        <w:rPr>
+          <w:rFonts w:ascii="Times New Roman" w:hAnsi="Times New Roman" w:cs="Times New Roman"/>
+          <w:sz w:val="24"/>
+          <w:szCs w:val="24"/>
+        </w:rPr>
+        <w:t>langsung</w:t>
+      </w:r>
+      <w:proofErr w:type="spellEnd"/>
+      <w:r>
+        <w:rPr>
+          <w:rFonts w:ascii="Times New Roman" w:hAnsi="Times New Roman" w:cs="Times New Roman"/>
+          <w:sz w:val="24"/>
+          <w:szCs w:val="24"/>
+        </w:rPr>
+        <w:t xml:space="preserve"> </w:t>
+      </w:r>
+      <w:proofErr w:type="spellStart"/>
+      <w:r>
+        <w:rPr>
+          <w:rFonts w:ascii="Times New Roman" w:hAnsi="Times New Roman" w:cs="Times New Roman"/>
+          <w:sz w:val="24"/>
+          <w:szCs w:val="24"/>
+        </w:rPr>
+        <w:t>tersedia</w:t>
+      </w:r>
+      <w:proofErr w:type="spellEnd"/>
+      <w:r>
+        <w:rPr>
+          <w:rFonts w:ascii="Times New Roman" w:hAnsi="Times New Roman" w:cs="Times New Roman"/>
+          <w:sz w:val="24"/>
+          <w:szCs w:val="24"/>
+        </w:rPr>
+        <w:t xml:space="preserve"> pada </w:t>
+      </w:r>
+      <w:proofErr w:type="spellStart"/>
+      <w:r>
+        <w:rPr>
+          <w:rFonts w:ascii="Times New Roman" w:hAnsi="Times New Roman" w:cs="Times New Roman"/>
+          <w:sz w:val="24"/>
+          <w:szCs w:val="24"/>
+        </w:rPr>
+        <w:t>halaman</w:t>
+      </w:r>
+      <w:proofErr w:type="spellEnd"/>
+      <w:r>
+        <w:rPr>
+          <w:rFonts w:ascii="Times New Roman" w:hAnsi="Times New Roman" w:cs="Times New Roman"/>
+          <w:sz w:val="24"/>
+          <w:szCs w:val="24"/>
+        </w:rPr>
+        <w:t xml:space="preserve"> customer </w:t>
+      </w:r>
+      <w:proofErr w:type="spellStart"/>
+      <w:r>
+        <w:rPr>
+          <w:rFonts w:ascii="Times New Roman" w:hAnsi="Times New Roman" w:cs="Times New Roman"/>
+          <w:sz w:val="24"/>
+          <w:szCs w:val="24"/>
+        </w:rPr>
+        <w:t>sehingga</w:t>
+      </w:r>
+      <w:proofErr w:type="spellEnd"/>
+      <w:r>
+        <w:rPr>
+          <w:rFonts w:ascii="Times New Roman" w:hAnsi="Times New Roman" w:cs="Times New Roman"/>
+          <w:sz w:val="24"/>
+          <w:szCs w:val="24"/>
+        </w:rPr>
+        <w:t xml:space="preserve"> </w:t>
+      </w:r>
+      <w:proofErr w:type="spellStart"/>
+      <w:r>
+        <w:rPr>
+          <w:rFonts w:ascii="Times New Roman" w:hAnsi="Times New Roman" w:cs="Times New Roman"/>
+          <w:sz w:val="24"/>
+          <w:szCs w:val="24"/>
+        </w:rPr>
+        <w:t>dapat</w:t>
+      </w:r>
+      <w:proofErr w:type="spellEnd"/>
+      <w:r>
+        <w:rPr>
+          <w:rFonts w:ascii="Times New Roman" w:hAnsi="Times New Roman" w:cs="Times New Roman"/>
+          <w:sz w:val="24"/>
+          <w:szCs w:val="24"/>
+        </w:rPr>
+        <w:t xml:space="preserve"> </w:t>
+      </w:r>
+      <w:proofErr w:type="spellStart"/>
+      <w:r>
+        <w:rPr>
+          <w:rFonts w:ascii="Times New Roman" w:hAnsi="Times New Roman" w:cs="Times New Roman"/>
+          <w:sz w:val="24"/>
+          <w:szCs w:val="24"/>
+        </w:rPr>
+        <w:t>dilihat</w:t>
+      </w:r>
+      <w:proofErr w:type="spellEnd"/>
+      <w:r>
+        <w:rPr>
+          <w:rFonts w:ascii="Times New Roman" w:hAnsi="Times New Roman" w:cs="Times New Roman"/>
+          <w:sz w:val="24"/>
+          <w:szCs w:val="24"/>
+        </w:rPr>
+        <w:t xml:space="preserve"> oleh </w:t>
+      </w:r>
+      <w:proofErr w:type="spellStart"/>
+      <w:r>
+        <w:rPr>
+          <w:rFonts w:ascii="Times New Roman" w:hAnsi="Times New Roman" w:cs="Times New Roman"/>
+          <w:sz w:val="24"/>
+          <w:szCs w:val="24"/>
+        </w:rPr>
+        <w:t>pengguna</w:t>
+      </w:r>
+      <w:proofErr w:type="spellEnd"/>
+      <w:r>
+        <w:rPr>
+          <w:rFonts w:ascii="Times New Roman" w:hAnsi="Times New Roman" w:cs="Times New Roman"/>
+          <w:sz w:val="24"/>
+          <w:szCs w:val="24"/>
+        </w:rPr>
+        <w:t xml:space="preserve"> yang </w:t>
+      </w:r>
+      <w:proofErr w:type="spellStart"/>
+      <w:r>
+        <w:rPr>
+          <w:rFonts w:ascii="Times New Roman" w:hAnsi="Times New Roman" w:cs="Times New Roman"/>
+          <w:sz w:val="24"/>
+          <w:szCs w:val="24"/>
+        </w:rPr>
+        <w:t>mengakses</w:t>
+      </w:r>
+      <w:proofErr w:type="spellEnd"/>
+      <w:r>
+        <w:rPr>
+          <w:rFonts w:ascii="Times New Roman" w:hAnsi="Times New Roman" w:cs="Times New Roman"/>
+          <w:sz w:val="24"/>
+          <w:szCs w:val="24"/>
+        </w:rPr>
+        <w:t xml:space="preserve"> website.</w:t>
+      </w:r>
+    </w:p>
+    <w:p>
+      <w:pPr>
+        <w:rPr>
+          <w:rFonts w:ascii="Times New Roman" w:hAnsi="Times New Roman" w:cs="Times New Roman"/>
+          <w:sz w:val="24"/>
+          <w:szCs w:val="24"/>
+        </w:rPr>
+      </w:pPr>
+      <w:r>
+        <w:rPr>
+          <w:rFonts w:ascii="Times New Roman" w:hAnsi="Times New Roman" w:cs="Times New Roman"/>
+          <w:sz w:val="24"/>
+          <w:szCs w:val="24"/>
+        </w:rPr>
+        <w:t xml:space="preserve">Halaman </w:t>
+      </w:r>
+      <w:proofErr w:type="spellStart"/>
+      <w:r>
+        <w:rPr>
+          <w:rFonts w:ascii="Times New Roman" w:hAnsi="Times New Roman" w:cs="Times New Roman"/>
+          <w:sz w:val="24"/>
+          <w:szCs w:val="24"/>
+        </w:rPr>
+        <w:t>tambah</w:t>
+      </w:r>
+      <w:proofErr w:type="spellEnd"/>
+      <w:r>
+        <w:rPr>
+          <w:rFonts w:ascii="Times New Roman" w:hAnsi="Times New Roman" w:cs="Times New Roman"/>
+          <w:sz w:val="24"/>
+          <w:szCs w:val="24"/>
+        </w:rPr>
+        <w:t xml:space="preserve"> </w:t>
+      </w:r>
+      <w:proofErr w:type="spellStart"/>
+      <w:r>
+        <w:rPr>
+          <w:rFonts w:ascii="Times New Roman" w:hAnsi="Times New Roman" w:cs="Times New Roman"/>
+          <w:sz w:val="24"/>
+          <w:szCs w:val="24"/>
+        </w:rPr>
+        <w:t>wisata</w:t>
+      </w:r>
+      <w:proofErr w:type="spellEnd"/>
+      <w:r>
+        <w:rPr>
+          <w:rFonts w:ascii="Times New Roman" w:hAnsi="Times New Roman" w:cs="Times New Roman"/>
+          <w:sz w:val="24"/>
+          <w:szCs w:val="24"/>
+        </w:rPr>
+        <w:t xml:space="preserve"> </w:t>
+      </w:r>
+      <w:proofErr w:type="spellStart"/>
+      <w:r>
+        <w:rPr>
+          <w:rFonts w:ascii="Times New Roman" w:hAnsi="Times New Roman" w:cs="Times New Roman"/>
+          <w:sz w:val="24"/>
+          <w:szCs w:val="24"/>
+        </w:rPr>
+        <w:t>ini</w:t>
+      </w:r>
+      <w:proofErr w:type="spellEnd"/>
+      <w:r>
+        <w:rPr>
+          <w:rFonts w:ascii="Times New Roman" w:hAnsi="Times New Roman" w:cs="Times New Roman"/>
+          <w:sz w:val="24"/>
+          <w:szCs w:val="24"/>
+        </w:rPr>
+        <w:t xml:space="preserve"> </w:t>
+      </w:r>
+      <w:proofErr w:type="spellStart"/>
+      <w:r>
+        <w:rPr>
+          <w:rFonts w:ascii="Times New Roman" w:hAnsi="Times New Roman" w:cs="Times New Roman"/>
+          <w:sz w:val="24"/>
+          <w:szCs w:val="24"/>
+        </w:rPr>
+        <w:t>dibangun</w:t>
+      </w:r>
+      <w:proofErr w:type="spellEnd"/>
+      <w:r>
+        <w:rPr>
+          <w:rFonts w:ascii="Times New Roman" w:hAnsi="Times New Roman" w:cs="Times New Roman"/>
+          <w:sz w:val="24"/>
+          <w:szCs w:val="24"/>
+        </w:rPr>
+        <w:t xml:space="preserve"> </w:t>
+      </w:r>
+      <w:proofErr w:type="spellStart"/>
+      <w:r>
+        <w:rPr>
+          <w:rFonts w:ascii="Times New Roman" w:hAnsi="Times New Roman" w:cs="Times New Roman"/>
+          <w:sz w:val="24"/>
+          <w:szCs w:val="24"/>
+        </w:rPr>
+        <w:t>menggunakan</w:t>
+      </w:r>
+      <w:proofErr w:type="spellEnd"/>
+      <w:r>
+        <w:rPr>
+          <w:rFonts w:ascii="Times New Roman" w:hAnsi="Times New Roman" w:cs="Times New Roman"/>
+          <w:sz w:val="24"/>
+          <w:szCs w:val="24"/>
+        </w:rPr>
+        <w:t>:</w:t>
+      </w:r>
+    </w:p>
+    <w:p>
+      <w:pPr>
+        <w:rPr>
+          <w:rFonts w:ascii="Times New Roman" w:hAnsi="Times New Roman" w:cs="Times New Roman"/>
+          <w:sz w:val="24"/>
+          <w:szCs w:val="24"/>
+        </w:rPr>
+      </w:pPr>
+      <w:r>
+        <w:rPr>
+          <w:rFonts w:ascii="Times New Roman" w:hAnsi="Times New Roman" w:cs="Times New Roman"/>
+          <w:sz w:val="24"/>
+          <w:szCs w:val="24"/>
+        </w:rPr>
+        <w:t xml:space="preserve">• </w:t>
+      </w:r>
+      <w:r>
+        <w:rPr>
+          <w:rFonts w:ascii="Times New Roman" w:hAnsi="Times New Roman" w:cs="Times New Roman"/>
+          <w:b/>
+          <w:bCs/>
+          <w:sz w:val="24"/>
+          <w:szCs w:val="24"/>
+        </w:rPr>
+        <w:t>React</w:t>
+      </w:r>
+      <w:r>
+        <w:rPr>
+          <w:rFonts w:ascii="Times New Roman" w:hAnsi="Times New Roman" w:cs="Times New Roman"/>
+          <w:sz w:val="24"/>
+          <w:szCs w:val="24"/>
+        </w:rPr>
+        <w:t xml:space="preserve"> </w:t>
+      </w:r>
+      <w:proofErr w:type="spellStart"/>
+      <w:r>
+        <w:rPr>
+          <w:rFonts w:ascii="Times New Roman" w:hAnsi="Times New Roman" w:cs="Times New Roman"/>
+          <w:sz w:val="24"/>
+          <w:szCs w:val="24"/>
+        </w:rPr>
+        <w:t>untuk</w:t>
+      </w:r>
+      <w:proofErr w:type="spellEnd"/>
+      <w:r>
+        <w:rPr>
+          <w:rFonts w:ascii="Times New Roman" w:hAnsi="Times New Roman" w:cs="Times New Roman"/>
+          <w:sz w:val="24"/>
+          <w:szCs w:val="24"/>
+        </w:rPr>
+        <w:t xml:space="preserve"> </w:t>
+      </w:r>
+      <w:proofErr w:type="spellStart"/>
+      <w:r>
+        <w:rPr>
+          <w:rFonts w:ascii="Times New Roman" w:hAnsi="Times New Roman" w:cs="Times New Roman"/>
+          <w:sz w:val="24"/>
+          <w:szCs w:val="24"/>
+        </w:rPr>
+        <w:t>membangun</w:t>
+      </w:r>
+      <w:proofErr w:type="spellEnd"/>
+      <w:r>
+        <w:rPr>
+          <w:rFonts w:ascii="Times New Roman" w:hAnsi="Times New Roman" w:cs="Times New Roman"/>
+          <w:sz w:val="24"/>
+          <w:szCs w:val="24"/>
+        </w:rPr>
+        <w:t xml:space="preserve"> </w:t>
+      </w:r>
+      <w:proofErr w:type="spellStart"/>
+      <w:r>
+        <w:rPr>
+          <w:rFonts w:ascii="Times New Roman" w:hAnsi="Times New Roman" w:cs="Times New Roman"/>
+          <w:sz w:val="24"/>
+          <w:szCs w:val="24"/>
+        </w:rPr>
+        <w:t>antarmuka</w:t>
+      </w:r>
+      <w:proofErr w:type="spellEnd"/>
+      <w:r>
+        <w:rPr>
+          <w:rFonts w:ascii="Times New Roman" w:hAnsi="Times New Roman" w:cs="Times New Roman"/>
+          <w:sz w:val="24"/>
+          <w:szCs w:val="24"/>
+        </w:rPr>
+        <w:t xml:space="preserve"> </w:t>
+      </w:r>
+      <w:proofErr w:type="spellStart"/>
+      <w:r>
+        <w:rPr>
+          <w:rFonts w:ascii="Times New Roman" w:hAnsi="Times New Roman" w:cs="Times New Roman"/>
+          <w:sz w:val="24"/>
+          <w:szCs w:val="24"/>
+        </w:rPr>
+        <w:t>pengguna</w:t>
+      </w:r>
+      <w:proofErr w:type="spellEnd"/>
+      <w:r>
+        <w:rPr>
+          <w:rFonts w:ascii="Times New Roman" w:hAnsi="Times New Roman" w:cs="Times New Roman"/>
+          <w:sz w:val="24"/>
+          <w:szCs w:val="24"/>
+        </w:rPr>
+        <w:t xml:space="preserve"> yang </w:t>
+      </w:r>
+      <w:proofErr w:type="spellStart"/>
+      <w:r>
+        <w:rPr>
+          <w:rFonts w:ascii="Times New Roman" w:hAnsi="Times New Roman" w:cs="Times New Roman"/>
+          <w:sz w:val="24"/>
+          <w:szCs w:val="24"/>
+        </w:rPr>
+        <w:t>interaktif</w:t>
+      </w:r>
+      <w:proofErr w:type="spellEnd"/>
+      <w:r>
+        <w:rPr>
+          <w:rFonts w:ascii="Times New Roman" w:hAnsi="Times New Roman" w:cs="Times New Roman"/>
+          <w:sz w:val="24"/>
+          <w:szCs w:val="24"/>
+        </w:rPr>
+        <w:t xml:space="preserve"> dan </w:t>
+      </w:r>
+      <w:proofErr w:type="spellStart"/>
+      <w:r>
+        <w:rPr>
+          <w:rFonts w:ascii="Times New Roman" w:hAnsi="Times New Roman" w:cs="Times New Roman"/>
+          <w:sz w:val="24"/>
+          <w:szCs w:val="24"/>
+        </w:rPr>
+        <w:t>responsif</w:t>
+      </w:r>
+      <w:proofErr w:type="spellEnd"/>
+      <w:r>
+        <w:rPr>
+          <w:rFonts w:ascii="Times New Roman" w:hAnsi="Times New Roman" w:cs="Times New Roman"/>
+          <w:sz w:val="24"/>
+          <w:szCs w:val="24"/>
+        </w:rPr>
+        <w:t>.</w:t>
+      </w:r>
+    </w:p>
+    <w:p>
+      <w:pPr>
+        <w:rPr>
+          <w:rFonts w:ascii="Times New Roman" w:hAnsi="Times New Roman" w:cs="Times New Roman"/>
+          <w:sz w:val="24"/>
+          <w:szCs w:val="24"/>
+        </w:rPr>
+      </w:pPr>
+      <w:r>
+        <w:rPr>
+          <w:rFonts w:ascii="Times New Roman" w:hAnsi="Times New Roman" w:cs="Times New Roman"/>
+          <w:sz w:val="24"/>
+          <w:szCs w:val="24"/>
+        </w:rPr>
+        <w:t xml:space="preserve">• </w:t>
+      </w:r>
+      <w:r>
+        <w:rPr>
+          <w:rFonts w:ascii="Times New Roman" w:hAnsi="Times New Roman" w:cs="Times New Roman"/>
+          <w:b/>
+          <w:bCs/>
+          <w:sz w:val="24"/>
+          <w:szCs w:val="24"/>
+        </w:rPr>
+        <w:t>TypeScript</w:t>
+      </w:r>
+      <w:r>
+        <w:rPr>
+          <w:rFonts w:ascii="Times New Roman" w:hAnsi="Times New Roman" w:cs="Times New Roman"/>
+          <w:sz w:val="24"/>
+          <w:szCs w:val="24"/>
+        </w:rPr>
+        <w:t xml:space="preserve"> </w:t>
+      </w:r>
+      <w:proofErr w:type="spellStart"/>
+      <w:r>
+        <w:rPr>
+          <w:rFonts w:ascii="Times New Roman" w:hAnsi="Times New Roman" w:cs="Times New Roman"/>
+          <w:sz w:val="24"/>
+          <w:szCs w:val="24"/>
+        </w:rPr>
+        <w:t>untuk</w:t>
+      </w:r>
+      <w:proofErr w:type="spellEnd"/>
+      <w:r>
+        <w:rPr>
+          <w:rFonts w:ascii="Times New Roman" w:hAnsi="Times New Roman" w:cs="Times New Roman"/>
+          <w:sz w:val="24"/>
+          <w:szCs w:val="24"/>
+        </w:rPr>
+        <w:t xml:space="preserve"> </w:t>
+      </w:r>
+      <w:proofErr w:type="spellStart"/>
+      <w:r>
+        <w:rPr>
+          <w:rFonts w:ascii="Times New Roman" w:hAnsi="Times New Roman" w:cs="Times New Roman"/>
+          <w:sz w:val="24"/>
+          <w:szCs w:val="24"/>
+        </w:rPr>
+        <w:t>meningkatkan</w:t>
+      </w:r>
+      <w:proofErr w:type="spellEnd"/>
+      <w:r>
+        <w:rPr>
+          <w:rFonts w:ascii="Times New Roman" w:hAnsi="Times New Roman" w:cs="Times New Roman"/>
+          <w:sz w:val="24"/>
+          <w:szCs w:val="24"/>
+        </w:rPr>
+        <w:t xml:space="preserve"> </w:t>
+      </w:r>
+      <w:proofErr w:type="spellStart"/>
+      <w:r>
+        <w:rPr>
+          <w:rFonts w:ascii="Times New Roman" w:hAnsi="Times New Roman" w:cs="Times New Roman"/>
+          <w:sz w:val="24"/>
+          <w:szCs w:val="24"/>
+        </w:rPr>
+        <w:t>keamanan</w:t>
+      </w:r>
+      <w:proofErr w:type="spellEnd"/>
+      <w:r>
+        <w:rPr>
+          <w:rFonts w:ascii="Times New Roman" w:hAnsi="Times New Roman" w:cs="Times New Roman"/>
+          <w:sz w:val="24"/>
+          <w:szCs w:val="24"/>
+        </w:rPr>
+        <w:t xml:space="preserve"> dan </w:t>
+      </w:r>
+      <w:proofErr w:type="spellStart"/>
+      <w:r>
+        <w:rPr>
+          <w:rFonts w:ascii="Times New Roman" w:hAnsi="Times New Roman" w:cs="Times New Roman"/>
+          <w:sz w:val="24"/>
+          <w:szCs w:val="24"/>
+        </w:rPr>
+        <w:t>keteraturan</w:t>
+      </w:r>
+      <w:proofErr w:type="spellEnd"/>
+      <w:r>
+        <w:rPr>
+          <w:rFonts w:ascii="Times New Roman" w:hAnsi="Times New Roman" w:cs="Times New Roman"/>
+          <w:sz w:val="24"/>
+          <w:szCs w:val="24"/>
+        </w:rPr>
+        <w:t xml:space="preserve"> </w:t>
+      </w:r>
+      <w:proofErr w:type="spellStart"/>
+      <w:r>
+        <w:rPr>
+          <w:rFonts w:ascii="Times New Roman" w:hAnsi="Times New Roman" w:cs="Times New Roman"/>
+          <w:sz w:val="24"/>
+          <w:szCs w:val="24"/>
+        </w:rPr>
+        <w:t>dalam</w:t>
+      </w:r>
+      <w:proofErr w:type="spellEnd"/>
+      <w:r>
+        <w:rPr>
+          <w:rFonts w:ascii="Times New Roman" w:hAnsi="Times New Roman" w:cs="Times New Roman"/>
+          <w:sz w:val="24"/>
+          <w:szCs w:val="24"/>
+        </w:rPr>
+        <w:t xml:space="preserve"> </w:t>
+      </w:r>
+      <w:proofErr w:type="spellStart"/>
+      <w:r>
+        <w:rPr>
+          <w:rFonts w:ascii="Times New Roman" w:hAnsi="Times New Roman" w:cs="Times New Roman"/>
+          <w:sz w:val="24"/>
+          <w:szCs w:val="24"/>
+        </w:rPr>
+        <w:t>penulisan</w:t>
+      </w:r>
+      <w:proofErr w:type="spellEnd"/>
+      <w:r>
+        <w:rPr>
+          <w:rFonts w:ascii="Times New Roman" w:hAnsi="Times New Roman" w:cs="Times New Roman"/>
+          <w:sz w:val="24"/>
+          <w:szCs w:val="24"/>
+        </w:rPr>
+        <w:t xml:space="preserve"> </w:t>
+      </w:r>
+      <w:proofErr w:type="spellStart"/>
+      <w:r>
+        <w:rPr>
+          <w:rFonts w:ascii="Times New Roman" w:hAnsi="Times New Roman" w:cs="Times New Roman"/>
+          <w:sz w:val="24"/>
+          <w:szCs w:val="24"/>
+        </w:rPr>
+        <w:t>kode</w:t>
+      </w:r>
+      <w:proofErr w:type="spellEnd"/>
+      <w:r>
+        <w:rPr>
+          <w:rFonts w:ascii="Times New Roman" w:hAnsi="Times New Roman" w:cs="Times New Roman"/>
+          <w:sz w:val="24"/>
+          <w:szCs w:val="24"/>
+        </w:rPr>
+        <w:t xml:space="preserve"> program.</w:t>
+      </w:r>
+    </w:p>
+    <w:p>
+      <w:pPr>
+        <w:rPr>
+          <w:rFonts w:ascii="Times New Roman" w:hAnsi="Times New Roman" w:cs="Times New Roman"/>
+          <w:sz w:val="24"/>
+          <w:szCs w:val="24"/>
+        </w:rPr>
+      </w:pPr>
+      <w:r>
+        <w:rPr>
+          <w:rFonts w:ascii="Times New Roman" w:hAnsi="Times New Roman" w:cs="Times New Roman"/>
+          <w:sz w:val="24"/>
+          <w:szCs w:val="24"/>
+        </w:rPr>
+        <w:t xml:space="preserve">• </w:t>
+      </w:r>
+      <w:r>
+        <w:rPr>
+          <w:rFonts w:ascii="Times New Roman" w:hAnsi="Times New Roman" w:cs="Times New Roman"/>
+          <w:b/>
+          <w:bCs/>
+          <w:sz w:val="24"/>
+          <w:szCs w:val="24"/>
+        </w:rPr>
+        <w:t>Axios</w:t>
+      </w:r>
+      <w:r>
+        <w:rPr>
+          <w:rFonts w:ascii="Times New Roman" w:hAnsi="Times New Roman" w:cs="Times New Roman"/>
+          <w:sz w:val="24"/>
+          <w:szCs w:val="24"/>
+        </w:rPr>
+        <w:t xml:space="preserve"> </w:t>
+      </w:r>
+      <w:proofErr w:type="spellStart"/>
+      <w:r>
+        <w:rPr>
+          <w:rFonts w:ascii="Times New Roman" w:hAnsi="Times New Roman" w:cs="Times New Roman"/>
+          <w:sz w:val="24"/>
+          <w:szCs w:val="24"/>
+        </w:rPr>
+        <w:t>sebagai</w:t>
+      </w:r>
+      <w:proofErr w:type="spellEnd"/>
+      <w:r>
+        <w:rPr>
+          <w:rFonts w:ascii="Times New Roman" w:hAnsi="Times New Roman" w:cs="Times New Roman"/>
+          <w:sz w:val="24"/>
+          <w:szCs w:val="24"/>
+        </w:rPr>
+        <w:t xml:space="preserve"> media </w:t>
+      </w:r>
+      <w:proofErr w:type="spellStart"/>
+      <w:r>
+        <w:rPr>
+          <w:rFonts w:ascii="Times New Roman" w:hAnsi="Times New Roman" w:cs="Times New Roman"/>
+          <w:sz w:val="24"/>
+          <w:szCs w:val="24"/>
+        </w:rPr>
+        <w:t>komunikasi</w:t>
+      </w:r>
+      <w:proofErr w:type="spellEnd"/>
+      <w:r>
+        <w:rPr>
+          <w:rFonts w:ascii="Times New Roman" w:hAnsi="Times New Roman" w:cs="Times New Roman"/>
+          <w:sz w:val="24"/>
+          <w:szCs w:val="24"/>
+        </w:rPr>
+        <w:t xml:space="preserve"> </w:t>
+      </w:r>
+      <w:proofErr w:type="spellStart"/>
+      <w:r>
+        <w:rPr>
+          <w:rFonts w:ascii="Times New Roman" w:hAnsi="Times New Roman" w:cs="Times New Roman"/>
+          <w:sz w:val="24"/>
+          <w:szCs w:val="24"/>
+        </w:rPr>
+        <w:t>antara</w:t>
+      </w:r>
+      <w:proofErr w:type="spellEnd"/>
+      <w:r>
+        <w:rPr>
+          <w:rFonts w:ascii="Times New Roman" w:hAnsi="Times New Roman" w:cs="Times New Roman"/>
+          <w:sz w:val="24"/>
+          <w:szCs w:val="24"/>
+        </w:rPr>
+        <w:t xml:space="preserve"> frontend dan backend API.</w:t>
+      </w:r>
+    </w:p>
+    <w:p>
+      <w:pPr>
+        <w:rPr>
+          <w:rFonts w:ascii="Times New Roman" w:hAnsi="Times New Roman" w:cs="Times New Roman"/>
+          <w:sz w:val="24"/>
+          <w:szCs w:val="24"/>
+        </w:rPr>
+      </w:pPr>
+      <w:r>
+        <w:rPr>
+          <w:rFonts w:ascii="Times New Roman" w:hAnsi="Times New Roman" w:cs="Times New Roman"/>
+          <w:sz w:val="24"/>
+          <w:szCs w:val="24"/>
+        </w:rPr>
+        <w:t xml:space="preserve">• </w:t>
+      </w:r>
+      <w:r>
+        <w:rPr>
+          <w:rFonts w:ascii="Times New Roman" w:hAnsi="Times New Roman" w:cs="Times New Roman"/>
+          <w:b/>
+          <w:bCs/>
+          <w:sz w:val="24"/>
+          <w:szCs w:val="24"/>
+        </w:rPr>
+        <w:t>Database Management System</w:t>
+      </w:r>
+      <w:r>
+        <w:rPr>
+          <w:rFonts w:ascii="Times New Roman" w:hAnsi="Times New Roman" w:cs="Times New Roman"/>
+          <w:sz w:val="24"/>
+          <w:szCs w:val="24"/>
+        </w:rPr>
+        <w:t xml:space="preserve"> </w:t>
+      </w:r>
+      <w:proofErr w:type="spellStart"/>
+      <w:r>
+        <w:rPr>
+          <w:rFonts w:ascii="Times New Roman" w:hAnsi="Times New Roman" w:cs="Times New Roman"/>
+          <w:sz w:val="24"/>
+          <w:szCs w:val="24"/>
+        </w:rPr>
+        <w:t>untuk</w:t>
+      </w:r>
+      <w:proofErr w:type="spellEnd"/>
+      <w:r>
+        <w:rPr>
+          <w:rFonts w:ascii="Times New Roman" w:hAnsi="Times New Roman" w:cs="Times New Roman"/>
+          <w:sz w:val="24"/>
+          <w:szCs w:val="24"/>
+        </w:rPr>
+        <w:t xml:space="preserve"> </w:t>
+      </w:r>
+      <w:proofErr w:type="spellStart"/>
+      <w:r>
+        <w:rPr>
+          <w:rFonts w:ascii="Times New Roman" w:hAnsi="Times New Roman" w:cs="Times New Roman"/>
+          <w:sz w:val="24"/>
+          <w:szCs w:val="24"/>
+        </w:rPr>
+        <w:t>menyimpan</w:t>
+      </w:r>
+      <w:proofErr w:type="spellEnd"/>
+      <w:r>
+        <w:rPr>
+          <w:rFonts w:ascii="Times New Roman" w:hAnsi="Times New Roman" w:cs="Times New Roman"/>
+          <w:sz w:val="24"/>
+          <w:szCs w:val="24"/>
+        </w:rPr>
+        <w:t xml:space="preserve"> </w:t>
+      </w:r>
+      <w:proofErr w:type="spellStart"/>
+      <w:r>
+        <w:rPr>
+          <w:rFonts w:ascii="Times New Roman" w:hAnsi="Times New Roman" w:cs="Times New Roman"/>
+          <w:sz w:val="24"/>
+          <w:szCs w:val="24"/>
+        </w:rPr>
+        <w:t>seluruh</w:t>
+      </w:r>
+      <w:proofErr w:type="spellEnd"/>
+      <w:r>
+        <w:rPr>
+          <w:rFonts w:ascii="Times New Roman" w:hAnsi="Times New Roman" w:cs="Times New Roman"/>
+          <w:sz w:val="24"/>
+          <w:szCs w:val="24"/>
+        </w:rPr>
+        <w:t xml:space="preserve"> data </w:t>
+      </w:r>
+      <w:proofErr w:type="spellStart"/>
+      <w:r>
+        <w:rPr>
+          <w:rFonts w:ascii="Times New Roman" w:hAnsi="Times New Roman" w:cs="Times New Roman"/>
+          <w:sz w:val="24"/>
+          <w:szCs w:val="24"/>
+        </w:rPr>
+        <w:t>wisata</w:t>
+      </w:r>
+      <w:proofErr w:type="spellEnd"/>
+      <w:r>
+        <w:rPr>
+          <w:rFonts w:ascii="Times New Roman" w:hAnsi="Times New Roman" w:cs="Times New Roman"/>
+          <w:sz w:val="24"/>
+          <w:szCs w:val="24"/>
+        </w:rPr>
+        <w:t xml:space="preserve"> yang </w:t>
+      </w:r>
+      <w:proofErr w:type="spellStart"/>
+      <w:r>
+        <w:rPr>
+          <w:rFonts w:ascii="Times New Roman" w:hAnsi="Times New Roman" w:cs="Times New Roman"/>
+          <w:sz w:val="24"/>
+          <w:szCs w:val="24"/>
+        </w:rPr>
+        <w:t>telah</w:t>
+      </w:r>
+      <w:proofErr w:type="spellEnd"/>
+      <w:r>
+        <w:rPr>
+          <w:rFonts w:ascii="Times New Roman" w:hAnsi="Times New Roman" w:cs="Times New Roman"/>
+          <w:sz w:val="24"/>
+          <w:szCs w:val="24"/>
+        </w:rPr>
+        <w:t xml:space="preserve"> </w:t>
+      </w:r>
+      <w:proofErr w:type="spellStart"/>
+      <w:r>
+        <w:rPr>
+          <w:rFonts w:ascii="Times New Roman" w:hAnsi="Times New Roman" w:cs="Times New Roman"/>
+          <w:sz w:val="24"/>
+          <w:szCs w:val="24"/>
+        </w:rPr>
+        <w:t>ditambahkan</w:t>
+      </w:r>
+      <w:proofErr w:type="spellEnd"/>
+      <w:r>
+        <w:rPr>
+          <w:rFonts w:ascii="Times New Roman" w:hAnsi="Times New Roman" w:cs="Times New Roman"/>
+          <w:sz w:val="24"/>
+          <w:szCs w:val="24"/>
+        </w:rPr>
+        <w:t xml:space="preserve"> oleh admin.</w:t>
+      </w:r>
+    </w:p>
+    <w:p>
+      <w:pPr>
+        <w:rPr>
+          <w:rFonts w:ascii="Times New Roman" w:hAnsi="Times New Roman" w:cs="Times New Roman"/>
+          <w:sz w:val="24"/>
+          <w:szCs w:val="24"/>
+        </w:rPr>
+      </w:pPr>
+      <w:r>
+        <w:rPr>
+          <w:rFonts w:ascii="Times New Roman" w:hAnsi="Times New Roman" w:cs="Times New Roman"/>
+          <w:sz w:val="24"/>
+          <w:szCs w:val="24"/>
+        </w:rPr>
+        <w:t xml:space="preserve">• </w:t>
+      </w:r>
+      <w:r>
+        <w:rPr>
+          <w:rFonts w:ascii="Times New Roman" w:hAnsi="Times New Roman" w:cs="Times New Roman"/>
+          <w:b/>
+          <w:bCs/>
+          <w:sz w:val="24"/>
+          <w:szCs w:val="24"/>
+        </w:rPr>
+        <w:t>CSS Modern</w:t>
+      </w:r>
+      <w:r>
+        <w:rPr>
+          <w:rFonts w:ascii="Times New Roman" w:hAnsi="Times New Roman" w:cs="Times New Roman"/>
+          <w:sz w:val="24"/>
+          <w:szCs w:val="24"/>
+        </w:rPr>
+        <w:t xml:space="preserve"> </w:t>
+      </w:r>
+      <w:proofErr w:type="spellStart"/>
+      <w:r>
+        <w:rPr>
+          <w:rFonts w:ascii="Times New Roman" w:hAnsi="Times New Roman" w:cs="Times New Roman"/>
+          <w:sz w:val="24"/>
+          <w:szCs w:val="24"/>
+        </w:rPr>
+        <w:t>dengan</w:t>
+      </w:r>
+      <w:proofErr w:type="spellEnd"/>
+      <w:r>
+        <w:rPr>
+          <w:rFonts w:ascii="Times New Roman" w:hAnsi="Times New Roman" w:cs="Times New Roman"/>
+          <w:sz w:val="24"/>
+          <w:szCs w:val="24"/>
+        </w:rPr>
+        <w:t xml:space="preserve"> </w:t>
+      </w:r>
+      <w:proofErr w:type="spellStart"/>
+      <w:r>
+        <w:rPr>
+          <w:rFonts w:ascii="Times New Roman" w:hAnsi="Times New Roman" w:cs="Times New Roman"/>
+          <w:sz w:val="24"/>
+          <w:szCs w:val="24"/>
+        </w:rPr>
+        <w:t>konsep</w:t>
+      </w:r>
+      <w:proofErr w:type="spellEnd"/>
+      <w:r>
+        <w:rPr>
+          <w:rFonts w:ascii="Times New Roman" w:hAnsi="Times New Roman" w:cs="Times New Roman"/>
+          <w:sz w:val="24"/>
+          <w:szCs w:val="24"/>
+        </w:rPr>
+        <w:t xml:space="preserve"> </w:t>
+      </w:r>
+      <w:proofErr w:type="spellStart"/>
+      <w:r>
+        <w:rPr>
+          <w:rFonts w:ascii="Times New Roman" w:hAnsi="Times New Roman" w:cs="Times New Roman"/>
+          <w:sz w:val="24"/>
+          <w:szCs w:val="24"/>
+        </w:rPr>
+        <w:t>tampilan</w:t>
+      </w:r>
+      <w:proofErr w:type="spellEnd"/>
+      <w:r>
+        <w:rPr>
+          <w:rFonts w:ascii="Times New Roman" w:hAnsi="Times New Roman" w:cs="Times New Roman"/>
+          <w:sz w:val="24"/>
+          <w:szCs w:val="24"/>
+        </w:rPr>
+        <w:t xml:space="preserve"> </w:t>
+      </w:r>
+      <w:proofErr w:type="spellStart"/>
+      <w:r>
+        <w:rPr>
+          <w:rFonts w:ascii="Times New Roman" w:hAnsi="Times New Roman" w:cs="Times New Roman"/>
+          <w:sz w:val="24"/>
+          <w:szCs w:val="24"/>
+        </w:rPr>
+        <w:t>berbentuk</w:t>
+      </w:r>
+      <w:proofErr w:type="spellEnd"/>
+      <w:r>
+        <w:rPr>
+          <w:rFonts w:ascii="Times New Roman" w:hAnsi="Times New Roman" w:cs="Times New Roman"/>
+          <w:sz w:val="24"/>
+          <w:szCs w:val="24"/>
+        </w:rPr>
+        <w:t xml:space="preserve"> card dan form yang </w:t>
+      </w:r>
+      <w:proofErr w:type="spellStart"/>
+      <w:r>
+        <w:rPr>
+          <w:rFonts w:ascii="Times New Roman" w:hAnsi="Times New Roman" w:cs="Times New Roman"/>
+          <w:sz w:val="24"/>
+          <w:szCs w:val="24"/>
+        </w:rPr>
+        <w:t>sederhana</w:t>
+      </w:r>
+      <w:proofErr w:type="spellEnd"/>
+      <w:r>
+        <w:rPr>
+          <w:rFonts w:ascii="Times New Roman" w:hAnsi="Times New Roman" w:cs="Times New Roman"/>
+          <w:sz w:val="24"/>
+          <w:szCs w:val="24"/>
+        </w:rPr>
+        <w:t xml:space="preserve"> </w:t>
+      </w:r>
+      <w:proofErr w:type="spellStart"/>
+      <w:r>
+        <w:rPr>
+          <w:rFonts w:ascii="Times New Roman" w:hAnsi="Times New Roman" w:cs="Times New Roman"/>
+          <w:sz w:val="24"/>
+          <w:szCs w:val="24"/>
+        </w:rPr>
+        <w:t>sehingga</w:t>
+      </w:r>
+      <w:proofErr w:type="spellEnd"/>
+      <w:r>
+        <w:rPr>
+          <w:rFonts w:ascii="Times New Roman" w:hAnsi="Times New Roman" w:cs="Times New Roman"/>
+          <w:sz w:val="24"/>
+          <w:szCs w:val="24"/>
+        </w:rPr>
+        <w:t xml:space="preserve"> </w:t>
+      </w:r>
+      <w:proofErr w:type="spellStart"/>
+      <w:r>
+        <w:rPr>
+          <w:rFonts w:ascii="Times New Roman" w:hAnsi="Times New Roman" w:cs="Times New Roman"/>
+          <w:sz w:val="24"/>
+          <w:szCs w:val="24"/>
+        </w:rPr>
+        <w:t>memudahkan</w:t>
+      </w:r>
+      <w:proofErr w:type="spellEnd"/>
+      <w:r>
+        <w:rPr>
+          <w:rFonts w:ascii="Times New Roman" w:hAnsi="Times New Roman" w:cs="Times New Roman"/>
+          <w:sz w:val="24"/>
+          <w:szCs w:val="24"/>
+        </w:rPr>
+        <w:t xml:space="preserve"> proses </w:t>
+      </w:r>
+      <w:proofErr w:type="spellStart"/>
+      <w:r>
+        <w:rPr>
+          <w:rFonts w:ascii="Times New Roman" w:hAnsi="Times New Roman" w:cs="Times New Roman"/>
+          <w:sz w:val="24"/>
+          <w:szCs w:val="24"/>
+        </w:rPr>
+        <w:t>pengisian</w:t>
+      </w:r>
+      <w:proofErr w:type="spellEnd"/>
+      <w:r>
+        <w:rPr>
+          <w:rFonts w:ascii="Times New Roman" w:hAnsi="Times New Roman" w:cs="Times New Roman"/>
+          <w:sz w:val="24"/>
+          <w:szCs w:val="24"/>
+        </w:rPr>
+        <w:t xml:space="preserve"> data.</w:t>
+      </w:r>
+    </w:p>
+    <w:p>
+      <w:pPr>
+        <w:rPr>
+          <w:rFonts w:ascii="Times New Roman" w:hAnsi="Times New Roman" w:cs="Times New Roman"/>
+          <w:sz w:val="24"/>
+          <w:szCs w:val="24"/>
+        </w:rPr>
+      </w:pPr>
+      <w:r>
+        <w:rPr>
+          <w:rFonts w:ascii="Times New Roman" w:hAnsi="Times New Roman" w:cs="Times New Roman"/>
+          <w:sz w:val="24"/>
+          <w:szCs w:val="24"/>
+        </w:rPr>
+        <w:t xml:space="preserve">Fitur </w:t>
+      </w:r>
+      <w:proofErr w:type="spellStart"/>
+      <w:r>
+        <w:rPr>
+          <w:rFonts w:ascii="Times New Roman" w:hAnsi="Times New Roman" w:cs="Times New Roman"/>
+          <w:sz w:val="24"/>
+          <w:szCs w:val="24"/>
+        </w:rPr>
+        <w:t>tambah</w:t>
+      </w:r>
+      <w:proofErr w:type="spellEnd"/>
+      <w:r>
+        <w:rPr>
+          <w:rFonts w:ascii="Times New Roman" w:hAnsi="Times New Roman" w:cs="Times New Roman"/>
+          <w:sz w:val="24"/>
+          <w:szCs w:val="24"/>
+        </w:rPr>
+        <w:t xml:space="preserve"> </w:t>
+      </w:r>
+      <w:proofErr w:type="spellStart"/>
+      <w:r>
+        <w:rPr>
+          <w:rFonts w:ascii="Times New Roman" w:hAnsi="Times New Roman" w:cs="Times New Roman"/>
+          <w:sz w:val="24"/>
+          <w:szCs w:val="24"/>
+        </w:rPr>
+        <w:t>wisata</w:t>
+      </w:r>
+      <w:proofErr w:type="spellEnd"/>
+      <w:r>
+        <w:rPr>
+          <w:rFonts w:ascii="Times New Roman" w:hAnsi="Times New Roman" w:cs="Times New Roman"/>
+          <w:sz w:val="24"/>
+          <w:szCs w:val="24"/>
+        </w:rPr>
+        <w:t xml:space="preserve"> </w:t>
+      </w:r>
+      <w:proofErr w:type="spellStart"/>
+      <w:r>
+        <w:rPr>
+          <w:rFonts w:ascii="Times New Roman" w:hAnsi="Times New Roman" w:cs="Times New Roman"/>
+          <w:sz w:val="24"/>
+          <w:szCs w:val="24"/>
+        </w:rPr>
+        <w:t>ini</w:t>
+      </w:r>
+      <w:proofErr w:type="spellEnd"/>
+      <w:r>
+        <w:rPr>
+          <w:rFonts w:ascii="Times New Roman" w:hAnsi="Times New Roman" w:cs="Times New Roman"/>
+          <w:sz w:val="24"/>
+          <w:szCs w:val="24"/>
+        </w:rPr>
+        <w:t xml:space="preserve"> </w:t>
+      </w:r>
+      <w:proofErr w:type="spellStart"/>
+      <w:r>
+        <w:rPr>
+          <w:rFonts w:ascii="Times New Roman" w:hAnsi="Times New Roman" w:cs="Times New Roman"/>
+          <w:sz w:val="24"/>
+          <w:szCs w:val="24"/>
+        </w:rPr>
+        <w:t>membantu</w:t>
+      </w:r>
+      <w:proofErr w:type="spellEnd"/>
+      <w:r>
+        <w:rPr>
+          <w:rFonts w:ascii="Times New Roman" w:hAnsi="Times New Roman" w:cs="Times New Roman"/>
+          <w:sz w:val="24"/>
+          <w:szCs w:val="24"/>
+        </w:rPr>
+        <w:t xml:space="preserve"> admin </w:t>
+      </w:r>
+      <w:proofErr w:type="spellStart"/>
+      <w:r>
+        <w:rPr>
+          <w:rFonts w:ascii="Times New Roman" w:hAnsi="Times New Roman" w:cs="Times New Roman"/>
+          <w:sz w:val="24"/>
+          <w:szCs w:val="24"/>
+        </w:rPr>
+        <w:t>dalam</w:t>
+      </w:r>
+      <w:proofErr w:type="spellEnd"/>
+      <w:r>
+        <w:rPr>
+          <w:rFonts w:ascii="Times New Roman" w:hAnsi="Times New Roman" w:cs="Times New Roman"/>
+          <w:sz w:val="24"/>
+          <w:szCs w:val="24"/>
+        </w:rPr>
+        <w:t xml:space="preserve"> </w:t>
+      </w:r>
+      <w:proofErr w:type="spellStart"/>
+      <w:r>
+        <w:rPr>
+          <w:rFonts w:ascii="Times New Roman" w:hAnsi="Times New Roman" w:cs="Times New Roman"/>
+          <w:sz w:val="24"/>
+          <w:szCs w:val="24"/>
+        </w:rPr>
+        <w:t>mengelola</w:t>
+      </w:r>
+      <w:proofErr w:type="spellEnd"/>
+      <w:r>
+        <w:rPr>
+          <w:rFonts w:ascii="Times New Roman" w:hAnsi="Times New Roman" w:cs="Times New Roman"/>
+          <w:sz w:val="24"/>
+          <w:szCs w:val="24"/>
+        </w:rPr>
+        <w:t xml:space="preserve"> </w:t>
+      </w:r>
+      <w:proofErr w:type="spellStart"/>
+      <w:r>
+        <w:rPr>
+          <w:rFonts w:ascii="Times New Roman" w:hAnsi="Times New Roman" w:cs="Times New Roman"/>
+          <w:sz w:val="24"/>
+          <w:szCs w:val="24"/>
+        </w:rPr>
+        <w:t>informasi</w:t>
+      </w:r>
+      <w:proofErr w:type="spellEnd"/>
+      <w:r>
+        <w:rPr>
+          <w:rFonts w:ascii="Times New Roman" w:hAnsi="Times New Roman" w:cs="Times New Roman"/>
+          <w:sz w:val="24"/>
+          <w:szCs w:val="24"/>
+        </w:rPr>
+        <w:t xml:space="preserve"> </w:t>
+      </w:r>
+      <w:proofErr w:type="spellStart"/>
+      <w:r>
+        <w:rPr>
+          <w:rFonts w:ascii="Times New Roman" w:hAnsi="Times New Roman" w:cs="Times New Roman"/>
+          <w:sz w:val="24"/>
+          <w:szCs w:val="24"/>
+        </w:rPr>
+        <w:t>destinasi</w:t>
+      </w:r>
+      <w:proofErr w:type="spellEnd"/>
+      <w:r>
+        <w:rPr>
+          <w:rFonts w:ascii="Times New Roman" w:hAnsi="Times New Roman" w:cs="Times New Roman"/>
+          <w:sz w:val="24"/>
+          <w:szCs w:val="24"/>
+        </w:rPr>
+        <w:t xml:space="preserve"> </w:t>
+      </w:r>
+      <w:proofErr w:type="spellStart"/>
+      <w:r>
+        <w:rPr>
+          <w:rFonts w:ascii="Times New Roman" w:hAnsi="Times New Roman" w:cs="Times New Roman"/>
+          <w:sz w:val="24"/>
+          <w:szCs w:val="24"/>
+        </w:rPr>
+        <w:t>wisata</w:t>
+      </w:r>
+      <w:proofErr w:type="spellEnd"/>
+      <w:r>
+        <w:rPr>
+          <w:rFonts w:ascii="Times New Roman" w:hAnsi="Times New Roman" w:cs="Times New Roman"/>
+          <w:sz w:val="24"/>
+          <w:szCs w:val="24"/>
+        </w:rPr>
+        <w:t xml:space="preserve"> </w:t>
+      </w:r>
+      <w:proofErr w:type="spellStart"/>
+      <w:r>
+        <w:rPr>
+          <w:rFonts w:ascii="Times New Roman" w:hAnsi="Times New Roman" w:cs="Times New Roman"/>
+          <w:sz w:val="24"/>
+          <w:szCs w:val="24"/>
+        </w:rPr>
+        <w:t>secara</w:t>
+      </w:r>
+      <w:proofErr w:type="spellEnd"/>
+      <w:r>
+        <w:rPr>
+          <w:rFonts w:ascii="Times New Roman" w:hAnsi="Times New Roman" w:cs="Times New Roman"/>
+          <w:sz w:val="24"/>
+          <w:szCs w:val="24"/>
+        </w:rPr>
+        <w:t xml:space="preserve"> </w:t>
+      </w:r>
+      <w:proofErr w:type="spellStart"/>
+      <w:r>
+        <w:rPr>
+          <w:rFonts w:ascii="Times New Roman" w:hAnsi="Times New Roman" w:cs="Times New Roman"/>
+          <w:sz w:val="24"/>
+          <w:szCs w:val="24"/>
+        </w:rPr>
+        <w:t>lebih</w:t>
+      </w:r>
+      <w:proofErr w:type="spellEnd"/>
+      <w:r>
+        <w:rPr>
+          <w:rFonts w:ascii="Times New Roman" w:hAnsi="Times New Roman" w:cs="Times New Roman"/>
+          <w:sz w:val="24"/>
+          <w:szCs w:val="24"/>
+        </w:rPr>
+        <w:t xml:space="preserve"> </w:t>
+      </w:r>
+      <w:proofErr w:type="spellStart"/>
+      <w:r>
+        <w:rPr>
+          <w:rFonts w:ascii="Times New Roman" w:hAnsi="Times New Roman" w:cs="Times New Roman"/>
+          <w:sz w:val="24"/>
+          <w:szCs w:val="24"/>
+        </w:rPr>
+        <w:t>efektif</w:t>
+      </w:r>
+      <w:proofErr w:type="spellEnd"/>
+      <w:r>
+        <w:rPr>
+          <w:rFonts w:ascii="Times New Roman" w:hAnsi="Times New Roman" w:cs="Times New Roman"/>
+          <w:sz w:val="24"/>
+          <w:szCs w:val="24"/>
+        </w:rPr>
+        <w:t xml:space="preserve">. </w:t>
+      </w:r>
+      <w:proofErr w:type="spellStart"/>
+      <w:r>
+        <w:rPr>
+          <w:rFonts w:ascii="Times New Roman" w:hAnsi="Times New Roman" w:cs="Times New Roman"/>
+          <w:sz w:val="24"/>
+          <w:szCs w:val="24"/>
+        </w:rPr>
+        <w:t>Dengan</w:t>
+      </w:r>
+      <w:proofErr w:type="spellEnd"/>
+      <w:r>
+        <w:rPr>
+          <w:rFonts w:ascii="Times New Roman" w:hAnsi="Times New Roman" w:cs="Times New Roman"/>
+          <w:sz w:val="24"/>
+          <w:szCs w:val="24"/>
+        </w:rPr>
+        <w:t xml:space="preserve"> </w:t>
+      </w:r>
+      <w:proofErr w:type="spellStart"/>
+      <w:r>
+        <w:rPr>
+          <w:rFonts w:ascii="Times New Roman" w:hAnsi="Times New Roman" w:cs="Times New Roman"/>
+          <w:sz w:val="24"/>
+          <w:szCs w:val="24"/>
+        </w:rPr>
+        <w:t>adanya</w:t>
+      </w:r>
+      <w:proofErr w:type="spellEnd"/>
+      <w:r>
+        <w:rPr>
+          <w:rFonts w:ascii="Times New Roman" w:hAnsi="Times New Roman" w:cs="Times New Roman"/>
+          <w:sz w:val="24"/>
+          <w:szCs w:val="24"/>
+        </w:rPr>
+        <w:t xml:space="preserve"> </w:t>
+      </w:r>
+      <w:proofErr w:type="spellStart"/>
+      <w:r>
+        <w:rPr>
+          <w:rFonts w:ascii="Times New Roman" w:hAnsi="Times New Roman" w:cs="Times New Roman"/>
+          <w:sz w:val="24"/>
+          <w:szCs w:val="24"/>
+        </w:rPr>
+        <w:t>fitur</w:t>
+      </w:r>
+      <w:proofErr w:type="spellEnd"/>
+      <w:r>
+        <w:rPr>
+          <w:rFonts w:ascii="Times New Roman" w:hAnsi="Times New Roman" w:cs="Times New Roman"/>
+          <w:sz w:val="24"/>
+          <w:szCs w:val="24"/>
+        </w:rPr>
+        <w:t xml:space="preserve"> </w:t>
+      </w:r>
+      <w:proofErr w:type="spellStart"/>
+      <w:r>
+        <w:rPr>
+          <w:rFonts w:ascii="Times New Roman" w:hAnsi="Times New Roman" w:cs="Times New Roman"/>
+          <w:sz w:val="24"/>
+          <w:szCs w:val="24"/>
+        </w:rPr>
+        <w:t>ini</w:t>
+      </w:r>
+      <w:proofErr w:type="spellEnd"/>
+      <w:r>
+        <w:rPr>
+          <w:rFonts w:ascii="Times New Roman" w:hAnsi="Times New Roman" w:cs="Times New Roman"/>
+          <w:sz w:val="24"/>
+          <w:szCs w:val="24"/>
+        </w:rPr>
+        <w:t xml:space="preserve">, data </w:t>
+      </w:r>
+      <w:proofErr w:type="spellStart"/>
+      <w:r>
+        <w:rPr>
+          <w:rFonts w:ascii="Times New Roman" w:hAnsi="Times New Roman" w:cs="Times New Roman"/>
+          <w:sz w:val="24"/>
+          <w:szCs w:val="24"/>
+        </w:rPr>
+        <w:t>wisata</w:t>
+      </w:r>
+      <w:proofErr w:type="spellEnd"/>
+      <w:r>
+        <w:rPr>
+          <w:rFonts w:ascii="Times New Roman" w:hAnsi="Times New Roman" w:cs="Times New Roman"/>
+          <w:sz w:val="24"/>
+          <w:szCs w:val="24"/>
+        </w:rPr>
+        <w:t xml:space="preserve"> </w:t>
+      </w:r>
+      <w:proofErr w:type="spellStart"/>
+      <w:r>
+        <w:rPr>
+          <w:rFonts w:ascii="Times New Roman" w:hAnsi="Times New Roman" w:cs="Times New Roman"/>
+          <w:sz w:val="24"/>
+          <w:szCs w:val="24"/>
+        </w:rPr>
+        <w:t>dapat</w:t>
+      </w:r>
+      <w:proofErr w:type="spellEnd"/>
+      <w:r>
+        <w:rPr>
+          <w:rFonts w:ascii="Times New Roman" w:hAnsi="Times New Roman" w:cs="Times New Roman"/>
+          <w:sz w:val="24"/>
+          <w:szCs w:val="24"/>
+        </w:rPr>
+        <w:t xml:space="preserve"> </w:t>
+      </w:r>
+      <w:proofErr w:type="spellStart"/>
+      <w:r>
+        <w:rPr>
+          <w:rFonts w:ascii="Times New Roman" w:hAnsi="Times New Roman" w:cs="Times New Roman"/>
+          <w:sz w:val="24"/>
+          <w:szCs w:val="24"/>
+        </w:rPr>
+        <w:t>ditambahkan</w:t>
+      </w:r>
+      <w:proofErr w:type="spellEnd"/>
+      <w:r>
+        <w:rPr>
+          <w:rFonts w:ascii="Times New Roman" w:hAnsi="Times New Roman" w:cs="Times New Roman"/>
+          <w:sz w:val="24"/>
+          <w:szCs w:val="24"/>
+        </w:rPr>
+        <w:t xml:space="preserve"> </w:t>
+      </w:r>
+      <w:proofErr w:type="spellStart"/>
+      <w:r>
+        <w:rPr>
+          <w:rFonts w:ascii="Times New Roman" w:hAnsi="Times New Roman" w:cs="Times New Roman"/>
+          <w:sz w:val="24"/>
+          <w:szCs w:val="24"/>
+        </w:rPr>
+        <w:t>dengan</w:t>
+      </w:r>
+      <w:proofErr w:type="spellEnd"/>
+      <w:r>
+        <w:rPr>
+          <w:rFonts w:ascii="Times New Roman" w:hAnsi="Times New Roman" w:cs="Times New Roman"/>
+          <w:sz w:val="24"/>
+          <w:szCs w:val="24"/>
+        </w:rPr>
+        <w:t xml:space="preserve"> </w:t>
+      </w:r>
+      <w:proofErr w:type="spellStart"/>
+      <w:r>
+        <w:rPr>
+          <w:rFonts w:ascii="Times New Roman" w:hAnsi="Times New Roman" w:cs="Times New Roman"/>
+          <w:sz w:val="24"/>
+          <w:szCs w:val="24"/>
+        </w:rPr>
+        <w:t>mudah</w:t>
+      </w:r>
+      <w:proofErr w:type="spellEnd"/>
+      <w:r>
+        <w:rPr>
+          <w:rFonts w:ascii="Times New Roman" w:hAnsi="Times New Roman" w:cs="Times New Roman"/>
+          <w:sz w:val="24"/>
+          <w:szCs w:val="24"/>
+        </w:rPr>
+        <w:t xml:space="preserve"> </w:t>
+      </w:r>
+      <w:proofErr w:type="spellStart"/>
+      <w:r>
+        <w:rPr>
+          <w:rFonts w:ascii="Times New Roman" w:hAnsi="Times New Roman" w:cs="Times New Roman"/>
+          <w:sz w:val="24"/>
+          <w:szCs w:val="24"/>
+        </w:rPr>
+        <w:t>sehingga</w:t>
+      </w:r>
+      <w:proofErr w:type="spellEnd"/>
+      <w:r>
+        <w:rPr>
+          <w:rFonts w:ascii="Times New Roman" w:hAnsi="Times New Roman" w:cs="Times New Roman"/>
+          <w:sz w:val="24"/>
+          <w:szCs w:val="24"/>
+        </w:rPr>
+        <w:t xml:space="preserve"> </w:t>
+      </w:r>
+      <w:proofErr w:type="spellStart"/>
+      <w:r>
+        <w:rPr>
+          <w:rFonts w:ascii="Times New Roman" w:hAnsi="Times New Roman" w:cs="Times New Roman"/>
+          <w:sz w:val="24"/>
+          <w:szCs w:val="24"/>
+        </w:rPr>
+        <w:t>informasi</w:t>
+      </w:r>
+      <w:proofErr w:type="spellEnd"/>
+      <w:r>
+        <w:rPr>
+          <w:rFonts w:ascii="Times New Roman" w:hAnsi="Times New Roman" w:cs="Times New Roman"/>
+          <w:sz w:val="24"/>
+          <w:szCs w:val="24"/>
+        </w:rPr>
+        <w:t xml:space="preserve"> yang </w:t>
+      </w:r>
+      <w:proofErr w:type="spellStart"/>
+      <w:r>
+        <w:rPr>
+          <w:rFonts w:ascii="Times New Roman" w:hAnsi="Times New Roman" w:cs="Times New Roman"/>
+          <w:sz w:val="24"/>
+          <w:szCs w:val="24"/>
+        </w:rPr>
+        <w:t>ditampilkan</w:t>
+      </w:r>
+      <w:proofErr w:type="spellEnd"/>
+      <w:r>
+        <w:rPr>
+          <w:rFonts w:ascii="Times New Roman" w:hAnsi="Times New Roman" w:cs="Times New Roman"/>
+          <w:sz w:val="24"/>
+          <w:szCs w:val="24"/>
+        </w:rPr>
+        <w:t xml:space="preserve"> </w:t>
+      </w:r>
+      <w:proofErr w:type="spellStart"/>
+      <w:r>
+        <w:rPr>
+          <w:rFonts w:ascii="Times New Roman" w:hAnsi="Times New Roman" w:cs="Times New Roman"/>
+          <w:sz w:val="24"/>
+          <w:szCs w:val="24"/>
+        </w:rPr>
+        <w:t>kepada</w:t>
+      </w:r>
+      <w:proofErr w:type="spellEnd"/>
+      <w:r>
+        <w:rPr>
+          <w:rFonts w:ascii="Times New Roman" w:hAnsi="Times New Roman" w:cs="Times New Roman"/>
+          <w:sz w:val="24"/>
+          <w:szCs w:val="24"/>
+        </w:rPr>
+        <w:t xml:space="preserve"> customer </w:t>
+      </w:r>
+      <w:proofErr w:type="spellStart"/>
+      <w:r>
+        <w:rPr>
+          <w:rFonts w:ascii="Times New Roman" w:hAnsi="Times New Roman" w:cs="Times New Roman"/>
+          <w:sz w:val="24"/>
+          <w:szCs w:val="24"/>
+        </w:rPr>
+        <w:t>selalu</w:t>
+      </w:r>
+      <w:proofErr w:type="spellEnd"/>
+      <w:r>
+        <w:rPr>
+          <w:rFonts w:ascii="Times New Roman" w:hAnsi="Times New Roman" w:cs="Times New Roman"/>
+          <w:sz w:val="24"/>
+          <w:szCs w:val="24"/>
+        </w:rPr>
+        <w:t xml:space="preserve"> </w:t>
+      </w:r>
+      <w:proofErr w:type="spellStart"/>
+      <w:r>
+        <w:rPr>
+          <w:rFonts w:ascii="Times New Roman" w:hAnsi="Times New Roman" w:cs="Times New Roman"/>
+          <w:sz w:val="24"/>
+          <w:szCs w:val="24"/>
+        </w:rPr>
+        <w:t>lengkap</w:t>
+      </w:r>
+      <w:proofErr w:type="spellEnd"/>
+      <w:r>
+        <w:rPr>
+          <w:rFonts w:ascii="Times New Roman" w:hAnsi="Times New Roman" w:cs="Times New Roman"/>
+          <w:sz w:val="24"/>
+          <w:szCs w:val="24"/>
+        </w:rPr>
+        <w:t xml:space="preserve">, </w:t>
+      </w:r>
+      <w:proofErr w:type="spellStart"/>
+      <w:r>
+        <w:rPr>
+          <w:rFonts w:ascii="Times New Roman" w:hAnsi="Times New Roman" w:cs="Times New Roman"/>
+          <w:sz w:val="24"/>
+          <w:szCs w:val="24"/>
+        </w:rPr>
+        <w:t>akurat</w:t>
+      </w:r>
+      <w:proofErr w:type="spellEnd"/>
+      <w:r>
+        <w:rPr>
+          <w:rFonts w:ascii="Times New Roman" w:hAnsi="Times New Roman" w:cs="Times New Roman"/>
+          <w:sz w:val="24"/>
+          <w:szCs w:val="24"/>
+        </w:rPr>
+        <w:t xml:space="preserve">, dan </w:t>
+      </w:r>
+      <w:proofErr w:type="spellStart"/>
+      <w:r>
+        <w:rPr>
+          <w:rFonts w:ascii="Times New Roman" w:hAnsi="Times New Roman" w:cs="Times New Roman"/>
+          <w:sz w:val="24"/>
+          <w:szCs w:val="24"/>
+        </w:rPr>
+        <w:t>terbaru</w:t>
+      </w:r>
+      <w:proofErr w:type="spellEnd"/>
+      <w:r>
+        <w:rPr>
+          <w:rFonts w:ascii="Times New Roman" w:hAnsi="Times New Roman" w:cs="Times New Roman"/>
+          <w:sz w:val="24"/>
+          <w:szCs w:val="24"/>
+        </w:rPr>
+        <w:t>.</w:t>
+      </w:r>
+    </w:p>
+    <w:p>
+      <w:pPr>
+        <w:rPr>
+          <w:rFonts w:ascii="Times New Roman" w:hAnsi="Times New Roman" w:cs="Times New Roman"/>
+          <w:sz w:val="24"/>
+          <w:szCs w:val="24"/>
+        </w:rPr>
+      </w:pPr>
     </w:p>
     <w:p>
       <w:pPr>

--- a/Dokumentasi/Divka Ferdiansyah_23312173_Sesi 3.docx
+++ b/Dokumentasi/Divka Ferdiansyah_23312173_Sesi 3.docx
@@ -5878,6 +5878,79 @@
       <w:pPr>
         <w:rPr>
           <w:rFonts w:ascii="Times New Roman" w:hAnsi="Times New Roman" w:cs="Times New Roman"/>
+          <w:b/>
+          <w:bCs/>
+          <w:sz w:val="24"/>
+          <w:szCs w:val="24"/>
+        </w:rPr>
+      </w:pPr>
+    </w:p>
+    <w:p>
+      <w:pPr>
+        <w:rPr>
+          <w:rFonts w:ascii="Times New Roman" w:hAnsi="Times New Roman" w:cs="Times New Roman"/>
+          <w:b/>
+          <w:bCs/>
+          <w:sz w:val="24"/>
+          <w:szCs w:val="24"/>
+        </w:rPr>
+      </w:pPr>
+      <w:r>
+        <w:rPr>
+          <w:rFonts w:ascii="Times New Roman" w:hAnsi="Times New Roman" w:cs="Times New Roman"/>
+          <w:b/>
+          <w:bCs/>
+          <w:noProof/>
+          <w:sz w:val="24"/>
+          <w:szCs w:val="24"/>
+        </w:rPr>
+        <w:drawing>
+          <wp:inline distT="0" distB="0" distL="0" distR="0" wp14:anchorId="1534DE31" wp14:editId="57B9EFAA">
+            <wp:extent cx="5731510" cy="3023235"/>
+            <wp:effectExtent l="0" t="0" r="2540" b="5715"/>
+            <wp:docPr id="356760124" name="Picture 7"/>
+            <wp:cNvGraphicFramePr>
+              <a:graphicFrameLocks xmlns:a="http://schemas.openxmlformats.org/drawingml/2006/main" noChangeAspect="1"/>
+            </wp:cNvGraphicFramePr>
+            <a:graphic xmlns:a="http://schemas.openxmlformats.org/drawingml/2006/main">
+              <a:graphicData uri="http://schemas.openxmlformats.org/drawingml/2006/picture">
+                <pic:pic xmlns:pic="http://schemas.openxmlformats.org/drawingml/2006/picture">
+                  <pic:nvPicPr>
+                    <pic:cNvPr id="356760124" name="Picture 356760124"/>
+                    <pic:cNvPicPr/>
+                  </pic:nvPicPr>
+                  <pic:blipFill>
+                    <a:blip r:embed="rId10">
+                      <a:extLst>
+                        <a:ext uri="{28A0092B-C50C-407E-A947-70E740481C1C}">
+                          <a14:useLocalDpi xmlns:a14="http://schemas.microsoft.com/office/drawing/2010/main" val="0"/>
+                        </a:ext>
+                      </a:extLst>
+                    </a:blip>
+                    <a:stretch>
+                      <a:fillRect/>
+                    </a:stretch>
+                  </pic:blipFill>
+                  <pic:spPr>
+                    <a:xfrm>
+                      <a:off x="0" y="0"/>
+                      <a:ext cx="5731510" cy="3023235"/>
+                    </a:xfrm>
+                    <a:prstGeom prst="rect">
+                      <a:avLst/>
+                    </a:prstGeom>
+                  </pic:spPr>
+                </pic:pic>
+              </a:graphicData>
+            </a:graphic>
+          </wp:inline>
+        </w:drawing>
+      </w:r>
+    </w:p>
+    <w:p>
+      <w:pPr>
+        <w:rPr>
+          <w:rFonts w:ascii="Times New Roman" w:hAnsi="Times New Roman" w:cs="Times New Roman"/>
           <w:sz w:val="24"/>
           <w:szCs w:val="24"/>
         </w:rPr>
@@ -6698,6 +6771,7 @@
           <w:sz w:val="24"/>
           <w:szCs w:val="24"/>
         </w:rPr>
+        <w:lastRenderedPageBreak/>
         <w:t xml:space="preserve">Lokasi dan </w:t>
       </w:r>
       <w:proofErr w:type="spellStart"/>
@@ -7988,7 +8062,6 @@
           <w:sz w:val="24"/>
           <w:szCs w:val="24"/>
         </w:rPr>
-        <w:lastRenderedPageBreak/>
         <w:t xml:space="preserve">Dashboard admin pada website </w:t>
       </w:r>
       <w:proofErr w:type="spellStart"/>
@@ -8992,6 +9065,7 @@
           <w:sz w:val="24"/>
           <w:szCs w:val="24"/>
         </w:rPr>
+        <w:lastRenderedPageBreak/>
         <w:drawing>
           <wp:inline distT="0" distB="0" distL="0" distR="0" wp14:anchorId="4B18755C" wp14:editId="7B0B5521">
             <wp:extent cx="5731510" cy="3031490"/>
@@ -9008,7 +9082,7 @@
                     <pic:cNvPicPr/>
                   </pic:nvPicPr>
                   <pic:blipFill>
-                    <a:blip r:embed="rId10">
+                    <a:blip r:embed="rId11">
                       <a:extLst>
                         <a:ext uri="{28A0092B-C50C-407E-A947-70E740481C1C}">
                           <a14:useLocalDpi xmlns:a14="http://schemas.microsoft.com/office/drawing/2010/main" val="0"/>
@@ -9869,7 +9943,6 @@
           <w:sz w:val="24"/>
           <w:szCs w:val="24"/>
         </w:rPr>
-        <w:lastRenderedPageBreak/>
         <w:t xml:space="preserve">Jam </w:t>
       </w:r>
       <w:proofErr w:type="spellStart"/>
@@ -11042,6 +11115,7 @@
           <w:sz w:val="24"/>
           <w:szCs w:val="24"/>
         </w:rPr>
+        <w:lastRenderedPageBreak/>
         <w:t xml:space="preserve">Fitur edit </w:t>
       </w:r>
       <w:proofErr w:type="spellStart"/>
@@ -11531,7 +11605,7 @@
                     <pic:cNvPicPr/>
                   </pic:nvPicPr>
                   <pic:blipFill>
-                    <a:blip r:embed="rId11">
+                    <a:blip r:embed="rId12">
                       <a:extLst>
                         <a:ext uri="{28A0092B-C50C-407E-A947-70E740481C1C}">
                           <a14:useLocalDpi xmlns:a14="http://schemas.microsoft.com/office/drawing/2010/main" val="0"/>
@@ -11865,16 +11939,7 @@
           <w:sz w:val="24"/>
           <w:szCs w:val="24"/>
         </w:rPr>
-        <w:t xml:space="preserve"> </w:t>
-      </w:r>
-      <w:r>
-        <w:rPr>
-          <w:rFonts w:ascii="Times New Roman" w:hAnsi="Times New Roman" w:cs="Times New Roman"/>
-          <w:sz w:val="24"/>
-          <w:szCs w:val="24"/>
-        </w:rPr>
-        <w:lastRenderedPageBreak/>
-        <w:t xml:space="preserve">admin </w:t>
+        <w:t xml:space="preserve"> admin </w:t>
       </w:r>
       <w:proofErr w:type="spellStart"/>
       <w:r>
@@ -13573,6 +13638,7 @@
           <w:sz w:val="24"/>
           <w:szCs w:val="24"/>
         </w:rPr>
+        <w:lastRenderedPageBreak/>
         <w:t xml:space="preserve">TypeScript agar </w:t>
       </w:r>
       <w:proofErr w:type="spellStart"/>
@@ -14390,7 +14456,6 @@
           <w:sz w:val="24"/>
           <w:szCs w:val="24"/>
         </w:rPr>
-        <w:lastRenderedPageBreak/>
         <w:t xml:space="preserve">Halaman Register </w:t>
       </w:r>
       <w:proofErr w:type="spellStart"/>
@@ -14437,7 +14502,7 @@
                     <pic:cNvPicPr/>
                   </pic:nvPicPr>
                   <pic:blipFill>
-                    <a:blip r:embed="rId12">
+                    <a:blip r:embed="rId13">
                       <a:extLst>
                         <a:ext uri="{28A0092B-C50C-407E-A947-70E740481C1C}">
                           <a14:useLocalDpi xmlns:a14="http://schemas.microsoft.com/office/drawing/2010/main" val="0"/>
@@ -14478,6 +14543,7 @@
           <w:sz w:val="24"/>
           <w:szCs w:val="24"/>
         </w:rPr>
+        <w:lastRenderedPageBreak/>
         <w:t xml:space="preserve">Gambar di </w:t>
       </w:r>
       <w:proofErr w:type="spellStart"/>
@@ -17251,7 +17317,6 @@
           <w:sz w:val="24"/>
           <w:szCs w:val="24"/>
         </w:rPr>
-        <w:lastRenderedPageBreak/>
         <w:t xml:space="preserve">• </w:t>
       </w:r>
       <w:r>
@@ -18005,6 +18070,7 @@
           <w:sz w:val="24"/>
           <w:szCs w:val="24"/>
         </w:rPr>
+        <w:lastRenderedPageBreak/>
         <w:drawing>
           <wp:inline distT="0" distB="0" distL="0" distR="0" wp14:anchorId="767DB827" wp14:editId="5D64A40E">
             <wp:extent cx="5731510" cy="3017520"/>
@@ -18021,7 +18087,7 @@
                     <pic:cNvPicPr/>
                   </pic:nvPicPr>
                   <pic:blipFill>
-                    <a:blip r:embed="rId13">
+                    <a:blip r:embed="rId14">
                       <a:extLst>
                         <a:ext uri="{28A0092B-C50C-407E-A947-70E740481C1C}">
                           <a14:useLocalDpi xmlns:a14="http://schemas.microsoft.com/office/drawing/2010/main" val="0"/>
@@ -20113,7 +20179,6 @@
           <w:sz w:val="24"/>
           <w:szCs w:val="24"/>
         </w:rPr>
-        <w:lastRenderedPageBreak/>
         <w:t>Seluruh</w:t>
       </w:r>
       <w:proofErr w:type="spellEnd"/>
@@ -20965,6 +21030,7 @@
           <w:sz w:val="24"/>
           <w:szCs w:val="24"/>
         </w:rPr>
+        <w:lastRenderedPageBreak/>
         <w:t xml:space="preserve">• </w:t>
       </w:r>
       <w:r>
@@ -21900,6 +21966,9084 @@
         </w:rPr>
         <w:t>.</w:t>
       </w:r>
+    </w:p>
+    <w:p>
+      <w:pPr>
+        <w:rPr>
+          <w:rFonts w:ascii="Times New Roman" w:hAnsi="Times New Roman" w:cs="Times New Roman"/>
+          <w:sz w:val="24"/>
+          <w:szCs w:val="24"/>
+        </w:rPr>
+      </w:pPr>
+    </w:p>
+    <w:p>
+      <w:pPr>
+        <w:rPr>
+          <w:rFonts w:ascii="Times New Roman" w:hAnsi="Times New Roman" w:cs="Times New Roman"/>
+          <w:b/>
+          <w:bCs/>
+          <w:sz w:val="24"/>
+          <w:szCs w:val="24"/>
+        </w:rPr>
+      </w:pPr>
+      <w:r>
+        <w:rPr>
+          <w:rFonts w:ascii="Times New Roman" w:hAnsi="Times New Roman" w:cs="Times New Roman"/>
+          <w:b/>
+          <w:bCs/>
+          <w:sz w:val="24"/>
+          <w:szCs w:val="24"/>
+        </w:rPr>
+        <w:t>Halaman Admin Data Booking</w:t>
+      </w:r>
+    </w:p>
+    <w:p>
+      <w:pPr>
+        <w:rPr>
+          <w:rFonts w:ascii="Times New Roman" w:hAnsi="Times New Roman" w:cs="Times New Roman"/>
+          <w:sz w:val="24"/>
+          <w:szCs w:val="24"/>
+        </w:rPr>
+      </w:pPr>
+      <w:r>
+        <w:rPr>
+          <w:rFonts w:ascii="Times New Roman" w:hAnsi="Times New Roman" w:cs="Times New Roman"/>
+          <w:noProof/>
+          <w:sz w:val="24"/>
+          <w:szCs w:val="24"/>
+        </w:rPr>
+        <w:drawing>
+          <wp:inline distT="0" distB="0" distL="0" distR="0" wp14:anchorId="28A18875" wp14:editId="46246D9F">
+            <wp:extent cx="5731510" cy="3025140"/>
+            <wp:effectExtent l="0" t="0" r="2540" b="3810"/>
+            <wp:docPr id="1353897659" name="Picture 3"/>
+            <wp:cNvGraphicFramePr>
+              <a:graphicFrameLocks xmlns:a="http://schemas.openxmlformats.org/drawingml/2006/main" noChangeAspect="1"/>
+            </wp:cNvGraphicFramePr>
+            <a:graphic xmlns:a="http://schemas.openxmlformats.org/drawingml/2006/main">
+              <a:graphicData uri="http://schemas.openxmlformats.org/drawingml/2006/picture">
+                <pic:pic xmlns:pic="http://schemas.openxmlformats.org/drawingml/2006/picture">
+                  <pic:nvPicPr>
+                    <pic:cNvPr id="1353897659" name="Picture 1353897659"/>
+                    <pic:cNvPicPr/>
+                  </pic:nvPicPr>
+                  <pic:blipFill>
+                    <a:blip r:embed="rId15">
+                      <a:extLst>
+                        <a:ext uri="{28A0092B-C50C-407E-A947-70E740481C1C}">
+                          <a14:useLocalDpi xmlns:a14="http://schemas.microsoft.com/office/drawing/2010/main" val="0"/>
+                        </a:ext>
+                      </a:extLst>
+                    </a:blip>
+                    <a:stretch>
+                      <a:fillRect/>
+                    </a:stretch>
+                  </pic:blipFill>
+                  <pic:spPr>
+                    <a:xfrm>
+                      <a:off x="0" y="0"/>
+                      <a:ext cx="5731510" cy="3025140"/>
+                    </a:xfrm>
+                    <a:prstGeom prst="rect">
+                      <a:avLst/>
+                    </a:prstGeom>
+                  </pic:spPr>
+                </pic:pic>
+              </a:graphicData>
+            </a:graphic>
+          </wp:inline>
+        </w:drawing>
+      </w:r>
+    </w:p>
+    <w:p>
+      <w:pPr>
+        <w:rPr>
+          <w:rFonts w:ascii="Times New Roman" w:hAnsi="Times New Roman" w:cs="Times New Roman"/>
+          <w:sz w:val="24"/>
+          <w:szCs w:val="24"/>
+        </w:rPr>
+      </w:pPr>
+    </w:p>
+    <w:p>
+      <w:pPr>
+        <w:rPr>
+          <w:rFonts w:ascii="Times New Roman" w:hAnsi="Times New Roman" w:cs="Times New Roman"/>
+          <w:sz w:val="24"/>
+          <w:szCs w:val="24"/>
+        </w:rPr>
+      </w:pPr>
+      <w:r>
+        <w:rPr>
+          <w:rFonts w:ascii="Times New Roman" w:hAnsi="Times New Roman" w:cs="Times New Roman"/>
+          <w:noProof/>
+          <w:sz w:val="24"/>
+          <w:szCs w:val="24"/>
+        </w:rPr>
+        <w:lastRenderedPageBreak/>
+        <w:drawing>
+          <wp:inline distT="0" distB="0" distL="0" distR="0" wp14:anchorId="4F3341C7" wp14:editId="4D5EFD48">
+            <wp:extent cx="5731510" cy="3027680"/>
+            <wp:effectExtent l="0" t="0" r="2540" b="1270"/>
+            <wp:docPr id="1038187795" name="Picture 5"/>
+            <wp:cNvGraphicFramePr>
+              <a:graphicFrameLocks xmlns:a="http://schemas.openxmlformats.org/drawingml/2006/main" noChangeAspect="1"/>
+            </wp:cNvGraphicFramePr>
+            <a:graphic xmlns:a="http://schemas.openxmlformats.org/drawingml/2006/main">
+              <a:graphicData uri="http://schemas.openxmlformats.org/drawingml/2006/picture">
+                <pic:pic xmlns:pic="http://schemas.openxmlformats.org/drawingml/2006/picture">
+                  <pic:nvPicPr>
+                    <pic:cNvPr id="1038187795" name="Picture 1038187795"/>
+                    <pic:cNvPicPr/>
+                  </pic:nvPicPr>
+                  <pic:blipFill>
+                    <a:blip r:embed="rId16">
+                      <a:extLst>
+                        <a:ext uri="{28A0092B-C50C-407E-A947-70E740481C1C}">
+                          <a14:useLocalDpi xmlns:a14="http://schemas.microsoft.com/office/drawing/2010/main" val="0"/>
+                        </a:ext>
+                      </a:extLst>
+                    </a:blip>
+                    <a:stretch>
+                      <a:fillRect/>
+                    </a:stretch>
+                  </pic:blipFill>
+                  <pic:spPr>
+                    <a:xfrm>
+                      <a:off x="0" y="0"/>
+                      <a:ext cx="5731510" cy="3027680"/>
+                    </a:xfrm>
+                    <a:prstGeom prst="rect">
+                      <a:avLst/>
+                    </a:prstGeom>
+                  </pic:spPr>
+                </pic:pic>
+              </a:graphicData>
+            </a:graphic>
+          </wp:inline>
+        </w:drawing>
+      </w:r>
+    </w:p>
+    <w:p>
+      <w:pPr>
+        <w:rPr>
+          <w:rFonts w:ascii="Times New Roman" w:hAnsi="Times New Roman" w:cs="Times New Roman"/>
+          <w:sz w:val="24"/>
+          <w:szCs w:val="24"/>
+        </w:rPr>
+      </w:pPr>
+    </w:p>
+    <w:p>
+      <w:pPr>
+        <w:rPr>
+          <w:rFonts w:ascii="Times New Roman" w:hAnsi="Times New Roman" w:cs="Times New Roman"/>
+          <w:sz w:val="24"/>
+          <w:szCs w:val="24"/>
+        </w:rPr>
+      </w:pPr>
+      <w:r>
+        <w:rPr>
+          <w:rFonts w:ascii="Times New Roman" w:hAnsi="Times New Roman" w:cs="Times New Roman"/>
+          <w:noProof/>
+          <w:sz w:val="24"/>
+          <w:szCs w:val="24"/>
+        </w:rPr>
+        <w:drawing>
+          <wp:inline distT="0" distB="0" distL="0" distR="0" wp14:anchorId="1761F51E" wp14:editId="73CAAC5D">
+            <wp:extent cx="5731510" cy="3031490"/>
+            <wp:effectExtent l="0" t="0" r="2540" b="0"/>
+            <wp:docPr id="216950435" name="Picture 6"/>
+            <wp:cNvGraphicFramePr>
+              <a:graphicFrameLocks xmlns:a="http://schemas.openxmlformats.org/drawingml/2006/main" noChangeAspect="1"/>
+            </wp:cNvGraphicFramePr>
+            <a:graphic xmlns:a="http://schemas.openxmlformats.org/drawingml/2006/main">
+              <a:graphicData uri="http://schemas.openxmlformats.org/drawingml/2006/picture">
+                <pic:pic xmlns:pic="http://schemas.openxmlformats.org/drawingml/2006/picture">
+                  <pic:nvPicPr>
+                    <pic:cNvPr id="216950435" name="Picture 216950435"/>
+                    <pic:cNvPicPr/>
+                  </pic:nvPicPr>
+                  <pic:blipFill>
+                    <a:blip r:embed="rId17">
+                      <a:extLst>
+                        <a:ext uri="{28A0092B-C50C-407E-A947-70E740481C1C}">
+                          <a14:useLocalDpi xmlns:a14="http://schemas.microsoft.com/office/drawing/2010/main" val="0"/>
+                        </a:ext>
+                      </a:extLst>
+                    </a:blip>
+                    <a:stretch>
+                      <a:fillRect/>
+                    </a:stretch>
+                  </pic:blipFill>
+                  <pic:spPr>
+                    <a:xfrm>
+                      <a:off x="0" y="0"/>
+                      <a:ext cx="5731510" cy="3031490"/>
+                    </a:xfrm>
+                    <a:prstGeom prst="rect">
+                      <a:avLst/>
+                    </a:prstGeom>
+                  </pic:spPr>
+                </pic:pic>
+              </a:graphicData>
+            </a:graphic>
+          </wp:inline>
+        </w:drawing>
+      </w:r>
+    </w:p>
+    <w:p>
+      <w:pPr>
+        <w:rPr>
+          <w:rFonts w:ascii="Times New Roman" w:hAnsi="Times New Roman" w:cs="Times New Roman"/>
+          <w:sz w:val="24"/>
+          <w:szCs w:val="24"/>
+        </w:rPr>
+      </w:pPr>
+      <w:r>
+        <w:rPr>
+          <w:rFonts w:ascii="Times New Roman" w:hAnsi="Times New Roman" w:cs="Times New Roman"/>
+          <w:sz w:val="24"/>
+          <w:szCs w:val="24"/>
+        </w:rPr>
+        <w:t xml:space="preserve">Gambar di </w:t>
+      </w:r>
+      <w:proofErr w:type="spellStart"/>
+      <w:r>
+        <w:rPr>
+          <w:rFonts w:ascii="Times New Roman" w:hAnsi="Times New Roman" w:cs="Times New Roman"/>
+          <w:sz w:val="24"/>
+          <w:szCs w:val="24"/>
+        </w:rPr>
+        <w:t>atas</w:t>
+      </w:r>
+      <w:proofErr w:type="spellEnd"/>
+      <w:r>
+        <w:rPr>
+          <w:rFonts w:ascii="Times New Roman" w:hAnsi="Times New Roman" w:cs="Times New Roman"/>
+          <w:sz w:val="24"/>
+          <w:szCs w:val="24"/>
+        </w:rPr>
+        <w:t xml:space="preserve"> </w:t>
+      </w:r>
+      <w:proofErr w:type="spellStart"/>
+      <w:r>
+        <w:rPr>
+          <w:rFonts w:ascii="Times New Roman" w:hAnsi="Times New Roman" w:cs="Times New Roman"/>
+          <w:sz w:val="24"/>
+          <w:szCs w:val="24"/>
+        </w:rPr>
+        <w:t>menampilkan</w:t>
+      </w:r>
+      <w:proofErr w:type="spellEnd"/>
+      <w:r>
+        <w:rPr>
+          <w:rFonts w:ascii="Times New Roman" w:hAnsi="Times New Roman" w:cs="Times New Roman"/>
+          <w:sz w:val="24"/>
+          <w:szCs w:val="24"/>
+        </w:rPr>
+        <w:t xml:space="preserve"> </w:t>
+      </w:r>
+      <w:proofErr w:type="spellStart"/>
+      <w:r>
+        <w:rPr>
+          <w:rFonts w:ascii="Times New Roman" w:hAnsi="Times New Roman" w:cs="Times New Roman"/>
+          <w:sz w:val="24"/>
+          <w:szCs w:val="24"/>
+        </w:rPr>
+        <w:t>halaman</w:t>
+      </w:r>
+      <w:proofErr w:type="spellEnd"/>
+      <w:r>
+        <w:rPr>
+          <w:rFonts w:ascii="Times New Roman" w:hAnsi="Times New Roman" w:cs="Times New Roman"/>
+          <w:sz w:val="24"/>
+          <w:szCs w:val="24"/>
+        </w:rPr>
+        <w:t xml:space="preserve"> </w:t>
+      </w:r>
+      <w:r>
+        <w:rPr>
+          <w:rFonts w:ascii="Times New Roman" w:hAnsi="Times New Roman" w:cs="Times New Roman"/>
+          <w:b/>
+          <w:bCs/>
+          <w:sz w:val="24"/>
+          <w:szCs w:val="24"/>
+        </w:rPr>
+        <w:t>Data Booking</w:t>
+      </w:r>
+      <w:r>
+        <w:rPr>
+          <w:rFonts w:ascii="Times New Roman" w:hAnsi="Times New Roman" w:cs="Times New Roman"/>
+          <w:sz w:val="24"/>
+          <w:szCs w:val="24"/>
+        </w:rPr>
+        <w:t xml:space="preserve"> pada website </w:t>
+      </w:r>
+      <w:proofErr w:type="spellStart"/>
+      <w:r>
+        <w:rPr>
+          <w:rFonts w:ascii="Times New Roman" w:hAnsi="Times New Roman" w:cs="Times New Roman"/>
+          <w:sz w:val="24"/>
+          <w:szCs w:val="24"/>
+        </w:rPr>
+        <w:t>pariwisata</w:t>
+      </w:r>
+      <w:proofErr w:type="spellEnd"/>
+      <w:r>
+        <w:rPr>
+          <w:rFonts w:ascii="Times New Roman" w:hAnsi="Times New Roman" w:cs="Times New Roman"/>
+          <w:sz w:val="24"/>
+          <w:szCs w:val="24"/>
+        </w:rPr>
+        <w:t xml:space="preserve"> </w:t>
+      </w:r>
+      <w:proofErr w:type="spellStart"/>
+      <w:r>
+        <w:rPr>
+          <w:rFonts w:ascii="Times New Roman" w:hAnsi="Times New Roman" w:cs="Times New Roman"/>
+          <w:sz w:val="24"/>
+          <w:szCs w:val="24"/>
+        </w:rPr>
+        <w:t>CPMApp</w:t>
+      </w:r>
+      <w:proofErr w:type="spellEnd"/>
+      <w:r>
+        <w:rPr>
+          <w:rFonts w:ascii="Times New Roman" w:hAnsi="Times New Roman" w:cs="Times New Roman"/>
+          <w:sz w:val="24"/>
+          <w:szCs w:val="24"/>
+        </w:rPr>
+        <w:t xml:space="preserve"> yang </w:t>
+      </w:r>
+      <w:proofErr w:type="spellStart"/>
+      <w:r>
+        <w:rPr>
+          <w:rFonts w:ascii="Times New Roman" w:hAnsi="Times New Roman" w:cs="Times New Roman"/>
+          <w:sz w:val="24"/>
+          <w:szCs w:val="24"/>
+        </w:rPr>
+        <w:t>digunakan</w:t>
+      </w:r>
+      <w:proofErr w:type="spellEnd"/>
+      <w:r>
+        <w:rPr>
+          <w:rFonts w:ascii="Times New Roman" w:hAnsi="Times New Roman" w:cs="Times New Roman"/>
+          <w:sz w:val="24"/>
+          <w:szCs w:val="24"/>
+        </w:rPr>
+        <w:t xml:space="preserve"> oleh admin </w:t>
+      </w:r>
+      <w:proofErr w:type="spellStart"/>
+      <w:r>
+        <w:rPr>
+          <w:rFonts w:ascii="Times New Roman" w:hAnsi="Times New Roman" w:cs="Times New Roman"/>
+          <w:sz w:val="24"/>
+          <w:szCs w:val="24"/>
+        </w:rPr>
+        <w:t>untuk</w:t>
+      </w:r>
+      <w:proofErr w:type="spellEnd"/>
+      <w:r>
+        <w:rPr>
+          <w:rFonts w:ascii="Times New Roman" w:hAnsi="Times New Roman" w:cs="Times New Roman"/>
+          <w:sz w:val="24"/>
+          <w:szCs w:val="24"/>
+        </w:rPr>
+        <w:t xml:space="preserve"> </w:t>
+      </w:r>
+      <w:proofErr w:type="spellStart"/>
+      <w:r>
+        <w:rPr>
+          <w:rFonts w:ascii="Times New Roman" w:hAnsi="Times New Roman" w:cs="Times New Roman"/>
+          <w:sz w:val="24"/>
+          <w:szCs w:val="24"/>
+        </w:rPr>
+        <w:t>mengelola</w:t>
+      </w:r>
+      <w:proofErr w:type="spellEnd"/>
+      <w:r>
+        <w:rPr>
+          <w:rFonts w:ascii="Times New Roman" w:hAnsi="Times New Roman" w:cs="Times New Roman"/>
+          <w:sz w:val="24"/>
+          <w:szCs w:val="24"/>
+        </w:rPr>
+        <w:t xml:space="preserve"> data </w:t>
+      </w:r>
+      <w:proofErr w:type="spellStart"/>
+      <w:r>
+        <w:rPr>
+          <w:rFonts w:ascii="Times New Roman" w:hAnsi="Times New Roman" w:cs="Times New Roman"/>
+          <w:sz w:val="24"/>
+          <w:szCs w:val="24"/>
+        </w:rPr>
+        <w:t>pemesanan</w:t>
+      </w:r>
+      <w:proofErr w:type="spellEnd"/>
+      <w:r>
+        <w:rPr>
+          <w:rFonts w:ascii="Times New Roman" w:hAnsi="Times New Roman" w:cs="Times New Roman"/>
+          <w:sz w:val="24"/>
+          <w:szCs w:val="24"/>
+        </w:rPr>
+        <w:t xml:space="preserve"> </w:t>
+      </w:r>
+      <w:proofErr w:type="spellStart"/>
+      <w:r>
+        <w:rPr>
+          <w:rFonts w:ascii="Times New Roman" w:hAnsi="Times New Roman" w:cs="Times New Roman"/>
+          <w:sz w:val="24"/>
+          <w:szCs w:val="24"/>
+        </w:rPr>
+        <w:t>tiket</w:t>
+      </w:r>
+      <w:proofErr w:type="spellEnd"/>
+      <w:r>
+        <w:rPr>
+          <w:rFonts w:ascii="Times New Roman" w:hAnsi="Times New Roman" w:cs="Times New Roman"/>
+          <w:sz w:val="24"/>
+          <w:szCs w:val="24"/>
+        </w:rPr>
+        <w:t xml:space="preserve"> </w:t>
+      </w:r>
+      <w:proofErr w:type="spellStart"/>
+      <w:r>
+        <w:rPr>
+          <w:rFonts w:ascii="Times New Roman" w:hAnsi="Times New Roman" w:cs="Times New Roman"/>
+          <w:sz w:val="24"/>
+          <w:szCs w:val="24"/>
+        </w:rPr>
+        <w:t>wisata</w:t>
+      </w:r>
+      <w:proofErr w:type="spellEnd"/>
+      <w:r>
+        <w:rPr>
+          <w:rFonts w:ascii="Times New Roman" w:hAnsi="Times New Roman" w:cs="Times New Roman"/>
+          <w:sz w:val="24"/>
+          <w:szCs w:val="24"/>
+        </w:rPr>
+        <w:t xml:space="preserve"> yang </w:t>
+      </w:r>
+      <w:proofErr w:type="spellStart"/>
+      <w:r>
+        <w:rPr>
+          <w:rFonts w:ascii="Times New Roman" w:hAnsi="Times New Roman" w:cs="Times New Roman"/>
+          <w:sz w:val="24"/>
+          <w:szCs w:val="24"/>
+        </w:rPr>
+        <w:t>dilakukan</w:t>
+      </w:r>
+      <w:proofErr w:type="spellEnd"/>
+      <w:r>
+        <w:rPr>
+          <w:rFonts w:ascii="Times New Roman" w:hAnsi="Times New Roman" w:cs="Times New Roman"/>
+          <w:sz w:val="24"/>
+          <w:szCs w:val="24"/>
+        </w:rPr>
+        <w:t xml:space="preserve"> oleh customer. Halaman </w:t>
+      </w:r>
+      <w:proofErr w:type="spellStart"/>
+      <w:r>
+        <w:rPr>
+          <w:rFonts w:ascii="Times New Roman" w:hAnsi="Times New Roman" w:cs="Times New Roman"/>
+          <w:sz w:val="24"/>
+          <w:szCs w:val="24"/>
+        </w:rPr>
+        <w:t>ini</w:t>
+      </w:r>
+      <w:proofErr w:type="spellEnd"/>
+      <w:r>
+        <w:rPr>
+          <w:rFonts w:ascii="Times New Roman" w:hAnsi="Times New Roman" w:cs="Times New Roman"/>
+          <w:sz w:val="24"/>
+          <w:szCs w:val="24"/>
+        </w:rPr>
+        <w:t xml:space="preserve"> </w:t>
+      </w:r>
+      <w:proofErr w:type="spellStart"/>
+      <w:r>
+        <w:rPr>
+          <w:rFonts w:ascii="Times New Roman" w:hAnsi="Times New Roman" w:cs="Times New Roman"/>
+          <w:sz w:val="24"/>
+          <w:szCs w:val="24"/>
+        </w:rPr>
+        <w:t>berfungsi</w:t>
+      </w:r>
+      <w:proofErr w:type="spellEnd"/>
+      <w:r>
+        <w:rPr>
+          <w:rFonts w:ascii="Times New Roman" w:hAnsi="Times New Roman" w:cs="Times New Roman"/>
+          <w:sz w:val="24"/>
+          <w:szCs w:val="24"/>
+        </w:rPr>
+        <w:t xml:space="preserve"> </w:t>
+      </w:r>
+      <w:proofErr w:type="spellStart"/>
+      <w:r>
+        <w:rPr>
+          <w:rFonts w:ascii="Times New Roman" w:hAnsi="Times New Roman" w:cs="Times New Roman"/>
+          <w:sz w:val="24"/>
+          <w:szCs w:val="24"/>
+        </w:rPr>
+        <w:t>sebagai</w:t>
+      </w:r>
+      <w:proofErr w:type="spellEnd"/>
+      <w:r>
+        <w:rPr>
+          <w:rFonts w:ascii="Times New Roman" w:hAnsi="Times New Roman" w:cs="Times New Roman"/>
+          <w:sz w:val="24"/>
+          <w:szCs w:val="24"/>
+        </w:rPr>
+        <w:t xml:space="preserve"> </w:t>
+      </w:r>
+      <w:proofErr w:type="spellStart"/>
+      <w:r>
+        <w:rPr>
+          <w:rFonts w:ascii="Times New Roman" w:hAnsi="Times New Roman" w:cs="Times New Roman"/>
+          <w:sz w:val="24"/>
+          <w:szCs w:val="24"/>
+        </w:rPr>
+        <w:t>pusat</w:t>
+      </w:r>
+      <w:proofErr w:type="spellEnd"/>
+      <w:r>
+        <w:rPr>
+          <w:rFonts w:ascii="Times New Roman" w:hAnsi="Times New Roman" w:cs="Times New Roman"/>
+          <w:sz w:val="24"/>
+          <w:szCs w:val="24"/>
+        </w:rPr>
+        <w:t xml:space="preserve"> monitoring dan </w:t>
+      </w:r>
+      <w:proofErr w:type="spellStart"/>
+      <w:r>
+        <w:rPr>
+          <w:rFonts w:ascii="Times New Roman" w:hAnsi="Times New Roman" w:cs="Times New Roman"/>
+          <w:sz w:val="24"/>
+          <w:szCs w:val="24"/>
+        </w:rPr>
+        <w:t>pengelolaan</w:t>
+      </w:r>
+      <w:proofErr w:type="spellEnd"/>
+      <w:r>
+        <w:rPr>
+          <w:rFonts w:ascii="Times New Roman" w:hAnsi="Times New Roman" w:cs="Times New Roman"/>
+          <w:sz w:val="24"/>
+          <w:szCs w:val="24"/>
+        </w:rPr>
+        <w:t xml:space="preserve"> status booking </w:t>
+      </w:r>
+      <w:proofErr w:type="spellStart"/>
+      <w:r>
+        <w:rPr>
+          <w:rFonts w:ascii="Times New Roman" w:hAnsi="Times New Roman" w:cs="Times New Roman"/>
+          <w:sz w:val="24"/>
+          <w:szCs w:val="24"/>
+        </w:rPr>
+        <w:t>sehingga</w:t>
+      </w:r>
+      <w:proofErr w:type="spellEnd"/>
+      <w:r>
+        <w:rPr>
+          <w:rFonts w:ascii="Times New Roman" w:hAnsi="Times New Roman" w:cs="Times New Roman"/>
+          <w:sz w:val="24"/>
+          <w:szCs w:val="24"/>
+        </w:rPr>
+        <w:t xml:space="preserve"> admin </w:t>
+      </w:r>
+      <w:proofErr w:type="spellStart"/>
+      <w:r>
+        <w:rPr>
+          <w:rFonts w:ascii="Times New Roman" w:hAnsi="Times New Roman" w:cs="Times New Roman"/>
+          <w:sz w:val="24"/>
+          <w:szCs w:val="24"/>
+        </w:rPr>
+        <w:t>dapat</w:t>
+      </w:r>
+      <w:proofErr w:type="spellEnd"/>
+      <w:r>
+        <w:rPr>
+          <w:rFonts w:ascii="Times New Roman" w:hAnsi="Times New Roman" w:cs="Times New Roman"/>
+          <w:sz w:val="24"/>
+          <w:szCs w:val="24"/>
+        </w:rPr>
+        <w:t xml:space="preserve"> </w:t>
+      </w:r>
+      <w:proofErr w:type="spellStart"/>
+      <w:r>
+        <w:rPr>
+          <w:rFonts w:ascii="Times New Roman" w:hAnsi="Times New Roman" w:cs="Times New Roman"/>
+          <w:sz w:val="24"/>
+          <w:szCs w:val="24"/>
+        </w:rPr>
+        <w:t>memverifikasi</w:t>
+      </w:r>
+      <w:proofErr w:type="spellEnd"/>
+      <w:r>
+        <w:rPr>
+          <w:rFonts w:ascii="Times New Roman" w:hAnsi="Times New Roman" w:cs="Times New Roman"/>
+          <w:sz w:val="24"/>
+          <w:szCs w:val="24"/>
+        </w:rPr>
+        <w:t xml:space="preserve"> </w:t>
+      </w:r>
+      <w:proofErr w:type="spellStart"/>
+      <w:r>
+        <w:rPr>
+          <w:rFonts w:ascii="Times New Roman" w:hAnsi="Times New Roman" w:cs="Times New Roman"/>
+          <w:sz w:val="24"/>
+          <w:szCs w:val="24"/>
+        </w:rPr>
+        <w:t>serta</w:t>
+      </w:r>
+      <w:proofErr w:type="spellEnd"/>
+      <w:r>
+        <w:rPr>
+          <w:rFonts w:ascii="Times New Roman" w:hAnsi="Times New Roman" w:cs="Times New Roman"/>
+          <w:sz w:val="24"/>
+          <w:szCs w:val="24"/>
+        </w:rPr>
+        <w:t xml:space="preserve"> </w:t>
+      </w:r>
+      <w:proofErr w:type="spellStart"/>
+      <w:r>
+        <w:rPr>
+          <w:rFonts w:ascii="Times New Roman" w:hAnsi="Times New Roman" w:cs="Times New Roman"/>
+          <w:sz w:val="24"/>
+          <w:szCs w:val="24"/>
+        </w:rPr>
+        <w:t>memproses</w:t>
+      </w:r>
+      <w:proofErr w:type="spellEnd"/>
+      <w:r>
+        <w:rPr>
+          <w:rFonts w:ascii="Times New Roman" w:hAnsi="Times New Roman" w:cs="Times New Roman"/>
+          <w:sz w:val="24"/>
+          <w:szCs w:val="24"/>
+        </w:rPr>
+        <w:t xml:space="preserve"> </w:t>
+      </w:r>
+      <w:proofErr w:type="spellStart"/>
+      <w:r>
+        <w:rPr>
+          <w:rFonts w:ascii="Times New Roman" w:hAnsi="Times New Roman" w:cs="Times New Roman"/>
+          <w:sz w:val="24"/>
+          <w:szCs w:val="24"/>
+        </w:rPr>
+        <w:t>pesanan</w:t>
+      </w:r>
+      <w:proofErr w:type="spellEnd"/>
+      <w:r>
+        <w:rPr>
+          <w:rFonts w:ascii="Times New Roman" w:hAnsi="Times New Roman" w:cs="Times New Roman"/>
+          <w:sz w:val="24"/>
+          <w:szCs w:val="24"/>
+        </w:rPr>
+        <w:t xml:space="preserve"> yang </w:t>
+      </w:r>
+      <w:proofErr w:type="spellStart"/>
+      <w:r>
+        <w:rPr>
+          <w:rFonts w:ascii="Times New Roman" w:hAnsi="Times New Roman" w:cs="Times New Roman"/>
+          <w:sz w:val="24"/>
+          <w:szCs w:val="24"/>
+        </w:rPr>
+        <w:t>masuk</w:t>
+      </w:r>
+      <w:proofErr w:type="spellEnd"/>
+      <w:r>
+        <w:rPr>
+          <w:rFonts w:ascii="Times New Roman" w:hAnsi="Times New Roman" w:cs="Times New Roman"/>
+          <w:sz w:val="24"/>
+          <w:szCs w:val="24"/>
+        </w:rPr>
+        <w:t xml:space="preserve"> </w:t>
+      </w:r>
+      <w:proofErr w:type="spellStart"/>
+      <w:r>
+        <w:rPr>
+          <w:rFonts w:ascii="Times New Roman" w:hAnsi="Times New Roman" w:cs="Times New Roman"/>
+          <w:sz w:val="24"/>
+          <w:szCs w:val="24"/>
+        </w:rPr>
+        <w:t>dengan</w:t>
+      </w:r>
+      <w:proofErr w:type="spellEnd"/>
+      <w:r>
+        <w:rPr>
+          <w:rFonts w:ascii="Times New Roman" w:hAnsi="Times New Roman" w:cs="Times New Roman"/>
+          <w:sz w:val="24"/>
+          <w:szCs w:val="24"/>
+        </w:rPr>
+        <w:t xml:space="preserve"> </w:t>
+      </w:r>
+      <w:proofErr w:type="spellStart"/>
+      <w:r>
+        <w:rPr>
+          <w:rFonts w:ascii="Times New Roman" w:hAnsi="Times New Roman" w:cs="Times New Roman"/>
+          <w:sz w:val="24"/>
+          <w:szCs w:val="24"/>
+        </w:rPr>
+        <w:t>mudah</w:t>
+      </w:r>
+      <w:proofErr w:type="spellEnd"/>
+      <w:r>
+        <w:rPr>
+          <w:rFonts w:ascii="Times New Roman" w:hAnsi="Times New Roman" w:cs="Times New Roman"/>
+          <w:sz w:val="24"/>
+          <w:szCs w:val="24"/>
+        </w:rPr>
+        <w:t>.</w:t>
+      </w:r>
+    </w:p>
+    <w:p>
+      <w:pPr>
+        <w:rPr>
+          <w:rFonts w:ascii="Times New Roman" w:hAnsi="Times New Roman" w:cs="Times New Roman"/>
+          <w:sz w:val="24"/>
+          <w:szCs w:val="24"/>
+        </w:rPr>
+      </w:pPr>
+      <w:r>
+        <w:rPr>
+          <w:rFonts w:ascii="Times New Roman" w:hAnsi="Times New Roman" w:cs="Times New Roman"/>
+          <w:sz w:val="24"/>
+          <w:szCs w:val="24"/>
+        </w:rPr>
+        <w:t xml:space="preserve">Pada </w:t>
+      </w:r>
+      <w:proofErr w:type="spellStart"/>
+      <w:r>
+        <w:rPr>
+          <w:rFonts w:ascii="Times New Roman" w:hAnsi="Times New Roman" w:cs="Times New Roman"/>
+          <w:sz w:val="24"/>
+          <w:szCs w:val="24"/>
+        </w:rPr>
+        <w:t>halaman</w:t>
+      </w:r>
+      <w:proofErr w:type="spellEnd"/>
+      <w:r>
+        <w:rPr>
+          <w:rFonts w:ascii="Times New Roman" w:hAnsi="Times New Roman" w:cs="Times New Roman"/>
+          <w:sz w:val="24"/>
+          <w:szCs w:val="24"/>
+        </w:rPr>
+        <w:t xml:space="preserve"> </w:t>
+      </w:r>
+      <w:proofErr w:type="spellStart"/>
+      <w:r>
+        <w:rPr>
+          <w:rFonts w:ascii="Times New Roman" w:hAnsi="Times New Roman" w:cs="Times New Roman"/>
+          <w:sz w:val="24"/>
+          <w:szCs w:val="24"/>
+        </w:rPr>
+        <w:t>tersebut</w:t>
+      </w:r>
+      <w:proofErr w:type="spellEnd"/>
+      <w:r>
+        <w:rPr>
+          <w:rFonts w:ascii="Times New Roman" w:hAnsi="Times New Roman" w:cs="Times New Roman"/>
+          <w:sz w:val="24"/>
+          <w:szCs w:val="24"/>
+        </w:rPr>
+        <w:t xml:space="preserve"> </w:t>
+      </w:r>
+      <w:proofErr w:type="spellStart"/>
+      <w:r>
+        <w:rPr>
+          <w:rFonts w:ascii="Times New Roman" w:hAnsi="Times New Roman" w:cs="Times New Roman"/>
+          <w:sz w:val="24"/>
+          <w:szCs w:val="24"/>
+        </w:rPr>
+        <w:t>terdapat</w:t>
+      </w:r>
+      <w:proofErr w:type="spellEnd"/>
+      <w:r>
+        <w:rPr>
+          <w:rFonts w:ascii="Times New Roman" w:hAnsi="Times New Roman" w:cs="Times New Roman"/>
+          <w:sz w:val="24"/>
+          <w:szCs w:val="24"/>
+        </w:rPr>
+        <w:t xml:space="preserve"> </w:t>
+      </w:r>
+      <w:proofErr w:type="spellStart"/>
+      <w:r>
+        <w:rPr>
+          <w:rFonts w:ascii="Times New Roman" w:hAnsi="Times New Roman" w:cs="Times New Roman"/>
+          <w:sz w:val="24"/>
+          <w:szCs w:val="24"/>
+        </w:rPr>
+        <w:t>beberapa</w:t>
+      </w:r>
+      <w:proofErr w:type="spellEnd"/>
+      <w:r>
+        <w:rPr>
+          <w:rFonts w:ascii="Times New Roman" w:hAnsi="Times New Roman" w:cs="Times New Roman"/>
+          <w:sz w:val="24"/>
+          <w:szCs w:val="24"/>
+        </w:rPr>
+        <w:t xml:space="preserve"> </w:t>
+      </w:r>
+      <w:proofErr w:type="spellStart"/>
+      <w:r>
+        <w:rPr>
+          <w:rFonts w:ascii="Times New Roman" w:hAnsi="Times New Roman" w:cs="Times New Roman"/>
+          <w:sz w:val="24"/>
+          <w:szCs w:val="24"/>
+        </w:rPr>
+        <w:t>komponen</w:t>
+      </w:r>
+      <w:proofErr w:type="spellEnd"/>
+      <w:r>
+        <w:rPr>
+          <w:rFonts w:ascii="Times New Roman" w:hAnsi="Times New Roman" w:cs="Times New Roman"/>
+          <w:sz w:val="24"/>
+          <w:szCs w:val="24"/>
+        </w:rPr>
+        <w:t xml:space="preserve"> </w:t>
+      </w:r>
+      <w:proofErr w:type="spellStart"/>
+      <w:r>
+        <w:rPr>
+          <w:rFonts w:ascii="Times New Roman" w:hAnsi="Times New Roman" w:cs="Times New Roman"/>
+          <w:sz w:val="24"/>
+          <w:szCs w:val="24"/>
+        </w:rPr>
+        <w:t>utama</w:t>
+      </w:r>
+      <w:proofErr w:type="spellEnd"/>
+      <w:r>
+        <w:rPr>
+          <w:rFonts w:ascii="Times New Roman" w:hAnsi="Times New Roman" w:cs="Times New Roman"/>
+          <w:sz w:val="24"/>
+          <w:szCs w:val="24"/>
+        </w:rPr>
+        <w:t xml:space="preserve">, </w:t>
+      </w:r>
+      <w:proofErr w:type="spellStart"/>
+      <w:r>
+        <w:rPr>
+          <w:rFonts w:ascii="Times New Roman" w:hAnsi="Times New Roman" w:cs="Times New Roman"/>
+          <w:sz w:val="24"/>
+          <w:szCs w:val="24"/>
+        </w:rPr>
+        <w:t>yaitu</w:t>
+      </w:r>
+      <w:proofErr w:type="spellEnd"/>
+      <w:r>
+        <w:rPr>
+          <w:rFonts w:ascii="Times New Roman" w:hAnsi="Times New Roman" w:cs="Times New Roman"/>
+          <w:sz w:val="24"/>
+          <w:szCs w:val="24"/>
+        </w:rPr>
+        <w:t>:</w:t>
+      </w:r>
+    </w:p>
+    <w:p>
+      <w:pPr>
+        <w:rPr>
+          <w:rFonts w:ascii="Times New Roman" w:hAnsi="Times New Roman" w:cs="Times New Roman"/>
+          <w:sz w:val="24"/>
+          <w:szCs w:val="24"/>
+        </w:rPr>
+      </w:pPr>
+      <w:r>
+        <w:rPr>
+          <w:rFonts w:ascii="Times New Roman" w:hAnsi="Times New Roman" w:cs="Times New Roman"/>
+          <w:sz w:val="24"/>
+          <w:szCs w:val="24"/>
+        </w:rPr>
+        <w:t xml:space="preserve">• </w:t>
+      </w:r>
+      <w:proofErr w:type="spellStart"/>
+      <w:r>
+        <w:rPr>
+          <w:rFonts w:ascii="Times New Roman" w:hAnsi="Times New Roman" w:cs="Times New Roman"/>
+          <w:b/>
+          <w:bCs/>
+          <w:sz w:val="24"/>
+          <w:szCs w:val="24"/>
+        </w:rPr>
+        <w:t>Informasi</w:t>
+      </w:r>
+      <w:proofErr w:type="spellEnd"/>
+      <w:r>
+        <w:rPr>
+          <w:rFonts w:ascii="Times New Roman" w:hAnsi="Times New Roman" w:cs="Times New Roman"/>
+          <w:b/>
+          <w:bCs/>
+          <w:sz w:val="24"/>
+          <w:szCs w:val="24"/>
+        </w:rPr>
+        <w:t xml:space="preserve"> Nama </w:t>
+      </w:r>
+      <w:proofErr w:type="spellStart"/>
+      <w:r>
+        <w:rPr>
+          <w:rFonts w:ascii="Times New Roman" w:hAnsi="Times New Roman" w:cs="Times New Roman"/>
+          <w:b/>
+          <w:bCs/>
+          <w:sz w:val="24"/>
+          <w:szCs w:val="24"/>
+        </w:rPr>
+        <w:t>Pemesan</w:t>
+      </w:r>
+      <w:proofErr w:type="spellEnd"/>
+      <w:r>
+        <w:rPr>
+          <w:rFonts w:ascii="Times New Roman" w:hAnsi="Times New Roman" w:cs="Times New Roman"/>
+          <w:sz w:val="24"/>
+          <w:szCs w:val="24"/>
+        </w:rPr>
+        <w:t xml:space="preserve"> yang </w:t>
+      </w:r>
+      <w:proofErr w:type="spellStart"/>
+      <w:r>
+        <w:rPr>
+          <w:rFonts w:ascii="Times New Roman" w:hAnsi="Times New Roman" w:cs="Times New Roman"/>
+          <w:sz w:val="24"/>
+          <w:szCs w:val="24"/>
+        </w:rPr>
+        <w:t>menampilkan</w:t>
+      </w:r>
+      <w:proofErr w:type="spellEnd"/>
+      <w:r>
+        <w:rPr>
+          <w:rFonts w:ascii="Times New Roman" w:hAnsi="Times New Roman" w:cs="Times New Roman"/>
+          <w:sz w:val="24"/>
+          <w:szCs w:val="24"/>
+        </w:rPr>
+        <w:t xml:space="preserve"> </w:t>
+      </w:r>
+      <w:proofErr w:type="spellStart"/>
+      <w:r>
+        <w:rPr>
+          <w:rFonts w:ascii="Times New Roman" w:hAnsi="Times New Roman" w:cs="Times New Roman"/>
+          <w:sz w:val="24"/>
+          <w:szCs w:val="24"/>
+        </w:rPr>
+        <w:t>identitas</w:t>
+      </w:r>
+      <w:proofErr w:type="spellEnd"/>
+      <w:r>
+        <w:rPr>
+          <w:rFonts w:ascii="Times New Roman" w:hAnsi="Times New Roman" w:cs="Times New Roman"/>
+          <w:sz w:val="24"/>
+          <w:szCs w:val="24"/>
+        </w:rPr>
+        <w:t xml:space="preserve"> customer yang </w:t>
+      </w:r>
+      <w:proofErr w:type="spellStart"/>
+      <w:r>
+        <w:rPr>
+          <w:rFonts w:ascii="Times New Roman" w:hAnsi="Times New Roman" w:cs="Times New Roman"/>
+          <w:sz w:val="24"/>
+          <w:szCs w:val="24"/>
+        </w:rPr>
+        <w:t>melakukan</w:t>
+      </w:r>
+      <w:proofErr w:type="spellEnd"/>
+      <w:r>
+        <w:rPr>
+          <w:rFonts w:ascii="Times New Roman" w:hAnsi="Times New Roman" w:cs="Times New Roman"/>
+          <w:sz w:val="24"/>
+          <w:szCs w:val="24"/>
+        </w:rPr>
+        <w:t xml:space="preserve"> </w:t>
+      </w:r>
+      <w:proofErr w:type="spellStart"/>
+      <w:r>
+        <w:rPr>
+          <w:rFonts w:ascii="Times New Roman" w:hAnsi="Times New Roman" w:cs="Times New Roman"/>
+          <w:sz w:val="24"/>
+          <w:szCs w:val="24"/>
+        </w:rPr>
+        <w:t>pemesanan</w:t>
+      </w:r>
+      <w:proofErr w:type="spellEnd"/>
+      <w:r>
+        <w:rPr>
+          <w:rFonts w:ascii="Times New Roman" w:hAnsi="Times New Roman" w:cs="Times New Roman"/>
+          <w:sz w:val="24"/>
+          <w:szCs w:val="24"/>
+        </w:rPr>
+        <w:t xml:space="preserve"> </w:t>
+      </w:r>
+      <w:proofErr w:type="spellStart"/>
+      <w:r>
+        <w:rPr>
+          <w:rFonts w:ascii="Times New Roman" w:hAnsi="Times New Roman" w:cs="Times New Roman"/>
+          <w:sz w:val="24"/>
+          <w:szCs w:val="24"/>
+        </w:rPr>
+        <w:t>tiket</w:t>
+      </w:r>
+      <w:proofErr w:type="spellEnd"/>
+      <w:r>
+        <w:rPr>
+          <w:rFonts w:ascii="Times New Roman" w:hAnsi="Times New Roman" w:cs="Times New Roman"/>
+          <w:sz w:val="24"/>
+          <w:szCs w:val="24"/>
+        </w:rPr>
+        <w:t xml:space="preserve"> </w:t>
+      </w:r>
+      <w:proofErr w:type="spellStart"/>
+      <w:r>
+        <w:rPr>
+          <w:rFonts w:ascii="Times New Roman" w:hAnsi="Times New Roman" w:cs="Times New Roman"/>
+          <w:sz w:val="24"/>
+          <w:szCs w:val="24"/>
+        </w:rPr>
+        <w:t>wisata</w:t>
+      </w:r>
+      <w:proofErr w:type="spellEnd"/>
+      <w:r>
+        <w:rPr>
+          <w:rFonts w:ascii="Times New Roman" w:hAnsi="Times New Roman" w:cs="Times New Roman"/>
+          <w:sz w:val="24"/>
+          <w:szCs w:val="24"/>
+        </w:rPr>
+        <w:t>.</w:t>
+      </w:r>
+    </w:p>
+    <w:p>
+      <w:pPr>
+        <w:rPr>
+          <w:rFonts w:ascii="Times New Roman" w:hAnsi="Times New Roman" w:cs="Times New Roman"/>
+          <w:sz w:val="24"/>
+          <w:szCs w:val="24"/>
+        </w:rPr>
+      </w:pPr>
+      <w:r>
+        <w:rPr>
+          <w:rFonts w:ascii="Times New Roman" w:hAnsi="Times New Roman" w:cs="Times New Roman"/>
+          <w:sz w:val="24"/>
+          <w:szCs w:val="24"/>
+        </w:rPr>
+        <w:t xml:space="preserve">• </w:t>
+      </w:r>
+      <w:proofErr w:type="spellStart"/>
+      <w:r>
+        <w:rPr>
+          <w:rFonts w:ascii="Times New Roman" w:hAnsi="Times New Roman" w:cs="Times New Roman"/>
+          <w:b/>
+          <w:bCs/>
+          <w:sz w:val="24"/>
+          <w:szCs w:val="24"/>
+        </w:rPr>
+        <w:t>Informasi</w:t>
+      </w:r>
+      <w:proofErr w:type="spellEnd"/>
+      <w:r>
+        <w:rPr>
+          <w:rFonts w:ascii="Times New Roman" w:hAnsi="Times New Roman" w:cs="Times New Roman"/>
+          <w:b/>
+          <w:bCs/>
+          <w:sz w:val="24"/>
+          <w:szCs w:val="24"/>
+        </w:rPr>
+        <w:t xml:space="preserve"> </w:t>
+      </w:r>
+      <w:proofErr w:type="spellStart"/>
+      <w:r>
+        <w:rPr>
+          <w:rFonts w:ascii="Times New Roman" w:hAnsi="Times New Roman" w:cs="Times New Roman"/>
+          <w:b/>
+          <w:bCs/>
+          <w:sz w:val="24"/>
+          <w:szCs w:val="24"/>
+        </w:rPr>
+        <w:t>Nomor</w:t>
+      </w:r>
+      <w:proofErr w:type="spellEnd"/>
+      <w:r>
+        <w:rPr>
+          <w:rFonts w:ascii="Times New Roman" w:hAnsi="Times New Roman" w:cs="Times New Roman"/>
+          <w:b/>
+          <w:bCs/>
+          <w:sz w:val="24"/>
+          <w:szCs w:val="24"/>
+        </w:rPr>
+        <w:t xml:space="preserve"> HP</w:t>
+      </w:r>
+      <w:r>
+        <w:rPr>
+          <w:rFonts w:ascii="Times New Roman" w:hAnsi="Times New Roman" w:cs="Times New Roman"/>
+          <w:sz w:val="24"/>
+          <w:szCs w:val="24"/>
+        </w:rPr>
+        <w:t xml:space="preserve"> yang </w:t>
+      </w:r>
+      <w:proofErr w:type="spellStart"/>
+      <w:r>
+        <w:rPr>
+          <w:rFonts w:ascii="Times New Roman" w:hAnsi="Times New Roman" w:cs="Times New Roman"/>
+          <w:sz w:val="24"/>
+          <w:szCs w:val="24"/>
+        </w:rPr>
+        <w:t>digunakan</w:t>
+      </w:r>
+      <w:proofErr w:type="spellEnd"/>
+      <w:r>
+        <w:rPr>
+          <w:rFonts w:ascii="Times New Roman" w:hAnsi="Times New Roman" w:cs="Times New Roman"/>
+          <w:sz w:val="24"/>
+          <w:szCs w:val="24"/>
+        </w:rPr>
+        <w:t xml:space="preserve"> </w:t>
+      </w:r>
+      <w:proofErr w:type="spellStart"/>
+      <w:r>
+        <w:rPr>
+          <w:rFonts w:ascii="Times New Roman" w:hAnsi="Times New Roman" w:cs="Times New Roman"/>
+          <w:sz w:val="24"/>
+          <w:szCs w:val="24"/>
+        </w:rPr>
+        <w:t>sebagai</w:t>
+      </w:r>
+      <w:proofErr w:type="spellEnd"/>
+      <w:r>
+        <w:rPr>
+          <w:rFonts w:ascii="Times New Roman" w:hAnsi="Times New Roman" w:cs="Times New Roman"/>
+          <w:sz w:val="24"/>
+          <w:szCs w:val="24"/>
+        </w:rPr>
+        <w:t xml:space="preserve"> </w:t>
+      </w:r>
+      <w:proofErr w:type="spellStart"/>
+      <w:r>
+        <w:rPr>
+          <w:rFonts w:ascii="Times New Roman" w:hAnsi="Times New Roman" w:cs="Times New Roman"/>
+          <w:sz w:val="24"/>
+          <w:szCs w:val="24"/>
+        </w:rPr>
+        <w:t>kontak</w:t>
+      </w:r>
+      <w:proofErr w:type="spellEnd"/>
+      <w:r>
+        <w:rPr>
+          <w:rFonts w:ascii="Times New Roman" w:hAnsi="Times New Roman" w:cs="Times New Roman"/>
+          <w:sz w:val="24"/>
+          <w:szCs w:val="24"/>
+        </w:rPr>
+        <w:t xml:space="preserve"> customer </w:t>
+      </w:r>
+      <w:proofErr w:type="spellStart"/>
+      <w:r>
+        <w:rPr>
+          <w:rFonts w:ascii="Times New Roman" w:hAnsi="Times New Roman" w:cs="Times New Roman"/>
+          <w:sz w:val="24"/>
+          <w:szCs w:val="24"/>
+        </w:rPr>
+        <w:t>untuk</w:t>
+      </w:r>
+      <w:proofErr w:type="spellEnd"/>
+      <w:r>
+        <w:rPr>
+          <w:rFonts w:ascii="Times New Roman" w:hAnsi="Times New Roman" w:cs="Times New Roman"/>
+          <w:sz w:val="24"/>
+          <w:szCs w:val="24"/>
+        </w:rPr>
+        <w:t xml:space="preserve"> </w:t>
+      </w:r>
+      <w:proofErr w:type="spellStart"/>
+      <w:r>
+        <w:rPr>
+          <w:rFonts w:ascii="Times New Roman" w:hAnsi="Times New Roman" w:cs="Times New Roman"/>
+          <w:sz w:val="24"/>
+          <w:szCs w:val="24"/>
+        </w:rPr>
+        <w:t>keperluan</w:t>
+      </w:r>
+      <w:proofErr w:type="spellEnd"/>
+      <w:r>
+        <w:rPr>
+          <w:rFonts w:ascii="Times New Roman" w:hAnsi="Times New Roman" w:cs="Times New Roman"/>
+          <w:sz w:val="24"/>
+          <w:szCs w:val="24"/>
+        </w:rPr>
+        <w:t xml:space="preserve"> </w:t>
+      </w:r>
+      <w:proofErr w:type="spellStart"/>
+      <w:r>
+        <w:rPr>
+          <w:rFonts w:ascii="Times New Roman" w:hAnsi="Times New Roman" w:cs="Times New Roman"/>
+          <w:sz w:val="24"/>
+          <w:szCs w:val="24"/>
+        </w:rPr>
+        <w:t>konfirmasi</w:t>
+      </w:r>
+      <w:proofErr w:type="spellEnd"/>
+      <w:r>
+        <w:rPr>
+          <w:rFonts w:ascii="Times New Roman" w:hAnsi="Times New Roman" w:cs="Times New Roman"/>
+          <w:sz w:val="24"/>
+          <w:szCs w:val="24"/>
+        </w:rPr>
+        <w:t xml:space="preserve"> </w:t>
+      </w:r>
+      <w:proofErr w:type="spellStart"/>
+      <w:r>
+        <w:rPr>
+          <w:rFonts w:ascii="Times New Roman" w:hAnsi="Times New Roman" w:cs="Times New Roman"/>
+          <w:sz w:val="24"/>
+          <w:szCs w:val="24"/>
+        </w:rPr>
+        <w:t>atau</w:t>
+      </w:r>
+      <w:proofErr w:type="spellEnd"/>
+      <w:r>
+        <w:rPr>
+          <w:rFonts w:ascii="Times New Roman" w:hAnsi="Times New Roman" w:cs="Times New Roman"/>
+          <w:sz w:val="24"/>
+          <w:szCs w:val="24"/>
+        </w:rPr>
+        <w:t xml:space="preserve"> </w:t>
+      </w:r>
+      <w:proofErr w:type="spellStart"/>
+      <w:r>
+        <w:rPr>
+          <w:rFonts w:ascii="Times New Roman" w:hAnsi="Times New Roman" w:cs="Times New Roman"/>
+          <w:sz w:val="24"/>
+          <w:szCs w:val="24"/>
+        </w:rPr>
+        <w:t>komunikasi</w:t>
+      </w:r>
+      <w:proofErr w:type="spellEnd"/>
+      <w:r>
+        <w:rPr>
+          <w:rFonts w:ascii="Times New Roman" w:hAnsi="Times New Roman" w:cs="Times New Roman"/>
+          <w:sz w:val="24"/>
+          <w:szCs w:val="24"/>
+        </w:rPr>
+        <w:t xml:space="preserve"> </w:t>
+      </w:r>
+      <w:proofErr w:type="spellStart"/>
+      <w:r>
+        <w:rPr>
+          <w:rFonts w:ascii="Times New Roman" w:hAnsi="Times New Roman" w:cs="Times New Roman"/>
+          <w:sz w:val="24"/>
+          <w:szCs w:val="24"/>
+        </w:rPr>
+        <w:t>terkait</w:t>
+      </w:r>
+      <w:proofErr w:type="spellEnd"/>
+      <w:r>
+        <w:rPr>
+          <w:rFonts w:ascii="Times New Roman" w:hAnsi="Times New Roman" w:cs="Times New Roman"/>
+          <w:sz w:val="24"/>
+          <w:szCs w:val="24"/>
+        </w:rPr>
+        <w:t xml:space="preserve"> </w:t>
+      </w:r>
+      <w:proofErr w:type="spellStart"/>
+      <w:r>
+        <w:rPr>
+          <w:rFonts w:ascii="Times New Roman" w:hAnsi="Times New Roman" w:cs="Times New Roman"/>
+          <w:sz w:val="24"/>
+          <w:szCs w:val="24"/>
+        </w:rPr>
+        <w:t>pemesanan</w:t>
+      </w:r>
+      <w:proofErr w:type="spellEnd"/>
+      <w:r>
+        <w:rPr>
+          <w:rFonts w:ascii="Times New Roman" w:hAnsi="Times New Roman" w:cs="Times New Roman"/>
+          <w:sz w:val="24"/>
+          <w:szCs w:val="24"/>
+        </w:rPr>
+        <w:t>.</w:t>
+      </w:r>
+    </w:p>
+    <w:p>
+      <w:pPr>
+        <w:rPr>
+          <w:rFonts w:ascii="Times New Roman" w:hAnsi="Times New Roman" w:cs="Times New Roman"/>
+          <w:sz w:val="24"/>
+          <w:szCs w:val="24"/>
+        </w:rPr>
+      </w:pPr>
+      <w:r>
+        <w:rPr>
+          <w:rFonts w:ascii="Times New Roman" w:hAnsi="Times New Roman" w:cs="Times New Roman"/>
+          <w:sz w:val="24"/>
+          <w:szCs w:val="24"/>
+        </w:rPr>
+        <w:lastRenderedPageBreak/>
+        <w:t xml:space="preserve">• </w:t>
+      </w:r>
+      <w:proofErr w:type="spellStart"/>
+      <w:r>
+        <w:rPr>
+          <w:rFonts w:ascii="Times New Roman" w:hAnsi="Times New Roman" w:cs="Times New Roman"/>
+          <w:b/>
+          <w:bCs/>
+          <w:sz w:val="24"/>
+          <w:szCs w:val="24"/>
+        </w:rPr>
+        <w:t>Informasi</w:t>
+      </w:r>
+      <w:proofErr w:type="spellEnd"/>
+      <w:r>
+        <w:rPr>
+          <w:rFonts w:ascii="Times New Roman" w:hAnsi="Times New Roman" w:cs="Times New Roman"/>
+          <w:b/>
+          <w:bCs/>
+          <w:sz w:val="24"/>
+          <w:szCs w:val="24"/>
+        </w:rPr>
+        <w:t xml:space="preserve"> </w:t>
+      </w:r>
+      <w:proofErr w:type="spellStart"/>
+      <w:r>
+        <w:rPr>
+          <w:rFonts w:ascii="Times New Roman" w:hAnsi="Times New Roman" w:cs="Times New Roman"/>
+          <w:b/>
+          <w:bCs/>
+          <w:sz w:val="24"/>
+          <w:szCs w:val="24"/>
+        </w:rPr>
+        <w:t>Jumlah</w:t>
+      </w:r>
+      <w:proofErr w:type="spellEnd"/>
+      <w:r>
+        <w:rPr>
+          <w:rFonts w:ascii="Times New Roman" w:hAnsi="Times New Roman" w:cs="Times New Roman"/>
+          <w:b/>
+          <w:bCs/>
+          <w:sz w:val="24"/>
+          <w:szCs w:val="24"/>
+        </w:rPr>
+        <w:t xml:space="preserve"> </w:t>
+      </w:r>
+      <w:proofErr w:type="spellStart"/>
+      <w:r>
+        <w:rPr>
+          <w:rFonts w:ascii="Times New Roman" w:hAnsi="Times New Roman" w:cs="Times New Roman"/>
+          <w:b/>
+          <w:bCs/>
+          <w:sz w:val="24"/>
+          <w:szCs w:val="24"/>
+        </w:rPr>
+        <w:t>Tiket</w:t>
+      </w:r>
+      <w:proofErr w:type="spellEnd"/>
+      <w:r>
+        <w:rPr>
+          <w:rFonts w:ascii="Times New Roman" w:hAnsi="Times New Roman" w:cs="Times New Roman"/>
+          <w:sz w:val="24"/>
+          <w:szCs w:val="24"/>
+        </w:rPr>
+        <w:t xml:space="preserve"> yang </w:t>
+      </w:r>
+      <w:proofErr w:type="spellStart"/>
+      <w:r>
+        <w:rPr>
+          <w:rFonts w:ascii="Times New Roman" w:hAnsi="Times New Roman" w:cs="Times New Roman"/>
+          <w:sz w:val="24"/>
+          <w:szCs w:val="24"/>
+        </w:rPr>
+        <w:t>menunjukkan</w:t>
+      </w:r>
+      <w:proofErr w:type="spellEnd"/>
+      <w:r>
+        <w:rPr>
+          <w:rFonts w:ascii="Times New Roman" w:hAnsi="Times New Roman" w:cs="Times New Roman"/>
+          <w:sz w:val="24"/>
+          <w:szCs w:val="24"/>
+        </w:rPr>
+        <w:t xml:space="preserve"> </w:t>
+      </w:r>
+      <w:proofErr w:type="spellStart"/>
+      <w:r>
+        <w:rPr>
+          <w:rFonts w:ascii="Times New Roman" w:hAnsi="Times New Roman" w:cs="Times New Roman"/>
+          <w:sz w:val="24"/>
+          <w:szCs w:val="24"/>
+        </w:rPr>
+        <w:t>jumlah</w:t>
+      </w:r>
+      <w:proofErr w:type="spellEnd"/>
+      <w:r>
+        <w:rPr>
+          <w:rFonts w:ascii="Times New Roman" w:hAnsi="Times New Roman" w:cs="Times New Roman"/>
+          <w:sz w:val="24"/>
+          <w:szCs w:val="24"/>
+        </w:rPr>
+        <w:t xml:space="preserve"> </w:t>
+      </w:r>
+      <w:proofErr w:type="spellStart"/>
+      <w:r>
+        <w:rPr>
+          <w:rFonts w:ascii="Times New Roman" w:hAnsi="Times New Roman" w:cs="Times New Roman"/>
+          <w:sz w:val="24"/>
+          <w:szCs w:val="24"/>
+        </w:rPr>
+        <w:t>tiket</w:t>
+      </w:r>
+      <w:proofErr w:type="spellEnd"/>
+      <w:r>
+        <w:rPr>
+          <w:rFonts w:ascii="Times New Roman" w:hAnsi="Times New Roman" w:cs="Times New Roman"/>
+          <w:sz w:val="24"/>
+          <w:szCs w:val="24"/>
+        </w:rPr>
+        <w:t xml:space="preserve"> yang </w:t>
+      </w:r>
+      <w:proofErr w:type="spellStart"/>
+      <w:r>
+        <w:rPr>
+          <w:rFonts w:ascii="Times New Roman" w:hAnsi="Times New Roman" w:cs="Times New Roman"/>
+          <w:sz w:val="24"/>
+          <w:szCs w:val="24"/>
+        </w:rPr>
+        <w:t>dipesan</w:t>
+      </w:r>
+      <w:proofErr w:type="spellEnd"/>
+      <w:r>
+        <w:rPr>
+          <w:rFonts w:ascii="Times New Roman" w:hAnsi="Times New Roman" w:cs="Times New Roman"/>
+          <w:sz w:val="24"/>
+          <w:szCs w:val="24"/>
+        </w:rPr>
+        <w:t xml:space="preserve"> oleh customer.</w:t>
+      </w:r>
+    </w:p>
+    <w:p>
+      <w:pPr>
+        <w:rPr>
+          <w:rFonts w:ascii="Times New Roman" w:hAnsi="Times New Roman" w:cs="Times New Roman"/>
+          <w:sz w:val="24"/>
+          <w:szCs w:val="24"/>
+        </w:rPr>
+      </w:pPr>
+      <w:r>
+        <w:rPr>
+          <w:rFonts w:ascii="Times New Roman" w:hAnsi="Times New Roman" w:cs="Times New Roman"/>
+          <w:sz w:val="24"/>
+          <w:szCs w:val="24"/>
+        </w:rPr>
+        <w:t xml:space="preserve">• </w:t>
+      </w:r>
+      <w:proofErr w:type="spellStart"/>
+      <w:r>
+        <w:rPr>
+          <w:rFonts w:ascii="Times New Roman" w:hAnsi="Times New Roman" w:cs="Times New Roman"/>
+          <w:b/>
+          <w:bCs/>
+          <w:sz w:val="24"/>
+          <w:szCs w:val="24"/>
+        </w:rPr>
+        <w:t>Informasi</w:t>
+      </w:r>
+      <w:proofErr w:type="spellEnd"/>
+      <w:r>
+        <w:rPr>
+          <w:rFonts w:ascii="Times New Roman" w:hAnsi="Times New Roman" w:cs="Times New Roman"/>
+          <w:b/>
+          <w:bCs/>
+          <w:sz w:val="24"/>
+          <w:szCs w:val="24"/>
+        </w:rPr>
+        <w:t xml:space="preserve"> </w:t>
+      </w:r>
+      <w:proofErr w:type="spellStart"/>
+      <w:r>
+        <w:rPr>
+          <w:rFonts w:ascii="Times New Roman" w:hAnsi="Times New Roman" w:cs="Times New Roman"/>
+          <w:b/>
+          <w:bCs/>
+          <w:sz w:val="24"/>
+          <w:szCs w:val="24"/>
+        </w:rPr>
+        <w:t>Wisata</w:t>
+      </w:r>
+      <w:proofErr w:type="spellEnd"/>
+      <w:r>
+        <w:rPr>
+          <w:rFonts w:ascii="Times New Roman" w:hAnsi="Times New Roman" w:cs="Times New Roman"/>
+          <w:sz w:val="24"/>
+          <w:szCs w:val="24"/>
+        </w:rPr>
+        <w:t xml:space="preserve"> yang </w:t>
+      </w:r>
+      <w:proofErr w:type="spellStart"/>
+      <w:r>
+        <w:rPr>
+          <w:rFonts w:ascii="Times New Roman" w:hAnsi="Times New Roman" w:cs="Times New Roman"/>
+          <w:sz w:val="24"/>
+          <w:szCs w:val="24"/>
+        </w:rPr>
+        <w:t>menampilkan</w:t>
+      </w:r>
+      <w:proofErr w:type="spellEnd"/>
+      <w:r>
+        <w:rPr>
+          <w:rFonts w:ascii="Times New Roman" w:hAnsi="Times New Roman" w:cs="Times New Roman"/>
+          <w:sz w:val="24"/>
+          <w:szCs w:val="24"/>
+        </w:rPr>
+        <w:t xml:space="preserve"> nama </w:t>
+      </w:r>
+      <w:proofErr w:type="spellStart"/>
+      <w:r>
+        <w:rPr>
+          <w:rFonts w:ascii="Times New Roman" w:hAnsi="Times New Roman" w:cs="Times New Roman"/>
+          <w:sz w:val="24"/>
+          <w:szCs w:val="24"/>
+        </w:rPr>
+        <w:t>destinasi</w:t>
+      </w:r>
+      <w:proofErr w:type="spellEnd"/>
+      <w:r>
+        <w:rPr>
+          <w:rFonts w:ascii="Times New Roman" w:hAnsi="Times New Roman" w:cs="Times New Roman"/>
+          <w:sz w:val="24"/>
+          <w:szCs w:val="24"/>
+        </w:rPr>
+        <w:t xml:space="preserve"> </w:t>
+      </w:r>
+      <w:proofErr w:type="spellStart"/>
+      <w:r>
+        <w:rPr>
+          <w:rFonts w:ascii="Times New Roman" w:hAnsi="Times New Roman" w:cs="Times New Roman"/>
+          <w:sz w:val="24"/>
+          <w:szCs w:val="24"/>
+        </w:rPr>
+        <w:t>wisata</w:t>
+      </w:r>
+      <w:proofErr w:type="spellEnd"/>
+      <w:r>
+        <w:rPr>
+          <w:rFonts w:ascii="Times New Roman" w:hAnsi="Times New Roman" w:cs="Times New Roman"/>
+          <w:sz w:val="24"/>
+          <w:szCs w:val="24"/>
+        </w:rPr>
+        <w:t xml:space="preserve"> yang </w:t>
+      </w:r>
+      <w:proofErr w:type="spellStart"/>
+      <w:r>
+        <w:rPr>
+          <w:rFonts w:ascii="Times New Roman" w:hAnsi="Times New Roman" w:cs="Times New Roman"/>
+          <w:sz w:val="24"/>
+          <w:szCs w:val="24"/>
+        </w:rPr>
+        <w:t>dipilih</w:t>
+      </w:r>
+      <w:proofErr w:type="spellEnd"/>
+      <w:r>
+        <w:rPr>
+          <w:rFonts w:ascii="Times New Roman" w:hAnsi="Times New Roman" w:cs="Times New Roman"/>
+          <w:sz w:val="24"/>
+          <w:szCs w:val="24"/>
+        </w:rPr>
+        <w:t xml:space="preserve"> oleh customer.</w:t>
+      </w:r>
+    </w:p>
+    <w:p>
+      <w:pPr>
+        <w:rPr>
+          <w:rFonts w:ascii="Times New Roman" w:hAnsi="Times New Roman" w:cs="Times New Roman"/>
+          <w:sz w:val="24"/>
+          <w:szCs w:val="24"/>
+        </w:rPr>
+      </w:pPr>
+      <w:r>
+        <w:rPr>
+          <w:rFonts w:ascii="Times New Roman" w:hAnsi="Times New Roman" w:cs="Times New Roman"/>
+          <w:sz w:val="24"/>
+          <w:szCs w:val="24"/>
+        </w:rPr>
+        <w:t xml:space="preserve">• </w:t>
+      </w:r>
+      <w:proofErr w:type="spellStart"/>
+      <w:r>
+        <w:rPr>
+          <w:rFonts w:ascii="Times New Roman" w:hAnsi="Times New Roman" w:cs="Times New Roman"/>
+          <w:b/>
+          <w:bCs/>
+          <w:sz w:val="24"/>
+          <w:szCs w:val="24"/>
+        </w:rPr>
+        <w:t>Informasi</w:t>
+      </w:r>
+      <w:proofErr w:type="spellEnd"/>
+      <w:r>
+        <w:rPr>
+          <w:rFonts w:ascii="Times New Roman" w:hAnsi="Times New Roman" w:cs="Times New Roman"/>
+          <w:b/>
+          <w:bCs/>
+          <w:sz w:val="24"/>
+          <w:szCs w:val="24"/>
+        </w:rPr>
+        <w:t xml:space="preserve"> Customer</w:t>
+      </w:r>
+      <w:r>
+        <w:rPr>
+          <w:rFonts w:ascii="Times New Roman" w:hAnsi="Times New Roman" w:cs="Times New Roman"/>
+          <w:sz w:val="24"/>
+          <w:szCs w:val="24"/>
+        </w:rPr>
+        <w:t xml:space="preserve"> yang </w:t>
+      </w:r>
+      <w:proofErr w:type="spellStart"/>
+      <w:r>
+        <w:rPr>
+          <w:rFonts w:ascii="Times New Roman" w:hAnsi="Times New Roman" w:cs="Times New Roman"/>
+          <w:sz w:val="24"/>
+          <w:szCs w:val="24"/>
+        </w:rPr>
+        <w:t>menunjukkan</w:t>
+      </w:r>
+      <w:proofErr w:type="spellEnd"/>
+      <w:r>
+        <w:rPr>
+          <w:rFonts w:ascii="Times New Roman" w:hAnsi="Times New Roman" w:cs="Times New Roman"/>
+          <w:sz w:val="24"/>
+          <w:szCs w:val="24"/>
+        </w:rPr>
+        <w:t xml:space="preserve"> </w:t>
+      </w:r>
+      <w:proofErr w:type="spellStart"/>
+      <w:r>
+        <w:rPr>
+          <w:rFonts w:ascii="Times New Roman" w:hAnsi="Times New Roman" w:cs="Times New Roman"/>
+          <w:sz w:val="24"/>
+          <w:szCs w:val="24"/>
+        </w:rPr>
+        <w:t>akun</w:t>
+      </w:r>
+      <w:proofErr w:type="spellEnd"/>
+      <w:r>
+        <w:rPr>
+          <w:rFonts w:ascii="Times New Roman" w:hAnsi="Times New Roman" w:cs="Times New Roman"/>
+          <w:sz w:val="24"/>
+          <w:szCs w:val="24"/>
+        </w:rPr>
+        <w:t xml:space="preserve"> </w:t>
+      </w:r>
+      <w:proofErr w:type="spellStart"/>
+      <w:r>
+        <w:rPr>
+          <w:rFonts w:ascii="Times New Roman" w:hAnsi="Times New Roman" w:cs="Times New Roman"/>
+          <w:sz w:val="24"/>
+          <w:szCs w:val="24"/>
+        </w:rPr>
+        <w:t>pengguna</w:t>
+      </w:r>
+      <w:proofErr w:type="spellEnd"/>
+      <w:r>
+        <w:rPr>
+          <w:rFonts w:ascii="Times New Roman" w:hAnsi="Times New Roman" w:cs="Times New Roman"/>
+          <w:sz w:val="24"/>
+          <w:szCs w:val="24"/>
+        </w:rPr>
+        <w:t xml:space="preserve"> yang </w:t>
+      </w:r>
+      <w:proofErr w:type="spellStart"/>
+      <w:r>
+        <w:rPr>
+          <w:rFonts w:ascii="Times New Roman" w:hAnsi="Times New Roman" w:cs="Times New Roman"/>
+          <w:sz w:val="24"/>
+          <w:szCs w:val="24"/>
+        </w:rPr>
+        <w:t>melakukan</w:t>
+      </w:r>
+      <w:proofErr w:type="spellEnd"/>
+      <w:r>
+        <w:rPr>
+          <w:rFonts w:ascii="Times New Roman" w:hAnsi="Times New Roman" w:cs="Times New Roman"/>
+          <w:sz w:val="24"/>
+          <w:szCs w:val="24"/>
+        </w:rPr>
+        <w:t xml:space="preserve"> proses booking.</w:t>
+      </w:r>
+    </w:p>
+    <w:p>
+      <w:pPr>
+        <w:rPr>
+          <w:rFonts w:ascii="Times New Roman" w:hAnsi="Times New Roman" w:cs="Times New Roman"/>
+          <w:sz w:val="24"/>
+          <w:szCs w:val="24"/>
+        </w:rPr>
+      </w:pPr>
+      <w:r>
+        <w:rPr>
+          <w:rFonts w:ascii="Times New Roman" w:hAnsi="Times New Roman" w:cs="Times New Roman"/>
+          <w:sz w:val="24"/>
+          <w:szCs w:val="24"/>
+        </w:rPr>
+        <w:t xml:space="preserve">• </w:t>
+      </w:r>
+      <w:r>
+        <w:rPr>
+          <w:rFonts w:ascii="Times New Roman" w:hAnsi="Times New Roman" w:cs="Times New Roman"/>
+          <w:b/>
+          <w:bCs/>
+          <w:sz w:val="24"/>
+          <w:szCs w:val="24"/>
+        </w:rPr>
+        <w:t>Status Booking</w:t>
+      </w:r>
+      <w:r>
+        <w:rPr>
+          <w:rFonts w:ascii="Times New Roman" w:hAnsi="Times New Roman" w:cs="Times New Roman"/>
+          <w:sz w:val="24"/>
+          <w:szCs w:val="24"/>
+        </w:rPr>
+        <w:t xml:space="preserve"> yang </w:t>
+      </w:r>
+      <w:proofErr w:type="spellStart"/>
+      <w:r>
+        <w:rPr>
+          <w:rFonts w:ascii="Times New Roman" w:hAnsi="Times New Roman" w:cs="Times New Roman"/>
+          <w:sz w:val="24"/>
+          <w:szCs w:val="24"/>
+        </w:rPr>
+        <w:t>menampilkan</w:t>
+      </w:r>
+      <w:proofErr w:type="spellEnd"/>
+      <w:r>
+        <w:rPr>
+          <w:rFonts w:ascii="Times New Roman" w:hAnsi="Times New Roman" w:cs="Times New Roman"/>
+          <w:sz w:val="24"/>
+          <w:szCs w:val="24"/>
+        </w:rPr>
+        <w:t xml:space="preserve"> </w:t>
+      </w:r>
+      <w:proofErr w:type="spellStart"/>
+      <w:r>
+        <w:rPr>
+          <w:rFonts w:ascii="Times New Roman" w:hAnsi="Times New Roman" w:cs="Times New Roman"/>
+          <w:sz w:val="24"/>
+          <w:szCs w:val="24"/>
+        </w:rPr>
+        <w:t>kondisi</w:t>
+      </w:r>
+      <w:proofErr w:type="spellEnd"/>
+      <w:r>
+        <w:rPr>
+          <w:rFonts w:ascii="Times New Roman" w:hAnsi="Times New Roman" w:cs="Times New Roman"/>
+          <w:sz w:val="24"/>
+          <w:szCs w:val="24"/>
+        </w:rPr>
+        <w:t xml:space="preserve"> </w:t>
+      </w:r>
+      <w:proofErr w:type="spellStart"/>
+      <w:r>
+        <w:rPr>
+          <w:rFonts w:ascii="Times New Roman" w:hAnsi="Times New Roman" w:cs="Times New Roman"/>
+          <w:sz w:val="24"/>
+          <w:szCs w:val="24"/>
+        </w:rPr>
+        <w:t>pemesanan</w:t>
+      </w:r>
+      <w:proofErr w:type="spellEnd"/>
+      <w:r>
+        <w:rPr>
+          <w:rFonts w:ascii="Times New Roman" w:hAnsi="Times New Roman" w:cs="Times New Roman"/>
+          <w:sz w:val="24"/>
+          <w:szCs w:val="24"/>
+        </w:rPr>
+        <w:t xml:space="preserve"> </w:t>
+      </w:r>
+      <w:proofErr w:type="spellStart"/>
+      <w:r>
+        <w:rPr>
+          <w:rFonts w:ascii="Times New Roman" w:hAnsi="Times New Roman" w:cs="Times New Roman"/>
+          <w:sz w:val="24"/>
+          <w:szCs w:val="24"/>
+        </w:rPr>
+        <w:t>saat</w:t>
+      </w:r>
+      <w:proofErr w:type="spellEnd"/>
+      <w:r>
+        <w:rPr>
+          <w:rFonts w:ascii="Times New Roman" w:hAnsi="Times New Roman" w:cs="Times New Roman"/>
+          <w:sz w:val="24"/>
+          <w:szCs w:val="24"/>
+        </w:rPr>
+        <w:t xml:space="preserve"> </w:t>
+      </w:r>
+      <w:proofErr w:type="spellStart"/>
+      <w:r>
+        <w:rPr>
+          <w:rFonts w:ascii="Times New Roman" w:hAnsi="Times New Roman" w:cs="Times New Roman"/>
+          <w:sz w:val="24"/>
+          <w:szCs w:val="24"/>
+        </w:rPr>
+        <w:t>ini</w:t>
+      </w:r>
+      <w:proofErr w:type="spellEnd"/>
+      <w:r>
+        <w:rPr>
+          <w:rFonts w:ascii="Times New Roman" w:hAnsi="Times New Roman" w:cs="Times New Roman"/>
+          <w:sz w:val="24"/>
+          <w:szCs w:val="24"/>
+        </w:rPr>
+        <w:t xml:space="preserve">, </w:t>
+      </w:r>
+      <w:proofErr w:type="spellStart"/>
+      <w:r>
+        <w:rPr>
+          <w:rFonts w:ascii="Times New Roman" w:hAnsi="Times New Roman" w:cs="Times New Roman"/>
+          <w:sz w:val="24"/>
+          <w:szCs w:val="24"/>
+        </w:rPr>
+        <w:t>seperti</w:t>
+      </w:r>
+      <w:proofErr w:type="spellEnd"/>
+      <w:r>
+        <w:rPr>
+          <w:rFonts w:ascii="Times New Roman" w:hAnsi="Times New Roman" w:cs="Times New Roman"/>
+          <w:sz w:val="24"/>
+          <w:szCs w:val="24"/>
+        </w:rPr>
+        <w:t xml:space="preserve"> Pending, Confirm, </w:t>
+      </w:r>
+      <w:proofErr w:type="spellStart"/>
+      <w:r>
+        <w:rPr>
+          <w:rFonts w:ascii="Times New Roman" w:hAnsi="Times New Roman" w:cs="Times New Roman"/>
+          <w:sz w:val="24"/>
+          <w:szCs w:val="24"/>
+        </w:rPr>
+        <w:t>atau</w:t>
+      </w:r>
+      <w:proofErr w:type="spellEnd"/>
+      <w:r>
+        <w:rPr>
+          <w:rFonts w:ascii="Times New Roman" w:hAnsi="Times New Roman" w:cs="Times New Roman"/>
+          <w:sz w:val="24"/>
+          <w:szCs w:val="24"/>
+        </w:rPr>
+        <w:t xml:space="preserve"> Cancel.</w:t>
+      </w:r>
+    </w:p>
+    <w:p>
+      <w:pPr>
+        <w:rPr>
+          <w:rFonts w:ascii="Times New Roman" w:hAnsi="Times New Roman" w:cs="Times New Roman"/>
+          <w:sz w:val="24"/>
+          <w:szCs w:val="24"/>
+        </w:rPr>
+      </w:pPr>
+      <w:r>
+        <w:rPr>
+          <w:rFonts w:ascii="Times New Roman" w:hAnsi="Times New Roman" w:cs="Times New Roman"/>
+          <w:sz w:val="24"/>
+          <w:szCs w:val="24"/>
+        </w:rPr>
+        <w:t xml:space="preserve">Selain </w:t>
+      </w:r>
+      <w:proofErr w:type="spellStart"/>
+      <w:r>
+        <w:rPr>
+          <w:rFonts w:ascii="Times New Roman" w:hAnsi="Times New Roman" w:cs="Times New Roman"/>
+          <w:sz w:val="24"/>
+          <w:szCs w:val="24"/>
+        </w:rPr>
+        <w:t>menampilkan</w:t>
+      </w:r>
+      <w:proofErr w:type="spellEnd"/>
+      <w:r>
+        <w:rPr>
+          <w:rFonts w:ascii="Times New Roman" w:hAnsi="Times New Roman" w:cs="Times New Roman"/>
+          <w:sz w:val="24"/>
+          <w:szCs w:val="24"/>
+        </w:rPr>
+        <w:t xml:space="preserve"> </w:t>
+      </w:r>
+      <w:proofErr w:type="spellStart"/>
+      <w:r>
+        <w:rPr>
+          <w:rFonts w:ascii="Times New Roman" w:hAnsi="Times New Roman" w:cs="Times New Roman"/>
+          <w:sz w:val="24"/>
+          <w:szCs w:val="24"/>
+        </w:rPr>
+        <w:t>informasi</w:t>
+      </w:r>
+      <w:proofErr w:type="spellEnd"/>
+      <w:r>
+        <w:rPr>
+          <w:rFonts w:ascii="Times New Roman" w:hAnsi="Times New Roman" w:cs="Times New Roman"/>
+          <w:sz w:val="24"/>
+          <w:szCs w:val="24"/>
+        </w:rPr>
+        <w:t xml:space="preserve"> booking, </w:t>
+      </w:r>
+      <w:proofErr w:type="spellStart"/>
+      <w:r>
+        <w:rPr>
+          <w:rFonts w:ascii="Times New Roman" w:hAnsi="Times New Roman" w:cs="Times New Roman"/>
+          <w:sz w:val="24"/>
+          <w:szCs w:val="24"/>
+        </w:rPr>
+        <w:t>halaman</w:t>
+      </w:r>
+      <w:proofErr w:type="spellEnd"/>
+      <w:r>
+        <w:rPr>
+          <w:rFonts w:ascii="Times New Roman" w:hAnsi="Times New Roman" w:cs="Times New Roman"/>
+          <w:sz w:val="24"/>
+          <w:szCs w:val="24"/>
+        </w:rPr>
+        <w:t xml:space="preserve"> </w:t>
+      </w:r>
+      <w:proofErr w:type="spellStart"/>
+      <w:r>
+        <w:rPr>
+          <w:rFonts w:ascii="Times New Roman" w:hAnsi="Times New Roman" w:cs="Times New Roman"/>
+          <w:sz w:val="24"/>
+          <w:szCs w:val="24"/>
+        </w:rPr>
+        <w:t>ini</w:t>
+      </w:r>
+      <w:proofErr w:type="spellEnd"/>
+      <w:r>
+        <w:rPr>
+          <w:rFonts w:ascii="Times New Roman" w:hAnsi="Times New Roman" w:cs="Times New Roman"/>
+          <w:sz w:val="24"/>
+          <w:szCs w:val="24"/>
+        </w:rPr>
+        <w:t xml:space="preserve"> juga </w:t>
+      </w:r>
+      <w:proofErr w:type="spellStart"/>
+      <w:r>
+        <w:rPr>
+          <w:rFonts w:ascii="Times New Roman" w:hAnsi="Times New Roman" w:cs="Times New Roman"/>
+          <w:sz w:val="24"/>
+          <w:szCs w:val="24"/>
+        </w:rPr>
+        <w:t>menyediakan</w:t>
+      </w:r>
+      <w:proofErr w:type="spellEnd"/>
+      <w:r>
+        <w:rPr>
+          <w:rFonts w:ascii="Times New Roman" w:hAnsi="Times New Roman" w:cs="Times New Roman"/>
+          <w:sz w:val="24"/>
+          <w:szCs w:val="24"/>
+        </w:rPr>
+        <w:t xml:space="preserve"> </w:t>
+      </w:r>
+      <w:proofErr w:type="spellStart"/>
+      <w:r>
+        <w:rPr>
+          <w:rFonts w:ascii="Times New Roman" w:hAnsi="Times New Roman" w:cs="Times New Roman"/>
+          <w:sz w:val="24"/>
+          <w:szCs w:val="24"/>
+        </w:rPr>
+        <w:t>beberapa</w:t>
+      </w:r>
+      <w:proofErr w:type="spellEnd"/>
+      <w:r>
+        <w:rPr>
+          <w:rFonts w:ascii="Times New Roman" w:hAnsi="Times New Roman" w:cs="Times New Roman"/>
+          <w:sz w:val="24"/>
+          <w:szCs w:val="24"/>
+        </w:rPr>
+        <w:t xml:space="preserve"> </w:t>
+      </w:r>
+      <w:proofErr w:type="spellStart"/>
+      <w:r>
+        <w:rPr>
+          <w:rFonts w:ascii="Times New Roman" w:hAnsi="Times New Roman" w:cs="Times New Roman"/>
+          <w:sz w:val="24"/>
+          <w:szCs w:val="24"/>
+        </w:rPr>
+        <w:t>tombol</w:t>
+      </w:r>
+      <w:proofErr w:type="spellEnd"/>
+      <w:r>
+        <w:rPr>
+          <w:rFonts w:ascii="Times New Roman" w:hAnsi="Times New Roman" w:cs="Times New Roman"/>
+          <w:sz w:val="24"/>
+          <w:szCs w:val="24"/>
+        </w:rPr>
+        <w:t xml:space="preserve"> </w:t>
+      </w:r>
+      <w:proofErr w:type="spellStart"/>
+      <w:r>
+        <w:rPr>
+          <w:rFonts w:ascii="Times New Roman" w:hAnsi="Times New Roman" w:cs="Times New Roman"/>
+          <w:sz w:val="24"/>
+          <w:szCs w:val="24"/>
+        </w:rPr>
+        <w:t>aksi</w:t>
+      </w:r>
+      <w:proofErr w:type="spellEnd"/>
+      <w:r>
+        <w:rPr>
+          <w:rFonts w:ascii="Times New Roman" w:hAnsi="Times New Roman" w:cs="Times New Roman"/>
+          <w:sz w:val="24"/>
+          <w:szCs w:val="24"/>
+        </w:rPr>
+        <w:t xml:space="preserve"> yang </w:t>
+      </w:r>
+      <w:proofErr w:type="spellStart"/>
+      <w:r>
+        <w:rPr>
+          <w:rFonts w:ascii="Times New Roman" w:hAnsi="Times New Roman" w:cs="Times New Roman"/>
+          <w:sz w:val="24"/>
+          <w:szCs w:val="24"/>
+        </w:rPr>
+        <w:t>dapat</w:t>
+      </w:r>
+      <w:proofErr w:type="spellEnd"/>
+      <w:r>
+        <w:rPr>
+          <w:rFonts w:ascii="Times New Roman" w:hAnsi="Times New Roman" w:cs="Times New Roman"/>
+          <w:sz w:val="24"/>
+          <w:szCs w:val="24"/>
+        </w:rPr>
+        <w:t xml:space="preserve"> </w:t>
+      </w:r>
+      <w:proofErr w:type="spellStart"/>
+      <w:r>
+        <w:rPr>
+          <w:rFonts w:ascii="Times New Roman" w:hAnsi="Times New Roman" w:cs="Times New Roman"/>
+          <w:sz w:val="24"/>
+          <w:szCs w:val="24"/>
+        </w:rPr>
+        <w:t>digunakan</w:t>
+      </w:r>
+      <w:proofErr w:type="spellEnd"/>
+      <w:r>
+        <w:rPr>
+          <w:rFonts w:ascii="Times New Roman" w:hAnsi="Times New Roman" w:cs="Times New Roman"/>
+          <w:sz w:val="24"/>
+          <w:szCs w:val="24"/>
+        </w:rPr>
+        <w:t xml:space="preserve"> admin </w:t>
+      </w:r>
+      <w:proofErr w:type="spellStart"/>
+      <w:r>
+        <w:rPr>
+          <w:rFonts w:ascii="Times New Roman" w:hAnsi="Times New Roman" w:cs="Times New Roman"/>
+          <w:sz w:val="24"/>
+          <w:szCs w:val="24"/>
+        </w:rPr>
+        <w:t>untuk</w:t>
+      </w:r>
+      <w:proofErr w:type="spellEnd"/>
+      <w:r>
+        <w:rPr>
+          <w:rFonts w:ascii="Times New Roman" w:hAnsi="Times New Roman" w:cs="Times New Roman"/>
+          <w:sz w:val="24"/>
+          <w:szCs w:val="24"/>
+        </w:rPr>
+        <w:t xml:space="preserve"> </w:t>
+      </w:r>
+      <w:proofErr w:type="spellStart"/>
+      <w:r>
+        <w:rPr>
+          <w:rFonts w:ascii="Times New Roman" w:hAnsi="Times New Roman" w:cs="Times New Roman"/>
+          <w:sz w:val="24"/>
+          <w:szCs w:val="24"/>
+        </w:rPr>
+        <w:t>mengelola</w:t>
+      </w:r>
+      <w:proofErr w:type="spellEnd"/>
+      <w:r>
+        <w:rPr>
+          <w:rFonts w:ascii="Times New Roman" w:hAnsi="Times New Roman" w:cs="Times New Roman"/>
+          <w:sz w:val="24"/>
+          <w:szCs w:val="24"/>
+        </w:rPr>
+        <w:t xml:space="preserve"> status </w:t>
+      </w:r>
+      <w:proofErr w:type="spellStart"/>
+      <w:r>
+        <w:rPr>
+          <w:rFonts w:ascii="Times New Roman" w:hAnsi="Times New Roman" w:cs="Times New Roman"/>
+          <w:sz w:val="24"/>
+          <w:szCs w:val="24"/>
+        </w:rPr>
+        <w:t>pemesanan</w:t>
+      </w:r>
+      <w:proofErr w:type="spellEnd"/>
+      <w:r>
+        <w:rPr>
+          <w:rFonts w:ascii="Times New Roman" w:hAnsi="Times New Roman" w:cs="Times New Roman"/>
+          <w:sz w:val="24"/>
+          <w:szCs w:val="24"/>
+        </w:rPr>
+        <w:t xml:space="preserve">, </w:t>
+      </w:r>
+      <w:proofErr w:type="spellStart"/>
+      <w:r>
+        <w:rPr>
+          <w:rFonts w:ascii="Times New Roman" w:hAnsi="Times New Roman" w:cs="Times New Roman"/>
+          <w:sz w:val="24"/>
+          <w:szCs w:val="24"/>
+        </w:rPr>
+        <w:t>yaitu</w:t>
+      </w:r>
+      <w:proofErr w:type="spellEnd"/>
+      <w:r>
+        <w:rPr>
+          <w:rFonts w:ascii="Times New Roman" w:hAnsi="Times New Roman" w:cs="Times New Roman"/>
+          <w:sz w:val="24"/>
+          <w:szCs w:val="24"/>
+        </w:rPr>
+        <w:t>:</w:t>
+      </w:r>
+    </w:p>
+    <w:p>
+      <w:pPr>
+        <w:rPr>
+          <w:rFonts w:ascii="Times New Roman" w:hAnsi="Times New Roman" w:cs="Times New Roman"/>
+          <w:sz w:val="24"/>
+          <w:szCs w:val="24"/>
+        </w:rPr>
+      </w:pPr>
+      <w:r>
+        <w:rPr>
+          <w:rFonts w:ascii="Times New Roman" w:hAnsi="Times New Roman" w:cs="Times New Roman"/>
+          <w:sz w:val="24"/>
+          <w:szCs w:val="24"/>
+        </w:rPr>
+        <w:t xml:space="preserve">• </w:t>
+      </w:r>
+      <w:proofErr w:type="spellStart"/>
+      <w:r>
+        <w:rPr>
+          <w:rFonts w:ascii="Times New Roman" w:hAnsi="Times New Roman" w:cs="Times New Roman"/>
+          <w:b/>
+          <w:bCs/>
+          <w:sz w:val="24"/>
+          <w:szCs w:val="24"/>
+        </w:rPr>
+        <w:t>Tombol</w:t>
+      </w:r>
+      <w:proofErr w:type="spellEnd"/>
+      <w:r>
+        <w:rPr>
+          <w:rFonts w:ascii="Times New Roman" w:hAnsi="Times New Roman" w:cs="Times New Roman"/>
+          <w:b/>
+          <w:bCs/>
+          <w:sz w:val="24"/>
+          <w:szCs w:val="24"/>
+        </w:rPr>
+        <w:t xml:space="preserve"> Pending</w:t>
+      </w:r>
+      <w:r>
+        <w:rPr>
+          <w:rFonts w:ascii="Times New Roman" w:hAnsi="Times New Roman" w:cs="Times New Roman"/>
+          <w:sz w:val="24"/>
+          <w:szCs w:val="24"/>
+        </w:rPr>
+        <w:t xml:space="preserve"> </w:t>
+      </w:r>
+      <w:proofErr w:type="spellStart"/>
+      <w:r>
+        <w:rPr>
+          <w:rFonts w:ascii="Times New Roman" w:hAnsi="Times New Roman" w:cs="Times New Roman"/>
+          <w:sz w:val="24"/>
+          <w:szCs w:val="24"/>
+        </w:rPr>
+        <w:t>untuk</w:t>
+      </w:r>
+      <w:proofErr w:type="spellEnd"/>
+      <w:r>
+        <w:rPr>
+          <w:rFonts w:ascii="Times New Roman" w:hAnsi="Times New Roman" w:cs="Times New Roman"/>
+          <w:sz w:val="24"/>
+          <w:szCs w:val="24"/>
+        </w:rPr>
+        <w:t xml:space="preserve"> </w:t>
+      </w:r>
+      <w:proofErr w:type="spellStart"/>
+      <w:r>
+        <w:rPr>
+          <w:rFonts w:ascii="Times New Roman" w:hAnsi="Times New Roman" w:cs="Times New Roman"/>
+          <w:sz w:val="24"/>
+          <w:szCs w:val="24"/>
+        </w:rPr>
+        <w:t>mengubah</w:t>
+      </w:r>
+      <w:proofErr w:type="spellEnd"/>
+      <w:r>
+        <w:rPr>
+          <w:rFonts w:ascii="Times New Roman" w:hAnsi="Times New Roman" w:cs="Times New Roman"/>
+          <w:sz w:val="24"/>
+          <w:szCs w:val="24"/>
+        </w:rPr>
+        <w:t xml:space="preserve"> </w:t>
+      </w:r>
+      <w:proofErr w:type="spellStart"/>
+      <w:r>
+        <w:rPr>
+          <w:rFonts w:ascii="Times New Roman" w:hAnsi="Times New Roman" w:cs="Times New Roman"/>
+          <w:sz w:val="24"/>
+          <w:szCs w:val="24"/>
+        </w:rPr>
+        <w:t>atau</w:t>
+      </w:r>
+      <w:proofErr w:type="spellEnd"/>
+      <w:r>
+        <w:rPr>
+          <w:rFonts w:ascii="Times New Roman" w:hAnsi="Times New Roman" w:cs="Times New Roman"/>
+          <w:sz w:val="24"/>
+          <w:szCs w:val="24"/>
+        </w:rPr>
+        <w:t xml:space="preserve"> </w:t>
+      </w:r>
+      <w:proofErr w:type="spellStart"/>
+      <w:r>
+        <w:rPr>
+          <w:rFonts w:ascii="Times New Roman" w:hAnsi="Times New Roman" w:cs="Times New Roman"/>
+          <w:sz w:val="24"/>
+          <w:szCs w:val="24"/>
+        </w:rPr>
+        <w:t>mengembalikan</w:t>
+      </w:r>
+      <w:proofErr w:type="spellEnd"/>
+      <w:r>
+        <w:rPr>
+          <w:rFonts w:ascii="Times New Roman" w:hAnsi="Times New Roman" w:cs="Times New Roman"/>
+          <w:sz w:val="24"/>
+          <w:szCs w:val="24"/>
+        </w:rPr>
+        <w:t xml:space="preserve"> status booking </w:t>
+      </w:r>
+      <w:proofErr w:type="spellStart"/>
+      <w:r>
+        <w:rPr>
+          <w:rFonts w:ascii="Times New Roman" w:hAnsi="Times New Roman" w:cs="Times New Roman"/>
+          <w:sz w:val="24"/>
+          <w:szCs w:val="24"/>
+        </w:rPr>
+        <w:t>menjadi</w:t>
+      </w:r>
+      <w:proofErr w:type="spellEnd"/>
+      <w:r>
+        <w:rPr>
+          <w:rFonts w:ascii="Times New Roman" w:hAnsi="Times New Roman" w:cs="Times New Roman"/>
+          <w:sz w:val="24"/>
+          <w:szCs w:val="24"/>
+        </w:rPr>
+        <w:t xml:space="preserve"> </w:t>
+      </w:r>
+      <w:proofErr w:type="spellStart"/>
+      <w:r>
+        <w:rPr>
+          <w:rFonts w:ascii="Times New Roman" w:hAnsi="Times New Roman" w:cs="Times New Roman"/>
+          <w:sz w:val="24"/>
+          <w:szCs w:val="24"/>
+        </w:rPr>
+        <w:t>menunggu</w:t>
+      </w:r>
+      <w:proofErr w:type="spellEnd"/>
+      <w:r>
+        <w:rPr>
+          <w:rFonts w:ascii="Times New Roman" w:hAnsi="Times New Roman" w:cs="Times New Roman"/>
+          <w:sz w:val="24"/>
+          <w:szCs w:val="24"/>
+        </w:rPr>
+        <w:t xml:space="preserve"> proses </w:t>
+      </w:r>
+      <w:proofErr w:type="spellStart"/>
+      <w:r>
+        <w:rPr>
+          <w:rFonts w:ascii="Times New Roman" w:hAnsi="Times New Roman" w:cs="Times New Roman"/>
+          <w:sz w:val="24"/>
+          <w:szCs w:val="24"/>
+        </w:rPr>
+        <w:t>verifikasi</w:t>
+      </w:r>
+      <w:proofErr w:type="spellEnd"/>
+      <w:r>
+        <w:rPr>
+          <w:rFonts w:ascii="Times New Roman" w:hAnsi="Times New Roman" w:cs="Times New Roman"/>
+          <w:sz w:val="24"/>
+          <w:szCs w:val="24"/>
+        </w:rPr>
+        <w:t>.</w:t>
+      </w:r>
+    </w:p>
+    <w:p>
+      <w:pPr>
+        <w:rPr>
+          <w:rFonts w:ascii="Times New Roman" w:hAnsi="Times New Roman" w:cs="Times New Roman"/>
+          <w:sz w:val="24"/>
+          <w:szCs w:val="24"/>
+        </w:rPr>
+      </w:pPr>
+      <w:r>
+        <w:rPr>
+          <w:rFonts w:ascii="Times New Roman" w:hAnsi="Times New Roman" w:cs="Times New Roman"/>
+          <w:sz w:val="24"/>
+          <w:szCs w:val="24"/>
+        </w:rPr>
+        <w:t xml:space="preserve">• </w:t>
+      </w:r>
+      <w:proofErr w:type="spellStart"/>
+      <w:r>
+        <w:rPr>
+          <w:rFonts w:ascii="Times New Roman" w:hAnsi="Times New Roman" w:cs="Times New Roman"/>
+          <w:b/>
+          <w:bCs/>
+          <w:sz w:val="24"/>
+          <w:szCs w:val="24"/>
+        </w:rPr>
+        <w:t>Tombol</w:t>
+      </w:r>
+      <w:proofErr w:type="spellEnd"/>
+      <w:r>
+        <w:rPr>
+          <w:rFonts w:ascii="Times New Roman" w:hAnsi="Times New Roman" w:cs="Times New Roman"/>
+          <w:b/>
+          <w:bCs/>
+          <w:sz w:val="24"/>
+          <w:szCs w:val="24"/>
+        </w:rPr>
+        <w:t xml:space="preserve"> Confirm</w:t>
+      </w:r>
+      <w:r>
+        <w:rPr>
+          <w:rFonts w:ascii="Times New Roman" w:hAnsi="Times New Roman" w:cs="Times New Roman"/>
+          <w:sz w:val="24"/>
+          <w:szCs w:val="24"/>
+        </w:rPr>
+        <w:t xml:space="preserve"> </w:t>
+      </w:r>
+      <w:proofErr w:type="spellStart"/>
+      <w:r>
+        <w:rPr>
+          <w:rFonts w:ascii="Times New Roman" w:hAnsi="Times New Roman" w:cs="Times New Roman"/>
+          <w:sz w:val="24"/>
+          <w:szCs w:val="24"/>
+        </w:rPr>
+        <w:t>untuk</w:t>
+      </w:r>
+      <w:proofErr w:type="spellEnd"/>
+      <w:r>
+        <w:rPr>
+          <w:rFonts w:ascii="Times New Roman" w:hAnsi="Times New Roman" w:cs="Times New Roman"/>
+          <w:sz w:val="24"/>
+          <w:szCs w:val="24"/>
+        </w:rPr>
+        <w:t xml:space="preserve"> </w:t>
+      </w:r>
+      <w:proofErr w:type="spellStart"/>
+      <w:r>
+        <w:rPr>
+          <w:rFonts w:ascii="Times New Roman" w:hAnsi="Times New Roman" w:cs="Times New Roman"/>
+          <w:sz w:val="24"/>
+          <w:szCs w:val="24"/>
+        </w:rPr>
+        <w:t>mengonfirmasi</w:t>
+      </w:r>
+      <w:proofErr w:type="spellEnd"/>
+      <w:r>
+        <w:rPr>
+          <w:rFonts w:ascii="Times New Roman" w:hAnsi="Times New Roman" w:cs="Times New Roman"/>
+          <w:sz w:val="24"/>
+          <w:szCs w:val="24"/>
+        </w:rPr>
+        <w:t xml:space="preserve"> </w:t>
+      </w:r>
+      <w:proofErr w:type="spellStart"/>
+      <w:r>
+        <w:rPr>
+          <w:rFonts w:ascii="Times New Roman" w:hAnsi="Times New Roman" w:cs="Times New Roman"/>
+          <w:sz w:val="24"/>
+          <w:szCs w:val="24"/>
+        </w:rPr>
+        <w:t>bahwa</w:t>
+      </w:r>
+      <w:proofErr w:type="spellEnd"/>
+      <w:r>
+        <w:rPr>
+          <w:rFonts w:ascii="Times New Roman" w:hAnsi="Times New Roman" w:cs="Times New Roman"/>
+          <w:sz w:val="24"/>
+          <w:szCs w:val="24"/>
+        </w:rPr>
+        <w:t xml:space="preserve"> </w:t>
+      </w:r>
+      <w:proofErr w:type="spellStart"/>
+      <w:r>
+        <w:rPr>
+          <w:rFonts w:ascii="Times New Roman" w:hAnsi="Times New Roman" w:cs="Times New Roman"/>
+          <w:sz w:val="24"/>
+          <w:szCs w:val="24"/>
+        </w:rPr>
+        <w:t>pemesanan</w:t>
+      </w:r>
+      <w:proofErr w:type="spellEnd"/>
+      <w:r>
+        <w:rPr>
+          <w:rFonts w:ascii="Times New Roman" w:hAnsi="Times New Roman" w:cs="Times New Roman"/>
+          <w:sz w:val="24"/>
+          <w:szCs w:val="24"/>
+        </w:rPr>
+        <w:t xml:space="preserve"> </w:t>
+      </w:r>
+      <w:proofErr w:type="spellStart"/>
+      <w:r>
+        <w:rPr>
+          <w:rFonts w:ascii="Times New Roman" w:hAnsi="Times New Roman" w:cs="Times New Roman"/>
+          <w:sz w:val="24"/>
+          <w:szCs w:val="24"/>
+        </w:rPr>
+        <w:t>telah</w:t>
+      </w:r>
+      <w:proofErr w:type="spellEnd"/>
+      <w:r>
+        <w:rPr>
+          <w:rFonts w:ascii="Times New Roman" w:hAnsi="Times New Roman" w:cs="Times New Roman"/>
+          <w:sz w:val="24"/>
+          <w:szCs w:val="24"/>
+        </w:rPr>
+        <w:t xml:space="preserve"> </w:t>
+      </w:r>
+      <w:proofErr w:type="spellStart"/>
+      <w:r>
+        <w:rPr>
+          <w:rFonts w:ascii="Times New Roman" w:hAnsi="Times New Roman" w:cs="Times New Roman"/>
+          <w:sz w:val="24"/>
+          <w:szCs w:val="24"/>
+        </w:rPr>
+        <w:t>diterima</w:t>
+      </w:r>
+      <w:proofErr w:type="spellEnd"/>
+      <w:r>
+        <w:rPr>
+          <w:rFonts w:ascii="Times New Roman" w:hAnsi="Times New Roman" w:cs="Times New Roman"/>
+          <w:sz w:val="24"/>
+          <w:szCs w:val="24"/>
+        </w:rPr>
+        <w:t xml:space="preserve"> dan </w:t>
+      </w:r>
+      <w:proofErr w:type="spellStart"/>
+      <w:r>
+        <w:rPr>
+          <w:rFonts w:ascii="Times New Roman" w:hAnsi="Times New Roman" w:cs="Times New Roman"/>
+          <w:sz w:val="24"/>
+          <w:szCs w:val="24"/>
+        </w:rPr>
+        <w:t>disetujui</w:t>
+      </w:r>
+      <w:proofErr w:type="spellEnd"/>
+      <w:r>
+        <w:rPr>
+          <w:rFonts w:ascii="Times New Roman" w:hAnsi="Times New Roman" w:cs="Times New Roman"/>
+          <w:sz w:val="24"/>
+          <w:szCs w:val="24"/>
+        </w:rPr>
+        <w:t xml:space="preserve"> oleh admin.</w:t>
+      </w:r>
+    </w:p>
+    <w:p>
+      <w:pPr>
+        <w:rPr>
+          <w:rFonts w:ascii="Times New Roman" w:hAnsi="Times New Roman" w:cs="Times New Roman"/>
+          <w:sz w:val="24"/>
+          <w:szCs w:val="24"/>
+        </w:rPr>
+      </w:pPr>
+      <w:r>
+        <w:rPr>
+          <w:rFonts w:ascii="Times New Roman" w:hAnsi="Times New Roman" w:cs="Times New Roman"/>
+          <w:sz w:val="24"/>
+          <w:szCs w:val="24"/>
+        </w:rPr>
+        <w:t xml:space="preserve">• </w:t>
+      </w:r>
+      <w:proofErr w:type="spellStart"/>
+      <w:r>
+        <w:rPr>
+          <w:rFonts w:ascii="Times New Roman" w:hAnsi="Times New Roman" w:cs="Times New Roman"/>
+          <w:b/>
+          <w:bCs/>
+          <w:sz w:val="24"/>
+          <w:szCs w:val="24"/>
+        </w:rPr>
+        <w:t>Tombol</w:t>
+      </w:r>
+      <w:proofErr w:type="spellEnd"/>
+      <w:r>
+        <w:rPr>
+          <w:rFonts w:ascii="Times New Roman" w:hAnsi="Times New Roman" w:cs="Times New Roman"/>
+          <w:b/>
+          <w:bCs/>
+          <w:sz w:val="24"/>
+          <w:szCs w:val="24"/>
+        </w:rPr>
+        <w:t xml:space="preserve"> Cancel</w:t>
+      </w:r>
+      <w:r>
+        <w:rPr>
+          <w:rFonts w:ascii="Times New Roman" w:hAnsi="Times New Roman" w:cs="Times New Roman"/>
+          <w:sz w:val="24"/>
+          <w:szCs w:val="24"/>
+        </w:rPr>
+        <w:t xml:space="preserve"> </w:t>
+      </w:r>
+      <w:proofErr w:type="spellStart"/>
+      <w:r>
+        <w:rPr>
+          <w:rFonts w:ascii="Times New Roman" w:hAnsi="Times New Roman" w:cs="Times New Roman"/>
+          <w:sz w:val="24"/>
+          <w:szCs w:val="24"/>
+        </w:rPr>
+        <w:t>untuk</w:t>
+      </w:r>
+      <w:proofErr w:type="spellEnd"/>
+      <w:r>
+        <w:rPr>
+          <w:rFonts w:ascii="Times New Roman" w:hAnsi="Times New Roman" w:cs="Times New Roman"/>
+          <w:sz w:val="24"/>
+          <w:szCs w:val="24"/>
+        </w:rPr>
+        <w:t xml:space="preserve"> </w:t>
+      </w:r>
+      <w:proofErr w:type="spellStart"/>
+      <w:r>
+        <w:rPr>
+          <w:rFonts w:ascii="Times New Roman" w:hAnsi="Times New Roman" w:cs="Times New Roman"/>
+          <w:sz w:val="24"/>
+          <w:szCs w:val="24"/>
+        </w:rPr>
+        <w:t>membatalkan</w:t>
+      </w:r>
+      <w:proofErr w:type="spellEnd"/>
+      <w:r>
+        <w:rPr>
+          <w:rFonts w:ascii="Times New Roman" w:hAnsi="Times New Roman" w:cs="Times New Roman"/>
+          <w:sz w:val="24"/>
+          <w:szCs w:val="24"/>
+        </w:rPr>
+        <w:t xml:space="preserve"> </w:t>
+      </w:r>
+      <w:proofErr w:type="spellStart"/>
+      <w:r>
+        <w:rPr>
+          <w:rFonts w:ascii="Times New Roman" w:hAnsi="Times New Roman" w:cs="Times New Roman"/>
+          <w:sz w:val="24"/>
+          <w:szCs w:val="24"/>
+        </w:rPr>
+        <w:t>pemesanan</w:t>
+      </w:r>
+      <w:proofErr w:type="spellEnd"/>
+      <w:r>
+        <w:rPr>
+          <w:rFonts w:ascii="Times New Roman" w:hAnsi="Times New Roman" w:cs="Times New Roman"/>
+          <w:sz w:val="24"/>
+          <w:szCs w:val="24"/>
+        </w:rPr>
+        <w:t xml:space="preserve"> </w:t>
+      </w:r>
+      <w:proofErr w:type="spellStart"/>
+      <w:r>
+        <w:rPr>
+          <w:rFonts w:ascii="Times New Roman" w:hAnsi="Times New Roman" w:cs="Times New Roman"/>
+          <w:sz w:val="24"/>
+          <w:szCs w:val="24"/>
+        </w:rPr>
+        <w:t>apabila</w:t>
+      </w:r>
+      <w:proofErr w:type="spellEnd"/>
+      <w:r>
+        <w:rPr>
+          <w:rFonts w:ascii="Times New Roman" w:hAnsi="Times New Roman" w:cs="Times New Roman"/>
+          <w:sz w:val="24"/>
+          <w:szCs w:val="24"/>
+        </w:rPr>
+        <w:t xml:space="preserve"> </w:t>
+      </w:r>
+      <w:proofErr w:type="spellStart"/>
+      <w:r>
+        <w:rPr>
+          <w:rFonts w:ascii="Times New Roman" w:hAnsi="Times New Roman" w:cs="Times New Roman"/>
+          <w:sz w:val="24"/>
+          <w:szCs w:val="24"/>
+        </w:rPr>
+        <w:t>terjadi</w:t>
+      </w:r>
+      <w:proofErr w:type="spellEnd"/>
+      <w:r>
+        <w:rPr>
+          <w:rFonts w:ascii="Times New Roman" w:hAnsi="Times New Roman" w:cs="Times New Roman"/>
+          <w:sz w:val="24"/>
+          <w:szCs w:val="24"/>
+        </w:rPr>
+        <w:t xml:space="preserve"> </w:t>
+      </w:r>
+      <w:proofErr w:type="spellStart"/>
+      <w:r>
+        <w:rPr>
+          <w:rFonts w:ascii="Times New Roman" w:hAnsi="Times New Roman" w:cs="Times New Roman"/>
+          <w:sz w:val="24"/>
+          <w:szCs w:val="24"/>
+        </w:rPr>
+        <w:t>kendala</w:t>
+      </w:r>
+      <w:proofErr w:type="spellEnd"/>
+      <w:r>
+        <w:rPr>
+          <w:rFonts w:ascii="Times New Roman" w:hAnsi="Times New Roman" w:cs="Times New Roman"/>
+          <w:sz w:val="24"/>
+          <w:szCs w:val="24"/>
+        </w:rPr>
+        <w:t xml:space="preserve"> </w:t>
+      </w:r>
+      <w:proofErr w:type="spellStart"/>
+      <w:r>
+        <w:rPr>
+          <w:rFonts w:ascii="Times New Roman" w:hAnsi="Times New Roman" w:cs="Times New Roman"/>
+          <w:sz w:val="24"/>
+          <w:szCs w:val="24"/>
+        </w:rPr>
+        <w:t>atau</w:t>
+      </w:r>
+      <w:proofErr w:type="spellEnd"/>
+      <w:r>
+        <w:rPr>
+          <w:rFonts w:ascii="Times New Roman" w:hAnsi="Times New Roman" w:cs="Times New Roman"/>
+          <w:sz w:val="24"/>
+          <w:szCs w:val="24"/>
+        </w:rPr>
+        <w:t xml:space="preserve"> </w:t>
+      </w:r>
+      <w:proofErr w:type="spellStart"/>
+      <w:r>
+        <w:rPr>
+          <w:rFonts w:ascii="Times New Roman" w:hAnsi="Times New Roman" w:cs="Times New Roman"/>
+          <w:sz w:val="24"/>
+          <w:szCs w:val="24"/>
+        </w:rPr>
+        <w:t>permintaan</w:t>
+      </w:r>
+      <w:proofErr w:type="spellEnd"/>
+      <w:r>
+        <w:rPr>
+          <w:rFonts w:ascii="Times New Roman" w:hAnsi="Times New Roman" w:cs="Times New Roman"/>
+          <w:sz w:val="24"/>
+          <w:szCs w:val="24"/>
+        </w:rPr>
+        <w:t xml:space="preserve"> </w:t>
+      </w:r>
+      <w:proofErr w:type="spellStart"/>
+      <w:r>
+        <w:rPr>
+          <w:rFonts w:ascii="Times New Roman" w:hAnsi="Times New Roman" w:cs="Times New Roman"/>
+          <w:sz w:val="24"/>
+          <w:szCs w:val="24"/>
+        </w:rPr>
+        <w:t>pembatalan</w:t>
+      </w:r>
+      <w:proofErr w:type="spellEnd"/>
+      <w:r>
+        <w:rPr>
+          <w:rFonts w:ascii="Times New Roman" w:hAnsi="Times New Roman" w:cs="Times New Roman"/>
+          <w:sz w:val="24"/>
+          <w:szCs w:val="24"/>
+        </w:rPr>
+        <w:t xml:space="preserve"> </w:t>
+      </w:r>
+      <w:proofErr w:type="spellStart"/>
+      <w:r>
+        <w:rPr>
+          <w:rFonts w:ascii="Times New Roman" w:hAnsi="Times New Roman" w:cs="Times New Roman"/>
+          <w:sz w:val="24"/>
+          <w:szCs w:val="24"/>
+        </w:rPr>
+        <w:t>dari</w:t>
+      </w:r>
+      <w:proofErr w:type="spellEnd"/>
+      <w:r>
+        <w:rPr>
+          <w:rFonts w:ascii="Times New Roman" w:hAnsi="Times New Roman" w:cs="Times New Roman"/>
+          <w:sz w:val="24"/>
+          <w:szCs w:val="24"/>
+        </w:rPr>
+        <w:t xml:space="preserve"> customer.</w:t>
+      </w:r>
+    </w:p>
+    <w:p>
+      <w:pPr>
+        <w:rPr>
+          <w:rFonts w:ascii="Times New Roman" w:hAnsi="Times New Roman" w:cs="Times New Roman"/>
+          <w:sz w:val="24"/>
+          <w:szCs w:val="24"/>
+        </w:rPr>
+      </w:pPr>
+      <w:r>
+        <w:rPr>
+          <w:rFonts w:ascii="Times New Roman" w:hAnsi="Times New Roman" w:cs="Times New Roman"/>
+          <w:sz w:val="24"/>
+          <w:szCs w:val="24"/>
+        </w:rPr>
+        <w:t xml:space="preserve">• </w:t>
+      </w:r>
+      <w:proofErr w:type="spellStart"/>
+      <w:r>
+        <w:rPr>
+          <w:rFonts w:ascii="Times New Roman" w:hAnsi="Times New Roman" w:cs="Times New Roman"/>
+          <w:b/>
+          <w:bCs/>
+          <w:sz w:val="24"/>
+          <w:szCs w:val="24"/>
+        </w:rPr>
+        <w:t>Tombol</w:t>
+      </w:r>
+      <w:proofErr w:type="spellEnd"/>
+      <w:r>
+        <w:rPr>
+          <w:rFonts w:ascii="Times New Roman" w:hAnsi="Times New Roman" w:cs="Times New Roman"/>
+          <w:b/>
+          <w:bCs/>
+          <w:sz w:val="24"/>
+          <w:szCs w:val="24"/>
+        </w:rPr>
+        <w:t xml:space="preserve"> Hapus</w:t>
+      </w:r>
+      <w:r>
+        <w:rPr>
+          <w:rFonts w:ascii="Times New Roman" w:hAnsi="Times New Roman" w:cs="Times New Roman"/>
+          <w:sz w:val="24"/>
+          <w:szCs w:val="24"/>
+        </w:rPr>
+        <w:t xml:space="preserve"> </w:t>
+      </w:r>
+      <w:proofErr w:type="spellStart"/>
+      <w:r>
+        <w:rPr>
+          <w:rFonts w:ascii="Times New Roman" w:hAnsi="Times New Roman" w:cs="Times New Roman"/>
+          <w:sz w:val="24"/>
+          <w:szCs w:val="24"/>
+        </w:rPr>
+        <w:t>untuk</w:t>
+      </w:r>
+      <w:proofErr w:type="spellEnd"/>
+      <w:r>
+        <w:rPr>
+          <w:rFonts w:ascii="Times New Roman" w:hAnsi="Times New Roman" w:cs="Times New Roman"/>
+          <w:sz w:val="24"/>
+          <w:szCs w:val="24"/>
+        </w:rPr>
+        <w:t xml:space="preserve"> </w:t>
+      </w:r>
+      <w:proofErr w:type="spellStart"/>
+      <w:r>
+        <w:rPr>
+          <w:rFonts w:ascii="Times New Roman" w:hAnsi="Times New Roman" w:cs="Times New Roman"/>
+          <w:sz w:val="24"/>
+          <w:szCs w:val="24"/>
+        </w:rPr>
+        <w:t>menghapus</w:t>
+      </w:r>
+      <w:proofErr w:type="spellEnd"/>
+      <w:r>
+        <w:rPr>
+          <w:rFonts w:ascii="Times New Roman" w:hAnsi="Times New Roman" w:cs="Times New Roman"/>
+          <w:sz w:val="24"/>
+          <w:szCs w:val="24"/>
+        </w:rPr>
+        <w:t xml:space="preserve"> data booking </w:t>
+      </w:r>
+      <w:proofErr w:type="spellStart"/>
+      <w:r>
+        <w:rPr>
+          <w:rFonts w:ascii="Times New Roman" w:hAnsi="Times New Roman" w:cs="Times New Roman"/>
+          <w:sz w:val="24"/>
+          <w:szCs w:val="24"/>
+        </w:rPr>
+        <w:t>dari</w:t>
+      </w:r>
+      <w:proofErr w:type="spellEnd"/>
+      <w:r>
+        <w:rPr>
+          <w:rFonts w:ascii="Times New Roman" w:hAnsi="Times New Roman" w:cs="Times New Roman"/>
+          <w:sz w:val="24"/>
+          <w:szCs w:val="24"/>
+        </w:rPr>
+        <w:t xml:space="preserve"> </w:t>
+      </w:r>
+      <w:proofErr w:type="spellStart"/>
+      <w:r>
+        <w:rPr>
+          <w:rFonts w:ascii="Times New Roman" w:hAnsi="Times New Roman" w:cs="Times New Roman"/>
+          <w:sz w:val="24"/>
+          <w:szCs w:val="24"/>
+        </w:rPr>
+        <w:t>sistem</w:t>
+      </w:r>
+      <w:proofErr w:type="spellEnd"/>
+      <w:r>
+        <w:rPr>
+          <w:rFonts w:ascii="Times New Roman" w:hAnsi="Times New Roman" w:cs="Times New Roman"/>
+          <w:sz w:val="24"/>
+          <w:szCs w:val="24"/>
+        </w:rPr>
+        <w:t>.</w:t>
+      </w:r>
+    </w:p>
+    <w:p>
+      <w:pPr>
+        <w:rPr>
+          <w:rFonts w:ascii="Times New Roman" w:hAnsi="Times New Roman" w:cs="Times New Roman"/>
+          <w:sz w:val="24"/>
+          <w:szCs w:val="24"/>
+        </w:rPr>
+      </w:pPr>
+      <w:r>
+        <w:rPr>
+          <w:rFonts w:ascii="Times New Roman" w:hAnsi="Times New Roman" w:cs="Times New Roman"/>
+          <w:sz w:val="24"/>
+          <w:szCs w:val="24"/>
+        </w:rPr>
+        <w:t xml:space="preserve">• </w:t>
+      </w:r>
+      <w:proofErr w:type="spellStart"/>
+      <w:r>
+        <w:rPr>
+          <w:rFonts w:ascii="Times New Roman" w:hAnsi="Times New Roman" w:cs="Times New Roman"/>
+          <w:b/>
+          <w:bCs/>
+          <w:sz w:val="24"/>
+          <w:szCs w:val="24"/>
+        </w:rPr>
+        <w:t>Tombol</w:t>
+      </w:r>
+      <w:proofErr w:type="spellEnd"/>
+      <w:r>
+        <w:rPr>
+          <w:rFonts w:ascii="Times New Roman" w:hAnsi="Times New Roman" w:cs="Times New Roman"/>
+          <w:b/>
+          <w:bCs/>
+          <w:sz w:val="24"/>
+          <w:szCs w:val="24"/>
+        </w:rPr>
+        <w:t xml:space="preserve"> Kembali</w:t>
+      </w:r>
+      <w:r>
+        <w:rPr>
+          <w:rFonts w:ascii="Times New Roman" w:hAnsi="Times New Roman" w:cs="Times New Roman"/>
+          <w:sz w:val="24"/>
+          <w:szCs w:val="24"/>
+        </w:rPr>
+        <w:t xml:space="preserve"> </w:t>
+      </w:r>
+      <w:proofErr w:type="spellStart"/>
+      <w:r>
+        <w:rPr>
+          <w:rFonts w:ascii="Times New Roman" w:hAnsi="Times New Roman" w:cs="Times New Roman"/>
+          <w:sz w:val="24"/>
+          <w:szCs w:val="24"/>
+        </w:rPr>
+        <w:t>untuk</w:t>
+      </w:r>
+      <w:proofErr w:type="spellEnd"/>
+      <w:r>
+        <w:rPr>
+          <w:rFonts w:ascii="Times New Roman" w:hAnsi="Times New Roman" w:cs="Times New Roman"/>
+          <w:sz w:val="24"/>
+          <w:szCs w:val="24"/>
+        </w:rPr>
+        <w:t xml:space="preserve"> </w:t>
+      </w:r>
+      <w:proofErr w:type="spellStart"/>
+      <w:r>
+        <w:rPr>
+          <w:rFonts w:ascii="Times New Roman" w:hAnsi="Times New Roman" w:cs="Times New Roman"/>
+          <w:sz w:val="24"/>
+          <w:szCs w:val="24"/>
+        </w:rPr>
+        <w:t>kembali</w:t>
+      </w:r>
+      <w:proofErr w:type="spellEnd"/>
+      <w:r>
+        <w:rPr>
+          <w:rFonts w:ascii="Times New Roman" w:hAnsi="Times New Roman" w:cs="Times New Roman"/>
+          <w:sz w:val="24"/>
+          <w:szCs w:val="24"/>
+        </w:rPr>
+        <w:t xml:space="preserve"> </w:t>
+      </w:r>
+      <w:proofErr w:type="spellStart"/>
+      <w:r>
+        <w:rPr>
+          <w:rFonts w:ascii="Times New Roman" w:hAnsi="Times New Roman" w:cs="Times New Roman"/>
+          <w:sz w:val="24"/>
+          <w:szCs w:val="24"/>
+        </w:rPr>
+        <w:t>ke</w:t>
+      </w:r>
+      <w:proofErr w:type="spellEnd"/>
+      <w:r>
+        <w:rPr>
+          <w:rFonts w:ascii="Times New Roman" w:hAnsi="Times New Roman" w:cs="Times New Roman"/>
+          <w:sz w:val="24"/>
+          <w:szCs w:val="24"/>
+        </w:rPr>
+        <w:t xml:space="preserve"> </w:t>
+      </w:r>
+      <w:proofErr w:type="spellStart"/>
+      <w:r>
+        <w:rPr>
+          <w:rFonts w:ascii="Times New Roman" w:hAnsi="Times New Roman" w:cs="Times New Roman"/>
+          <w:sz w:val="24"/>
+          <w:szCs w:val="24"/>
+        </w:rPr>
+        <w:t>halaman</w:t>
+      </w:r>
+      <w:proofErr w:type="spellEnd"/>
+      <w:r>
+        <w:rPr>
+          <w:rFonts w:ascii="Times New Roman" w:hAnsi="Times New Roman" w:cs="Times New Roman"/>
+          <w:sz w:val="24"/>
+          <w:szCs w:val="24"/>
+        </w:rPr>
+        <w:t xml:space="preserve"> dashboard admin </w:t>
+      </w:r>
+      <w:proofErr w:type="spellStart"/>
+      <w:r>
+        <w:rPr>
+          <w:rFonts w:ascii="Times New Roman" w:hAnsi="Times New Roman" w:cs="Times New Roman"/>
+          <w:sz w:val="24"/>
+          <w:szCs w:val="24"/>
+        </w:rPr>
+        <w:t>atau</w:t>
+      </w:r>
+      <w:proofErr w:type="spellEnd"/>
+      <w:r>
+        <w:rPr>
+          <w:rFonts w:ascii="Times New Roman" w:hAnsi="Times New Roman" w:cs="Times New Roman"/>
+          <w:sz w:val="24"/>
+          <w:szCs w:val="24"/>
+        </w:rPr>
+        <w:t xml:space="preserve"> </w:t>
+      </w:r>
+      <w:proofErr w:type="spellStart"/>
+      <w:r>
+        <w:rPr>
+          <w:rFonts w:ascii="Times New Roman" w:hAnsi="Times New Roman" w:cs="Times New Roman"/>
+          <w:sz w:val="24"/>
+          <w:szCs w:val="24"/>
+        </w:rPr>
+        <w:t>halaman</w:t>
+      </w:r>
+      <w:proofErr w:type="spellEnd"/>
+      <w:r>
+        <w:rPr>
+          <w:rFonts w:ascii="Times New Roman" w:hAnsi="Times New Roman" w:cs="Times New Roman"/>
+          <w:sz w:val="24"/>
+          <w:szCs w:val="24"/>
+        </w:rPr>
+        <w:t xml:space="preserve"> </w:t>
+      </w:r>
+      <w:proofErr w:type="spellStart"/>
+      <w:r>
+        <w:rPr>
+          <w:rFonts w:ascii="Times New Roman" w:hAnsi="Times New Roman" w:cs="Times New Roman"/>
+          <w:sz w:val="24"/>
+          <w:szCs w:val="24"/>
+        </w:rPr>
+        <w:t>sebelumnya</w:t>
+      </w:r>
+      <w:proofErr w:type="spellEnd"/>
+      <w:r>
+        <w:rPr>
+          <w:rFonts w:ascii="Times New Roman" w:hAnsi="Times New Roman" w:cs="Times New Roman"/>
+          <w:sz w:val="24"/>
+          <w:szCs w:val="24"/>
+        </w:rPr>
+        <w:t>.</w:t>
+      </w:r>
+    </w:p>
+    <w:p>
+      <w:pPr>
+        <w:rPr>
+          <w:rFonts w:ascii="Times New Roman" w:hAnsi="Times New Roman" w:cs="Times New Roman"/>
+          <w:sz w:val="24"/>
+          <w:szCs w:val="24"/>
+        </w:rPr>
+      </w:pPr>
+      <w:proofErr w:type="spellStart"/>
+      <w:r>
+        <w:rPr>
+          <w:rFonts w:ascii="Times New Roman" w:hAnsi="Times New Roman" w:cs="Times New Roman"/>
+          <w:sz w:val="24"/>
+          <w:szCs w:val="24"/>
+        </w:rPr>
+        <w:t>Seluruh</w:t>
+      </w:r>
+      <w:proofErr w:type="spellEnd"/>
+      <w:r>
+        <w:rPr>
+          <w:rFonts w:ascii="Times New Roman" w:hAnsi="Times New Roman" w:cs="Times New Roman"/>
+          <w:sz w:val="24"/>
+          <w:szCs w:val="24"/>
+        </w:rPr>
+        <w:t xml:space="preserve"> data booking yang </w:t>
+      </w:r>
+      <w:proofErr w:type="spellStart"/>
+      <w:r>
+        <w:rPr>
+          <w:rFonts w:ascii="Times New Roman" w:hAnsi="Times New Roman" w:cs="Times New Roman"/>
+          <w:sz w:val="24"/>
+          <w:szCs w:val="24"/>
+        </w:rPr>
+        <w:t>ditampilkan</w:t>
+      </w:r>
+      <w:proofErr w:type="spellEnd"/>
+      <w:r>
+        <w:rPr>
+          <w:rFonts w:ascii="Times New Roman" w:hAnsi="Times New Roman" w:cs="Times New Roman"/>
+          <w:sz w:val="24"/>
+          <w:szCs w:val="24"/>
+        </w:rPr>
+        <w:t xml:space="preserve"> pada </w:t>
+      </w:r>
+      <w:proofErr w:type="spellStart"/>
+      <w:r>
+        <w:rPr>
+          <w:rFonts w:ascii="Times New Roman" w:hAnsi="Times New Roman" w:cs="Times New Roman"/>
+          <w:sz w:val="24"/>
+          <w:szCs w:val="24"/>
+        </w:rPr>
+        <w:t>halaman</w:t>
+      </w:r>
+      <w:proofErr w:type="spellEnd"/>
+      <w:r>
+        <w:rPr>
+          <w:rFonts w:ascii="Times New Roman" w:hAnsi="Times New Roman" w:cs="Times New Roman"/>
+          <w:sz w:val="24"/>
+          <w:szCs w:val="24"/>
+        </w:rPr>
+        <w:t xml:space="preserve"> </w:t>
+      </w:r>
+      <w:proofErr w:type="spellStart"/>
+      <w:r>
+        <w:rPr>
+          <w:rFonts w:ascii="Times New Roman" w:hAnsi="Times New Roman" w:cs="Times New Roman"/>
+          <w:sz w:val="24"/>
+          <w:szCs w:val="24"/>
+        </w:rPr>
+        <w:t>ini</w:t>
+      </w:r>
+      <w:proofErr w:type="spellEnd"/>
+      <w:r>
+        <w:rPr>
+          <w:rFonts w:ascii="Times New Roman" w:hAnsi="Times New Roman" w:cs="Times New Roman"/>
+          <w:sz w:val="24"/>
+          <w:szCs w:val="24"/>
+        </w:rPr>
+        <w:t xml:space="preserve"> </w:t>
+      </w:r>
+      <w:proofErr w:type="spellStart"/>
+      <w:r>
+        <w:rPr>
+          <w:rFonts w:ascii="Times New Roman" w:hAnsi="Times New Roman" w:cs="Times New Roman"/>
+          <w:sz w:val="24"/>
+          <w:szCs w:val="24"/>
+        </w:rPr>
+        <w:t>terhubung</w:t>
+      </w:r>
+      <w:proofErr w:type="spellEnd"/>
+      <w:r>
+        <w:rPr>
+          <w:rFonts w:ascii="Times New Roman" w:hAnsi="Times New Roman" w:cs="Times New Roman"/>
+          <w:sz w:val="24"/>
+          <w:szCs w:val="24"/>
+        </w:rPr>
+        <w:t xml:space="preserve"> </w:t>
+      </w:r>
+      <w:proofErr w:type="spellStart"/>
+      <w:r>
+        <w:rPr>
+          <w:rFonts w:ascii="Times New Roman" w:hAnsi="Times New Roman" w:cs="Times New Roman"/>
+          <w:sz w:val="24"/>
+          <w:szCs w:val="24"/>
+        </w:rPr>
+        <w:t>langsung</w:t>
+      </w:r>
+      <w:proofErr w:type="spellEnd"/>
+      <w:r>
+        <w:rPr>
+          <w:rFonts w:ascii="Times New Roman" w:hAnsi="Times New Roman" w:cs="Times New Roman"/>
+          <w:sz w:val="24"/>
+          <w:szCs w:val="24"/>
+        </w:rPr>
+        <w:t xml:space="preserve"> </w:t>
+      </w:r>
+      <w:proofErr w:type="spellStart"/>
+      <w:r>
+        <w:rPr>
+          <w:rFonts w:ascii="Times New Roman" w:hAnsi="Times New Roman" w:cs="Times New Roman"/>
+          <w:sz w:val="24"/>
+          <w:szCs w:val="24"/>
+        </w:rPr>
+        <w:t>dengan</w:t>
+      </w:r>
+      <w:proofErr w:type="spellEnd"/>
+      <w:r>
+        <w:rPr>
+          <w:rFonts w:ascii="Times New Roman" w:hAnsi="Times New Roman" w:cs="Times New Roman"/>
+          <w:sz w:val="24"/>
+          <w:szCs w:val="24"/>
+        </w:rPr>
+        <w:t xml:space="preserve"> database dan backend API. </w:t>
+      </w:r>
+      <w:proofErr w:type="spellStart"/>
+      <w:r>
+        <w:rPr>
+          <w:rFonts w:ascii="Times New Roman" w:hAnsi="Times New Roman" w:cs="Times New Roman"/>
+          <w:sz w:val="24"/>
+          <w:szCs w:val="24"/>
+        </w:rPr>
+        <w:t>Setiap</w:t>
+      </w:r>
+      <w:proofErr w:type="spellEnd"/>
+      <w:r>
+        <w:rPr>
+          <w:rFonts w:ascii="Times New Roman" w:hAnsi="Times New Roman" w:cs="Times New Roman"/>
+          <w:sz w:val="24"/>
+          <w:szCs w:val="24"/>
+        </w:rPr>
+        <w:t xml:space="preserve"> </w:t>
+      </w:r>
+      <w:proofErr w:type="spellStart"/>
+      <w:r>
+        <w:rPr>
+          <w:rFonts w:ascii="Times New Roman" w:hAnsi="Times New Roman" w:cs="Times New Roman"/>
+          <w:sz w:val="24"/>
+          <w:szCs w:val="24"/>
+        </w:rPr>
+        <w:t>perubahan</w:t>
+      </w:r>
+      <w:proofErr w:type="spellEnd"/>
+      <w:r>
+        <w:rPr>
+          <w:rFonts w:ascii="Times New Roman" w:hAnsi="Times New Roman" w:cs="Times New Roman"/>
+          <w:sz w:val="24"/>
+          <w:szCs w:val="24"/>
+        </w:rPr>
+        <w:t xml:space="preserve"> status yang </w:t>
+      </w:r>
+      <w:proofErr w:type="spellStart"/>
+      <w:r>
+        <w:rPr>
+          <w:rFonts w:ascii="Times New Roman" w:hAnsi="Times New Roman" w:cs="Times New Roman"/>
+          <w:sz w:val="24"/>
+          <w:szCs w:val="24"/>
+        </w:rPr>
+        <w:t>dilakukan</w:t>
+      </w:r>
+      <w:proofErr w:type="spellEnd"/>
+      <w:r>
+        <w:rPr>
+          <w:rFonts w:ascii="Times New Roman" w:hAnsi="Times New Roman" w:cs="Times New Roman"/>
+          <w:sz w:val="24"/>
+          <w:szCs w:val="24"/>
+        </w:rPr>
+        <w:t xml:space="preserve"> oleh admin </w:t>
+      </w:r>
+      <w:proofErr w:type="spellStart"/>
+      <w:r>
+        <w:rPr>
+          <w:rFonts w:ascii="Times New Roman" w:hAnsi="Times New Roman" w:cs="Times New Roman"/>
+          <w:sz w:val="24"/>
+          <w:szCs w:val="24"/>
+        </w:rPr>
+        <w:t>akan</w:t>
+      </w:r>
+      <w:proofErr w:type="spellEnd"/>
+      <w:r>
+        <w:rPr>
+          <w:rFonts w:ascii="Times New Roman" w:hAnsi="Times New Roman" w:cs="Times New Roman"/>
+          <w:sz w:val="24"/>
+          <w:szCs w:val="24"/>
+        </w:rPr>
+        <w:t xml:space="preserve"> </w:t>
+      </w:r>
+      <w:proofErr w:type="spellStart"/>
+      <w:r>
+        <w:rPr>
+          <w:rFonts w:ascii="Times New Roman" w:hAnsi="Times New Roman" w:cs="Times New Roman"/>
+          <w:sz w:val="24"/>
+          <w:szCs w:val="24"/>
+        </w:rPr>
+        <w:t>otomatis</w:t>
+      </w:r>
+      <w:proofErr w:type="spellEnd"/>
+      <w:r>
+        <w:rPr>
+          <w:rFonts w:ascii="Times New Roman" w:hAnsi="Times New Roman" w:cs="Times New Roman"/>
+          <w:sz w:val="24"/>
+          <w:szCs w:val="24"/>
+        </w:rPr>
+        <w:t xml:space="preserve"> </w:t>
+      </w:r>
+      <w:proofErr w:type="spellStart"/>
+      <w:r>
+        <w:rPr>
+          <w:rFonts w:ascii="Times New Roman" w:hAnsi="Times New Roman" w:cs="Times New Roman"/>
+          <w:sz w:val="24"/>
+          <w:szCs w:val="24"/>
+        </w:rPr>
+        <w:t>tersimpan</w:t>
+      </w:r>
+      <w:proofErr w:type="spellEnd"/>
+      <w:r>
+        <w:rPr>
+          <w:rFonts w:ascii="Times New Roman" w:hAnsi="Times New Roman" w:cs="Times New Roman"/>
+          <w:sz w:val="24"/>
+          <w:szCs w:val="24"/>
+        </w:rPr>
+        <w:t xml:space="preserve"> </w:t>
+      </w:r>
+      <w:proofErr w:type="spellStart"/>
+      <w:r>
+        <w:rPr>
+          <w:rFonts w:ascii="Times New Roman" w:hAnsi="Times New Roman" w:cs="Times New Roman"/>
+          <w:sz w:val="24"/>
+          <w:szCs w:val="24"/>
+        </w:rPr>
+        <w:t>ke</w:t>
+      </w:r>
+      <w:proofErr w:type="spellEnd"/>
+      <w:r>
+        <w:rPr>
+          <w:rFonts w:ascii="Times New Roman" w:hAnsi="Times New Roman" w:cs="Times New Roman"/>
+          <w:sz w:val="24"/>
+          <w:szCs w:val="24"/>
+        </w:rPr>
+        <w:t xml:space="preserve"> database dan </w:t>
+      </w:r>
+      <w:proofErr w:type="spellStart"/>
+      <w:r>
+        <w:rPr>
+          <w:rFonts w:ascii="Times New Roman" w:hAnsi="Times New Roman" w:cs="Times New Roman"/>
+          <w:sz w:val="24"/>
+          <w:szCs w:val="24"/>
+        </w:rPr>
+        <w:t>diperbarui</w:t>
+      </w:r>
+      <w:proofErr w:type="spellEnd"/>
+      <w:r>
+        <w:rPr>
+          <w:rFonts w:ascii="Times New Roman" w:hAnsi="Times New Roman" w:cs="Times New Roman"/>
+          <w:sz w:val="24"/>
+          <w:szCs w:val="24"/>
+        </w:rPr>
+        <w:t xml:space="preserve"> </w:t>
+      </w:r>
+      <w:proofErr w:type="spellStart"/>
+      <w:r>
+        <w:rPr>
+          <w:rFonts w:ascii="Times New Roman" w:hAnsi="Times New Roman" w:cs="Times New Roman"/>
+          <w:sz w:val="24"/>
+          <w:szCs w:val="24"/>
+        </w:rPr>
+        <w:t>secara</w:t>
+      </w:r>
+      <w:proofErr w:type="spellEnd"/>
+      <w:r>
+        <w:rPr>
+          <w:rFonts w:ascii="Times New Roman" w:hAnsi="Times New Roman" w:cs="Times New Roman"/>
+          <w:sz w:val="24"/>
+          <w:szCs w:val="24"/>
+        </w:rPr>
+        <w:t xml:space="preserve"> real-time </w:t>
+      </w:r>
+      <w:proofErr w:type="spellStart"/>
+      <w:r>
+        <w:rPr>
+          <w:rFonts w:ascii="Times New Roman" w:hAnsi="Times New Roman" w:cs="Times New Roman"/>
+          <w:sz w:val="24"/>
+          <w:szCs w:val="24"/>
+        </w:rPr>
+        <w:t>sehingga</w:t>
+      </w:r>
+      <w:proofErr w:type="spellEnd"/>
+      <w:r>
+        <w:rPr>
+          <w:rFonts w:ascii="Times New Roman" w:hAnsi="Times New Roman" w:cs="Times New Roman"/>
+          <w:sz w:val="24"/>
+          <w:szCs w:val="24"/>
+        </w:rPr>
+        <w:t xml:space="preserve"> customer </w:t>
+      </w:r>
+      <w:proofErr w:type="spellStart"/>
+      <w:r>
+        <w:rPr>
+          <w:rFonts w:ascii="Times New Roman" w:hAnsi="Times New Roman" w:cs="Times New Roman"/>
+          <w:sz w:val="24"/>
+          <w:szCs w:val="24"/>
+        </w:rPr>
+        <w:t>dapat</w:t>
+      </w:r>
+      <w:proofErr w:type="spellEnd"/>
+      <w:r>
+        <w:rPr>
+          <w:rFonts w:ascii="Times New Roman" w:hAnsi="Times New Roman" w:cs="Times New Roman"/>
+          <w:sz w:val="24"/>
+          <w:szCs w:val="24"/>
+        </w:rPr>
+        <w:t xml:space="preserve"> </w:t>
+      </w:r>
+      <w:proofErr w:type="spellStart"/>
+      <w:r>
+        <w:rPr>
+          <w:rFonts w:ascii="Times New Roman" w:hAnsi="Times New Roman" w:cs="Times New Roman"/>
+          <w:sz w:val="24"/>
+          <w:szCs w:val="24"/>
+        </w:rPr>
+        <w:t>melihat</w:t>
+      </w:r>
+      <w:proofErr w:type="spellEnd"/>
+      <w:r>
+        <w:rPr>
+          <w:rFonts w:ascii="Times New Roman" w:hAnsi="Times New Roman" w:cs="Times New Roman"/>
+          <w:sz w:val="24"/>
+          <w:szCs w:val="24"/>
+        </w:rPr>
+        <w:t xml:space="preserve"> status </w:t>
+      </w:r>
+      <w:proofErr w:type="spellStart"/>
+      <w:r>
+        <w:rPr>
+          <w:rFonts w:ascii="Times New Roman" w:hAnsi="Times New Roman" w:cs="Times New Roman"/>
+          <w:sz w:val="24"/>
+          <w:szCs w:val="24"/>
+        </w:rPr>
+        <w:t>pemesanan</w:t>
+      </w:r>
+      <w:proofErr w:type="spellEnd"/>
+      <w:r>
+        <w:rPr>
+          <w:rFonts w:ascii="Times New Roman" w:hAnsi="Times New Roman" w:cs="Times New Roman"/>
+          <w:sz w:val="24"/>
+          <w:szCs w:val="24"/>
+        </w:rPr>
+        <w:t xml:space="preserve"> </w:t>
+      </w:r>
+      <w:proofErr w:type="spellStart"/>
+      <w:r>
+        <w:rPr>
+          <w:rFonts w:ascii="Times New Roman" w:hAnsi="Times New Roman" w:cs="Times New Roman"/>
+          <w:sz w:val="24"/>
+          <w:szCs w:val="24"/>
+        </w:rPr>
+        <w:t>terbaru</w:t>
+      </w:r>
+      <w:proofErr w:type="spellEnd"/>
+      <w:r>
+        <w:rPr>
+          <w:rFonts w:ascii="Times New Roman" w:hAnsi="Times New Roman" w:cs="Times New Roman"/>
+          <w:sz w:val="24"/>
+          <w:szCs w:val="24"/>
+        </w:rPr>
+        <w:t xml:space="preserve"> pada </w:t>
+      </w:r>
+      <w:proofErr w:type="spellStart"/>
+      <w:r>
+        <w:rPr>
+          <w:rFonts w:ascii="Times New Roman" w:hAnsi="Times New Roman" w:cs="Times New Roman"/>
+          <w:sz w:val="24"/>
+          <w:szCs w:val="24"/>
+        </w:rPr>
+        <w:t>akun</w:t>
+      </w:r>
+      <w:proofErr w:type="spellEnd"/>
+      <w:r>
+        <w:rPr>
+          <w:rFonts w:ascii="Times New Roman" w:hAnsi="Times New Roman" w:cs="Times New Roman"/>
+          <w:sz w:val="24"/>
+          <w:szCs w:val="24"/>
+        </w:rPr>
+        <w:t xml:space="preserve"> </w:t>
+      </w:r>
+      <w:proofErr w:type="spellStart"/>
+      <w:r>
+        <w:rPr>
+          <w:rFonts w:ascii="Times New Roman" w:hAnsi="Times New Roman" w:cs="Times New Roman"/>
+          <w:sz w:val="24"/>
+          <w:szCs w:val="24"/>
+        </w:rPr>
+        <w:t>mereka</w:t>
+      </w:r>
+      <w:proofErr w:type="spellEnd"/>
+      <w:r>
+        <w:rPr>
+          <w:rFonts w:ascii="Times New Roman" w:hAnsi="Times New Roman" w:cs="Times New Roman"/>
+          <w:sz w:val="24"/>
+          <w:szCs w:val="24"/>
+        </w:rPr>
+        <w:t>.</w:t>
+      </w:r>
+    </w:p>
+    <w:p>
+      <w:pPr>
+        <w:rPr>
+          <w:rFonts w:ascii="Times New Roman" w:hAnsi="Times New Roman" w:cs="Times New Roman"/>
+          <w:sz w:val="24"/>
+          <w:szCs w:val="24"/>
+        </w:rPr>
+      </w:pPr>
+      <w:r>
+        <w:rPr>
+          <w:rFonts w:ascii="Times New Roman" w:hAnsi="Times New Roman" w:cs="Times New Roman"/>
+          <w:sz w:val="24"/>
+          <w:szCs w:val="24"/>
+        </w:rPr>
+        <w:t xml:space="preserve">Halaman data booking </w:t>
+      </w:r>
+      <w:proofErr w:type="spellStart"/>
+      <w:r>
+        <w:rPr>
+          <w:rFonts w:ascii="Times New Roman" w:hAnsi="Times New Roman" w:cs="Times New Roman"/>
+          <w:sz w:val="24"/>
+          <w:szCs w:val="24"/>
+        </w:rPr>
+        <w:t>ini</w:t>
+      </w:r>
+      <w:proofErr w:type="spellEnd"/>
+      <w:r>
+        <w:rPr>
+          <w:rFonts w:ascii="Times New Roman" w:hAnsi="Times New Roman" w:cs="Times New Roman"/>
+          <w:sz w:val="24"/>
+          <w:szCs w:val="24"/>
+        </w:rPr>
+        <w:t xml:space="preserve"> </w:t>
+      </w:r>
+      <w:proofErr w:type="spellStart"/>
+      <w:r>
+        <w:rPr>
+          <w:rFonts w:ascii="Times New Roman" w:hAnsi="Times New Roman" w:cs="Times New Roman"/>
+          <w:sz w:val="24"/>
+          <w:szCs w:val="24"/>
+        </w:rPr>
+        <w:t>dibangun</w:t>
+      </w:r>
+      <w:proofErr w:type="spellEnd"/>
+      <w:r>
+        <w:rPr>
+          <w:rFonts w:ascii="Times New Roman" w:hAnsi="Times New Roman" w:cs="Times New Roman"/>
+          <w:sz w:val="24"/>
+          <w:szCs w:val="24"/>
+        </w:rPr>
+        <w:t xml:space="preserve"> </w:t>
+      </w:r>
+      <w:proofErr w:type="spellStart"/>
+      <w:r>
+        <w:rPr>
+          <w:rFonts w:ascii="Times New Roman" w:hAnsi="Times New Roman" w:cs="Times New Roman"/>
+          <w:sz w:val="24"/>
+          <w:szCs w:val="24"/>
+        </w:rPr>
+        <w:t>menggunakan</w:t>
+      </w:r>
+      <w:proofErr w:type="spellEnd"/>
+      <w:r>
+        <w:rPr>
+          <w:rFonts w:ascii="Times New Roman" w:hAnsi="Times New Roman" w:cs="Times New Roman"/>
+          <w:sz w:val="24"/>
+          <w:szCs w:val="24"/>
+        </w:rPr>
+        <w:t>:</w:t>
+      </w:r>
+    </w:p>
+    <w:p>
+      <w:pPr>
+        <w:rPr>
+          <w:rFonts w:ascii="Times New Roman" w:hAnsi="Times New Roman" w:cs="Times New Roman"/>
+          <w:sz w:val="24"/>
+          <w:szCs w:val="24"/>
+        </w:rPr>
+      </w:pPr>
+      <w:r>
+        <w:rPr>
+          <w:rFonts w:ascii="Times New Roman" w:hAnsi="Times New Roman" w:cs="Times New Roman"/>
+          <w:sz w:val="24"/>
+          <w:szCs w:val="24"/>
+        </w:rPr>
+        <w:t xml:space="preserve">• </w:t>
+      </w:r>
+      <w:r>
+        <w:rPr>
+          <w:rFonts w:ascii="Times New Roman" w:hAnsi="Times New Roman" w:cs="Times New Roman"/>
+          <w:b/>
+          <w:bCs/>
+          <w:sz w:val="24"/>
+          <w:szCs w:val="24"/>
+        </w:rPr>
+        <w:t>React</w:t>
+      </w:r>
+      <w:r>
+        <w:rPr>
+          <w:rFonts w:ascii="Times New Roman" w:hAnsi="Times New Roman" w:cs="Times New Roman"/>
+          <w:sz w:val="24"/>
+          <w:szCs w:val="24"/>
+        </w:rPr>
+        <w:t xml:space="preserve"> </w:t>
+      </w:r>
+      <w:proofErr w:type="spellStart"/>
+      <w:r>
+        <w:rPr>
+          <w:rFonts w:ascii="Times New Roman" w:hAnsi="Times New Roman" w:cs="Times New Roman"/>
+          <w:sz w:val="24"/>
+          <w:szCs w:val="24"/>
+        </w:rPr>
+        <w:t>untuk</w:t>
+      </w:r>
+      <w:proofErr w:type="spellEnd"/>
+      <w:r>
+        <w:rPr>
+          <w:rFonts w:ascii="Times New Roman" w:hAnsi="Times New Roman" w:cs="Times New Roman"/>
+          <w:sz w:val="24"/>
+          <w:szCs w:val="24"/>
+        </w:rPr>
+        <w:t xml:space="preserve"> </w:t>
+      </w:r>
+      <w:proofErr w:type="spellStart"/>
+      <w:r>
+        <w:rPr>
+          <w:rFonts w:ascii="Times New Roman" w:hAnsi="Times New Roman" w:cs="Times New Roman"/>
+          <w:sz w:val="24"/>
+          <w:szCs w:val="24"/>
+        </w:rPr>
+        <w:t>membangun</w:t>
+      </w:r>
+      <w:proofErr w:type="spellEnd"/>
+      <w:r>
+        <w:rPr>
+          <w:rFonts w:ascii="Times New Roman" w:hAnsi="Times New Roman" w:cs="Times New Roman"/>
+          <w:sz w:val="24"/>
+          <w:szCs w:val="24"/>
+        </w:rPr>
+        <w:t xml:space="preserve"> </w:t>
+      </w:r>
+      <w:proofErr w:type="spellStart"/>
+      <w:r>
+        <w:rPr>
+          <w:rFonts w:ascii="Times New Roman" w:hAnsi="Times New Roman" w:cs="Times New Roman"/>
+          <w:sz w:val="24"/>
+          <w:szCs w:val="24"/>
+        </w:rPr>
+        <w:t>tampilan</w:t>
+      </w:r>
+      <w:proofErr w:type="spellEnd"/>
+      <w:r>
+        <w:rPr>
+          <w:rFonts w:ascii="Times New Roman" w:hAnsi="Times New Roman" w:cs="Times New Roman"/>
+          <w:sz w:val="24"/>
+          <w:szCs w:val="24"/>
+        </w:rPr>
+        <w:t xml:space="preserve"> </w:t>
+      </w:r>
+      <w:proofErr w:type="spellStart"/>
+      <w:r>
+        <w:rPr>
+          <w:rFonts w:ascii="Times New Roman" w:hAnsi="Times New Roman" w:cs="Times New Roman"/>
+          <w:sz w:val="24"/>
+          <w:szCs w:val="24"/>
+        </w:rPr>
+        <w:t>antarmuka</w:t>
+      </w:r>
+      <w:proofErr w:type="spellEnd"/>
+      <w:r>
+        <w:rPr>
+          <w:rFonts w:ascii="Times New Roman" w:hAnsi="Times New Roman" w:cs="Times New Roman"/>
+          <w:sz w:val="24"/>
+          <w:szCs w:val="24"/>
+        </w:rPr>
+        <w:t xml:space="preserve"> yang </w:t>
+      </w:r>
+      <w:proofErr w:type="spellStart"/>
+      <w:r>
+        <w:rPr>
+          <w:rFonts w:ascii="Times New Roman" w:hAnsi="Times New Roman" w:cs="Times New Roman"/>
+          <w:sz w:val="24"/>
+          <w:szCs w:val="24"/>
+        </w:rPr>
+        <w:t>interaktif</w:t>
+      </w:r>
+      <w:proofErr w:type="spellEnd"/>
+      <w:r>
+        <w:rPr>
+          <w:rFonts w:ascii="Times New Roman" w:hAnsi="Times New Roman" w:cs="Times New Roman"/>
+          <w:sz w:val="24"/>
+          <w:szCs w:val="24"/>
+        </w:rPr>
+        <w:t xml:space="preserve"> dan </w:t>
+      </w:r>
+      <w:proofErr w:type="spellStart"/>
+      <w:r>
+        <w:rPr>
+          <w:rFonts w:ascii="Times New Roman" w:hAnsi="Times New Roman" w:cs="Times New Roman"/>
+          <w:sz w:val="24"/>
+          <w:szCs w:val="24"/>
+        </w:rPr>
+        <w:t>responsif</w:t>
+      </w:r>
+      <w:proofErr w:type="spellEnd"/>
+      <w:r>
+        <w:rPr>
+          <w:rFonts w:ascii="Times New Roman" w:hAnsi="Times New Roman" w:cs="Times New Roman"/>
+          <w:sz w:val="24"/>
+          <w:szCs w:val="24"/>
+        </w:rPr>
+        <w:t>.</w:t>
+      </w:r>
+    </w:p>
+    <w:p>
+      <w:pPr>
+        <w:rPr>
+          <w:rFonts w:ascii="Times New Roman" w:hAnsi="Times New Roman" w:cs="Times New Roman"/>
+          <w:sz w:val="24"/>
+          <w:szCs w:val="24"/>
+        </w:rPr>
+      </w:pPr>
+      <w:r>
+        <w:rPr>
+          <w:rFonts w:ascii="Times New Roman" w:hAnsi="Times New Roman" w:cs="Times New Roman"/>
+          <w:sz w:val="24"/>
+          <w:szCs w:val="24"/>
+        </w:rPr>
+        <w:t xml:space="preserve">• </w:t>
+      </w:r>
+      <w:r>
+        <w:rPr>
+          <w:rFonts w:ascii="Times New Roman" w:hAnsi="Times New Roman" w:cs="Times New Roman"/>
+          <w:b/>
+          <w:bCs/>
+          <w:sz w:val="24"/>
+          <w:szCs w:val="24"/>
+        </w:rPr>
+        <w:t>TypeScript</w:t>
+      </w:r>
+      <w:r>
+        <w:rPr>
+          <w:rFonts w:ascii="Times New Roman" w:hAnsi="Times New Roman" w:cs="Times New Roman"/>
+          <w:sz w:val="24"/>
+          <w:szCs w:val="24"/>
+        </w:rPr>
+        <w:t xml:space="preserve"> </w:t>
+      </w:r>
+      <w:proofErr w:type="spellStart"/>
+      <w:r>
+        <w:rPr>
+          <w:rFonts w:ascii="Times New Roman" w:hAnsi="Times New Roman" w:cs="Times New Roman"/>
+          <w:sz w:val="24"/>
+          <w:szCs w:val="24"/>
+        </w:rPr>
+        <w:t>untuk</w:t>
+      </w:r>
+      <w:proofErr w:type="spellEnd"/>
+      <w:r>
+        <w:rPr>
+          <w:rFonts w:ascii="Times New Roman" w:hAnsi="Times New Roman" w:cs="Times New Roman"/>
+          <w:sz w:val="24"/>
+          <w:szCs w:val="24"/>
+        </w:rPr>
+        <w:t xml:space="preserve"> </w:t>
+      </w:r>
+      <w:proofErr w:type="spellStart"/>
+      <w:r>
+        <w:rPr>
+          <w:rFonts w:ascii="Times New Roman" w:hAnsi="Times New Roman" w:cs="Times New Roman"/>
+          <w:sz w:val="24"/>
+          <w:szCs w:val="24"/>
+        </w:rPr>
+        <w:t>meningkatkan</w:t>
+      </w:r>
+      <w:proofErr w:type="spellEnd"/>
+      <w:r>
+        <w:rPr>
+          <w:rFonts w:ascii="Times New Roman" w:hAnsi="Times New Roman" w:cs="Times New Roman"/>
+          <w:sz w:val="24"/>
+          <w:szCs w:val="24"/>
+        </w:rPr>
+        <w:t xml:space="preserve"> </w:t>
+      </w:r>
+      <w:proofErr w:type="spellStart"/>
+      <w:r>
+        <w:rPr>
+          <w:rFonts w:ascii="Times New Roman" w:hAnsi="Times New Roman" w:cs="Times New Roman"/>
+          <w:sz w:val="24"/>
+          <w:szCs w:val="24"/>
+        </w:rPr>
+        <w:t>kualitas</w:t>
+      </w:r>
+      <w:proofErr w:type="spellEnd"/>
+      <w:r>
+        <w:rPr>
+          <w:rFonts w:ascii="Times New Roman" w:hAnsi="Times New Roman" w:cs="Times New Roman"/>
+          <w:sz w:val="24"/>
+          <w:szCs w:val="24"/>
+        </w:rPr>
+        <w:t xml:space="preserve"> dan </w:t>
+      </w:r>
+      <w:proofErr w:type="spellStart"/>
+      <w:r>
+        <w:rPr>
+          <w:rFonts w:ascii="Times New Roman" w:hAnsi="Times New Roman" w:cs="Times New Roman"/>
+          <w:sz w:val="24"/>
+          <w:szCs w:val="24"/>
+        </w:rPr>
+        <w:t>keamanan</w:t>
+      </w:r>
+      <w:proofErr w:type="spellEnd"/>
+      <w:r>
+        <w:rPr>
+          <w:rFonts w:ascii="Times New Roman" w:hAnsi="Times New Roman" w:cs="Times New Roman"/>
+          <w:sz w:val="24"/>
+          <w:szCs w:val="24"/>
+        </w:rPr>
+        <w:t xml:space="preserve"> </w:t>
+      </w:r>
+      <w:proofErr w:type="spellStart"/>
+      <w:r>
+        <w:rPr>
+          <w:rFonts w:ascii="Times New Roman" w:hAnsi="Times New Roman" w:cs="Times New Roman"/>
+          <w:sz w:val="24"/>
+          <w:szCs w:val="24"/>
+        </w:rPr>
+        <w:t>penulisan</w:t>
+      </w:r>
+      <w:proofErr w:type="spellEnd"/>
+      <w:r>
+        <w:rPr>
+          <w:rFonts w:ascii="Times New Roman" w:hAnsi="Times New Roman" w:cs="Times New Roman"/>
+          <w:sz w:val="24"/>
+          <w:szCs w:val="24"/>
+        </w:rPr>
+        <w:t xml:space="preserve"> </w:t>
+      </w:r>
+      <w:proofErr w:type="spellStart"/>
+      <w:r>
+        <w:rPr>
+          <w:rFonts w:ascii="Times New Roman" w:hAnsi="Times New Roman" w:cs="Times New Roman"/>
+          <w:sz w:val="24"/>
+          <w:szCs w:val="24"/>
+        </w:rPr>
+        <w:t>kode</w:t>
+      </w:r>
+      <w:proofErr w:type="spellEnd"/>
+      <w:r>
+        <w:rPr>
+          <w:rFonts w:ascii="Times New Roman" w:hAnsi="Times New Roman" w:cs="Times New Roman"/>
+          <w:sz w:val="24"/>
+          <w:szCs w:val="24"/>
+        </w:rPr>
+        <w:t xml:space="preserve"> program.</w:t>
+      </w:r>
+    </w:p>
+    <w:p>
+      <w:pPr>
+        <w:rPr>
+          <w:rFonts w:ascii="Times New Roman" w:hAnsi="Times New Roman" w:cs="Times New Roman"/>
+          <w:sz w:val="24"/>
+          <w:szCs w:val="24"/>
+        </w:rPr>
+      </w:pPr>
+      <w:r>
+        <w:rPr>
+          <w:rFonts w:ascii="Times New Roman" w:hAnsi="Times New Roman" w:cs="Times New Roman"/>
+          <w:sz w:val="24"/>
+          <w:szCs w:val="24"/>
+        </w:rPr>
+        <w:t xml:space="preserve">• </w:t>
+      </w:r>
+      <w:r>
+        <w:rPr>
+          <w:rFonts w:ascii="Times New Roman" w:hAnsi="Times New Roman" w:cs="Times New Roman"/>
+          <w:b/>
+          <w:bCs/>
+          <w:sz w:val="24"/>
+          <w:szCs w:val="24"/>
+        </w:rPr>
+        <w:t>Axios</w:t>
+      </w:r>
+      <w:r>
+        <w:rPr>
+          <w:rFonts w:ascii="Times New Roman" w:hAnsi="Times New Roman" w:cs="Times New Roman"/>
+          <w:sz w:val="24"/>
+          <w:szCs w:val="24"/>
+        </w:rPr>
+        <w:t xml:space="preserve"> </w:t>
+      </w:r>
+      <w:proofErr w:type="spellStart"/>
+      <w:r>
+        <w:rPr>
+          <w:rFonts w:ascii="Times New Roman" w:hAnsi="Times New Roman" w:cs="Times New Roman"/>
+          <w:sz w:val="24"/>
+          <w:szCs w:val="24"/>
+        </w:rPr>
+        <w:t>untuk</w:t>
+      </w:r>
+      <w:proofErr w:type="spellEnd"/>
+      <w:r>
+        <w:rPr>
+          <w:rFonts w:ascii="Times New Roman" w:hAnsi="Times New Roman" w:cs="Times New Roman"/>
+          <w:sz w:val="24"/>
+          <w:szCs w:val="24"/>
+        </w:rPr>
+        <w:t xml:space="preserve"> </w:t>
+      </w:r>
+      <w:proofErr w:type="spellStart"/>
+      <w:r>
+        <w:rPr>
+          <w:rFonts w:ascii="Times New Roman" w:hAnsi="Times New Roman" w:cs="Times New Roman"/>
+          <w:sz w:val="24"/>
+          <w:szCs w:val="24"/>
+        </w:rPr>
+        <w:t>melakukan</w:t>
+      </w:r>
+      <w:proofErr w:type="spellEnd"/>
+      <w:r>
+        <w:rPr>
+          <w:rFonts w:ascii="Times New Roman" w:hAnsi="Times New Roman" w:cs="Times New Roman"/>
+          <w:sz w:val="24"/>
+          <w:szCs w:val="24"/>
+        </w:rPr>
+        <w:t xml:space="preserve"> </w:t>
+      </w:r>
+      <w:proofErr w:type="spellStart"/>
+      <w:r>
+        <w:rPr>
+          <w:rFonts w:ascii="Times New Roman" w:hAnsi="Times New Roman" w:cs="Times New Roman"/>
+          <w:sz w:val="24"/>
+          <w:szCs w:val="24"/>
+        </w:rPr>
+        <w:t>komunikasi</w:t>
+      </w:r>
+      <w:proofErr w:type="spellEnd"/>
+      <w:r>
+        <w:rPr>
+          <w:rFonts w:ascii="Times New Roman" w:hAnsi="Times New Roman" w:cs="Times New Roman"/>
+          <w:sz w:val="24"/>
+          <w:szCs w:val="24"/>
+        </w:rPr>
+        <w:t xml:space="preserve"> data </w:t>
+      </w:r>
+      <w:proofErr w:type="spellStart"/>
+      <w:r>
+        <w:rPr>
+          <w:rFonts w:ascii="Times New Roman" w:hAnsi="Times New Roman" w:cs="Times New Roman"/>
+          <w:sz w:val="24"/>
+          <w:szCs w:val="24"/>
+        </w:rPr>
+        <w:t>antara</w:t>
+      </w:r>
+      <w:proofErr w:type="spellEnd"/>
+      <w:r>
+        <w:rPr>
+          <w:rFonts w:ascii="Times New Roman" w:hAnsi="Times New Roman" w:cs="Times New Roman"/>
+          <w:sz w:val="24"/>
+          <w:szCs w:val="24"/>
+        </w:rPr>
+        <w:t xml:space="preserve"> frontend dan backend API.</w:t>
+      </w:r>
+    </w:p>
+    <w:p>
+      <w:pPr>
+        <w:rPr>
+          <w:rFonts w:ascii="Times New Roman" w:hAnsi="Times New Roman" w:cs="Times New Roman"/>
+          <w:sz w:val="24"/>
+          <w:szCs w:val="24"/>
+        </w:rPr>
+      </w:pPr>
+      <w:r>
+        <w:rPr>
+          <w:rFonts w:ascii="Times New Roman" w:hAnsi="Times New Roman" w:cs="Times New Roman"/>
+          <w:sz w:val="24"/>
+          <w:szCs w:val="24"/>
+        </w:rPr>
+        <w:t xml:space="preserve">• </w:t>
+      </w:r>
+      <w:r>
+        <w:rPr>
+          <w:rFonts w:ascii="Times New Roman" w:hAnsi="Times New Roman" w:cs="Times New Roman"/>
+          <w:b/>
+          <w:bCs/>
+          <w:sz w:val="24"/>
+          <w:szCs w:val="24"/>
+        </w:rPr>
+        <w:t>Database Management System</w:t>
+      </w:r>
+      <w:r>
+        <w:rPr>
+          <w:rFonts w:ascii="Times New Roman" w:hAnsi="Times New Roman" w:cs="Times New Roman"/>
+          <w:sz w:val="24"/>
+          <w:szCs w:val="24"/>
+        </w:rPr>
+        <w:t xml:space="preserve"> </w:t>
+      </w:r>
+      <w:proofErr w:type="spellStart"/>
+      <w:r>
+        <w:rPr>
+          <w:rFonts w:ascii="Times New Roman" w:hAnsi="Times New Roman" w:cs="Times New Roman"/>
+          <w:sz w:val="24"/>
+          <w:szCs w:val="24"/>
+        </w:rPr>
+        <w:t>untuk</w:t>
+      </w:r>
+      <w:proofErr w:type="spellEnd"/>
+      <w:r>
+        <w:rPr>
+          <w:rFonts w:ascii="Times New Roman" w:hAnsi="Times New Roman" w:cs="Times New Roman"/>
+          <w:sz w:val="24"/>
+          <w:szCs w:val="24"/>
+        </w:rPr>
+        <w:t xml:space="preserve"> </w:t>
+      </w:r>
+      <w:proofErr w:type="spellStart"/>
+      <w:r>
+        <w:rPr>
+          <w:rFonts w:ascii="Times New Roman" w:hAnsi="Times New Roman" w:cs="Times New Roman"/>
+          <w:sz w:val="24"/>
+          <w:szCs w:val="24"/>
+        </w:rPr>
+        <w:t>menyimpan</w:t>
+      </w:r>
+      <w:proofErr w:type="spellEnd"/>
+      <w:r>
+        <w:rPr>
+          <w:rFonts w:ascii="Times New Roman" w:hAnsi="Times New Roman" w:cs="Times New Roman"/>
+          <w:sz w:val="24"/>
+          <w:szCs w:val="24"/>
+        </w:rPr>
+        <w:t xml:space="preserve"> data booking dan status </w:t>
+      </w:r>
+      <w:proofErr w:type="spellStart"/>
+      <w:r>
+        <w:rPr>
+          <w:rFonts w:ascii="Times New Roman" w:hAnsi="Times New Roman" w:cs="Times New Roman"/>
+          <w:sz w:val="24"/>
+          <w:szCs w:val="24"/>
+        </w:rPr>
+        <w:t>pemesanan</w:t>
+      </w:r>
+      <w:proofErr w:type="spellEnd"/>
+      <w:r>
+        <w:rPr>
+          <w:rFonts w:ascii="Times New Roman" w:hAnsi="Times New Roman" w:cs="Times New Roman"/>
+          <w:sz w:val="24"/>
+          <w:szCs w:val="24"/>
+        </w:rPr>
+        <w:t>.</w:t>
+      </w:r>
+    </w:p>
+    <w:p>
+      <w:pPr>
+        <w:rPr>
+          <w:rFonts w:ascii="Times New Roman" w:hAnsi="Times New Roman" w:cs="Times New Roman"/>
+          <w:sz w:val="24"/>
+          <w:szCs w:val="24"/>
+        </w:rPr>
+      </w:pPr>
+      <w:r>
+        <w:rPr>
+          <w:rFonts w:ascii="Times New Roman" w:hAnsi="Times New Roman" w:cs="Times New Roman"/>
+          <w:sz w:val="24"/>
+          <w:szCs w:val="24"/>
+        </w:rPr>
+        <w:t xml:space="preserve">• </w:t>
+      </w:r>
+      <w:r>
+        <w:rPr>
+          <w:rFonts w:ascii="Times New Roman" w:hAnsi="Times New Roman" w:cs="Times New Roman"/>
+          <w:b/>
+          <w:bCs/>
+          <w:sz w:val="24"/>
+          <w:szCs w:val="24"/>
+        </w:rPr>
+        <w:t>CSS Modern</w:t>
+      </w:r>
+      <w:r>
+        <w:rPr>
+          <w:rFonts w:ascii="Times New Roman" w:hAnsi="Times New Roman" w:cs="Times New Roman"/>
+          <w:sz w:val="24"/>
+          <w:szCs w:val="24"/>
+        </w:rPr>
+        <w:t xml:space="preserve"> </w:t>
+      </w:r>
+      <w:proofErr w:type="spellStart"/>
+      <w:r>
+        <w:rPr>
+          <w:rFonts w:ascii="Times New Roman" w:hAnsi="Times New Roman" w:cs="Times New Roman"/>
+          <w:sz w:val="24"/>
+          <w:szCs w:val="24"/>
+        </w:rPr>
+        <w:t>dengan</w:t>
+      </w:r>
+      <w:proofErr w:type="spellEnd"/>
+      <w:r>
+        <w:rPr>
+          <w:rFonts w:ascii="Times New Roman" w:hAnsi="Times New Roman" w:cs="Times New Roman"/>
+          <w:sz w:val="24"/>
+          <w:szCs w:val="24"/>
+        </w:rPr>
+        <w:t xml:space="preserve"> </w:t>
+      </w:r>
+      <w:proofErr w:type="spellStart"/>
+      <w:r>
+        <w:rPr>
+          <w:rFonts w:ascii="Times New Roman" w:hAnsi="Times New Roman" w:cs="Times New Roman"/>
+          <w:sz w:val="24"/>
+          <w:szCs w:val="24"/>
+        </w:rPr>
+        <w:t>desain</w:t>
+      </w:r>
+      <w:proofErr w:type="spellEnd"/>
+      <w:r>
+        <w:rPr>
+          <w:rFonts w:ascii="Times New Roman" w:hAnsi="Times New Roman" w:cs="Times New Roman"/>
+          <w:sz w:val="24"/>
+          <w:szCs w:val="24"/>
+        </w:rPr>
+        <w:t xml:space="preserve"> card dan </w:t>
+      </w:r>
+      <w:proofErr w:type="spellStart"/>
+      <w:r>
+        <w:rPr>
+          <w:rFonts w:ascii="Times New Roman" w:hAnsi="Times New Roman" w:cs="Times New Roman"/>
+          <w:sz w:val="24"/>
+          <w:szCs w:val="24"/>
+        </w:rPr>
+        <w:t>tombol</w:t>
+      </w:r>
+      <w:proofErr w:type="spellEnd"/>
+      <w:r>
+        <w:rPr>
+          <w:rFonts w:ascii="Times New Roman" w:hAnsi="Times New Roman" w:cs="Times New Roman"/>
+          <w:sz w:val="24"/>
+          <w:szCs w:val="24"/>
+        </w:rPr>
+        <w:t xml:space="preserve"> </w:t>
+      </w:r>
+      <w:proofErr w:type="spellStart"/>
+      <w:r>
+        <w:rPr>
+          <w:rFonts w:ascii="Times New Roman" w:hAnsi="Times New Roman" w:cs="Times New Roman"/>
+          <w:sz w:val="24"/>
+          <w:szCs w:val="24"/>
+        </w:rPr>
+        <w:t>berwarna</w:t>
+      </w:r>
+      <w:proofErr w:type="spellEnd"/>
+      <w:r>
+        <w:rPr>
+          <w:rFonts w:ascii="Times New Roman" w:hAnsi="Times New Roman" w:cs="Times New Roman"/>
+          <w:sz w:val="24"/>
+          <w:szCs w:val="24"/>
+        </w:rPr>
+        <w:t xml:space="preserve"> yang </w:t>
+      </w:r>
+      <w:proofErr w:type="spellStart"/>
+      <w:r>
+        <w:rPr>
+          <w:rFonts w:ascii="Times New Roman" w:hAnsi="Times New Roman" w:cs="Times New Roman"/>
+          <w:sz w:val="24"/>
+          <w:szCs w:val="24"/>
+        </w:rPr>
+        <w:t>memudahkan</w:t>
+      </w:r>
+      <w:proofErr w:type="spellEnd"/>
+      <w:r>
+        <w:rPr>
+          <w:rFonts w:ascii="Times New Roman" w:hAnsi="Times New Roman" w:cs="Times New Roman"/>
+          <w:sz w:val="24"/>
+          <w:szCs w:val="24"/>
+        </w:rPr>
+        <w:t xml:space="preserve"> admin </w:t>
+      </w:r>
+      <w:proofErr w:type="spellStart"/>
+      <w:r>
+        <w:rPr>
+          <w:rFonts w:ascii="Times New Roman" w:hAnsi="Times New Roman" w:cs="Times New Roman"/>
+          <w:sz w:val="24"/>
+          <w:szCs w:val="24"/>
+        </w:rPr>
+        <w:t>dalam</w:t>
+      </w:r>
+      <w:proofErr w:type="spellEnd"/>
+      <w:r>
+        <w:rPr>
+          <w:rFonts w:ascii="Times New Roman" w:hAnsi="Times New Roman" w:cs="Times New Roman"/>
+          <w:sz w:val="24"/>
+          <w:szCs w:val="24"/>
+        </w:rPr>
+        <w:t xml:space="preserve"> </w:t>
+      </w:r>
+      <w:proofErr w:type="spellStart"/>
+      <w:r>
+        <w:rPr>
+          <w:rFonts w:ascii="Times New Roman" w:hAnsi="Times New Roman" w:cs="Times New Roman"/>
+          <w:sz w:val="24"/>
+          <w:szCs w:val="24"/>
+        </w:rPr>
+        <w:t>membedakan</w:t>
+      </w:r>
+      <w:proofErr w:type="spellEnd"/>
+      <w:r>
+        <w:rPr>
+          <w:rFonts w:ascii="Times New Roman" w:hAnsi="Times New Roman" w:cs="Times New Roman"/>
+          <w:sz w:val="24"/>
+          <w:szCs w:val="24"/>
+        </w:rPr>
+        <w:t xml:space="preserve"> </w:t>
+      </w:r>
+      <w:proofErr w:type="spellStart"/>
+      <w:r>
+        <w:rPr>
+          <w:rFonts w:ascii="Times New Roman" w:hAnsi="Times New Roman" w:cs="Times New Roman"/>
+          <w:sz w:val="24"/>
+          <w:szCs w:val="24"/>
+        </w:rPr>
+        <w:t>setiap</w:t>
+      </w:r>
+      <w:proofErr w:type="spellEnd"/>
+      <w:r>
+        <w:rPr>
+          <w:rFonts w:ascii="Times New Roman" w:hAnsi="Times New Roman" w:cs="Times New Roman"/>
+          <w:sz w:val="24"/>
+          <w:szCs w:val="24"/>
+        </w:rPr>
+        <w:t xml:space="preserve"> </w:t>
+      </w:r>
+      <w:proofErr w:type="spellStart"/>
+      <w:r>
+        <w:rPr>
+          <w:rFonts w:ascii="Times New Roman" w:hAnsi="Times New Roman" w:cs="Times New Roman"/>
+          <w:sz w:val="24"/>
+          <w:szCs w:val="24"/>
+        </w:rPr>
+        <w:t>fungsi</w:t>
+      </w:r>
+      <w:proofErr w:type="spellEnd"/>
+      <w:r>
+        <w:rPr>
+          <w:rFonts w:ascii="Times New Roman" w:hAnsi="Times New Roman" w:cs="Times New Roman"/>
+          <w:sz w:val="24"/>
+          <w:szCs w:val="24"/>
+        </w:rPr>
+        <w:t xml:space="preserve"> </w:t>
+      </w:r>
+      <w:proofErr w:type="spellStart"/>
+      <w:r>
+        <w:rPr>
+          <w:rFonts w:ascii="Times New Roman" w:hAnsi="Times New Roman" w:cs="Times New Roman"/>
+          <w:sz w:val="24"/>
+          <w:szCs w:val="24"/>
+        </w:rPr>
+        <w:t>pengelolaan</w:t>
+      </w:r>
+      <w:proofErr w:type="spellEnd"/>
+      <w:r>
+        <w:rPr>
+          <w:rFonts w:ascii="Times New Roman" w:hAnsi="Times New Roman" w:cs="Times New Roman"/>
+          <w:sz w:val="24"/>
+          <w:szCs w:val="24"/>
+        </w:rPr>
+        <w:t xml:space="preserve"> booking.</w:t>
+      </w:r>
+    </w:p>
+    <w:p>
+      <w:pPr>
+        <w:rPr>
+          <w:rFonts w:ascii="Times New Roman" w:hAnsi="Times New Roman" w:cs="Times New Roman"/>
+          <w:sz w:val="24"/>
+          <w:szCs w:val="24"/>
+        </w:rPr>
+      </w:pPr>
+      <w:r>
+        <w:rPr>
+          <w:rFonts w:ascii="Times New Roman" w:hAnsi="Times New Roman" w:cs="Times New Roman"/>
+          <w:sz w:val="24"/>
+          <w:szCs w:val="24"/>
+        </w:rPr>
+        <w:t xml:space="preserve">Fitur Data Booking </w:t>
+      </w:r>
+      <w:proofErr w:type="spellStart"/>
+      <w:r>
+        <w:rPr>
+          <w:rFonts w:ascii="Times New Roman" w:hAnsi="Times New Roman" w:cs="Times New Roman"/>
+          <w:sz w:val="24"/>
+          <w:szCs w:val="24"/>
+        </w:rPr>
+        <w:t>ini</w:t>
+      </w:r>
+      <w:proofErr w:type="spellEnd"/>
+      <w:r>
+        <w:rPr>
+          <w:rFonts w:ascii="Times New Roman" w:hAnsi="Times New Roman" w:cs="Times New Roman"/>
+          <w:sz w:val="24"/>
+          <w:szCs w:val="24"/>
+        </w:rPr>
+        <w:t xml:space="preserve"> </w:t>
+      </w:r>
+      <w:proofErr w:type="spellStart"/>
+      <w:r>
+        <w:rPr>
+          <w:rFonts w:ascii="Times New Roman" w:hAnsi="Times New Roman" w:cs="Times New Roman"/>
+          <w:sz w:val="24"/>
+          <w:szCs w:val="24"/>
+        </w:rPr>
+        <w:t>membantu</w:t>
+      </w:r>
+      <w:proofErr w:type="spellEnd"/>
+      <w:r>
+        <w:rPr>
+          <w:rFonts w:ascii="Times New Roman" w:hAnsi="Times New Roman" w:cs="Times New Roman"/>
+          <w:sz w:val="24"/>
+          <w:szCs w:val="24"/>
+        </w:rPr>
+        <w:t xml:space="preserve"> admin </w:t>
+      </w:r>
+      <w:proofErr w:type="spellStart"/>
+      <w:r>
+        <w:rPr>
+          <w:rFonts w:ascii="Times New Roman" w:hAnsi="Times New Roman" w:cs="Times New Roman"/>
+          <w:sz w:val="24"/>
+          <w:szCs w:val="24"/>
+        </w:rPr>
+        <w:t>dalam</w:t>
+      </w:r>
+      <w:proofErr w:type="spellEnd"/>
+      <w:r>
+        <w:rPr>
+          <w:rFonts w:ascii="Times New Roman" w:hAnsi="Times New Roman" w:cs="Times New Roman"/>
+          <w:sz w:val="24"/>
+          <w:szCs w:val="24"/>
+        </w:rPr>
+        <w:t xml:space="preserve"> </w:t>
+      </w:r>
+      <w:proofErr w:type="spellStart"/>
+      <w:r>
+        <w:rPr>
+          <w:rFonts w:ascii="Times New Roman" w:hAnsi="Times New Roman" w:cs="Times New Roman"/>
+          <w:sz w:val="24"/>
+          <w:szCs w:val="24"/>
+        </w:rPr>
+        <w:t>memantau</w:t>
+      </w:r>
+      <w:proofErr w:type="spellEnd"/>
+      <w:r>
+        <w:rPr>
+          <w:rFonts w:ascii="Times New Roman" w:hAnsi="Times New Roman" w:cs="Times New Roman"/>
+          <w:sz w:val="24"/>
+          <w:szCs w:val="24"/>
+        </w:rPr>
+        <w:t xml:space="preserve"> </w:t>
+      </w:r>
+      <w:proofErr w:type="spellStart"/>
+      <w:r>
+        <w:rPr>
+          <w:rFonts w:ascii="Times New Roman" w:hAnsi="Times New Roman" w:cs="Times New Roman"/>
+          <w:sz w:val="24"/>
+          <w:szCs w:val="24"/>
+        </w:rPr>
+        <w:t>seluruh</w:t>
+      </w:r>
+      <w:proofErr w:type="spellEnd"/>
+      <w:r>
+        <w:rPr>
+          <w:rFonts w:ascii="Times New Roman" w:hAnsi="Times New Roman" w:cs="Times New Roman"/>
+          <w:sz w:val="24"/>
+          <w:szCs w:val="24"/>
+        </w:rPr>
+        <w:t xml:space="preserve"> </w:t>
+      </w:r>
+      <w:proofErr w:type="spellStart"/>
+      <w:r>
+        <w:rPr>
+          <w:rFonts w:ascii="Times New Roman" w:hAnsi="Times New Roman" w:cs="Times New Roman"/>
+          <w:sz w:val="24"/>
+          <w:szCs w:val="24"/>
+        </w:rPr>
+        <w:t>transaksi</w:t>
+      </w:r>
+      <w:proofErr w:type="spellEnd"/>
+      <w:r>
+        <w:rPr>
+          <w:rFonts w:ascii="Times New Roman" w:hAnsi="Times New Roman" w:cs="Times New Roman"/>
+          <w:sz w:val="24"/>
+          <w:szCs w:val="24"/>
+        </w:rPr>
+        <w:t xml:space="preserve"> </w:t>
+      </w:r>
+      <w:proofErr w:type="spellStart"/>
+      <w:r>
+        <w:rPr>
+          <w:rFonts w:ascii="Times New Roman" w:hAnsi="Times New Roman" w:cs="Times New Roman"/>
+          <w:sz w:val="24"/>
+          <w:szCs w:val="24"/>
+        </w:rPr>
+        <w:t>pemesanan</w:t>
+      </w:r>
+      <w:proofErr w:type="spellEnd"/>
+      <w:r>
+        <w:rPr>
+          <w:rFonts w:ascii="Times New Roman" w:hAnsi="Times New Roman" w:cs="Times New Roman"/>
+          <w:sz w:val="24"/>
+          <w:szCs w:val="24"/>
+        </w:rPr>
+        <w:t xml:space="preserve"> </w:t>
+      </w:r>
+      <w:proofErr w:type="spellStart"/>
+      <w:r>
+        <w:rPr>
+          <w:rFonts w:ascii="Times New Roman" w:hAnsi="Times New Roman" w:cs="Times New Roman"/>
+          <w:sz w:val="24"/>
+          <w:szCs w:val="24"/>
+        </w:rPr>
+        <w:t>wisata</w:t>
+      </w:r>
+      <w:proofErr w:type="spellEnd"/>
+      <w:r>
+        <w:rPr>
+          <w:rFonts w:ascii="Times New Roman" w:hAnsi="Times New Roman" w:cs="Times New Roman"/>
+          <w:sz w:val="24"/>
+          <w:szCs w:val="24"/>
+        </w:rPr>
+        <w:t xml:space="preserve">, </w:t>
+      </w:r>
+      <w:proofErr w:type="spellStart"/>
+      <w:r>
+        <w:rPr>
+          <w:rFonts w:ascii="Times New Roman" w:hAnsi="Times New Roman" w:cs="Times New Roman"/>
+          <w:sz w:val="24"/>
+          <w:szCs w:val="24"/>
+        </w:rPr>
+        <w:t>melakukan</w:t>
+      </w:r>
+      <w:proofErr w:type="spellEnd"/>
+      <w:r>
+        <w:rPr>
+          <w:rFonts w:ascii="Times New Roman" w:hAnsi="Times New Roman" w:cs="Times New Roman"/>
+          <w:sz w:val="24"/>
+          <w:szCs w:val="24"/>
+        </w:rPr>
+        <w:t xml:space="preserve"> </w:t>
+      </w:r>
+      <w:proofErr w:type="spellStart"/>
+      <w:r>
+        <w:rPr>
+          <w:rFonts w:ascii="Times New Roman" w:hAnsi="Times New Roman" w:cs="Times New Roman"/>
+          <w:sz w:val="24"/>
+          <w:szCs w:val="24"/>
+        </w:rPr>
+        <w:t>verifikasi</w:t>
+      </w:r>
+      <w:proofErr w:type="spellEnd"/>
+      <w:r>
+        <w:rPr>
+          <w:rFonts w:ascii="Times New Roman" w:hAnsi="Times New Roman" w:cs="Times New Roman"/>
+          <w:sz w:val="24"/>
+          <w:szCs w:val="24"/>
+        </w:rPr>
+        <w:t xml:space="preserve"> </w:t>
+      </w:r>
+      <w:proofErr w:type="spellStart"/>
+      <w:r>
+        <w:rPr>
+          <w:rFonts w:ascii="Times New Roman" w:hAnsi="Times New Roman" w:cs="Times New Roman"/>
+          <w:sz w:val="24"/>
+          <w:szCs w:val="24"/>
+        </w:rPr>
+        <w:t>pesanan</w:t>
+      </w:r>
+      <w:proofErr w:type="spellEnd"/>
+      <w:r>
+        <w:rPr>
+          <w:rFonts w:ascii="Times New Roman" w:hAnsi="Times New Roman" w:cs="Times New Roman"/>
+          <w:sz w:val="24"/>
+          <w:szCs w:val="24"/>
+        </w:rPr>
+        <w:t xml:space="preserve">, </w:t>
+      </w:r>
+      <w:proofErr w:type="spellStart"/>
+      <w:r>
+        <w:rPr>
+          <w:rFonts w:ascii="Times New Roman" w:hAnsi="Times New Roman" w:cs="Times New Roman"/>
+          <w:sz w:val="24"/>
+          <w:szCs w:val="24"/>
+        </w:rPr>
+        <w:t>mengelola</w:t>
+      </w:r>
+      <w:proofErr w:type="spellEnd"/>
+      <w:r>
+        <w:rPr>
+          <w:rFonts w:ascii="Times New Roman" w:hAnsi="Times New Roman" w:cs="Times New Roman"/>
+          <w:sz w:val="24"/>
+          <w:szCs w:val="24"/>
+        </w:rPr>
+        <w:t xml:space="preserve"> status booking, </w:t>
+      </w:r>
+      <w:proofErr w:type="spellStart"/>
+      <w:r>
+        <w:rPr>
+          <w:rFonts w:ascii="Times New Roman" w:hAnsi="Times New Roman" w:cs="Times New Roman"/>
+          <w:sz w:val="24"/>
+          <w:szCs w:val="24"/>
+        </w:rPr>
+        <w:t>serta</w:t>
+      </w:r>
+      <w:proofErr w:type="spellEnd"/>
+      <w:r>
+        <w:rPr>
+          <w:rFonts w:ascii="Times New Roman" w:hAnsi="Times New Roman" w:cs="Times New Roman"/>
+          <w:sz w:val="24"/>
+          <w:szCs w:val="24"/>
+        </w:rPr>
+        <w:t xml:space="preserve"> </w:t>
+      </w:r>
+      <w:proofErr w:type="spellStart"/>
+      <w:r>
+        <w:rPr>
+          <w:rFonts w:ascii="Times New Roman" w:hAnsi="Times New Roman" w:cs="Times New Roman"/>
+          <w:sz w:val="24"/>
+          <w:szCs w:val="24"/>
+        </w:rPr>
+        <w:t>memastikan</w:t>
+      </w:r>
+      <w:proofErr w:type="spellEnd"/>
+      <w:r>
+        <w:rPr>
+          <w:rFonts w:ascii="Times New Roman" w:hAnsi="Times New Roman" w:cs="Times New Roman"/>
+          <w:sz w:val="24"/>
+          <w:szCs w:val="24"/>
+        </w:rPr>
+        <w:t xml:space="preserve"> proses </w:t>
+      </w:r>
+      <w:proofErr w:type="spellStart"/>
+      <w:r>
+        <w:rPr>
+          <w:rFonts w:ascii="Times New Roman" w:hAnsi="Times New Roman" w:cs="Times New Roman"/>
+          <w:sz w:val="24"/>
+          <w:szCs w:val="24"/>
+        </w:rPr>
+        <w:t>reservasi</w:t>
+      </w:r>
+      <w:proofErr w:type="spellEnd"/>
+      <w:r>
+        <w:rPr>
+          <w:rFonts w:ascii="Times New Roman" w:hAnsi="Times New Roman" w:cs="Times New Roman"/>
+          <w:sz w:val="24"/>
+          <w:szCs w:val="24"/>
+        </w:rPr>
+        <w:t xml:space="preserve"> </w:t>
+      </w:r>
+      <w:proofErr w:type="spellStart"/>
+      <w:r>
+        <w:rPr>
+          <w:rFonts w:ascii="Times New Roman" w:hAnsi="Times New Roman" w:cs="Times New Roman"/>
+          <w:sz w:val="24"/>
+          <w:szCs w:val="24"/>
+        </w:rPr>
+        <w:t>wisata</w:t>
+      </w:r>
+      <w:proofErr w:type="spellEnd"/>
+      <w:r>
+        <w:rPr>
+          <w:rFonts w:ascii="Times New Roman" w:hAnsi="Times New Roman" w:cs="Times New Roman"/>
+          <w:sz w:val="24"/>
+          <w:szCs w:val="24"/>
+        </w:rPr>
+        <w:t xml:space="preserve"> </w:t>
+      </w:r>
+      <w:proofErr w:type="spellStart"/>
+      <w:r>
+        <w:rPr>
+          <w:rFonts w:ascii="Times New Roman" w:hAnsi="Times New Roman" w:cs="Times New Roman"/>
+          <w:sz w:val="24"/>
+          <w:szCs w:val="24"/>
+        </w:rPr>
+        <w:t>berjalan</w:t>
+      </w:r>
+      <w:proofErr w:type="spellEnd"/>
+      <w:r>
+        <w:rPr>
+          <w:rFonts w:ascii="Times New Roman" w:hAnsi="Times New Roman" w:cs="Times New Roman"/>
+          <w:sz w:val="24"/>
+          <w:szCs w:val="24"/>
+        </w:rPr>
+        <w:t xml:space="preserve"> </w:t>
+      </w:r>
+      <w:proofErr w:type="spellStart"/>
+      <w:r>
+        <w:rPr>
+          <w:rFonts w:ascii="Times New Roman" w:hAnsi="Times New Roman" w:cs="Times New Roman"/>
+          <w:sz w:val="24"/>
+          <w:szCs w:val="24"/>
+        </w:rPr>
+        <w:t>dengan</w:t>
+      </w:r>
+      <w:proofErr w:type="spellEnd"/>
+      <w:r>
+        <w:rPr>
+          <w:rFonts w:ascii="Times New Roman" w:hAnsi="Times New Roman" w:cs="Times New Roman"/>
+          <w:sz w:val="24"/>
+          <w:szCs w:val="24"/>
+        </w:rPr>
+        <w:t xml:space="preserve"> </w:t>
+      </w:r>
+      <w:proofErr w:type="spellStart"/>
+      <w:r>
+        <w:rPr>
+          <w:rFonts w:ascii="Times New Roman" w:hAnsi="Times New Roman" w:cs="Times New Roman"/>
+          <w:sz w:val="24"/>
+          <w:szCs w:val="24"/>
+        </w:rPr>
+        <w:t>baik</w:t>
+      </w:r>
+      <w:proofErr w:type="spellEnd"/>
+      <w:r>
+        <w:rPr>
+          <w:rFonts w:ascii="Times New Roman" w:hAnsi="Times New Roman" w:cs="Times New Roman"/>
+          <w:sz w:val="24"/>
+          <w:szCs w:val="24"/>
+        </w:rPr>
+        <w:t xml:space="preserve"> </w:t>
+      </w:r>
+      <w:proofErr w:type="spellStart"/>
+      <w:r>
+        <w:rPr>
+          <w:rFonts w:ascii="Times New Roman" w:hAnsi="Times New Roman" w:cs="Times New Roman"/>
+          <w:sz w:val="24"/>
+          <w:szCs w:val="24"/>
+        </w:rPr>
+        <w:t>sehingga</w:t>
+      </w:r>
+      <w:proofErr w:type="spellEnd"/>
+      <w:r>
+        <w:rPr>
+          <w:rFonts w:ascii="Times New Roman" w:hAnsi="Times New Roman" w:cs="Times New Roman"/>
+          <w:sz w:val="24"/>
+          <w:szCs w:val="24"/>
+        </w:rPr>
+        <w:t xml:space="preserve"> </w:t>
+      </w:r>
+      <w:proofErr w:type="spellStart"/>
+      <w:r>
+        <w:rPr>
+          <w:rFonts w:ascii="Times New Roman" w:hAnsi="Times New Roman" w:cs="Times New Roman"/>
+          <w:sz w:val="24"/>
+          <w:szCs w:val="24"/>
+        </w:rPr>
+        <w:t>memberikan</w:t>
+      </w:r>
+      <w:proofErr w:type="spellEnd"/>
+      <w:r>
+        <w:rPr>
+          <w:rFonts w:ascii="Times New Roman" w:hAnsi="Times New Roman" w:cs="Times New Roman"/>
+          <w:sz w:val="24"/>
+          <w:szCs w:val="24"/>
+        </w:rPr>
+        <w:t xml:space="preserve"> </w:t>
+      </w:r>
+      <w:proofErr w:type="spellStart"/>
+      <w:r>
+        <w:rPr>
+          <w:rFonts w:ascii="Times New Roman" w:hAnsi="Times New Roman" w:cs="Times New Roman"/>
+          <w:sz w:val="24"/>
+          <w:szCs w:val="24"/>
+        </w:rPr>
+        <w:t>pelayanan</w:t>
+      </w:r>
+      <w:proofErr w:type="spellEnd"/>
+      <w:r>
+        <w:rPr>
+          <w:rFonts w:ascii="Times New Roman" w:hAnsi="Times New Roman" w:cs="Times New Roman"/>
+          <w:sz w:val="24"/>
+          <w:szCs w:val="24"/>
+        </w:rPr>
+        <w:t xml:space="preserve"> yang </w:t>
+      </w:r>
+      <w:proofErr w:type="spellStart"/>
+      <w:r>
+        <w:rPr>
+          <w:rFonts w:ascii="Times New Roman" w:hAnsi="Times New Roman" w:cs="Times New Roman"/>
+          <w:sz w:val="24"/>
+          <w:szCs w:val="24"/>
+        </w:rPr>
+        <w:t>lebih</w:t>
+      </w:r>
+      <w:proofErr w:type="spellEnd"/>
+      <w:r>
+        <w:rPr>
+          <w:rFonts w:ascii="Times New Roman" w:hAnsi="Times New Roman" w:cs="Times New Roman"/>
+          <w:sz w:val="24"/>
+          <w:szCs w:val="24"/>
+        </w:rPr>
+        <w:t xml:space="preserve"> </w:t>
+      </w:r>
+      <w:proofErr w:type="spellStart"/>
+      <w:r>
+        <w:rPr>
+          <w:rFonts w:ascii="Times New Roman" w:hAnsi="Times New Roman" w:cs="Times New Roman"/>
+          <w:sz w:val="24"/>
+          <w:szCs w:val="24"/>
+        </w:rPr>
+        <w:t>efektif</w:t>
+      </w:r>
+      <w:proofErr w:type="spellEnd"/>
+      <w:r>
+        <w:rPr>
+          <w:rFonts w:ascii="Times New Roman" w:hAnsi="Times New Roman" w:cs="Times New Roman"/>
+          <w:sz w:val="24"/>
+          <w:szCs w:val="24"/>
+        </w:rPr>
+        <w:t xml:space="preserve"> </w:t>
+      </w:r>
+      <w:proofErr w:type="spellStart"/>
+      <w:r>
+        <w:rPr>
+          <w:rFonts w:ascii="Times New Roman" w:hAnsi="Times New Roman" w:cs="Times New Roman"/>
+          <w:sz w:val="24"/>
+          <w:szCs w:val="24"/>
+        </w:rPr>
+        <w:t>kepada</w:t>
+      </w:r>
+      <w:proofErr w:type="spellEnd"/>
+      <w:r>
+        <w:rPr>
+          <w:rFonts w:ascii="Times New Roman" w:hAnsi="Times New Roman" w:cs="Times New Roman"/>
+          <w:sz w:val="24"/>
+          <w:szCs w:val="24"/>
+        </w:rPr>
+        <w:t xml:space="preserve"> customer.</w:t>
+      </w:r>
+    </w:p>
+    <w:p>
+      <w:pPr>
+        <w:rPr>
+          <w:rFonts w:ascii="Times New Roman" w:hAnsi="Times New Roman" w:cs="Times New Roman"/>
+          <w:sz w:val="24"/>
+          <w:szCs w:val="24"/>
+        </w:rPr>
+      </w:pPr>
+    </w:p>
+    <w:p>
+      <w:pPr>
+        <w:rPr>
+          <w:rFonts w:ascii="Times New Roman" w:hAnsi="Times New Roman" w:cs="Times New Roman"/>
+          <w:b/>
+          <w:bCs/>
+          <w:sz w:val="24"/>
+          <w:szCs w:val="24"/>
+        </w:rPr>
+      </w:pPr>
+    </w:p>
+    <w:p>
+      <w:pPr>
+        <w:rPr>
+          <w:rFonts w:ascii="Times New Roman" w:hAnsi="Times New Roman" w:cs="Times New Roman"/>
+          <w:b/>
+          <w:bCs/>
+          <w:sz w:val="24"/>
+          <w:szCs w:val="24"/>
+        </w:rPr>
+      </w:pPr>
+    </w:p>
+    <w:p>
+      <w:pPr>
+        <w:rPr>
+          <w:rFonts w:ascii="Times New Roman" w:hAnsi="Times New Roman" w:cs="Times New Roman"/>
+          <w:b/>
+          <w:bCs/>
+          <w:sz w:val="24"/>
+          <w:szCs w:val="24"/>
+        </w:rPr>
+      </w:pPr>
+    </w:p>
+    <w:p>
+      <w:pPr>
+        <w:rPr>
+          <w:rFonts w:ascii="Times New Roman" w:hAnsi="Times New Roman" w:cs="Times New Roman"/>
+          <w:b/>
+          <w:bCs/>
+          <w:sz w:val="24"/>
+          <w:szCs w:val="24"/>
+        </w:rPr>
+      </w:pPr>
+    </w:p>
+    <w:p>
+      <w:pPr>
+        <w:rPr>
+          <w:rFonts w:ascii="Times New Roman" w:hAnsi="Times New Roman" w:cs="Times New Roman"/>
+          <w:b/>
+          <w:bCs/>
+          <w:sz w:val="24"/>
+          <w:szCs w:val="24"/>
+        </w:rPr>
+      </w:pPr>
+      <w:r>
+        <w:rPr>
+          <w:rFonts w:ascii="Times New Roman" w:hAnsi="Times New Roman" w:cs="Times New Roman"/>
+          <w:b/>
+          <w:bCs/>
+          <w:sz w:val="24"/>
+          <w:szCs w:val="24"/>
+        </w:rPr>
+        <w:lastRenderedPageBreak/>
+        <w:t>Halaman Admin Data Review</w:t>
+      </w:r>
+    </w:p>
+    <w:p>
+      <w:pPr>
+        <w:rPr>
+          <w:rFonts w:ascii="Times New Roman" w:hAnsi="Times New Roman" w:cs="Times New Roman"/>
+          <w:sz w:val="24"/>
+          <w:szCs w:val="24"/>
+        </w:rPr>
+      </w:pPr>
+      <w:r>
+        <w:rPr>
+          <w:rFonts w:ascii="Times New Roman" w:hAnsi="Times New Roman" w:cs="Times New Roman"/>
+          <w:noProof/>
+          <w:sz w:val="24"/>
+          <w:szCs w:val="24"/>
+        </w:rPr>
+        <w:drawing>
+          <wp:inline distT="0" distB="0" distL="0" distR="0" wp14:anchorId="7DABFD8F" wp14:editId="14C8D629">
+            <wp:extent cx="5731510" cy="3034030"/>
+            <wp:effectExtent l="0" t="0" r="2540" b="0"/>
+            <wp:docPr id="1402812984" name="Picture 4"/>
+            <wp:cNvGraphicFramePr>
+              <a:graphicFrameLocks xmlns:a="http://schemas.openxmlformats.org/drawingml/2006/main" noChangeAspect="1"/>
+            </wp:cNvGraphicFramePr>
+            <a:graphic xmlns:a="http://schemas.openxmlformats.org/drawingml/2006/main">
+              <a:graphicData uri="http://schemas.openxmlformats.org/drawingml/2006/picture">
+                <pic:pic xmlns:pic="http://schemas.openxmlformats.org/drawingml/2006/picture">
+                  <pic:nvPicPr>
+                    <pic:cNvPr id="1402812984" name="Picture 1402812984"/>
+                    <pic:cNvPicPr/>
+                  </pic:nvPicPr>
+                  <pic:blipFill>
+                    <a:blip r:embed="rId18">
+                      <a:extLst>
+                        <a:ext uri="{28A0092B-C50C-407E-A947-70E740481C1C}">
+                          <a14:useLocalDpi xmlns:a14="http://schemas.microsoft.com/office/drawing/2010/main" val="0"/>
+                        </a:ext>
+                      </a:extLst>
+                    </a:blip>
+                    <a:stretch>
+                      <a:fillRect/>
+                    </a:stretch>
+                  </pic:blipFill>
+                  <pic:spPr>
+                    <a:xfrm>
+                      <a:off x="0" y="0"/>
+                      <a:ext cx="5731510" cy="3034030"/>
+                    </a:xfrm>
+                    <a:prstGeom prst="rect">
+                      <a:avLst/>
+                    </a:prstGeom>
+                  </pic:spPr>
+                </pic:pic>
+              </a:graphicData>
+            </a:graphic>
+          </wp:inline>
+        </w:drawing>
+      </w:r>
+    </w:p>
+    <w:p>
+      <w:pPr>
+        <w:rPr>
+          <w:rFonts w:ascii="Times New Roman" w:hAnsi="Times New Roman" w:cs="Times New Roman"/>
+          <w:sz w:val="24"/>
+          <w:szCs w:val="24"/>
+        </w:rPr>
+      </w:pPr>
+      <w:r>
+        <w:rPr>
+          <w:rFonts w:ascii="Times New Roman" w:hAnsi="Times New Roman" w:cs="Times New Roman"/>
+          <w:sz w:val="24"/>
+          <w:szCs w:val="24"/>
+        </w:rPr>
+        <w:t xml:space="preserve">Gambar di </w:t>
+      </w:r>
+      <w:proofErr w:type="spellStart"/>
+      <w:r>
+        <w:rPr>
+          <w:rFonts w:ascii="Times New Roman" w:hAnsi="Times New Roman" w:cs="Times New Roman"/>
+          <w:sz w:val="24"/>
+          <w:szCs w:val="24"/>
+        </w:rPr>
+        <w:t>atas</w:t>
+      </w:r>
+      <w:proofErr w:type="spellEnd"/>
+      <w:r>
+        <w:rPr>
+          <w:rFonts w:ascii="Times New Roman" w:hAnsi="Times New Roman" w:cs="Times New Roman"/>
+          <w:sz w:val="24"/>
+          <w:szCs w:val="24"/>
+        </w:rPr>
+        <w:t xml:space="preserve"> </w:t>
+      </w:r>
+      <w:proofErr w:type="spellStart"/>
+      <w:r>
+        <w:rPr>
+          <w:rFonts w:ascii="Times New Roman" w:hAnsi="Times New Roman" w:cs="Times New Roman"/>
+          <w:sz w:val="24"/>
+          <w:szCs w:val="24"/>
+        </w:rPr>
+        <w:t>menampilkan</w:t>
+      </w:r>
+      <w:proofErr w:type="spellEnd"/>
+      <w:r>
+        <w:rPr>
+          <w:rFonts w:ascii="Times New Roman" w:hAnsi="Times New Roman" w:cs="Times New Roman"/>
+          <w:sz w:val="24"/>
+          <w:szCs w:val="24"/>
+        </w:rPr>
+        <w:t xml:space="preserve"> </w:t>
+      </w:r>
+      <w:proofErr w:type="spellStart"/>
+      <w:r>
+        <w:rPr>
+          <w:rFonts w:ascii="Times New Roman" w:hAnsi="Times New Roman" w:cs="Times New Roman"/>
+          <w:b/>
+          <w:bCs/>
+          <w:sz w:val="24"/>
+          <w:szCs w:val="24"/>
+        </w:rPr>
+        <w:t>halaman</w:t>
+      </w:r>
+      <w:proofErr w:type="spellEnd"/>
+      <w:r>
+        <w:rPr>
+          <w:rFonts w:ascii="Times New Roman" w:hAnsi="Times New Roman" w:cs="Times New Roman"/>
+          <w:b/>
+          <w:bCs/>
+          <w:sz w:val="24"/>
+          <w:szCs w:val="24"/>
+        </w:rPr>
+        <w:t xml:space="preserve"> Data Review</w:t>
+      </w:r>
+      <w:r>
+        <w:rPr>
+          <w:rFonts w:ascii="Times New Roman" w:hAnsi="Times New Roman" w:cs="Times New Roman"/>
+          <w:sz w:val="24"/>
+          <w:szCs w:val="24"/>
+        </w:rPr>
+        <w:t xml:space="preserve"> pada website </w:t>
+      </w:r>
+      <w:proofErr w:type="spellStart"/>
+      <w:r>
+        <w:rPr>
+          <w:rFonts w:ascii="Times New Roman" w:hAnsi="Times New Roman" w:cs="Times New Roman"/>
+          <w:sz w:val="24"/>
+          <w:szCs w:val="24"/>
+        </w:rPr>
+        <w:t>pariwisata</w:t>
+      </w:r>
+      <w:proofErr w:type="spellEnd"/>
+      <w:r>
+        <w:rPr>
+          <w:rFonts w:ascii="Times New Roman" w:hAnsi="Times New Roman" w:cs="Times New Roman"/>
+          <w:sz w:val="24"/>
+          <w:szCs w:val="24"/>
+        </w:rPr>
+        <w:t xml:space="preserve"> </w:t>
+      </w:r>
+      <w:proofErr w:type="spellStart"/>
+      <w:r>
+        <w:rPr>
+          <w:rFonts w:ascii="Times New Roman" w:hAnsi="Times New Roman" w:cs="Times New Roman"/>
+          <w:b/>
+          <w:bCs/>
+          <w:sz w:val="24"/>
+          <w:szCs w:val="24"/>
+        </w:rPr>
+        <w:t>CPMApp</w:t>
+      </w:r>
+      <w:proofErr w:type="spellEnd"/>
+      <w:r>
+        <w:rPr>
+          <w:rFonts w:ascii="Times New Roman" w:hAnsi="Times New Roman" w:cs="Times New Roman"/>
+          <w:sz w:val="24"/>
+          <w:szCs w:val="24"/>
+        </w:rPr>
+        <w:t xml:space="preserve"> yang </w:t>
+      </w:r>
+      <w:proofErr w:type="spellStart"/>
+      <w:r>
+        <w:rPr>
+          <w:rFonts w:ascii="Times New Roman" w:hAnsi="Times New Roman" w:cs="Times New Roman"/>
+          <w:sz w:val="24"/>
+          <w:szCs w:val="24"/>
+        </w:rPr>
+        <w:t>digunakan</w:t>
+      </w:r>
+      <w:proofErr w:type="spellEnd"/>
+      <w:r>
+        <w:rPr>
+          <w:rFonts w:ascii="Times New Roman" w:hAnsi="Times New Roman" w:cs="Times New Roman"/>
+          <w:sz w:val="24"/>
+          <w:szCs w:val="24"/>
+        </w:rPr>
+        <w:t xml:space="preserve"> oleh admin </w:t>
+      </w:r>
+      <w:proofErr w:type="spellStart"/>
+      <w:r>
+        <w:rPr>
+          <w:rFonts w:ascii="Times New Roman" w:hAnsi="Times New Roman" w:cs="Times New Roman"/>
+          <w:sz w:val="24"/>
+          <w:szCs w:val="24"/>
+        </w:rPr>
+        <w:t>untuk</w:t>
+      </w:r>
+      <w:proofErr w:type="spellEnd"/>
+      <w:r>
+        <w:rPr>
+          <w:rFonts w:ascii="Times New Roman" w:hAnsi="Times New Roman" w:cs="Times New Roman"/>
+          <w:sz w:val="24"/>
+          <w:szCs w:val="24"/>
+        </w:rPr>
+        <w:t xml:space="preserve"> </w:t>
+      </w:r>
+      <w:proofErr w:type="spellStart"/>
+      <w:r>
+        <w:rPr>
+          <w:rFonts w:ascii="Times New Roman" w:hAnsi="Times New Roman" w:cs="Times New Roman"/>
+          <w:sz w:val="24"/>
+          <w:szCs w:val="24"/>
+        </w:rPr>
+        <w:t>melihat</w:t>
+      </w:r>
+      <w:proofErr w:type="spellEnd"/>
+      <w:r>
+        <w:rPr>
+          <w:rFonts w:ascii="Times New Roman" w:hAnsi="Times New Roman" w:cs="Times New Roman"/>
+          <w:sz w:val="24"/>
+          <w:szCs w:val="24"/>
+        </w:rPr>
+        <w:t xml:space="preserve"> dan </w:t>
+      </w:r>
+      <w:proofErr w:type="spellStart"/>
+      <w:r>
+        <w:rPr>
+          <w:rFonts w:ascii="Times New Roman" w:hAnsi="Times New Roman" w:cs="Times New Roman"/>
+          <w:sz w:val="24"/>
+          <w:szCs w:val="24"/>
+        </w:rPr>
+        <w:t>memantau</w:t>
+      </w:r>
+      <w:proofErr w:type="spellEnd"/>
+      <w:r>
+        <w:rPr>
+          <w:rFonts w:ascii="Times New Roman" w:hAnsi="Times New Roman" w:cs="Times New Roman"/>
+          <w:sz w:val="24"/>
+          <w:szCs w:val="24"/>
+        </w:rPr>
+        <w:t xml:space="preserve"> </w:t>
+      </w:r>
+      <w:proofErr w:type="spellStart"/>
+      <w:r>
+        <w:rPr>
+          <w:rFonts w:ascii="Times New Roman" w:hAnsi="Times New Roman" w:cs="Times New Roman"/>
+          <w:sz w:val="24"/>
+          <w:szCs w:val="24"/>
+        </w:rPr>
+        <w:t>ulasan</w:t>
+      </w:r>
+      <w:proofErr w:type="spellEnd"/>
+      <w:r>
+        <w:rPr>
+          <w:rFonts w:ascii="Times New Roman" w:hAnsi="Times New Roman" w:cs="Times New Roman"/>
+          <w:sz w:val="24"/>
+          <w:szCs w:val="24"/>
+        </w:rPr>
+        <w:t xml:space="preserve"> (review) yang </w:t>
+      </w:r>
+      <w:proofErr w:type="spellStart"/>
+      <w:r>
+        <w:rPr>
+          <w:rFonts w:ascii="Times New Roman" w:hAnsi="Times New Roman" w:cs="Times New Roman"/>
+          <w:sz w:val="24"/>
+          <w:szCs w:val="24"/>
+        </w:rPr>
+        <w:t>diberikan</w:t>
+      </w:r>
+      <w:proofErr w:type="spellEnd"/>
+      <w:r>
+        <w:rPr>
+          <w:rFonts w:ascii="Times New Roman" w:hAnsi="Times New Roman" w:cs="Times New Roman"/>
+          <w:sz w:val="24"/>
+          <w:szCs w:val="24"/>
+        </w:rPr>
+        <w:t xml:space="preserve"> oleh </w:t>
+      </w:r>
+      <w:proofErr w:type="spellStart"/>
+      <w:r>
+        <w:rPr>
+          <w:rFonts w:ascii="Times New Roman" w:hAnsi="Times New Roman" w:cs="Times New Roman"/>
+          <w:sz w:val="24"/>
+          <w:szCs w:val="24"/>
+        </w:rPr>
+        <w:t>pengguna</w:t>
+      </w:r>
+      <w:proofErr w:type="spellEnd"/>
+      <w:r>
+        <w:rPr>
+          <w:rFonts w:ascii="Times New Roman" w:hAnsi="Times New Roman" w:cs="Times New Roman"/>
+          <w:sz w:val="24"/>
+          <w:szCs w:val="24"/>
+        </w:rPr>
+        <w:t xml:space="preserve"> </w:t>
+      </w:r>
+      <w:proofErr w:type="spellStart"/>
+      <w:r>
+        <w:rPr>
+          <w:rFonts w:ascii="Times New Roman" w:hAnsi="Times New Roman" w:cs="Times New Roman"/>
+          <w:sz w:val="24"/>
+          <w:szCs w:val="24"/>
+        </w:rPr>
+        <w:t>terhadap</w:t>
+      </w:r>
+      <w:proofErr w:type="spellEnd"/>
+      <w:r>
+        <w:rPr>
+          <w:rFonts w:ascii="Times New Roman" w:hAnsi="Times New Roman" w:cs="Times New Roman"/>
+          <w:sz w:val="24"/>
+          <w:szCs w:val="24"/>
+        </w:rPr>
+        <w:t xml:space="preserve"> </w:t>
+      </w:r>
+      <w:proofErr w:type="spellStart"/>
+      <w:r>
+        <w:rPr>
+          <w:rFonts w:ascii="Times New Roman" w:hAnsi="Times New Roman" w:cs="Times New Roman"/>
+          <w:sz w:val="24"/>
+          <w:szCs w:val="24"/>
+        </w:rPr>
+        <w:t>destinasi</w:t>
+      </w:r>
+      <w:proofErr w:type="spellEnd"/>
+      <w:r>
+        <w:rPr>
+          <w:rFonts w:ascii="Times New Roman" w:hAnsi="Times New Roman" w:cs="Times New Roman"/>
+          <w:sz w:val="24"/>
+          <w:szCs w:val="24"/>
+        </w:rPr>
+        <w:t xml:space="preserve"> </w:t>
+      </w:r>
+      <w:proofErr w:type="spellStart"/>
+      <w:r>
+        <w:rPr>
+          <w:rFonts w:ascii="Times New Roman" w:hAnsi="Times New Roman" w:cs="Times New Roman"/>
+          <w:sz w:val="24"/>
+          <w:szCs w:val="24"/>
+        </w:rPr>
+        <w:t>wisata</w:t>
+      </w:r>
+      <w:proofErr w:type="spellEnd"/>
+      <w:r>
+        <w:rPr>
+          <w:rFonts w:ascii="Times New Roman" w:hAnsi="Times New Roman" w:cs="Times New Roman"/>
+          <w:sz w:val="24"/>
+          <w:szCs w:val="24"/>
+        </w:rPr>
+        <w:t xml:space="preserve"> yang </w:t>
+      </w:r>
+      <w:proofErr w:type="spellStart"/>
+      <w:r>
+        <w:rPr>
+          <w:rFonts w:ascii="Times New Roman" w:hAnsi="Times New Roman" w:cs="Times New Roman"/>
+          <w:sz w:val="24"/>
+          <w:szCs w:val="24"/>
+        </w:rPr>
+        <w:t>tersedia</w:t>
+      </w:r>
+      <w:proofErr w:type="spellEnd"/>
+      <w:r>
+        <w:rPr>
+          <w:rFonts w:ascii="Times New Roman" w:hAnsi="Times New Roman" w:cs="Times New Roman"/>
+          <w:sz w:val="24"/>
+          <w:szCs w:val="24"/>
+        </w:rPr>
+        <w:t xml:space="preserve">. Halaman </w:t>
+      </w:r>
+      <w:proofErr w:type="spellStart"/>
+      <w:r>
+        <w:rPr>
+          <w:rFonts w:ascii="Times New Roman" w:hAnsi="Times New Roman" w:cs="Times New Roman"/>
+          <w:sz w:val="24"/>
+          <w:szCs w:val="24"/>
+        </w:rPr>
+        <w:t>ini</w:t>
+      </w:r>
+      <w:proofErr w:type="spellEnd"/>
+      <w:r>
+        <w:rPr>
+          <w:rFonts w:ascii="Times New Roman" w:hAnsi="Times New Roman" w:cs="Times New Roman"/>
+          <w:sz w:val="24"/>
+          <w:szCs w:val="24"/>
+        </w:rPr>
+        <w:t xml:space="preserve"> </w:t>
+      </w:r>
+      <w:proofErr w:type="spellStart"/>
+      <w:r>
+        <w:rPr>
+          <w:rFonts w:ascii="Times New Roman" w:hAnsi="Times New Roman" w:cs="Times New Roman"/>
+          <w:sz w:val="24"/>
+          <w:szCs w:val="24"/>
+        </w:rPr>
+        <w:t>berfungsi</w:t>
+      </w:r>
+      <w:proofErr w:type="spellEnd"/>
+      <w:r>
+        <w:rPr>
+          <w:rFonts w:ascii="Times New Roman" w:hAnsi="Times New Roman" w:cs="Times New Roman"/>
+          <w:sz w:val="24"/>
+          <w:szCs w:val="24"/>
+        </w:rPr>
+        <w:t xml:space="preserve"> </w:t>
+      </w:r>
+      <w:proofErr w:type="spellStart"/>
+      <w:r>
+        <w:rPr>
+          <w:rFonts w:ascii="Times New Roman" w:hAnsi="Times New Roman" w:cs="Times New Roman"/>
+          <w:sz w:val="24"/>
+          <w:szCs w:val="24"/>
+        </w:rPr>
+        <w:t>sebagai</w:t>
+      </w:r>
+      <w:proofErr w:type="spellEnd"/>
+      <w:r>
+        <w:rPr>
+          <w:rFonts w:ascii="Times New Roman" w:hAnsi="Times New Roman" w:cs="Times New Roman"/>
+          <w:sz w:val="24"/>
+          <w:szCs w:val="24"/>
+        </w:rPr>
+        <w:t xml:space="preserve"> </w:t>
+      </w:r>
+      <w:proofErr w:type="spellStart"/>
+      <w:r>
+        <w:rPr>
+          <w:rFonts w:ascii="Times New Roman" w:hAnsi="Times New Roman" w:cs="Times New Roman"/>
+          <w:sz w:val="24"/>
+          <w:szCs w:val="24"/>
+        </w:rPr>
+        <w:t>pusat</w:t>
+      </w:r>
+      <w:proofErr w:type="spellEnd"/>
+      <w:r>
+        <w:rPr>
+          <w:rFonts w:ascii="Times New Roman" w:hAnsi="Times New Roman" w:cs="Times New Roman"/>
+          <w:sz w:val="24"/>
+          <w:szCs w:val="24"/>
+        </w:rPr>
+        <w:t xml:space="preserve"> </w:t>
+      </w:r>
+      <w:proofErr w:type="spellStart"/>
+      <w:r>
+        <w:rPr>
+          <w:rFonts w:ascii="Times New Roman" w:hAnsi="Times New Roman" w:cs="Times New Roman"/>
+          <w:sz w:val="24"/>
+          <w:szCs w:val="24"/>
+        </w:rPr>
+        <w:t>pengelolaan</w:t>
+      </w:r>
+      <w:proofErr w:type="spellEnd"/>
+      <w:r>
+        <w:rPr>
+          <w:rFonts w:ascii="Times New Roman" w:hAnsi="Times New Roman" w:cs="Times New Roman"/>
+          <w:sz w:val="24"/>
+          <w:szCs w:val="24"/>
+        </w:rPr>
+        <w:t xml:space="preserve"> dan </w:t>
+      </w:r>
+      <w:proofErr w:type="spellStart"/>
+      <w:r>
+        <w:rPr>
+          <w:rFonts w:ascii="Times New Roman" w:hAnsi="Times New Roman" w:cs="Times New Roman"/>
+          <w:sz w:val="24"/>
+          <w:szCs w:val="24"/>
+        </w:rPr>
+        <w:t>evaluasi</w:t>
+      </w:r>
+      <w:proofErr w:type="spellEnd"/>
+      <w:r>
+        <w:rPr>
+          <w:rFonts w:ascii="Times New Roman" w:hAnsi="Times New Roman" w:cs="Times New Roman"/>
+          <w:sz w:val="24"/>
+          <w:szCs w:val="24"/>
+        </w:rPr>
+        <w:t xml:space="preserve"> </w:t>
+      </w:r>
+      <w:proofErr w:type="spellStart"/>
+      <w:r>
+        <w:rPr>
+          <w:rFonts w:ascii="Times New Roman" w:hAnsi="Times New Roman" w:cs="Times New Roman"/>
+          <w:sz w:val="24"/>
+          <w:szCs w:val="24"/>
+        </w:rPr>
+        <w:t>umpan</w:t>
+      </w:r>
+      <w:proofErr w:type="spellEnd"/>
+      <w:r>
+        <w:rPr>
+          <w:rFonts w:ascii="Times New Roman" w:hAnsi="Times New Roman" w:cs="Times New Roman"/>
+          <w:sz w:val="24"/>
+          <w:szCs w:val="24"/>
+        </w:rPr>
+        <w:t xml:space="preserve"> </w:t>
+      </w:r>
+      <w:proofErr w:type="spellStart"/>
+      <w:r>
+        <w:rPr>
+          <w:rFonts w:ascii="Times New Roman" w:hAnsi="Times New Roman" w:cs="Times New Roman"/>
+          <w:sz w:val="24"/>
+          <w:szCs w:val="24"/>
+        </w:rPr>
+        <w:t>balik</w:t>
+      </w:r>
+      <w:proofErr w:type="spellEnd"/>
+      <w:r>
+        <w:rPr>
+          <w:rFonts w:ascii="Times New Roman" w:hAnsi="Times New Roman" w:cs="Times New Roman"/>
+          <w:sz w:val="24"/>
+          <w:szCs w:val="24"/>
+        </w:rPr>
+        <w:t xml:space="preserve"> </w:t>
+      </w:r>
+      <w:proofErr w:type="spellStart"/>
+      <w:r>
+        <w:rPr>
+          <w:rFonts w:ascii="Times New Roman" w:hAnsi="Times New Roman" w:cs="Times New Roman"/>
+          <w:sz w:val="24"/>
+          <w:szCs w:val="24"/>
+        </w:rPr>
+        <w:t>pengguna</w:t>
+      </w:r>
+      <w:proofErr w:type="spellEnd"/>
+      <w:r>
+        <w:rPr>
+          <w:rFonts w:ascii="Times New Roman" w:hAnsi="Times New Roman" w:cs="Times New Roman"/>
+          <w:sz w:val="24"/>
+          <w:szCs w:val="24"/>
+        </w:rPr>
+        <w:t xml:space="preserve"> </w:t>
+      </w:r>
+      <w:proofErr w:type="spellStart"/>
+      <w:r>
+        <w:rPr>
+          <w:rFonts w:ascii="Times New Roman" w:hAnsi="Times New Roman" w:cs="Times New Roman"/>
+          <w:sz w:val="24"/>
+          <w:szCs w:val="24"/>
+        </w:rPr>
+        <w:t>sehingga</w:t>
+      </w:r>
+      <w:proofErr w:type="spellEnd"/>
+      <w:r>
+        <w:rPr>
+          <w:rFonts w:ascii="Times New Roman" w:hAnsi="Times New Roman" w:cs="Times New Roman"/>
+          <w:sz w:val="24"/>
+          <w:szCs w:val="24"/>
+        </w:rPr>
+        <w:t xml:space="preserve"> admin </w:t>
+      </w:r>
+      <w:proofErr w:type="spellStart"/>
+      <w:r>
+        <w:rPr>
+          <w:rFonts w:ascii="Times New Roman" w:hAnsi="Times New Roman" w:cs="Times New Roman"/>
+          <w:sz w:val="24"/>
+          <w:szCs w:val="24"/>
+        </w:rPr>
+        <w:t>dapat</w:t>
+      </w:r>
+      <w:proofErr w:type="spellEnd"/>
+      <w:r>
+        <w:rPr>
+          <w:rFonts w:ascii="Times New Roman" w:hAnsi="Times New Roman" w:cs="Times New Roman"/>
+          <w:sz w:val="24"/>
+          <w:szCs w:val="24"/>
+        </w:rPr>
+        <w:t xml:space="preserve"> </w:t>
+      </w:r>
+      <w:proofErr w:type="spellStart"/>
+      <w:r>
+        <w:rPr>
+          <w:rFonts w:ascii="Times New Roman" w:hAnsi="Times New Roman" w:cs="Times New Roman"/>
+          <w:sz w:val="24"/>
+          <w:szCs w:val="24"/>
+        </w:rPr>
+        <w:t>mengetahui</w:t>
+      </w:r>
+      <w:proofErr w:type="spellEnd"/>
+      <w:r>
+        <w:rPr>
+          <w:rFonts w:ascii="Times New Roman" w:hAnsi="Times New Roman" w:cs="Times New Roman"/>
+          <w:sz w:val="24"/>
+          <w:szCs w:val="24"/>
+        </w:rPr>
+        <w:t xml:space="preserve"> </w:t>
+      </w:r>
+      <w:proofErr w:type="spellStart"/>
+      <w:r>
+        <w:rPr>
+          <w:rFonts w:ascii="Times New Roman" w:hAnsi="Times New Roman" w:cs="Times New Roman"/>
+          <w:sz w:val="24"/>
+          <w:szCs w:val="24"/>
+        </w:rPr>
+        <w:t>tingkat</w:t>
+      </w:r>
+      <w:proofErr w:type="spellEnd"/>
+      <w:r>
+        <w:rPr>
+          <w:rFonts w:ascii="Times New Roman" w:hAnsi="Times New Roman" w:cs="Times New Roman"/>
+          <w:sz w:val="24"/>
+          <w:szCs w:val="24"/>
+        </w:rPr>
+        <w:t xml:space="preserve"> </w:t>
+      </w:r>
+      <w:proofErr w:type="spellStart"/>
+      <w:r>
+        <w:rPr>
+          <w:rFonts w:ascii="Times New Roman" w:hAnsi="Times New Roman" w:cs="Times New Roman"/>
+          <w:sz w:val="24"/>
+          <w:szCs w:val="24"/>
+        </w:rPr>
+        <w:t>kepuasan</w:t>
+      </w:r>
+      <w:proofErr w:type="spellEnd"/>
+      <w:r>
+        <w:rPr>
+          <w:rFonts w:ascii="Times New Roman" w:hAnsi="Times New Roman" w:cs="Times New Roman"/>
+          <w:sz w:val="24"/>
+          <w:szCs w:val="24"/>
+        </w:rPr>
+        <w:t xml:space="preserve"> </w:t>
+      </w:r>
+      <w:proofErr w:type="spellStart"/>
+      <w:r>
+        <w:rPr>
+          <w:rFonts w:ascii="Times New Roman" w:hAnsi="Times New Roman" w:cs="Times New Roman"/>
+          <w:sz w:val="24"/>
+          <w:szCs w:val="24"/>
+        </w:rPr>
+        <w:t>pengunjung</w:t>
+      </w:r>
+      <w:proofErr w:type="spellEnd"/>
+      <w:r>
+        <w:rPr>
+          <w:rFonts w:ascii="Times New Roman" w:hAnsi="Times New Roman" w:cs="Times New Roman"/>
+          <w:sz w:val="24"/>
+          <w:szCs w:val="24"/>
+        </w:rPr>
+        <w:t xml:space="preserve"> </w:t>
+      </w:r>
+      <w:proofErr w:type="spellStart"/>
+      <w:r>
+        <w:rPr>
+          <w:rFonts w:ascii="Times New Roman" w:hAnsi="Times New Roman" w:cs="Times New Roman"/>
+          <w:sz w:val="24"/>
+          <w:szCs w:val="24"/>
+        </w:rPr>
+        <w:t>terhadap</w:t>
+      </w:r>
+      <w:proofErr w:type="spellEnd"/>
+      <w:r>
+        <w:rPr>
+          <w:rFonts w:ascii="Times New Roman" w:hAnsi="Times New Roman" w:cs="Times New Roman"/>
+          <w:sz w:val="24"/>
+          <w:szCs w:val="24"/>
+        </w:rPr>
+        <w:t xml:space="preserve"> </w:t>
+      </w:r>
+      <w:proofErr w:type="spellStart"/>
+      <w:r>
+        <w:rPr>
+          <w:rFonts w:ascii="Times New Roman" w:hAnsi="Times New Roman" w:cs="Times New Roman"/>
+          <w:sz w:val="24"/>
+          <w:szCs w:val="24"/>
+        </w:rPr>
+        <w:t>setiap</w:t>
+      </w:r>
+      <w:proofErr w:type="spellEnd"/>
+      <w:r>
+        <w:rPr>
+          <w:rFonts w:ascii="Times New Roman" w:hAnsi="Times New Roman" w:cs="Times New Roman"/>
+          <w:sz w:val="24"/>
+          <w:szCs w:val="24"/>
+        </w:rPr>
+        <w:t xml:space="preserve"> </w:t>
+      </w:r>
+      <w:proofErr w:type="spellStart"/>
+      <w:r>
+        <w:rPr>
+          <w:rFonts w:ascii="Times New Roman" w:hAnsi="Times New Roman" w:cs="Times New Roman"/>
+          <w:sz w:val="24"/>
+          <w:szCs w:val="24"/>
+        </w:rPr>
+        <w:t>objek</w:t>
+      </w:r>
+      <w:proofErr w:type="spellEnd"/>
+      <w:r>
+        <w:rPr>
+          <w:rFonts w:ascii="Times New Roman" w:hAnsi="Times New Roman" w:cs="Times New Roman"/>
+          <w:sz w:val="24"/>
+          <w:szCs w:val="24"/>
+        </w:rPr>
+        <w:t xml:space="preserve"> </w:t>
+      </w:r>
+      <w:proofErr w:type="spellStart"/>
+      <w:r>
+        <w:rPr>
+          <w:rFonts w:ascii="Times New Roman" w:hAnsi="Times New Roman" w:cs="Times New Roman"/>
+          <w:sz w:val="24"/>
+          <w:szCs w:val="24"/>
+        </w:rPr>
+        <w:t>wisata</w:t>
+      </w:r>
+      <w:proofErr w:type="spellEnd"/>
+      <w:r>
+        <w:rPr>
+          <w:rFonts w:ascii="Times New Roman" w:hAnsi="Times New Roman" w:cs="Times New Roman"/>
+          <w:sz w:val="24"/>
+          <w:szCs w:val="24"/>
+        </w:rPr>
+        <w:t>.</w:t>
+      </w:r>
+    </w:p>
+    <w:p>
+      <w:pPr>
+        <w:rPr>
+          <w:rFonts w:ascii="Times New Roman" w:hAnsi="Times New Roman" w:cs="Times New Roman"/>
+          <w:sz w:val="24"/>
+          <w:szCs w:val="24"/>
+        </w:rPr>
+      </w:pPr>
+      <w:r>
+        <w:rPr>
+          <w:rFonts w:ascii="Times New Roman" w:hAnsi="Times New Roman" w:cs="Times New Roman"/>
+          <w:sz w:val="24"/>
+          <w:szCs w:val="24"/>
+        </w:rPr>
+        <w:t xml:space="preserve">Pada </w:t>
+      </w:r>
+      <w:proofErr w:type="spellStart"/>
+      <w:r>
+        <w:rPr>
+          <w:rFonts w:ascii="Times New Roman" w:hAnsi="Times New Roman" w:cs="Times New Roman"/>
+          <w:sz w:val="24"/>
+          <w:szCs w:val="24"/>
+        </w:rPr>
+        <w:t>halaman</w:t>
+      </w:r>
+      <w:proofErr w:type="spellEnd"/>
+      <w:r>
+        <w:rPr>
+          <w:rFonts w:ascii="Times New Roman" w:hAnsi="Times New Roman" w:cs="Times New Roman"/>
+          <w:sz w:val="24"/>
+          <w:szCs w:val="24"/>
+        </w:rPr>
+        <w:t xml:space="preserve"> </w:t>
+      </w:r>
+      <w:proofErr w:type="spellStart"/>
+      <w:r>
+        <w:rPr>
+          <w:rFonts w:ascii="Times New Roman" w:hAnsi="Times New Roman" w:cs="Times New Roman"/>
+          <w:sz w:val="24"/>
+          <w:szCs w:val="24"/>
+        </w:rPr>
+        <w:t>tersebut</w:t>
+      </w:r>
+      <w:proofErr w:type="spellEnd"/>
+      <w:r>
+        <w:rPr>
+          <w:rFonts w:ascii="Times New Roman" w:hAnsi="Times New Roman" w:cs="Times New Roman"/>
+          <w:sz w:val="24"/>
+          <w:szCs w:val="24"/>
+        </w:rPr>
+        <w:t xml:space="preserve"> </w:t>
+      </w:r>
+      <w:proofErr w:type="spellStart"/>
+      <w:r>
+        <w:rPr>
+          <w:rFonts w:ascii="Times New Roman" w:hAnsi="Times New Roman" w:cs="Times New Roman"/>
+          <w:sz w:val="24"/>
+          <w:szCs w:val="24"/>
+        </w:rPr>
+        <w:t>terdapat</w:t>
+      </w:r>
+      <w:proofErr w:type="spellEnd"/>
+      <w:r>
+        <w:rPr>
+          <w:rFonts w:ascii="Times New Roman" w:hAnsi="Times New Roman" w:cs="Times New Roman"/>
+          <w:sz w:val="24"/>
+          <w:szCs w:val="24"/>
+        </w:rPr>
+        <w:t xml:space="preserve"> </w:t>
+      </w:r>
+      <w:proofErr w:type="spellStart"/>
+      <w:r>
+        <w:rPr>
+          <w:rFonts w:ascii="Times New Roman" w:hAnsi="Times New Roman" w:cs="Times New Roman"/>
+          <w:sz w:val="24"/>
+          <w:szCs w:val="24"/>
+        </w:rPr>
+        <w:t>beberapa</w:t>
+      </w:r>
+      <w:proofErr w:type="spellEnd"/>
+      <w:r>
+        <w:rPr>
+          <w:rFonts w:ascii="Times New Roman" w:hAnsi="Times New Roman" w:cs="Times New Roman"/>
+          <w:sz w:val="24"/>
+          <w:szCs w:val="24"/>
+        </w:rPr>
+        <w:t xml:space="preserve"> </w:t>
+      </w:r>
+      <w:proofErr w:type="spellStart"/>
+      <w:r>
+        <w:rPr>
+          <w:rFonts w:ascii="Times New Roman" w:hAnsi="Times New Roman" w:cs="Times New Roman"/>
+          <w:sz w:val="24"/>
+          <w:szCs w:val="24"/>
+        </w:rPr>
+        <w:t>komponen</w:t>
+      </w:r>
+      <w:proofErr w:type="spellEnd"/>
+      <w:r>
+        <w:rPr>
+          <w:rFonts w:ascii="Times New Roman" w:hAnsi="Times New Roman" w:cs="Times New Roman"/>
+          <w:sz w:val="24"/>
+          <w:szCs w:val="24"/>
+        </w:rPr>
+        <w:t xml:space="preserve"> </w:t>
+      </w:r>
+      <w:proofErr w:type="spellStart"/>
+      <w:r>
+        <w:rPr>
+          <w:rFonts w:ascii="Times New Roman" w:hAnsi="Times New Roman" w:cs="Times New Roman"/>
+          <w:sz w:val="24"/>
+          <w:szCs w:val="24"/>
+        </w:rPr>
+        <w:t>utama</w:t>
+      </w:r>
+      <w:proofErr w:type="spellEnd"/>
+      <w:r>
+        <w:rPr>
+          <w:rFonts w:ascii="Times New Roman" w:hAnsi="Times New Roman" w:cs="Times New Roman"/>
+          <w:sz w:val="24"/>
+          <w:szCs w:val="24"/>
+        </w:rPr>
+        <w:t xml:space="preserve">, </w:t>
+      </w:r>
+      <w:proofErr w:type="spellStart"/>
+      <w:r>
+        <w:rPr>
+          <w:rFonts w:ascii="Times New Roman" w:hAnsi="Times New Roman" w:cs="Times New Roman"/>
+          <w:sz w:val="24"/>
+          <w:szCs w:val="24"/>
+        </w:rPr>
+        <w:t>yaitu</w:t>
+      </w:r>
+      <w:proofErr w:type="spellEnd"/>
+      <w:r>
+        <w:rPr>
+          <w:rFonts w:ascii="Times New Roman" w:hAnsi="Times New Roman" w:cs="Times New Roman"/>
+          <w:sz w:val="24"/>
+          <w:szCs w:val="24"/>
+        </w:rPr>
+        <w:t>:</w:t>
+      </w:r>
+    </w:p>
+    <w:p>
+      <w:pPr>
+        <w:numPr>
+          <w:ilvl w:val="0"/>
+          <w:numId w:val="14"/>
+        </w:numPr>
+        <w:rPr>
+          <w:rFonts w:ascii="Times New Roman" w:hAnsi="Times New Roman" w:cs="Times New Roman"/>
+          <w:sz w:val="24"/>
+          <w:szCs w:val="24"/>
+        </w:rPr>
+      </w:pPr>
+      <w:proofErr w:type="spellStart"/>
+      <w:r>
+        <w:rPr>
+          <w:rFonts w:ascii="Times New Roman" w:hAnsi="Times New Roman" w:cs="Times New Roman"/>
+          <w:b/>
+          <w:bCs/>
+          <w:sz w:val="24"/>
+          <w:szCs w:val="24"/>
+        </w:rPr>
+        <w:t>Informasi</w:t>
+      </w:r>
+      <w:proofErr w:type="spellEnd"/>
+      <w:r>
+        <w:rPr>
+          <w:rFonts w:ascii="Times New Roman" w:hAnsi="Times New Roman" w:cs="Times New Roman"/>
+          <w:b/>
+          <w:bCs/>
+          <w:sz w:val="24"/>
+          <w:szCs w:val="24"/>
+        </w:rPr>
+        <w:t xml:space="preserve"> Nama </w:t>
+      </w:r>
+      <w:proofErr w:type="spellStart"/>
+      <w:r>
+        <w:rPr>
+          <w:rFonts w:ascii="Times New Roman" w:hAnsi="Times New Roman" w:cs="Times New Roman"/>
+          <w:b/>
+          <w:bCs/>
+          <w:sz w:val="24"/>
+          <w:szCs w:val="24"/>
+        </w:rPr>
+        <w:t>Wisata</w:t>
+      </w:r>
+      <w:proofErr w:type="spellEnd"/>
+      <w:r>
+        <w:rPr>
+          <w:rFonts w:ascii="Times New Roman" w:hAnsi="Times New Roman" w:cs="Times New Roman"/>
+          <w:sz w:val="24"/>
+          <w:szCs w:val="24"/>
+        </w:rPr>
+        <w:t xml:space="preserve"> yang </w:t>
+      </w:r>
+      <w:proofErr w:type="spellStart"/>
+      <w:r>
+        <w:rPr>
+          <w:rFonts w:ascii="Times New Roman" w:hAnsi="Times New Roman" w:cs="Times New Roman"/>
+          <w:sz w:val="24"/>
+          <w:szCs w:val="24"/>
+        </w:rPr>
+        <w:t>menampilkan</w:t>
+      </w:r>
+      <w:proofErr w:type="spellEnd"/>
+      <w:r>
+        <w:rPr>
+          <w:rFonts w:ascii="Times New Roman" w:hAnsi="Times New Roman" w:cs="Times New Roman"/>
+          <w:sz w:val="24"/>
+          <w:szCs w:val="24"/>
+        </w:rPr>
+        <w:t xml:space="preserve"> nama </w:t>
+      </w:r>
+      <w:proofErr w:type="spellStart"/>
+      <w:r>
+        <w:rPr>
+          <w:rFonts w:ascii="Times New Roman" w:hAnsi="Times New Roman" w:cs="Times New Roman"/>
+          <w:sz w:val="24"/>
+          <w:szCs w:val="24"/>
+        </w:rPr>
+        <w:t>destinasi</w:t>
+      </w:r>
+      <w:proofErr w:type="spellEnd"/>
+      <w:r>
+        <w:rPr>
+          <w:rFonts w:ascii="Times New Roman" w:hAnsi="Times New Roman" w:cs="Times New Roman"/>
+          <w:sz w:val="24"/>
+          <w:szCs w:val="24"/>
+        </w:rPr>
+        <w:t xml:space="preserve"> </w:t>
+      </w:r>
+      <w:proofErr w:type="spellStart"/>
+      <w:r>
+        <w:rPr>
+          <w:rFonts w:ascii="Times New Roman" w:hAnsi="Times New Roman" w:cs="Times New Roman"/>
+          <w:sz w:val="24"/>
+          <w:szCs w:val="24"/>
+        </w:rPr>
+        <w:t>wisata</w:t>
+      </w:r>
+      <w:proofErr w:type="spellEnd"/>
+      <w:r>
+        <w:rPr>
+          <w:rFonts w:ascii="Times New Roman" w:hAnsi="Times New Roman" w:cs="Times New Roman"/>
+          <w:sz w:val="24"/>
+          <w:szCs w:val="24"/>
+        </w:rPr>
+        <w:t xml:space="preserve"> yang </w:t>
+      </w:r>
+      <w:proofErr w:type="spellStart"/>
+      <w:r>
+        <w:rPr>
+          <w:rFonts w:ascii="Times New Roman" w:hAnsi="Times New Roman" w:cs="Times New Roman"/>
+          <w:sz w:val="24"/>
+          <w:szCs w:val="24"/>
+        </w:rPr>
+        <w:t>mendapatkan</w:t>
+      </w:r>
+      <w:proofErr w:type="spellEnd"/>
+      <w:r>
+        <w:rPr>
+          <w:rFonts w:ascii="Times New Roman" w:hAnsi="Times New Roman" w:cs="Times New Roman"/>
+          <w:sz w:val="24"/>
+          <w:szCs w:val="24"/>
+        </w:rPr>
+        <w:t xml:space="preserve"> </w:t>
+      </w:r>
+      <w:proofErr w:type="spellStart"/>
+      <w:r>
+        <w:rPr>
+          <w:rFonts w:ascii="Times New Roman" w:hAnsi="Times New Roman" w:cs="Times New Roman"/>
+          <w:sz w:val="24"/>
+          <w:szCs w:val="24"/>
+        </w:rPr>
+        <w:t>ulasan</w:t>
+      </w:r>
+      <w:proofErr w:type="spellEnd"/>
+      <w:r>
+        <w:rPr>
+          <w:rFonts w:ascii="Times New Roman" w:hAnsi="Times New Roman" w:cs="Times New Roman"/>
+          <w:sz w:val="24"/>
+          <w:szCs w:val="24"/>
+        </w:rPr>
+        <w:t xml:space="preserve"> </w:t>
+      </w:r>
+      <w:proofErr w:type="spellStart"/>
+      <w:r>
+        <w:rPr>
+          <w:rFonts w:ascii="Times New Roman" w:hAnsi="Times New Roman" w:cs="Times New Roman"/>
+          <w:sz w:val="24"/>
+          <w:szCs w:val="24"/>
+        </w:rPr>
+        <w:t>dari</w:t>
+      </w:r>
+      <w:proofErr w:type="spellEnd"/>
+      <w:r>
+        <w:rPr>
+          <w:rFonts w:ascii="Times New Roman" w:hAnsi="Times New Roman" w:cs="Times New Roman"/>
+          <w:sz w:val="24"/>
+          <w:szCs w:val="24"/>
+        </w:rPr>
+        <w:t xml:space="preserve"> </w:t>
+      </w:r>
+      <w:proofErr w:type="spellStart"/>
+      <w:r>
+        <w:rPr>
+          <w:rFonts w:ascii="Times New Roman" w:hAnsi="Times New Roman" w:cs="Times New Roman"/>
+          <w:sz w:val="24"/>
+          <w:szCs w:val="24"/>
+        </w:rPr>
+        <w:t>pengguna</w:t>
+      </w:r>
+      <w:proofErr w:type="spellEnd"/>
+      <w:r>
+        <w:rPr>
+          <w:rFonts w:ascii="Times New Roman" w:hAnsi="Times New Roman" w:cs="Times New Roman"/>
+          <w:sz w:val="24"/>
+          <w:szCs w:val="24"/>
+        </w:rPr>
+        <w:t xml:space="preserve">. </w:t>
+      </w:r>
+    </w:p>
+    <w:p>
+      <w:pPr>
+        <w:numPr>
+          <w:ilvl w:val="0"/>
+          <w:numId w:val="14"/>
+        </w:numPr>
+        <w:rPr>
+          <w:rFonts w:ascii="Times New Roman" w:hAnsi="Times New Roman" w:cs="Times New Roman"/>
+          <w:sz w:val="24"/>
+          <w:szCs w:val="24"/>
+        </w:rPr>
+      </w:pPr>
+      <w:proofErr w:type="spellStart"/>
+      <w:r>
+        <w:rPr>
+          <w:rFonts w:ascii="Times New Roman" w:hAnsi="Times New Roman" w:cs="Times New Roman"/>
+          <w:b/>
+          <w:bCs/>
+          <w:sz w:val="24"/>
+          <w:szCs w:val="24"/>
+        </w:rPr>
+        <w:t>Informasi</w:t>
+      </w:r>
+      <w:proofErr w:type="spellEnd"/>
+      <w:r>
+        <w:rPr>
+          <w:rFonts w:ascii="Times New Roman" w:hAnsi="Times New Roman" w:cs="Times New Roman"/>
+          <w:b/>
+          <w:bCs/>
+          <w:sz w:val="24"/>
+          <w:szCs w:val="24"/>
+        </w:rPr>
+        <w:t xml:space="preserve"> User</w:t>
+      </w:r>
+      <w:r>
+        <w:rPr>
+          <w:rFonts w:ascii="Times New Roman" w:hAnsi="Times New Roman" w:cs="Times New Roman"/>
+          <w:sz w:val="24"/>
+          <w:szCs w:val="24"/>
+        </w:rPr>
+        <w:t xml:space="preserve"> yang </w:t>
+      </w:r>
+      <w:proofErr w:type="spellStart"/>
+      <w:r>
+        <w:rPr>
+          <w:rFonts w:ascii="Times New Roman" w:hAnsi="Times New Roman" w:cs="Times New Roman"/>
+          <w:sz w:val="24"/>
+          <w:szCs w:val="24"/>
+        </w:rPr>
+        <w:t>menunjukkan</w:t>
+      </w:r>
+      <w:proofErr w:type="spellEnd"/>
+      <w:r>
+        <w:rPr>
+          <w:rFonts w:ascii="Times New Roman" w:hAnsi="Times New Roman" w:cs="Times New Roman"/>
+          <w:sz w:val="24"/>
+          <w:szCs w:val="24"/>
+        </w:rPr>
+        <w:t xml:space="preserve"> </w:t>
+      </w:r>
+      <w:proofErr w:type="spellStart"/>
+      <w:r>
+        <w:rPr>
+          <w:rFonts w:ascii="Times New Roman" w:hAnsi="Times New Roman" w:cs="Times New Roman"/>
+          <w:sz w:val="24"/>
+          <w:szCs w:val="24"/>
+        </w:rPr>
+        <w:t>akun</w:t>
+      </w:r>
+      <w:proofErr w:type="spellEnd"/>
+      <w:r>
+        <w:rPr>
+          <w:rFonts w:ascii="Times New Roman" w:hAnsi="Times New Roman" w:cs="Times New Roman"/>
+          <w:sz w:val="24"/>
+          <w:szCs w:val="24"/>
+        </w:rPr>
+        <w:t xml:space="preserve"> </w:t>
+      </w:r>
+      <w:proofErr w:type="spellStart"/>
+      <w:r>
+        <w:rPr>
+          <w:rFonts w:ascii="Times New Roman" w:hAnsi="Times New Roman" w:cs="Times New Roman"/>
+          <w:sz w:val="24"/>
+          <w:szCs w:val="24"/>
+        </w:rPr>
+        <w:t>pengguna</w:t>
+      </w:r>
+      <w:proofErr w:type="spellEnd"/>
+      <w:r>
+        <w:rPr>
+          <w:rFonts w:ascii="Times New Roman" w:hAnsi="Times New Roman" w:cs="Times New Roman"/>
+          <w:sz w:val="24"/>
+          <w:szCs w:val="24"/>
+        </w:rPr>
+        <w:t xml:space="preserve"> yang </w:t>
+      </w:r>
+      <w:proofErr w:type="spellStart"/>
+      <w:r>
+        <w:rPr>
+          <w:rFonts w:ascii="Times New Roman" w:hAnsi="Times New Roman" w:cs="Times New Roman"/>
+          <w:sz w:val="24"/>
+          <w:szCs w:val="24"/>
+        </w:rPr>
+        <w:t>memberikan</w:t>
+      </w:r>
+      <w:proofErr w:type="spellEnd"/>
+      <w:r>
+        <w:rPr>
+          <w:rFonts w:ascii="Times New Roman" w:hAnsi="Times New Roman" w:cs="Times New Roman"/>
+          <w:sz w:val="24"/>
+          <w:szCs w:val="24"/>
+        </w:rPr>
+        <w:t xml:space="preserve"> review </w:t>
+      </w:r>
+      <w:proofErr w:type="spellStart"/>
+      <w:r>
+        <w:rPr>
+          <w:rFonts w:ascii="Times New Roman" w:hAnsi="Times New Roman" w:cs="Times New Roman"/>
+          <w:sz w:val="24"/>
+          <w:szCs w:val="24"/>
+        </w:rPr>
+        <w:t>terhadap</w:t>
+      </w:r>
+      <w:proofErr w:type="spellEnd"/>
+      <w:r>
+        <w:rPr>
+          <w:rFonts w:ascii="Times New Roman" w:hAnsi="Times New Roman" w:cs="Times New Roman"/>
+          <w:sz w:val="24"/>
+          <w:szCs w:val="24"/>
+        </w:rPr>
+        <w:t xml:space="preserve"> </w:t>
+      </w:r>
+      <w:proofErr w:type="spellStart"/>
+      <w:r>
+        <w:rPr>
+          <w:rFonts w:ascii="Times New Roman" w:hAnsi="Times New Roman" w:cs="Times New Roman"/>
+          <w:sz w:val="24"/>
+          <w:szCs w:val="24"/>
+        </w:rPr>
+        <w:t>destinasi</w:t>
+      </w:r>
+      <w:proofErr w:type="spellEnd"/>
+      <w:r>
+        <w:rPr>
+          <w:rFonts w:ascii="Times New Roman" w:hAnsi="Times New Roman" w:cs="Times New Roman"/>
+          <w:sz w:val="24"/>
+          <w:szCs w:val="24"/>
+        </w:rPr>
+        <w:t xml:space="preserve"> </w:t>
+      </w:r>
+      <w:proofErr w:type="spellStart"/>
+      <w:r>
+        <w:rPr>
+          <w:rFonts w:ascii="Times New Roman" w:hAnsi="Times New Roman" w:cs="Times New Roman"/>
+          <w:sz w:val="24"/>
+          <w:szCs w:val="24"/>
+        </w:rPr>
+        <w:t>wisata</w:t>
+      </w:r>
+      <w:proofErr w:type="spellEnd"/>
+      <w:r>
+        <w:rPr>
+          <w:rFonts w:ascii="Times New Roman" w:hAnsi="Times New Roman" w:cs="Times New Roman"/>
+          <w:sz w:val="24"/>
+          <w:szCs w:val="24"/>
+        </w:rPr>
+        <w:t xml:space="preserve">. </w:t>
+      </w:r>
+    </w:p>
+    <w:p>
+      <w:pPr>
+        <w:numPr>
+          <w:ilvl w:val="0"/>
+          <w:numId w:val="14"/>
+        </w:numPr>
+        <w:rPr>
+          <w:rFonts w:ascii="Times New Roman" w:hAnsi="Times New Roman" w:cs="Times New Roman"/>
+          <w:sz w:val="24"/>
+          <w:szCs w:val="24"/>
+        </w:rPr>
+      </w:pPr>
+      <w:proofErr w:type="spellStart"/>
+      <w:r>
+        <w:rPr>
+          <w:rFonts w:ascii="Times New Roman" w:hAnsi="Times New Roman" w:cs="Times New Roman"/>
+          <w:b/>
+          <w:bCs/>
+          <w:sz w:val="24"/>
+          <w:szCs w:val="24"/>
+        </w:rPr>
+        <w:t>Informasi</w:t>
+      </w:r>
+      <w:proofErr w:type="spellEnd"/>
+      <w:r>
+        <w:rPr>
+          <w:rFonts w:ascii="Times New Roman" w:hAnsi="Times New Roman" w:cs="Times New Roman"/>
+          <w:b/>
+          <w:bCs/>
+          <w:sz w:val="24"/>
+          <w:szCs w:val="24"/>
+        </w:rPr>
+        <w:t xml:space="preserve"> Rating</w:t>
+      </w:r>
+      <w:r>
+        <w:rPr>
+          <w:rFonts w:ascii="Times New Roman" w:hAnsi="Times New Roman" w:cs="Times New Roman"/>
+          <w:sz w:val="24"/>
+          <w:szCs w:val="24"/>
+        </w:rPr>
+        <w:t xml:space="preserve"> yang </w:t>
+      </w:r>
+      <w:proofErr w:type="spellStart"/>
+      <w:r>
+        <w:rPr>
+          <w:rFonts w:ascii="Times New Roman" w:hAnsi="Times New Roman" w:cs="Times New Roman"/>
+          <w:sz w:val="24"/>
+          <w:szCs w:val="24"/>
+        </w:rPr>
+        <w:t>menampilkan</w:t>
+      </w:r>
+      <w:proofErr w:type="spellEnd"/>
+      <w:r>
+        <w:rPr>
+          <w:rFonts w:ascii="Times New Roman" w:hAnsi="Times New Roman" w:cs="Times New Roman"/>
+          <w:sz w:val="24"/>
+          <w:szCs w:val="24"/>
+        </w:rPr>
+        <w:t xml:space="preserve"> </w:t>
+      </w:r>
+      <w:proofErr w:type="spellStart"/>
+      <w:r>
+        <w:rPr>
+          <w:rFonts w:ascii="Times New Roman" w:hAnsi="Times New Roman" w:cs="Times New Roman"/>
+          <w:sz w:val="24"/>
+          <w:szCs w:val="24"/>
+        </w:rPr>
+        <w:t>nilai</w:t>
+      </w:r>
+      <w:proofErr w:type="spellEnd"/>
+      <w:r>
+        <w:rPr>
+          <w:rFonts w:ascii="Times New Roman" w:hAnsi="Times New Roman" w:cs="Times New Roman"/>
+          <w:sz w:val="24"/>
+          <w:szCs w:val="24"/>
+        </w:rPr>
+        <w:t xml:space="preserve"> </w:t>
+      </w:r>
+      <w:proofErr w:type="spellStart"/>
+      <w:r>
+        <w:rPr>
+          <w:rFonts w:ascii="Times New Roman" w:hAnsi="Times New Roman" w:cs="Times New Roman"/>
+          <w:sz w:val="24"/>
+          <w:szCs w:val="24"/>
+        </w:rPr>
+        <w:t>penilaian</w:t>
+      </w:r>
+      <w:proofErr w:type="spellEnd"/>
+      <w:r>
+        <w:rPr>
+          <w:rFonts w:ascii="Times New Roman" w:hAnsi="Times New Roman" w:cs="Times New Roman"/>
+          <w:sz w:val="24"/>
+          <w:szCs w:val="24"/>
+        </w:rPr>
+        <w:t xml:space="preserve"> </w:t>
+      </w:r>
+      <w:proofErr w:type="spellStart"/>
+      <w:r>
+        <w:rPr>
+          <w:rFonts w:ascii="Times New Roman" w:hAnsi="Times New Roman" w:cs="Times New Roman"/>
+          <w:sz w:val="24"/>
+          <w:szCs w:val="24"/>
+        </w:rPr>
+        <w:t>dalam</w:t>
+      </w:r>
+      <w:proofErr w:type="spellEnd"/>
+      <w:r>
+        <w:rPr>
+          <w:rFonts w:ascii="Times New Roman" w:hAnsi="Times New Roman" w:cs="Times New Roman"/>
+          <w:sz w:val="24"/>
+          <w:szCs w:val="24"/>
+        </w:rPr>
+        <w:t xml:space="preserve"> </w:t>
+      </w:r>
+      <w:proofErr w:type="spellStart"/>
+      <w:r>
+        <w:rPr>
+          <w:rFonts w:ascii="Times New Roman" w:hAnsi="Times New Roman" w:cs="Times New Roman"/>
+          <w:sz w:val="24"/>
+          <w:szCs w:val="24"/>
+        </w:rPr>
+        <w:t>bentuk</w:t>
+      </w:r>
+      <w:proofErr w:type="spellEnd"/>
+      <w:r>
+        <w:rPr>
+          <w:rFonts w:ascii="Times New Roman" w:hAnsi="Times New Roman" w:cs="Times New Roman"/>
+          <w:sz w:val="24"/>
+          <w:szCs w:val="24"/>
+        </w:rPr>
+        <w:t xml:space="preserve"> </w:t>
+      </w:r>
+      <w:proofErr w:type="spellStart"/>
+      <w:r>
+        <w:rPr>
+          <w:rFonts w:ascii="Times New Roman" w:hAnsi="Times New Roman" w:cs="Times New Roman"/>
+          <w:sz w:val="24"/>
+          <w:szCs w:val="24"/>
+        </w:rPr>
+        <w:t>angka</w:t>
+      </w:r>
+      <w:proofErr w:type="spellEnd"/>
+      <w:r>
+        <w:rPr>
+          <w:rFonts w:ascii="Times New Roman" w:hAnsi="Times New Roman" w:cs="Times New Roman"/>
+          <w:sz w:val="24"/>
+          <w:szCs w:val="24"/>
+        </w:rPr>
+        <w:t xml:space="preserve"> dan ikon </w:t>
+      </w:r>
+      <w:proofErr w:type="spellStart"/>
+      <w:r>
+        <w:rPr>
+          <w:rFonts w:ascii="Times New Roman" w:hAnsi="Times New Roman" w:cs="Times New Roman"/>
+          <w:sz w:val="24"/>
+          <w:szCs w:val="24"/>
+        </w:rPr>
+        <w:t>bintang</w:t>
+      </w:r>
+      <w:proofErr w:type="spellEnd"/>
+      <w:r>
+        <w:rPr>
+          <w:rFonts w:ascii="Times New Roman" w:hAnsi="Times New Roman" w:cs="Times New Roman"/>
+          <w:sz w:val="24"/>
+          <w:szCs w:val="24"/>
+        </w:rPr>
+        <w:t xml:space="preserve"> </w:t>
+      </w:r>
+      <w:proofErr w:type="spellStart"/>
+      <w:r>
+        <w:rPr>
+          <w:rFonts w:ascii="Times New Roman" w:hAnsi="Times New Roman" w:cs="Times New Roman"/>
+          <w:sz w:val="24"/>
+          <w:szCs w:val="24"/>
+        </w:rPr>
+        <w:t>sebagai</w:t>
+      </w:r>
+      <w:proofErr w:type="spellEnd"/>
+      <w:r>
+        <w:rPr>
+          <w:rFonts w:ascii="Times New Roman" w:hAnsi="Times New Roman" w:cs="Times New Roman"/>
+          <w:sz w:val="24"/>
+          <w:szCs w:val="24"/>
+        </w:rPr>
+        <w:t xml:space="preserve"> </w:t>
+      </w:r>
+      <w:proofErr w:type="spellStart"/>
+      <w:r>
+        <w:rPr>
+          <w:rFonts w:ascii="Times New Roman" w:hAnsi="Times New Roman" w:cs="Times New Roman"/>
+          <w:sz w:val="24"/>
+          <w:szCs w:val="24"/>
+        </w:rPr>
+        <w:t>indikator</w:t>
+      </w:r>
+      <w:proofErr w:type="spellEnd"/>
+      <w:r>
+        <w:rPr>
+          <w:rFonts w:ascii="Times New Roman" w:hAnsi="Times New Roman" w:cs="Times New Roman"/>
+          <w:sz w:val="24"/>
+          <w:szCs w:val="24"/>
+        </w:rPr>
+        <w:t xml:space="preserve"> </w:t>
+      </w:r>
+      <w:proofErr w:type="spellStart"/>
+      <w:r>
+        <w:rPr>
+          <w:rFonts w:ascii="Times New Roman" w:hAnsi="Times New Roman" w:cs="Times New Roman"/>
+          <w:sz w:val="24"/>
+          <w:szCs w:val="24"/>
+        </w:rPr>
+        <w:t>tingkat</w:t>
+      </w:r>
+      <w:proofErr w:type="spellEnd"/>
+      <w:r>
+        <w:rPr>
+          <w:rFonts w:ascii="Times New Roman" w:hAnsi="Times New Roman" w:cs="Times New Roman"/>
+          <w:sz w:val="24"/>
+          <w:szCs w:val="24"/>
+        </w:rPr>
+        <w:t xml:space="preserve"> </w:t>
+      </w:r>
+      <w:proofErr w:type="spellStart"/>
+      <w:r>
+        <w:rPr>
+          <w:rFonts w:ascii="Times New Roman" w:hAnsi="Times New Roman" w:cs="Times New Roman"/>
+          <w:sz w:val="24"/>
+          <w:szCs w:val="24"/>
+        </w:rPr>
+        <w:t>kepuasan</w:t>
+      </w:r>
+      <w:proofErr w:type="spellEnd"/>
+      <w:r>
+        <w:rPr>
+          <w:rFonts w:ascii="Times New Roman" w:hAnsi="Times New Roman" w:cs="Times New Roman"/>
+          <w:sz w:val="24"/>
+          <w:szCs w:val="24"/>
+        </w:rPr>
+        <w:t xml:space="preserve"> </w:t>
+      </w:r>
+      <w:proofErr w:type="spellStart"/>
+      <w:r>
+        <w:rPr>
+          <w:rFonts w:ascii="Times New Roman" w:hAnsi="Times New Roman" w:cs="Times New Roman"/>
+          <w:sz w:val="24"/>
+          <w:szCs w:val="24"/>
+        </w:rPr>
+        <w:t>pengguna</w:t>
+      </w:r>
+      <w:proofErr w:type="spellEnd"/>
+      <w:r>
+        <w:rPr>
+          <w:rFonts w:ascii="Times New Roman" w:hAnsi="Times New Roman" w:cs="Times New Roman"/>
+          <w:sz w:val="24"/>
+          <w:szCs w:val="24"/>
+        </w:rPr>
+        <w:t xml:space="preserve">. </w:t>
+      </w:r>
+    </w:p>
+    <w:p>
+      <w:pPr>
+        <w:numPr>
+          <w:ilvl w:val="0"/>
+          <w:numId w:val="14"/>
+        </w:numPr>
+        <w:rPr>
+          <w:rFonts w:ascii="Times New Roman" w:hAnsi="Times New Roman" w:cs="Times New Roman"/>
+          <w:sz w:val="24"/>
+          <w:szCs w:val="24"/>
+        </w:rPr>
+      </w:pPr>
+      <w:proofErr w:type="spellStart"/>
+      <w:r>
+        <w:rPr>
+          <w:rFonts w:ascii="Times New Roman" w:hAnsi="Times New Roman" w:cs="Times New Roman"/>
+          <w:b/>
+          <w:bCs/>
+          <w:sz w:val="24"/>
+          <w:szCs w:val="24"/>
+        </w:rPr>
+        <w:t>Informasi</w:t>
+      </w:r>
+      <w:proofErr w:type="spellEnd"/>
+      <w:r>
+        <w:rPr>
+          <w:rFonts w:ascii="Times New Roman" w:hAnsi="Times New Roman" w:cs="Times New Roman"/>
+          <w:b/>
+          <w:bCs/>
+          <w:sz w:val="24"/>
+          <w:szCs w:val="24"/>
+        </w:rPr>
+        <w:t xml:space="preserve"> </w:t>
+      </w:r>
+      <w:proofErr w:type="spellStart"/>
+      <w:r>
+        <w:rPr>
+          <w:rFonts w:ascii="Times New Roman" w:hAnsi="Times New Roman" w:cs="Times New Roman"/>
+          <w:b/>
+          <w:bCs/>
+          <w:sz w:val="24"/>
+          <w:szCs w:val="24"/>
+        </w:rPr>
+        <w:t>Komentar</w:t>
+      </w:r>
+      <w:proofErr w:type="spellEnd"/>
+      <w:r>
+        <w:rPr>
+          <w:rFonts w:ascii="Times New Roman" w:hAnsi="Times New Roman" w:cs="Times New Roman"/>
+          <w:sz w:val="24"/>
+          <w:szCs w:val="24"/>
+        </w:rPr>
+        <w:t xml:space="preserve"> yang </w:t>
+      </w:r>
+      <w:proofErr w:type="spellStart"/>
+      <w:r>
+        <w:rPr>
+          <w:rFonts w:ascii="Times New Roman" w:hAnsi="Times New Roman" w:cs="Times New Roman"/>
+          <w:sz w:val="24"/>
+          <w:szCs w:val="24"/>
+        </w:rPr>
+        <w:t>berisi</w:t>
+      </w:r>
+      <w:proofErr w:type="spellEnd"/>
+      <w:r>
+        <w:rPr>
+          <w:rFonts w:ascii="Times New Roman" w:hAnsi="Times New Roman" w:cs="Times New Roman"/>
+          <w:sz w:val="24"/>
+          <w:szCs w:val="24"/>
+        </w:rPr>
+        <w:t xml:space="preserve"> </w:t>
+      </w:r>
+      <w:proofErr w:type="spellStart"/>
+      <w:r>
+        <w:rPr>
+          <w:rFonts w:ascii="Times New Roman" w:hAnsi="Times New Roman" w:cs="Times New Roman"/>
+          <w:sz w:val="24"/>
+          <w:szCs w:val="24"/>
+        </w:rPr>
+        <w:t>pengalaman</w:t>
+      </w:r>
+      <w:proofErr w:type="spellEnd"/>
+      <w:r>
+        <w:rPr>
+          <w:rFonts w:ascii="Times New Roman" w:hAnsi="Times New Roman" w:cs="Times New Roman"/>
+          <w:sz w:val="24"/>
+          <w:szCs w:val="24"/>
+        </w:rPr>
+        <w:t xml:space="preserve">, </w:t>
+      </w:r>
+      <w:proofErr w:type="spellStart"/>
+      <w:r>
+        <w:rPr>
+          <w:rFonts w:ascii="Times New Roman" w:hAnsi="Times New Roman" w:cs="Times New Roman"/>
+          <w:sz w:val="24"/>
+          <w:szCs w:val="24"/>
+        </w:rPr>
+        <w:t>pendapat</w:t>
+      </w:r>
+      <w:proofErr w:type="spellEnd"/>
+      <w:r>
+        <w:rPr>
+          <w:rFonts w:ascii="Times New Roman" w:hAnsi="Times New Roman" w:cs="Times New Roman"/>
+          <w:sz w:val="24"/>
+          <w:szCs w:val="24"/>
+        </w:rPr>
+        <w:t xml:space="preserve">, </w:t>
+      </w:r>
+      <w:proofErr w:type="spellStart"/>
+      <w:r>
+        <w:rPr>
+          <w:rFonts w:ascii="Times New Roman" w:hAnsi="Times New Roman" w:cs="Times New Roman"/>
+          <w:sz w:val="24"/>
+          <w:szCs w:val="24"/>
+        </w:rPr>
+        <w:t>kritik</w:t>
+      </w:r>
+      <w:proofErr w:type="spellEnd"/>
+      <w:r>
+        <w:rPr>
+          <w:rFonts w:ascii="Times New Roman" w:hAnsi="Times New Roman" w:cs="Times New Roman"/>
+          <w:sz w:val="24"/>
+          <w:szCs w:val="24"/>
+        </w:rPr>
+        <w:t xml:space="preserve">, </w:t>
+      </w:r>
+      <w:proofErr w:type="spellStart"/>
+      <w:r>
+        <w:rPr>
+          <w:rFonts w:ascii="Times New Roman" w:hAnsi="Times New Roman" w:cs="Times New Roman"/>
+          <w:sz w:val="24"/>
+          <w:szCs w:val="24"/>
+        </w:rPr>
+        <w:t>maupun</w:t>
+      </w:r>
+      <w:proofErr w:type="spellEnd"/>
+      <w:r>
+        <w:rPr>
+          <w:rFonts w:ascii="Times New Roman" w:hAnsi="Times New Roman" w:cs="Times New Roman"/>
+          <w:sz w:val="24"/>
+          <w:szCs w:val="24"/>
+        </w:rPr>
+        <w:t xml:space="preserve"> saran yang </w:t>
+      </w:r>
+      <w:proofErr w:type="spellStart"/>
+      <w:r>
+        <w:rPr>
+          <w:rFonts w:ascii="Times New Roman" w:hAnsi="Times New Roman" w:cs="Times New Roman"/>
+          <w:sz w:val="24"/>
+          <w:szCs w:val="24"/>
+        </w:rPr>
+        <w:t>diberikan</w:t>
+      </w:r>
+      <w:proofErr w:type="spellEnd"/>
+      <w:r>
+        <w:rPr>
+          <w:rFonts w:ascii="Times New Roman" w:hAnsi="Times New Roman" w:cs="Times New Roman"/>
+          <w:sz w:val="24"/>
+          <w:szCs w:val="24"/>
+        </w:rPr>
+        <w:t xml:space="preserve"> oleh </w:t>
+      </w:r>
+      <w:proofErr w:type="spellStart"/>
+      <w:r>
+        <w:rPr>
+          <w:rFonts w:ascii="Times New Roman" w:hAnsi="Times New Roman" w:cs="Times New Roman"/>
+          <w:sz w:val="24"/>
+          <w:szCs w:val="24"/>
+        </w:rPr>
+        <w:t>pengguna</w:t>
+      </w:r>
+      <w:proofErr w:type="spellEnd"/>
+      <w:r>
+        <w:rPr>
+          <w:rFonts w:ascii="Times New Roman" w:hAnsi="Times New Roman" w:cs="Times New Roman"/>
+          <w:sz w:val="24"/>
+          <w:szCs w:val="24"/>
+        </w:rPr>
+        <w:t xml:space="preserve"> </w:t>
+      </w:r>
+      <w:proofErr w:type="spellStart"/>
+      <w:r>
+        <w:rPr>
+          <w:rFonts w:ascii="Times New Roman" w:hAnsi="Times New Roman" w:cs="Times New Roman"/>
+          <w:sz w:val="24"/>
+          <w:szCs w:val="24"/>
+        </w:rPr>
+        <w:t>setelah</w:t>
+      </w:r>
+      <w:proofErr w:type="spellEnd"/>
+      <w:r>
+        <w:rPr>
+          <w:rFonts w:ascii="Times New Roman" w:hAnsi="Times New Roman" w:cs="Times New Roman"/>
+          <w:sz w:val="24"/>
+          <w:szCs w:val="24"/>
+        </w:rPr>
+        <w:t xml:space="preserve"> </w:t>
+      </w:r>
+      <w:proofErr w:type="spellStart"/>
+      <w:r>
+        <w:rPr>
+          <w:rFonts w:ascii="Times New Roman" w:hAnsi="Times New Roman" w:cs="Times New Roman"/>
+          <w:sz w:val="24"/>
+          <w:szCs w:val="24"/>
+        </w:rPr>
+        <w:t>mengunjungi</w:t>
+      </w:r>
+      <w:proofErr w:type="spellEnd"/>
+      <w:r>
+        <w:rPr>
+          <w:rFonts w:ascii="Times New Roman" w:hAnsi="Times New Roman" w:cs="Times New Roman"/>
+          <w:sz w:val="24"/>
+          <w:szCs w:val="24"/>
+        </w:rPr>
+        <w:t xml:space="preserve"> </w:t>
+      </w:r>
+      <w:proofErr w:type="spellStart"/>
+      <w:r>
+        <w:rPr>
+          <w:rFonts w:ascii="Times New Roman" w:hAnsi="Times New Roman" w:cs="Times New Roman"/>
+          <w:sz w:val="24"/>
+          <w:szCs w:val="24"/>
+        </w:rPr>
+        <w:t>destinasi</w:t>
+      </w:r>
+      <w:proofErr w:type="spellEnd"/>
+      <w:r>
+        <w:rPr>
+          <w:rFonts w:ascii="Times New Roman" w:hAnsi="Times New Roman" w:cs="Times New Roman"/>
+          <w:sz w:val="24"/>
+          <w:szCs w:val="24"/>
+        </w:rPr>
+        <w:t xml:space="preserve"> </w:t>
+      </w:r>
+      <w:proofErr w:type="spellStart"/>
+      <w:r>
+        <w:rPr>
+          <w:rFonts w:ascii="Times New Roman" w:hAnsi="Times New Roman" w:cs="Times New Roman"/>
+          <w:sz w:val="24"/>
+          <w:szCs w:val="24"/>
+        </w:rPr>
+        <w:t>wisata</w:t>
+      </w:r>
+      <w:proofErr w:type="spellEnd"/>
+      <w:r>
+        <w:rPr>
+          <w:rFonts w:ascii="Times New Roman" w:hAnsi="Times New Roman" w:cs="Times New Roman"/>
+          <w:sz w:val="24"/>
+          <w:szCs w:val="24"/>
+        </w:rPr>
+        <w:t xml:space="preserve">. </w:t>
+      </w:r>
+    </w:p>
+    <w:p>
+      <w:pPr>
+        <w:numPr>
+          <w:ilvl w:val="0"/>
+          <w:numId w:val="14"/>
+        </w:numPr>
+        <w:rPr>
+          <w:rFonts w:ascii="Times New Roman" w:hAnsi="Times New Roman" w:cs="Times New Roman"/>
+          <w:sz w:val="24"/>
+          <w:szCs w:val="24"/>
+        </w:rPr>
+      </w:pPr>
+      <w:proofErr w:type="spellStart"/>
+      <w:r>
+        <w:rPr>
+          <w:rFonts w:ascii="Times New Roman" w:hAnsi="Times New Roman" w:cs="Times New Roman"/>
+          <w:b/>
+          <w:bCs/>
+          <w:sz w:val="24"/>
+          <w:szCs w:val="24"/>
+        </w:rPr>
+        <w:t>Informasi</w:t>
+      </w:r>
+      <w:proofErr w:type="spellEnd"/>
+      <w:r>
+        <w:rPr>
+          <w:rFonts w:ascii="Times New Roman" w:hAnsi="Times New Roman" w:cs="Times New Roman"/>
+          <w:b/>
+          <w:bCs/>
+          <w:sz w:val="24"/>
+          <w:szCs w:val="24"/>
+        </w:rPr>
+        <w:t xml:space="preserve"> </w:t>
+      </w:r>
+      <w:proofErr w:type="spellStart"/>
+      <w:r>
+        <w:rPr>
+          <w:rFonts w:ascii="Times New Roman" w:hAnsi="Times New Roman" w:cs="Times New Roman"/>
+          <w:b/>
+          <w:bCs/>
+          <w:sz w:val="24"/>
+          <w:szCs w:val="24"/>
+        </w:rPr>
+        <w:t>Tanggal</w:t>
+      </w:r>
+      <w:proofErr w:type="spellEnd"/>
+      <w:r>
+        <w:rPr>
+          <w:rFonts w:ascii="Times New Roman" w:hAnsi="Times New Roman" w:cs="Times New Roman"/>
+          <w:b/>
+          <w:bCs/>
+          <w:sz w:val="24"/>
+          <w:szCs w:val="24"/>
+        </w:rPr>
+        <w:t xml:space="preserve"> dan Waktu Review</w:t>
+      </w:r>
+      <w:r>
+        <w:rPr>
+          <w:rFonts w:ascii="Times New Roman" w:hAnsi="Times New Roman" w:cs="Times New Roman"/>
+          <w:sz w:val="24"/>
+          <w:szCs w:val="24"/>
+        </w:rPr>
+        <w:t xml:space="preserve"> yang </w:t>
+      </w:r>
+      <w:proofErr w:type="spellStart"/>
+      <w:r>
+        <w:rPr>
+          <w:rFonts w:ascii="Times New Roman" w:hAnsi="Times New Roman" w:cs="Times New Roman"/>
+          <w:sz w:val="24"/>
+          <w:szCs w:val="24"/>
+        </w:rPr>
+        <w:t>menunjukkan</w:t>
+      </w:r>
+      <w:proofErr w:type="spellEnd"/>
+      <w:r>
+        <w:rPr>
+          <w:rFonts w:ascii="Times New Roman" w:hAnsi="Times New Roman" w:cs="Times New Roman"/>
+          <w:sz w:val="24"/>
+          <w:szCs w:val="24"/>
+        </w:rPr>
+        <w:t xml:space="preserve"> </w:t>
+      </w:r>
+      <w:proofErr w:type="spellStart"/>
+      <w:r>
+        <w:rPr>
+          <w:rFonts w:ascii="Times New Roman" w:hAnsi="Times New Roman" w:cs="Times New Roman"/>
+          <w:sz w:val="24"/>
+          <w:szCs w:val="24"/>
+        </w:rPr>
+        <w:t>kapan</w:t>
+      </w:r>
+      <w:proofErr w:type="spellEnd"/>
+      <w:r>
+        <w:rPr>
+          <w:rFonts w:ascii="Times New Roman" w:hAnsi="Times New Roman" w:cs="Times New Roman"/>
+          <w:sz w:val="24"/>
+          <w:szCs w:val="24"/>
+        </w:rPr>
+        <w:t xml:space="preserve"> </w:t>
+      </w:r>
+      <w:proofErr w:type="spellStart"/>
+      <w:r>
+        <w:rPr>
+          <w:rFonts w:ascii="Times New Roman" w:hAnsi="Times New Roman" w:cs="Times New Roman"/>
+          <w:sz w:val="24"/>
+          <w:szCs w:val="24"/>
+        </w:rPr>
+        <w:t>ulasan</w:t>
+      </w:r>
+      <w:proofErr w:type="spellEnd"/>
+      <w:r>
+        <w:rPr>
+          <w:rFonts w:ascii="Times New Roman" w:hAnsi="Times New Roman" w:cs="Times New Roman"/>
+          <w:sz w:val="24"/>
+          <w:szCs w:val="24"/>
+        </w:rPr>
+        <w:t xml:space="preserve"> </w:t>
+      </w:r>
+      <w:proofErr w:type="spellStart"/>
+      <w:r>
+        <w:rPr>
+          <w:rFonts w:ascii="Times New Roman" w:hAnsi="Times New Roman" w:cs="Times New Roman"/>
+          <w:sz w:val="24"/>
+          <w:szCs w:val="24"/>
+        </w:rPr>
+        <w:t>tersebut</w:t>
+      </w:r>
+      <w:proofErr w:type="spellEnd"/>
+      <w:r>
+        <w:rPr>
+          <w:rFonts w:ascii="Times New Roman" w:hAnsi="Times New Roman" w:cs="Times New Roman"/>
+          <w:sz w:val="24"/>
+          <w:szCs w:val="24"/>
+        </w:rPr>
+        <w:t xml:space="preserve"> </w:t>
+      </w:r>
+      <w:proofErr w:type="spellStart"/>
+      <w:r>
+        <w:rPr>
+          <w:rFonts w:ascii="Times New Roman" w:hAnsi="Times New Roman" w:cs="Times New Roman"/>
+          <w:sz w:val="24"/>
+          <w:szCs w:val="24"/>
+        </w:rPr>
+        <w:t>dibuat</w:t>
+      </w:r>
+      <w:proofErr w:type="spellEnd"/>
+      <w:r>
+        <w:rPr>
+          <w:rFonts w:ascii="Times New Roman" w:hAnsi="Times New Roman" w:cs="Times New Roman"/>
+          <w:sz w:val="24"/>
+          <w:szCs w:val="24"/>
+        </w:rPr>
+        <w:t xml:space="preserve"> dan </w:t>
+      </w:r>
+      <w:proofErr w:type="spellStart"/>
+      <w:r>
+        <w:rPr>
+          <w:rFonts w:ascii="Times New Roman" w:hAnsi="Times New Roman" w:cs="Times New Roman"/>
+          <w:sz w:val="24"/>
+          <w:szCs w:val="24"/>
+        </w:rPr>
+        <w:t>dikirimkan</w:t>
+      </w:r>
+      <w:proofErr w:type="spellEnd"/>
+      <w:r>
+        <w:rPr>
+          <w:rFonts w:ascii="Times New Roman" w:hAnsi="Times New Roman" w:cs="Times New Roman"/>
+          <w:sz w:val="24"/>
+          <w:szCs w:val="24"/>
+        </w:rPr>
+        <w:t xml:space="preserve"> </w:t>
+      </w:r>
+      <w:proofErr w:type="spellStart"/>
+      <w:r>
+        <w:rPr>
+          <w:rFonts w:ascii="Times New Roman" w:hAnsi="Times New Roman" w:cs="Times New Roman"/>
+          <w:sz w:val="24"/>
+          <w:szCs w:val="24"/>
+        </w:rPr>
+        <w:t>ke</w:t>
+      </w:r>
+      <w:proofErr w:type="spellEnd"/>
+      <w:r>
+        <w:rPr>
+          <w:rFonts w:ascii="Times New Roman" w:hAnsi="Times New Roman" w:cs="Times New Roman"/>
+          <w:sz w:val="24"/>
+          <w:szCs w:val="24"/>
+        </w:rPr>
+        <w:t xml:space="preserve"> </w:t>
+      </w:r>
+      <w:proofErr w:type="spellStart"/>
+      <w:r>
+        <w:rPr>
+          <w:rFonts w:ascii="Times New Roman" w:hAnsi="Times New Roman" w:cs="Times New Roman"/>
+          <w:sz w:val="24"/>
+          <w:szCs w:val="24"/>
+        </w:rPr>
+        <w:t>sistem</w:t>
+      </w:r>
+      <w:proofErr w:type="spellEnd"/>
+      <w:r>
+        <w:rPr>
+          <w:rFonts w:ascii="Times New Roman" w:hAnsi="Times New Roman" w:cs="Times New Roman"/>
+          <w:sz w:val="24"/>
+          <w:szCs w:val="24"/>
+        </w:rPr>
+        <w:t xml:space="preserve">. </w:t>
+      </w:r>
+    </w:p>
+    <w:p>
+      <w:pPr>
+        <w:rPr>
+          <w:rFonts w:ascii="Times New Roman" w:hAnsi="Times New Roman" w:cs="Times New Roman"/>
+          <w:sz w:val="24"/>
+          <w:szCs w:val="24"/>
+        </w:rPr>
+      </w:pPr>
+      <w:r>
+        <w:rPr>
+          <w:rFonts w:ascii="Times New Roman" w:hAnsi="Times New Roman" w:cs="Times New Roman"/>
+          <w:sz w:val="24"/>
+          <w:szCs w:val="24"/>
+        </w:rPr>
+        <w:t xml:space="preserve">Selain </w:t>
+      </w:r>
+      <w:proofErr w:type="spellStart"/>
+      <w:r>
+        <w:rPr>
+          <w:rFonts w:ascii="Times New Roman" w:hAnsi="Times New Roman" w:cs="Times New Roman"/>
+          <w:sz w:val="24"/>
+          <w:szCs w:val="24"/>
+        </w:rPr>
+        <w:t>menampilkan</w:t>
+      </w:r>
+      <w:proofErr w:type="spellEnd"/>
+      <w:r>
+        <w:rPr>
+          <w:rFonts w:ascii="Times New Roman" w:hAnsi="Times New Roman" w:cs="Times New Roman"/>
+          <w:sz w:val="24"/>
+          <w:szCs w:val="24"/>
+        </w:rPr>
+        <w:t xml:space="preserve"> data review, </w:t>
+      </w:r>
+      <w:proofErr w:type="spellStart"/>
+      <w:r>
+        <w:rPr>
+          <w:rFonts w:ascii="Times New Roman" w:hAnsi="Times New Roman" w:cs="Times New Roman"/>
+          <w:sz w:val="24"/>
+          <w:szCs w:val="24"/>
+        </w:rPr>
+        <w:t>halaman</w:t>
+      </w:r>
+      <w:proofErr w:type="spellEnd"/>
+      <w:r>
+        <w:rPr>
+          <w:rFonts w:ascii="Times New Roman" w:hAnsi="Times New Roman" w:cs="Times New Roman"/>
+          <w:sz w:val="24"/>
+          <w:szCs w:val="24"/>
+        </w:rPr>
+        <w:t xml:space="preserve"> </w:t>
+      </w:r>
+      <w:proofErr w:type="spellStart"/>
+      <w:r>
+        <w:rPr>
+          <w:rFonts w:ascii="Times New Roman" w:hAnsi="Times New Roman" w:cs="Times New Roman"/>
+          <w:sz w:val="24"/>
+          <w:szCs w:val="24"/>
+        </w:rPr>
+        <w:t>ini</w:t>
+      </w:r>
+      <w:proofErr w:type="spellEnd"/>
+      <w:r>
+        <w:rPr>
+          <w:rFonts w:ascii="Times New Roman" w:hAnsi="Times New Roman" w:cs="Times New Roman"/>
+          <w:sz w:val="24"/>
+          <w:szCs w:val="24"/>
+        </w:rPr>
+        <w:t xml:space="preserve"> juga </w:t>
+      </w:r>
+      <w:proofErr w:type="spellStart"/>
+      <w:r>
+        <w:rPr>
+          <w:rFonts w:ascii="Times New Roman" w:hAnsi="Times New Roman" w:cs="Times New Roman"/>
+          <w:sz w:val="24"/>
+          <w:szCs w:val="24"/>
+        </w:rPr>
+        <w:t>menyediakan</w:t>
+      </w:r>
+      <w:proofErr w:type="spellEnd"/>
+      <w:r>
+        <w:rPr>
+          <w:rFonts w:ascii="Times New Roman" w:hAnsi="Times New Roman" w:cs="Times New Roman"/>
+          <w:sz w:val="24"/>
+          <w:szCs w:val="24"/>
+        </w:rPr>
+        <w:t>:</w:t>
+      </w:r>
+    </w:p>
+    <w:p>
+      <w:pPr>
+        <w:numPr>
+          <w:ilvl w:val="0"/>
+          <w:numId w:val="15"/>
+        </w:numPr>
+        <w:rPr>
+          <w:rFonts w:ascii="Times New Roman" w:hAnsi="Times New Roman" w:cs="Times New Roman"/>
+          <w:sz w:val="24"/>
+          <w:szCs w:val="24"/>
+        </w:rPr>
+      </w:pPr>
+      <w:proofErr w:type="spellStart"/>
+      <w:r>
+        <w:rPr>
+          <w:rFonts w:ascii="Times New Roman" w:hAnsi="Times New Roman" w:cs="Times New Roman"/>
+          <w:b/>
+          <w:bCs/>
+          <w:sz w:val="24"/>
+          <w:szCs w:val="24"/>
+        </w:rPr>
+        <w:t>Tombol</w:t>
+      </w:r>
+      <w:proofErr w:type="spellEnd"/>
+      <w:r>
+        <w:rPr>
+          <w:rFonts w:ascii="Times New Roman" w:hAnsi="Times New Roman" w:cs="Times New Roman"/>
+          <w:b/>
+          <w:bCs/>
+          <w:sz w:val="24"/>
+          <w:szCs w:val="24"/>
+        </w:rPr>
+        <w:t xml:space="preserve"> Kembali</w:t>
+      </w:r>
+      <w:r>
+        <w:rPr>
+          <w:rFonts w:ascii="Times New Roman" w:hAnsi="Times New Roman" w:cs="Times New Roman"/>
+          <w:sz w:val="24"/>
+          <w:szCs w:val="24"/>
+        </w:rPr>
+        <w:t xml:space="preserve"> yang </w:t>
+      </w:r>
+      <w:proofErr w:type="spellStart"/>
+      <w:r>
+        <w:rPr>
+          <w:rFonts w:ascii="Times New Roman" w:hAnsi="Times New Roman" w:cs="Times New Roman"/>
+          <w:sz w:val="24"/>
+          <w:szCs w:val="24"/>
+        </w:rPr>
+        <w:t>digunakan</w:t>
+      </w:r>
+      <w:proofErr w:type="spellEnd"/>
+      <w:r>
+        <w:rPr>
+          <w:rFonts w:ascii="Times New Roman" w:hAnsi="Times New Roman" w:cs="Times New Roman"/>
+          <w:sz w:val="24"/>
+          <w:szCs w:val="24"/>
+        </w:rPr>
+        <w:t xml:space="preserve"> admin </w:t>
+      </w:r>
+      <w:proofErr w:type="spellStart"/>
+      <w:r>
+        <w:rPr>
+          <w:rFonts w:ascii="Times New Roman" w:hAnsi="Times New Roman" w:cs="Times New Roman"/>
+          <w:sz w:val="24"/>
+          <w:szCs w:val="24"/>
+        </w:rPr>
+        <w:t>untuk</w:t>
+      </w:r>
+      <w:proofErr w:type="spellEnd"/>
+      <w:r>
+        <w:rPr>
+          <w:rFonts w:ascii="Times New Roman" w:hAnsi="Times New Roman" w:cs="Times New Roman"/>
+          <w:sz w:val="24"/>
+          <w:szCs w:val="24"/>
+        </w:rPr>
+        <w:t xml:space="preserve"> </w:t>
+      </w:r>
+      <w:proofErr w:type="spellStart"/>
+      <w:r>
+        <w:rPr>
+          <w:rFonts w:ascii="Times New Roman" w:hAnsi="Times New Roman" w:cs="Times New Roman"/>
+          <w:sz w:val="24"/>
+          <w:szCs w:val="24"/>
+        </w:rPr>
+        <w:t>kembali</w:t>
+      </w:r>
+      <w:proofErr w:type="spellEnd"/>
+      <w:r>
+        <w:rPr>
+          <w:rFonts w:ascii="Times New Roman" w:hAnsi="Times New Roman" w:cs="Times New Roman"/>
+          <w:sz w:val="24"/>
+          <w:szCs w:val="24"/>
+        </w:rPr>
+        <w:t xml:space="preserve"> </w:t>
+      </w:r>
+      <w:proofErr w:type="spellStart"/>
+      <w:r>
+        <w:rPr>
+          <w:rFonts w:ascii="Times New Roman" w:hAnsi="Times New Roman" w:cs="Times New Roman"/>
+          <w:sz w:val="24"/>
+          <w:szCs w:val="24"/>
+        </w:rPr>
+        <w:t>ke</w:t>
+      </w:r>
+      <w:proofErr w:type="spellEnd"/>
+      <w:r>
+        <w:rPr>
+          <w:rFonts w:ascii="Times New Roman" w:hAnsi="Times New Roman" w:cs="Times New Roman"/>
+          <w:sz w:val="24"/>
+          <w:szCs w:val="24"/>
+        </w:rPr>
+        <w:t xml:space="preserve"> </w:t>
+      </w:r>
+      <w:proofErr w:type="spellStart"/>
+      <w:r>
+        <w:rPr>
+          <w:rFonts w:ascii="Times New Roman" w:hAnsi="Times New Roman" w:cs="Times New Roman"/>
+          <w:sz w:val="24"/>
+          <w:szCs w:val="24"/>
+        </w:rPr>
+        <w:t>halaman</w:t>
+      </w:r>
+      <w:proofErr w:type="spellEnd"/>
+      <w:r>
+        <w:rPr>
+          <w:rFonts w:ascii="Times New Roman" w:hAnsi="Times New Roman" w:cs="Times New Roman"/>
+          <w:sz w:val="24"/>
+          <w:szCs w:val="24"/>
+        </w:rPr>
+        <w:t xml:space="preserve"> </w:t>
+      </w:r>
+      <w:proofErr w:type="spellStart"/>
+      <w:r>
+        <w:rPr>
+          <w:rFonts w:ascii="Times New Roman" w:hAnsi="Times New Roman" w:cs="Times New Roman"/>
+          <w:sz w:val="24"/>
+          <w:szCs w:val="24"/>
+        </w:rPr>
+        <w:t>sebelumnya</w:t>
+      </w:r>
+      <w:proofErr w:type="spellEnd"/>
+      <w:r>
+        <w:rPr>
+          <w:rFonts w:ascii="Times New Roman" w:hAnsi="Times New Roman" w:cs="Times New Roman"/>
+          <w:sz w:val="24"/>
+          <w:szCs w:val="24"/>
+        </w:rPr>
+        <w:t xml:space="preserve"> </w:t>
+      </w:r>
+      <w:proofErr w:type="spellStart"/>
+      <w:r>
+        <w:rPr>
+          <w:rFonts w:ascii="Times New Roman" w:hAnsi="Times New Roman" w:cs="Times New Roman"/>
+          <w:sz w:val="24"/>
+          <w:szCs w:val="24"/>
+        </w:rPr>
+        <w:t>atau</w:t>
+      </w:r>
+      <w:proofErr w:type="spellEnd"/>
+      <w:r>
+        <w:rPr>
+          <w:rFonts w:ascii="Times New Roman" w:hAnsi="Times New Roman" w:cs="Times New Roman"/>
+          <w:sz w:val="24"/>
+          <w:szCs w:val="24"/>
+        </w:rPr>
+        <w:t xml:space="preserve"> dashboard admin. </w:t>
+      </w:r>
+    </w:p>
+    <w:p>
+      <w:pPr>
+        <w:rPr>
+          <w:rFonts w:ascii="Times New Roman" w:hAnsi="Times New Roman" w:cs="Times New Roman"/>
+          <w:sz w:val="24"/>
+          <w:szCs w:val="24"/>
+        </w:rPr>
+      </w:pPr>
+      <w:proofErr w:type="spellStart"/>
+      <w:r>
+        <w:rPr>
+          <w:rFonts w:ascii="Times New Roman" w:hAnsi="Times New Roman" w:cs="Times New Roman"/>
+          <w:sz w:val="24"/>
+          <w:szCs w:val="24"/>
+        </w:rPr>
+        <w:t>Seluruh</w:t>
+      </w:r>
+      <w:proofErr w:type="spellEnd"/>
+      <w:r>
+        <w:rPr>
+          <w:rFonts w:ascii="Times New Roman" w:hAnsi="Times New Roman" w:cs="Times New Roman"/>
+          <w:sz w:val="24"/>
+          <w:szCs w:val="24"/>
+        </w:rPr>
+        <w:t xml:space="preserve"> data review yang </w:t>
+      </w:r>
+      <w:proofErr w:type="spellStart"/>
+      <w:r>
+        <w:rPr>
+          <w:rFonts w:ascii="Times New Roman" w:hAnsi="Times New Roman" w:cs="Times New Roman"/>
+          <w:sz w:val="24"/>
+          <w:szCs w:val="24"/>
+        </w:rPr>
+        <w:t>ditampilkan</w:t>
+      </w:r>
+      <w:proofErr w:type="spellEnd"/>
+      <w:r>
+        <w:rPr>
+          <w:rFonts w:ascii="Times New Roman" w:hAnsi="Times New Roman" w:cs="Times New Roman"/>
+          <w:sz w:val="24"/>
+          <w:szCs w:val="24"/>
+        </w:rPr>
+        <w:t xml:space="preserve"> pada </w:t>
+      </w:r>
+      <w:proofErr w:type="spellStart"/>
+      <w:r>
+        <w:rPr>
+          <w:rFonts w:ascii="Times New Roman" w:hAnsi="Times New Roman" w:cs="Times New Roman"/>
+          <w:sz w:val="24"/>
+          <w:szCs w:val="24"/>
+        </w:rPr>
+        <w:t>halaman</w:t>
+      </w:r>
+      <w:proofErr w:type="spellEnd"/>
+      <w:r>
+        <w:rPr>
+          <w:rFonts w:ascii="Times New Roman" w:hAnsi="Times New Roman" w:cs="Times New Roman"/>
+          <w:sz w:val="24"/>
+          <w:szCs w:val="24"/>
+        </w:rPr>
+        <w:t xml:space="preserve"> </w:t>
+      </w:r>
+      <w:proofErr w:type="spellStart"/>
+      <w:r>
+        <w:rPr>
+          <w:rFonts w:ascii="Times New Roman" w:hAnsi="Times New Roman" w:cs="Times New Roman"/>
+          <w:sz w:val="24"/>
+          <w:szCs w:val="24"/>
+        </w:rPr>
+        <w:t>ini</w:t>
+      </w:r>
+      <w:proofErr w:type="spellEnd"/>
+      <w:r>
+        <w:rPr>
+          <w:rFonts w:ascii="Times New Roman" w:hAnsi="Times New Roman" w:cs="Times New Roman"/>
+          <w:sz w:val="24"/>
+          <w:szCs w:val="24"/>
+        </w:rPr>
+        <w:t xml:space="preserve"> </w:t>
+      </w:r>
+      <w:proofErr w:type="spellStart"/>
+      <w:r>
+        <w:rPr>
+          <w:rFonts w:ascii="Times New Roman" w:hAnsi="Times New Roman" w:cs="Times New Roman"/>
+          <w:sz w:val="24"/>
+          <w:szCs w:val="24"/>
+        </w:rPr>
+        <w:t>terhubung</w:t>
+      </w:r>
+      <w:proofErr w:type="spellEnd"/>
+      <w:r>
+        <w:rPr>
+          <w:rFonts w:ascii="Times New Roman" w:hAnsi="Times New Roman" w:cs="Times New Roman"/>
+          <w:sz w:val="24"/>
+          <w:szCs w:val="24"/>
+        </w:rPr>
+        <w:t xml:space="preserve"> </w:t>
+      </w:r>
+      <w:proofErr w:type="spellStart"/>
+      <w:r>
+        <w:rPr>
+          <w:rFonts w:ascii="Times New Roman" w:hAnsi="Times New Roman" w:cs="Times New Roman"/>
+          <w:sz w:val="24"/>
+          <w:szCs w:val="24"/>
+        </w:rPr>
+        <w:t>langsung</w:t>
+      </w:r>
+      <w:proofErr w:type="spellEnd"/>
+      <w:r>
+        <w:rPr>
+          <w:rFonts w:ascii="Times New Roman" w:hAnsi="Times New Roman" w:cs="Times New Roman"/>
+          <w:sz w:val="24"/>
+          <w:szCs w:val="24"/>
+        </w:rPr>
+        <w:t xml:space="preserve"> </w:t>
+      </w:r>
+      <w:proofErr w:type="spellStart"/>
+      <w:r>
+        <w:rPr>
+          <w:rFonts w:ascii="Times New Roman" w:hAnsi="Times New Roman" w:cs="Times New Roman"/>
+          <w:sz w:val="24"/>
+          <w:szCs w:val="24"/>
+        </w:rPr>
+        <w:t>dengan</w:t>
+      </w:r>
+      <w:proofErr w:type="spellEnd"/>
+      <w:r>
+        <w:rPr>
+          <w:rFonts w:ascii="Times New Roman" w:hAnsi="Times New Roman" w:cs="Times New Roman"/>
+          <w:sz w:val="24"/>
+          <w:szCs w:val="24"/>
+        </w:rPr>
+        <w:t xml:space="preserve"> database dan backend API. Data </w:t>
+      </w:r>
+      <w:proofErr w:type="spellStart"/>
+      <w:r>
+        <w:rPr>
+          <w:rFonts w:ascii="Times New Roman" w:hAnsi="Times New Roman" w:cs="Times New Roman"/>
+          <w:sz w:val="24"/>
+          <w:szCs w:val="24"/>
+        </w:rPr>
+        <w:t>ulasan</w:t>
+      </w:r>
+      <w:proofErr w:type="spellEnd"/>
+      <w:r>
+        <w:rPr>
+          <w:rFonts w:ascii="Times New Roman" w:hAnsi="Times New Roman" w:cs="Times New Roman"/>
+          <w:sz w:val="24"/>
+          <w:szCs w:val="24"/>
+        </w:rPr>
+        <w:t xml:space="preserve"> yang </w:t>
+      </w:r>
+      <w:proofErr w:type="spellStart"/>
+      <w:r>
+        <w:rPr>
+          <w:rFonts w:ascii="Times New Roman" w:hAnsi="Times New Roman" w:cs="Times New Roman"/>
+          <w:sz w:val="24"/>
+          <w:szCs w:val="24"/>
+        </w:rPr>
+        <w:t>diberikan</w:t>
+      </w:r>
+      <w:proofErr w:type="spellEnd"/>
+      <w:r>
+        <w:rPr>
+          <w:rFonts w:ascii="Times New Roman" w:hAnsi="Times New Roman" w:cs="Times New Roman"/>
+          <w:sz w:val="24"/>
+          <w:szCs w:val="24"/>
+        </w:rPr>
+        <w:t xml:space="preserve"> oleh </w:t>
+      </w:r>
+      <w:proofErr w:type="spellStart"/>
+      <w:r>
+        <w:rPr>
+          <w:rFonts w:ascii="Times New Roman" w:hAnsi="Times New Roman" w:cs="Times New Roman"/>
+          <w:sz w:val="24"/>
+          <w:szCs w:val="24"/>
+        </w:rPr>
+        <w:t>pengguna</w:t>
+      </w:r>
+      <w:proofErr w:type="spellEnd"/>
+      <w:r>
+        <w:rPr>
+          <w:rFonts w:ascii="Times New Roman" w:hAnsi="Times New Roman" w:cs="Times New Roman"/>
+          <w:sz w:val="24"/>
+          <w:szCs w:val="24"/>
+        </w:rPr>
+        <w:t xml:space="preserve"> </w:t>
+      </w:r>
+      <w:proofErr w:type="spellStart"/>
+      <w:r>
+        <w:rPr>
+          <w:rFonts w:ascii="Times New Roman" w:hAnsi="Times New Roman" w:cs="Times New Roman"/>
+          <w:sz w:val="24"/>
+          <w:szCs w:val="24"/>
+        </w:rPr>
+        <w:t>akan</w:t>
+      </w:r>
+      <w:proofErr w:type="spellEnd"/>
+      <w:r>
+        <w:rPr>
+          <w:rFonts w:ascii="Times New Roman" w:hAnsi="Times New Roman" w:cs="Times New Roman"/>
+          <w:sz w:val="24"/>
+          <w:szCs w:val="24"/>
+        </w:rPr>
+        <w:t xml:space="preserve"> </w:t>
+      </w:r>
+      <w:proofErr w:type="spellStart"/>
+      <w:r>
+        <w:rPr>
+          <w:rFonts w:ascii="Times New Roman" w:hAnsi="Times New Roman" w:cs="Times New Roman"/>
+          <w:sz w:val="24"/>
+          <w:szCs w:val="24"/>
+        </w:rPr>
+        <w:t>tersimpan</w:t>
+      </w:r>
+      <w:proofErr w:type="spellEnd"/>
+      <w:r>
+        <w:rPr>
+          <w:rFonts w:ascii="Times New Roman" w:hAnsi="Times New Roman" w:cs="Times New Roman"/>
+          <w:sz w:val="24"/>
+          <w:szCs w:val="24"/>
+        </w:rPr>
+        <w:t xml:space="preserve"> </w:t>
+      </w:r>
+      <w:proofErr w:type="spellStart"/>
+      <w:r>
+        <w:rPr>
+          <w:rFonts w:ascii="Times New Roman" w:hAnsi="Times New Roman" w:cs="Times New Roman"/>
+          <w:sz w:val="24"/>
+          <w:szCs w:val="24"/>
+        </w:rPr>
+        <w:t>secara</w:t>
+      </w:r>
+      <w:proofErr w:type="spellEnd"/>
+      <w:r>
+        <w:rPr>
+          <w:rFonts w:ascii="Times New Roman" w:hAnsi="Times New Roman" w:cs="Times New Roman"/>
+          <w:sz w:val="24"/>
+          <w:szCs w:val="24"/>
+        </w:rPr>
+        <w:t xml:space="preserve"> </w:t>
+      </w:r>
+      <w:proofErr w:type="spellStart"/>
+      <w:r>
+        <w:rPr>
+          <w:rFonts w:ascii="Times New Roman" w:hAnsi="Times New Roman" w:cs="Times New Roman"/>
+          <w:sz w:val="24"/>
+          <w:szCs w:val="24"/>
+        </w:rPr>
+        <w:t>otomatis</w:t>
+      </w:r>
+      <w:proofErr w:type="spellEnd"/>
+      <w:r>
+        <w:rPr>
+          <w:rFonts w:ascii="Times New Roman" w:hAnsi="Times New Roman" w:cs="Times New Roman"/>
+          <w:sz w:val="24"/>
+          <w:szCs w:val="24"/>
+        </w:rPr>
+        <w:t xml:space="preserve"> </w:t>
+      </w:r>
+      <w:proofErr w:type="spellStart"/>
+      <w:r>
+        <w:rPr>
+          <w:rFonts w:ascii="Times New Roman" w:hAnsi="Times New Roman" w:cs="Times New Roman"/>
+          <w:sz w:val="24"/>
+          <w:szCs w:val="24"/>
+        </w:rPr>
+        <w:t>ke</w:t>
+      </w:r>
+      <w:proofErr w:type="spellEnd"/>
+      <w:r>
+        <w:rPr>
+          <w:rFonts w:ascii="Times New Roman" w:hAnsi="Times New Roman" w:cs="Times New Roman"/>
+          <w:sz w:val="24"/>
+          <w:szCs w:val="24"/>
+        </w:rPr>
+        <w:t xml:space="preserve"> database dan </w:t>
+      </w:r>
+      <w:proofErr w:type="spellStart"/>
+      <w:r>
+        <w:rPr>
+          <w:rFonts w:ascii="Times New Roman" w:hAnsi="Times New Roman" w:cs="Times New Roman"/>
+          <w:sz w:val="24"/>
+          <w:szCs w:val="24"/>
+        </w:rPr>
+        <w:t>dapat</w:t>
+      </w:r>
+      <w:proofErr w:type="spellEnd"/>
+      <w:r>
+        <w:rPr>
+          <w:rFonts w:ascii="Times New Roman" w:hAnsi="Times New Roman" w:cs="Times New Roman"/>
+          <w:sz w:val="24"/>
+          <w:szCs w:val="24"/>
+        </w:rPr>
+        <w:t xml:space="preserve"> </w:t>
+      </w:r>
+      <w:proofErr w:type="spellStart"/>
+      <w:r>
+        <w:rPr>
+          <w:rFonts w:ascii="Times New Roman" w:hAnsi="Times New Roman" w:cs="Times New Roman"/>
+          <w:sz w:val="24"/>
+          <w:szCs w:val="24"/>
+        </w:rPr>
+        <w:t>ditampilkan</w:t>
+      </w:r>
+      <w:proofErr w:type="spellEnd"/>
+      <w:r>
+        <w:rPr>
+          <w:rFonts w:ascii="Times New Roman" w:hAnsi="Times New Roman" w:cs="Times New Roman"/>
+          <w:sz w:val="24"/>
+          <w:szCs w:val="24"/>
+        </w:rPr>
+        <w:t xml:space="preserve"> </w:t>
+      </w:r>
+      <w:proofErr w:type="spellStart"/>
+      <w:r>
+        <w:rPr>
+          <w:rFonts w:ascii="Times New Roman" w:hAnsi="Times New Roman" w:cs="Times New Roman"/>
+          <w:sz w:val="24"/>
+          <w:szCs w:val="24"/>
+        </w:rPr>
+        <w:t>secara</w:t>
+      </w:r>
+      <w:proofErr w:type="spellEnd"/>
+      <w:r>
+        <w:rPr>
+          <w:rFonts w:ascii="Times New Roman" w:hAnsi="Times New Roman" w:cs="Times New Roman"/>
+          <w:sz w:val="24"/>
+          <w:szCs w:val="24"/>
+        </w:rPr>
+        <w:t xml:space="preserve"> real-time pada </w:t>
+      </w:r>
+      <w:proofErr w:type="spellStart"/>
+      <w:r>
+        <w:rPr>
+          <w:rFonts w:ascii="Times New Roman" w:hAnsi="Times New Roman" w:cs="Times New Roman"/>
+          <w:sz w:val="24"/>
+          <w:szCs w:val="24"/>
+        </w:rPr>
+        <w:t>halaman</w:t>
+      </w:r>
+      <w:proofErr w:type="spellEnd"/>
+      <w:r>
+        <w:rPr>
+          <w:rFonts w:ascii="Times New Roman" w:hAnsi="Times New Roman" w:cs="Times New Roman"/>
+          <w:sz w:val="24"/>
+          <w:szCs w:val="24"/>
+        </w:rPr>
+        <w:t xml:space="preserve"> admin. </w:t>
+      </w:r>
+      <w:proofErr w:type="spellStart"/>
+      <w:r>
+        <w:rPr>
+          <w:rFonts w:ascii="Times New Roman" w:hAnsi="Times New Roman" w:cs="Times New Roman"/>
+          <w:sz w:val="24"/>
+          <w:szCs w:val="24"/>
+        </w:rPr>
+        <w:t>Dengan</w:t>
+      </w:r>
+      <w:proofErr w:type="spellEnd"/>
+      <w:r>
+        <w:rPr>
+          <w:rFonts w:ascii="Times New Roman" w:hAnsi="Times New Roman" w:cs="Times New Roman"/>
+          <w:sz w:val="24"/>
+          <w:szCs w:val="24"/>
+        </w:rPr>
+        <w:t xml:space="preserve"> </w:t>
+      </w:r>
+      <w:proofErr w:type="spellStart"/>
+      <w:r>
+        <w:rPr>
+          <w:rFonts w:ascii="Times New Roman" w:hAnsi="Times New Roman" w:cs="Times New Roman"/>
+          <w:sz w:val="24"/>
+          <w:szCs w:val="24"/>
+        </w:rPr>
+        <w:t>demikian</w:t>
+      </w:r>
+      <w:proofErr w:type="spellEnd"/>
+      <w:r>
+        <w:rPr>
+          <w:rFonts w:ascii="Times New Roman" w:hAnsi="Times New Roman" w:cs="Times New Roman"/>
+          <w:sz w:val="24"/>
+          <w:szCs w:val="24"/>
+        </w:rPr>
+        <w:t xml:space="preserve">, </w:t>
+      </w:r>
+      <w:r>
+        <w:rPr>
+          <w:rFonts w:ascii="Times New Roman" w:hAnsi="Times New Roman" w:cs="Times New Roman"/>
+          <w:sz w:val="24"/>
+          <w:szCs w:val="24"/>
+        </w:rPr>
+        <w:lastRenderedPageBreak/>
+        <w:t xml:space="preserve">admin </w:t>
+      </w:r>
+      <w:proofErr w:type="spellStart"/>
+      <w:r>
+        <w:rPr>
+          <w:rFonts w:ascii="Times New Roman" w:hAnsi="Times New Roman" w:cs="Times New Roman"/>
+          <w:sz w:val="24"/>
+          <w:szCs w:val="24"/>
+        </w:rPr>
+        <w:t>dapat</w:t>
+      </w:r>
+      <w:proofErr w:type="spellEnd"/>
+      <w:r>
+        <w:rPr>
+          <w:rFonts w:ascii="Times New Roman" w:hAnsi="Times New Roman" w:cs="Times New Roman"/>
+          <w:sz w:val="24"/>
+          <w:szCs w:val="24"/>
+        </w:rPr>
+        <w:t xml:space="preserve"> </w:t>
+      </w:r>
+      <w:proofErr w:type="spellStart"/>
+      <w:r>
+        <w:rPr>
+          <w:rFonts w:ascii="Times New Roman" w:hAnsi="Times New Roman" w:cs="Times New Roman"/>
+          <w:sz w:val="24"/>
+          <w:szCs w:val="24"/>
+        </w:rPr>
+        <w:t>memantau</w:t>
+      </w:r>
+      <w:proofErr w:type="spellEnd"/>
+      <w:r>
+        <w:rPr>
+          <w:rFonts w:ascii="Times New Roman" w:hAnsi="Times New Roman" w:cs="Times New Roman"/>
+          <w:sz w:val="24"/>
+          <w:szCs w:val="24"/>
+        </w:rPr>
+        <w:t xml:space="preserve"> </w:t>
+      </w:r>
+      <w:proofErr w:type="spellStart"/>
+      <w:r>
+        <w:rPr>
+          <w:rFonts w:ascii="Times New Roman" w:hAnsi="Times New Roman" w:cs="Times New Roman"/>
+          <w:sz w:val="24"/>
+          <w:szCs w:val="24"/>
+        </w:rPr>
+        <w:t>seluruh</w:t>
+      </w:r>
+      <w:proofErr w:type="spellEnd"/>
+      <w:r>
+        <w:rPr>
+          <w:rFonts w:ascii="Times New Roman" w:hAnsi="Times New Roman" w:cs="Times New Roman"/>
+          <w:sz w:val="24"/>
+          <w:szCs w:val="24"/>
+        </w:rPr>
+        <w:t xml:space="preserve"> review </w:t>
+      </w:r>
+      <w:proofErr w:type="spellStart"/>
+      <w:r>
+        <w:rPr>
+          <w:rFonts w:ascii="Times New Roman" w:hAnsi="Times New Roman" w:cs="Times New Roman"/>
+          <w:sz w:val="24"/>
+          <w:szCs w:val="24"/>
+        </w:rPr>
+        <w:t>terbaru</w:t>
+      </w:r>
+      <w:proofErr w:type="spellEnd"/>
+      <w:r>
+        <w:rPr>
+          <w:rFonts w:ascii="Times New Roman" w:hAnsi="Times New Roman" w:cs="Times New Roman"/>
+          <w:sz w:val="24"/>
+          <w:szCs w:val="24"/>
+        </w:rPr>
+        <w:t xml:space="preserve"> </w:t>
+      </w:r>
+      <w:proofErr w:type="spellStart"/>
+      <w:r>
+        <w:rPr>
+          <w:rFonts w:ascii="Times New Roman" w:hAnsi="Times New Roman" w:cs="Times New Roman"/>
+          <w:sz w:val="24"/>
+          <w:szCs w:val="24"/>
+        </w:rPr>
+        <w:t>tanpa</w:t>
+      </w:r>
+      <w:proofErr w:type="spellEnd"/>
+      <w:r>
+        <w:rPr>
+          <w:rFonts w:ascii="Times New Roman" w:hAnsi="Times New Roman" w:cs="Times New Roman"/>
+          <w:sz w:val="24"/>
+          <w:szCs w:val="24"/>
+        </w:rPr>
+        <w:t xml:space="preserve"> </w:t>
+      </w:r>
+      <w:proofErr w:type="spellStart"/>
+      <w:r>
+        <w:rPr>
+          <w:rFonts w:ascii="Times New Roman" w:hAnsi="Times New Roman" w:cs="Times New Roman"/>
+          <w:sz w:val="24"/>
+          <w:szCs w:val="24"/>
+        </w:rPr>
+        <w:t>perlu</w:t>
+      </w:r>
+      <w:proofErr w:type="spellEnd"/>
+      <w:r>
+        <w:rPr>
+          <w:rFonts w:ascii="Times New Roman" w:hAnsi="Times New Roman" w:cs="Times New Roman"/>
+          <w:sz w:val="24"/>
+          <w:szCs w:val="24"/>
+        </w:rPr>
+        <w:t xml:space="preserve"> </w:t>
+      </w:r>
+      <w:proofErr w:type="spellStart"/>
+      <w:r>
+        <w:rPr>
+          <w:rFonts w:ascii="Times New Roman" w:hAnsi="Times New Roman" w:cs="Times New Roman"/>
+          <w:sz w:val="24"/>
+          <w:szCs w:val="24"/>
+        </w:rPr>
+        <w:t>melakukan</w:t>
+      </w:r>
+      <w:proofErr w:type="spellEnd"/>
+      <w:r>
+        <w:rPr>
+          <w:rFonts w:ascii="Times New Roman" w:hAnsi="Times New Roman" w:cs="Times New Roman"/>
+          <w:sz w:val="24"/>
+          <w:szCs w:val="24"/>
+        </w:rPr>
+        <w:t xml:space="preserve"> </w:t>
+      </w:r>
+      <w:proofErr w:type="spellStart"/>
+      <w:r>
+        <w:rPr>
+          <w:rFonts w:ascii="Times New Roman" w:hAnsi="Times New Roman" w:cs="Times New Roman"/>
+          <w:sz w:val="24"/>
+          <w:szCs w:val="24"/>
+        </w:rPr>
+        <w:t>pembaruan</w:t>
+      </w:r>
+      <w:proofErr w:type="spellEnd"/>
+      <w:r>
+        <w:rPr>
+          <w:rFonts w:ascii="Times New Roman" w:hAnsi="Times New Roman" w:cs="Times New Roman"/>
+          <w:sz w:val="24"/>
+          <w:szCs w:val="24"/>
+        </w:rPr>
+        <w:t xml:space="preserve"> data </w:t>
+      </w:r>
+      <w:proofErr w:type="spellStart"/>
+      <w:r>
+        <w:rPr>
+          <w:rFonts w:ascii="Times New Roman" w:hAnsi="Times New Roman" w:cs="Times New Roman"/>
+          <w:sz w:val="24"/>
+          <w:szCs w:val="24"/>
+        </w:rPr>
+        <w:t>secara</w:t>
+      </w:r>
+      <w:proofErr w:type="spellEnd"/>
+      <w:r>
+        <w:rPr>
+          <w:rFonts w:ascii="Times New Roman" w:hAnsi="Times New Roman" w:cs="Times New Roman"/>
+          <w:sz w:val="24"/>
+          <w:szCs w:val="24"/>
+        </w:rPr>
+        <w:t xml:space="preserve"> manual.</w:t>
+      </w:r>
+    </w:p>
+    <w:p>
+      <w:pPr>
+        <w:rPr>
+          <w:rFonts w:ascii="Times New Roman" w:hAnsi="Times New Roman" w:cs="Times New Roman"/>
+          <w:sz w:val="24"/>
+          <w:szCs w:val="24"/>
+        </w:rPr>
+      </w:pPr>
+      <w:r>
+        <w:rPr>
+          <w:rFonts w:ascii="Times New Roman" w:hAnsi="Times New Roman" w:cs="Times New Roman"/>
+          <w:sz w:val="24"/>
+          <w:szCs w:val="24"/>
+        </w:rPr>
+        <w:t xml:space="preserve">Halaman Data Review </w:t>
+      </w:r>
+      <w:proofErr w:type="spellStart"/>
+      <w:r>
+        <w:rPr>
+          <w:rFonts w:ascii="Times New Roman" w:hAnsi="Times New Roman" w:cs="Times New Roman"/>
+          <w:sz w:val="24"/>
+          <w:szCs w:val="24"/>
+        </w:rPr>
+        <w:t>ini</w:t>
+      </w:r>
+      <w:proofErr w:type="spellEnd"/>
+      <w:r>
+        <w:rPr>
+          <w:rFonts w:ascii="Times New Roman" w:hAnsi="Times New Roman" w:cs="Times New Roman"/>
+          <w:sz w:val="24"/>
+          <w:szCs w:val="24"/>
+        </w:rPr>
+        <w:t xml:space="preserve"> </w:t>
+      </w:r>
+      <w:proofErr w:type="spellStart"/>
+      <w:r>
+        <w:rPr>
+          <w:rFonts w:ascii="Times New Roman" w:hAnsi="Times New Roman" w:cs="Times New Roman"/>
+          <w:sz w:val="24"/>
+          <w:szCs w:val="24"/>
+        </w:rPr>
+        <w:t>dibangun</w:t>
+      </w:r>
+      <w:proofErr w:type="spellEnd"/>
+      <w:r>
+        <w:rPr>
+          <w:rFonts w:ascii="Times New Roman" w:hAnsi="Times New Roman" w:cs="Times New Roman"/>
+          <w:sz w:val="24"/>
+          <w:szCs w:val="24"/>
+        </w:rPr>
+        <w:t xml:space="preserve"> </w:t>
+      </w:r>
+      <w:proofErr w:type="spellStart"/>
+      <w:r>
+        <w:rPr>
+          <w:rFonts w:ascii="Times New Roman" w:hAnsi="Times New Roman" w:cs="Times New Roman"/>
+          <w:sz w:val="24"/>
+          <w:szCs w:val="24"/>
+        </w:rPr>
+        <w:t>menggunakan</w:t>
+      </w:r>
+      <w:proofErr w:type="spellEnd"/>
+      <w:r>
+        <w:rPr>
+          <w:rFonts w:ascii="Times New Roman" w:hAnsi="Times New Roman" w:cs="Times New Roman"/>
+          <w:sz w:val="24"/>
+          <w:szCs w:val="24"/>
+        </w:rPr>
+        <w:t>:</w:t>
+      </w:r>
+    </w:p>
+    <w:p>
+      <w:pPr>
+        <w:numPr>
+          <w:ilvl w:val="0"/>
+          <w:numId w:val="16"/>
+        </w:numPr>
+        <w:rPr>
+          <w:rFonts w:ascii="Times New Roman" w:hAnsi="Times New Roman" w:cs="Times New Roman"/>
+          <w:sz w:val="24"/>
+          <w:szCs w:val="24"/>
+        </w:rPr>
+      </w:pPr>
+      <w:r>
+        <w:rPr>
+          <w:rFonts w:ascii="Times New Roman" w:hAnsi="Times New Roman" w:cs="Times New Roman"/>
+          <w:b/>
+          <w:bCs/>
+          <w:sz w:val="24"/>
+          <w:szCs w:val="24"/>
+        </w:rPr>
+        <w:t>React</w:t>
+      </w:r>
+      <w:r>
+        <w:rPr>
+          <w:rFonts w:ascii="Times New Roman" w:hAnsi="Times New Roman" w:cs="Times New Roman"/>
+          <w:sz w:val="24"/>
+          <w:szCs w:val="24"/>
+        </w:rPr>
+        <w:t xml:space="preserve"> </w:t>
+      </w:r>
+      <w:proofErr w:type="spellStart"/>
+      <w:r>
+        <w:rPr>
+          <w:rFonts w:ascii="Times New Roman" w:hAnsi="Times New Roman" w:cs="Times New Roman"/>
+          <w:sz w:val="24"/>
+          <w:szCs w:val="24"/>
+        </w:rPr>
+        <w:t>untuk</w:t>
+      </w:r>
+      <w:proofErr w:type="spellEnd"/>
+      <w:r>
+        <w:rPr>
+          <w:rFonts w:ascii="Times New Roman" w:hAnsi="Times New Roman" w:cs="Times New Roman"/>
+          <w:sz w:val="24"/>
+          <w:szCs w:val="24"/>
+        </w:rPr>
+        <w:t xml:space="preserve"> </w:t>
+      </w:r>
+      <w:proofErr w:type="spellStart"/>
+      <w:r>
+        <w:rPr>
+          <w:rFonts w:ascii="Times New Roman" w:hAnsi="Times New Roman" w:cs="Times New Roman"/>
+          <w:sz w:val="24"/>
+          <w:szCs w:val="24"/>
+        </w:rPr>
+        <w:t>membangun</w:t>
+      </w:r>
+      <w:proofErr w:type="spellEnd"/>
+      <w:r>
+        <w:rPr>
+          <w:rFonts w:ascii="Times New Roman" w:hAnsi="Times New Roman" w:cs="Times New Roman"/>
+          <w:sz w:val="24"/>
+          <w:szCs w:val="24"/>
+        </w:rPr>
+        <w:t xml:space="preserve"> </w:t>
+      </w:r>
+      <w:proofErr w:type="spellStart"/>
+      <w:r>
+        <w:rPr>
+          <w:rFonts w:ascii="Times New Roman" w:hAnsi="Times New Roman" w:cs="Times New Roman"/>
+          <w:sz w:val="24"/>
+          <w:szCs w:val="24"/>
+        </w:rPr>
+        <w:t>antarmuka</w:t>
+      </w:r>
+      <w:proofErr w:type="spellEnd"/>
+      <w:r>
+        <w:rPr>
+          <w:rFonts w:ascii="Times New Roman" w:hAnsi="Times New Roman" w:cs="Times New Roman"/>
+          <w:sz w:val="24"/>
+          <w:szCs w:val="24"/>
+        </w:rPr>
+        <w:t xml:space="preserve"> </w:t>
+      </w:r>
+      <w:proofErr w:type="spellStart"/>
+      <w:r>
+        <w:rPr>
+          <w:rFonts w:ascii="Times New Roman" w:hAnsi="Times New Roman" w:cs="Times New Roman"/>
+          <w:sz w:val="24"/>
+          <w:szCs w:val="24"/>
+        </w:rPr>
+        <w:t>pengguna</w:t>
+      </w:r>
+      <w:proofErr w:type="spellEnd"/>
+      <w:r>
+        <w:rPr>
+          <w:rFonts w:ascii="Times New Roman" w:hAnsi="Times New Roman" w:cs="Times New Roman"/>
+          <w:sz w:val="24"/>
+          <w:szCs w:val="24"/>
+        </w:rPr>
+        <w:t xml:space="preserve"> yang </w:t>
+      </w:r>
+      <w:proofErr w:type="spellStart"/>
+      <w:r>
+        <w:rPr>
+          <w:rFonts w:ascii="Times New Roman" w:hAnsi="Times New Roman" w:cs="Times New Roman"/>
+          <w:sz w:val="24"/>
+          <w:szCs w:val="24"/>
+        </w:rPr>
+        <w:t>interaktif</w:t>
+      </w:r>
+      <w:proofErr w:type="spellEnd"/>
+      <w:r>
+        <w:rPr>
+          <w:rFonts w:ascii="Times New Roman" w:hAnsi="Times New Roman" w:cs="Times New Roman"/>
+          <w:sz w:val="24"/>
+          <w:szCs w:val="24"/>
+        </w:rPr>
+        <w:t xml:space="preserve"> dan </w:t>
+      </w:r>
+      <w:proofErr w:type="spellStart"/>
+      <w:r>
+        <w:rPr>
+          <w:rFonts w:ascii="Times New Roman" w:hAnsi="Times New Roman" w:cs="Times New Roman"/>
+          <w:sz w:val="24"/>
+          <w:szCs w:val="24"/>
+        </w:rPr>
+        <w:t>responsif</w:t>
+      </w:r>
+      <w:proofErr w:type="spellEnd"/>
+      <w:r>
+        <w:rPr>
+          <w:rFonts w:ascii="Times New Roman" w:hAnsi="Times New Roman" w:cs="Times New Roman"/>
+          <w:sz w:val="24"/>
+          <w:szCs w:val="24"/>
+        </w:rPr>
+        <w:t xml:space="preserve">. </w:t>
+      </w:r>
+    </w:p>
+    <w:p>
+      <w:pPr>
+        <w:numPr>
+          <w:ilvl w:val="0"/>
+          <w:numId w:val="16"/>
+        </w:numPr>
+        <w:rPr>
+          <w:rFonts w:ascii="Times New Roman" w:hAnsi="Times New Roman" w:cs="Times New Roman"/>
+          <w:sz w:val="24"/>
+          <w:szCs w:val="24"/>
+        </w:rPr>
+      </w:pPr>
+      <w:r>
+        <w:rPr>
+          <w:rFonts w:ascii="Times New Roman" w:hAnsi="Times New Roman" w:cs="Times New Roman"/>
+          <w:b/>
+          <w:bCs/>
+          <w:sz w:val="24"/>
+          <w:szCs w:val="24"/>
+        </w:rPr>
+        <w:t>TypeScript</w:t>
+      </w:r>
+      <w:r>
+        <w:rPr>
+          <w:rFonts w:ascii="Times New Roman" w:hAnsi="Times New Roman" w:cs="Times New Roman"/>
+          <w:sz w:val="24"/>
+          <w:szCs w:val="24"/>
+        </w:rPr>
+        <w:t xml:space="preserve"> </w:t>
+      </w:r>
+      <w:proofErr w:type="spellStart"/>
+      <w:r>
+        <w:rPr>
+          <w:rFonts w:ascii="Times New Roman" w:hAnsi="Times New Roman" w:cs="Times New Roman"/>
+          <w:sz w:val="24"/>
+          <w:szCs w:val="24"/>
+        </w:rPr>
+        <w:t>untuk</w:t>
+      </w:r>
+      <w:proofErr w:type="spellEnd"/>
+      <w:r>
+        <w:rPr>
+          <w:rFonts w:ascii="Times New Roman" w:hAnsi="Times New Roman" w:cs="Times New Roman"/>
+          <w:sz w:val="24"/>
+          <w:szCs w:val="24"/>
+        </w:rPr>
+        <w:t xml:space="preserve"> </w:t>
+      </w:r>
+      <w:proofErr w:type="spellStart"/>
+      <w:r>
+        <w:rPr>
+          <w:rFonts w:ascii="Times New Roman" w:hAnsi="Times New Roman" w:cs="Times New Roman"/>
+          <w:sz w:val="24"/>
+          <w:szCs w:val="24"/>
+        </w:rPr>
+        <w:t>meningkatkan</w:t>
+      </w:r>
+      <w:proofErr w:type="spellEnd"/>
+      <w:r>
+        <w:rPr>
+          <w:rFonts w:ascii="Times New Roman" w:hAnsi="Times New Roman" w:cs="Times New Roman"/>
+          <w:sz w:val="24"/>
+          <w:szCs w:val="24"/>
+        </w:rPr>
+        <w:t xml:space="preserve"> </w:t>
+      </w:r>
+      <w:proofErr w:type="spellStart"/>
+      <w:r>
+        <w:rPr>
+          <w:rFonts w:ascii="Times New Roman" w:hAnsi="Times New Roman" w:cs="Times New Roman"/>
+          <w:sz w:val="24"/>
+          <w:szCs w:val="24"/>
+        </w:rPr>
+        <w:t>keamanan</w:t>
+      </w:r>
+      <w:proofErr w:type="spellEnd"/>
+      <w:r>
+        <w:rPr>
+          <w:rFonts w:ascii="Times New Roman" w:hAnsi="Times New Roman" w:cs="Times New Roman"/>
+          <w:sz w:val="24"/>
+          <w:szCs w:val="24"/>
+        </w:rPr>
+        <w:t xml:space="preserve"> dan </w:t>
+      </w:r>
+      <w:proofErr w:type="spellStart"/>
+      <w:r>
+        <w:rPr>
+          <w:rFonts w:ascii="Times New Roman" w:hAnsi="Times New Roman" w:cs="Times New Roman"/>
+          <w:sz w:val="24"/>
+          <w:szCs w:val="24"/>
+        </w:rPr>
+        <w:t>kualitas</w:t>
+      </w:r>
+      <w:proofErr w:type="spellEnd"/>
+      <w:r>
+        <w:rPr>
+          <w:rFonts w:ascii="Times New Roman" w:hAnsi="Times New Roman" w:cs="Times New Roman"/>
+          <w:sz w:val="24"/>
+          <w:szCs w:val="24"/>
+        </w:rPr>
+        <w:t xml:space="preserve"> </w:t>
+      </w:r>
+      <w:proofErr w:type="spellStart"/>
+      <w:r>
+        <w:rPr>
+          <w:rFonts w:ascii="Times New Roman" w:hAnsi="Times New Roman" w:cs="Times New Roman"/>
+          <w:sz w:val="24"/>
+          <w:szCs w:val="24"/>
+        </w:rPr>
+        <w:t>kode</w:t>
+      </w:r>
+      <w:proofErr w:type="spellEnd"/>
+      <w:r>
+        <w:rPr>
+          <w:rFonts w:ascii="Times New Roman" w:hAnsi="Times New Roman" w:cs="Times New Roman"/>
+          <w:sz w:val="24"/>
+          <w:szCs w:val="24"/>
+        </w:rPr>
+        <w:t xml:space="preserve"> program. </w:t>
+      </w:r>
+    </w:p>
+    <w:p>
+      <w:pPr>
+        <w:numPr>
+          <w:ilvl w:val="0"/>
+          <w:numId w:val="16"/>
+        </w:numPr>
+        <w:rPr>
+          <w:rFonts w:ascii="Times New Roman" w:hAnsi="Times New Roman" w:cs="Times New Roman"/>
+          <w:sz w:val="24"/>
+          <w:szCs w:val="24"/>
+        </w:rPr>
+      </w:pPr>
+      <w:r>
+        <w:rPr>
+          <w:rFonts w:ascii="Times New Roman" w:hAnsi="Times New Roman" w:cs="Times New Roman"/>
+          <w:b/>
+          <w:bCs/>
+          <w:sz w:val="24"/>
+          <w:szCs w:val="24"/>
+        </w:rPr>
+        <w:t>Axios</w:t>
+      </w:r>
+      <w:r>
+        <w:rPr>
+          <w:rFonts w:ascii="Times New Roman" w:hAnsi="Times New Roman" w:cs="Times New Roman"/>
+          <w:sz w:val="24"/>
+          <w:szCs w:val="24"/>
+        </w:rPr>
+        <w:t xml:space="preserve"> </w:t>
+      </w:r>
+      <w:proofErr w:type="spellStart"/>
+      <w:r>
+        <w:rPr>
+          <w:rFonts w:ascii="Times New Roman" w:hAnsi="Times New Roman" w:cs="Times New Roman"/>
+          <w:sz w:val="24"/>
+          <w:szCs w:val="24"/>
+        </w:rPr>
+        <w:t>untuk</w:t>
+      </w:r>
+      <w:proofErr w:type="spellEnd"/>
+      <w:r>
+        <w:rPr>
+          <w:rFonts w:ascii="Times New Roman" w:hAnsi="Times New Roman" w:cs="Times New Roman"/>
+          <w:sz w:val="24"/>
+          <w:szCs w:val="24"/>
+        </w:rPr>
+        <w:t xml:space="preserve"> </w:t>
+      </w:r>
+      <w:proofErr w:type="spellStart"/>
+      <w:r>
+        <w:rPr>
+          <w:rFonts w:ascii="Times New Roman" w:hAnsi="Times New Roman" w:cs="Times New Roman"/>
+          <w:sz w:val="24"/>
+          <w:szCs w:val="24"/>
+        </w:rPr>
+        <w:t>melakukan</w:t>
+      </w:r>
+      <w:proofErr w:type="spellEnd"/>
+      <w:r>
+        <w:rPr>
+          <w:rFonts w:ascii="Times New Roman" w:hAnsi="Times New Roman" w:cs="Times New Roman"/>
+          <w:sz w:val="24"/>
+          <w:szCs w:val="24"/>
+        </w:rPr>
+        <w:t xml:space="preserve"> </w:t>
+      </w:r>
+      <w:proofErr w:type="spellStart"/>
+      <w:r>
+        <w:rPr>
+          <w:rFonts w:ascii="Times New Roman" w:hAnsi="Times New Roman" w:cs="Times New Roman"/>
+          <w:sz w:val="24"/>
+          <w:szCs w:val="24"/>
+        </w:rPr>
+        <w:t>komunikasi</w:t>
+      </w:r>
+      <w:proofErr w:type="spellEnd"/>
+      <w:r>
+        <w:rPr>
+          <w:rFonts w:ascii="Times New Roman" w:hAnsi="Times New Roman" w:cs="Times New Roman"/>
+          <w:sz w:val="24"/>
+          <w:szCs w:val="24"/>
+        </w:rPr>
+        <w:t xml:space="preserve"> data </w:t>
+      </w:r>
+      <w:proofErr w:type="spellStart"/>
+      <w:r>
+        <w:rPr>
+          <w:rFonts w:ascii="Times New Roman" w:hAnsi="Times New Roman" w:cs="Times New Roman"/>
+          <w:sz w:val="24"/>
+          <w:szCs w:val="24"/>
+        </w:rPr>
+        <w:t>antara</w:t>
+      </w:r>
+      <w:proofErr w:type="spellEnd"/>
+      <w:r>
+        <w:rPr>
+          <w:rFonts w:ascii="Times New Roman" w:hAnsi="Times New Roman" w:cs="Times New Roman"/>
+          <w:sz w:val="24"/>
+          <w:szCs w:val="24"/>
+        </w:rPr>
+        <w:t xml:space="preserve"> frontend dan backend API. </w:t>
+      </w:r>
+    </w:p>
+    <w:p>
+      <w:pPr>
+        <w:numPr>
+          <w:ilvl w:val="0"/>
+          <w:numId w:val="16"/>
+        </w:numPr>
+        <w:rPr>
+          <w:rFonts w:ascii="Times New Roman" w:hAnsi="Times New Roman" w:cs="Times New Roman"/>
+          <w:sz w:val="24"/>
+          <w:szCs w:val="24"/>
+        </w:rPr>
+      </w:pPr>
+      <w:r>
+        <w:rPr>
+          <w:rFonts w:ascii="Times New Roman" w:hAnsi="Times New Roman" w:cs="Times New Roman"/>
+          <w:b/>
+          <w:bCs/>
+          <w:sz w:val="24"/>
+          <w:szCs w:val="24"/>
+        </w:rPr>
+        <w:t>Database Management System (DBMS)</w:t>
+      </w:r>
+      <w:r>
+        <w:rPr>
+          <w:rFonts w:ascii="Times New Roman" w:hAnsi="Times New Roman" w:cs="Times New Roman"/>
+          <w:sz w:val="24"/>
+          <w:szCs w:val="24"/>
+        </w:rPr>
+        <w:t xml:space="preserve"> </w:t>
+      </w:r>
+      <w:proofErr w:type="spellStart"/>
+      <w:r>
+        <w:rPr>
+          <w:rFonts w:ascii="Times New Roman" w:hAnsi="Times New Roman" w:cs="Times New Roman"/>
+          <w:sz w:val="24"/>
+          <w:szCs w:val="24"/>
+        </w:rPr>
+        <w:t>untuk</w:t>
+      </w:r>
+      <w:proofErr w:type="spellEnd"/>
+      <w:r>
+        <w:rPr>
+          <w:rFonts w:ascii="Times New Roman" w:hAnsi="Times New Roman" w:cs="Times New Roman"/>
+          <w:sz w:val="24"/>
+          <w:szCs w:val="24"/>
+        </w:rPr>
+        <w:t xml:space="preserve"> </w:t>
+      </w:r>
+      <w:proofErr w:type="spellStart"/>
+      <w:r>
+        <w:rPr>
+          <w:rFonts w:ascii="Times New Roman" w:hAnsi="Times New Roman" w:cs="Times New Roman"/>
+          <w:sz w:val="24"/>
+          <w:szCs w:val="24"/>
+        </w:rPr>
+        <w:t>menyimpan</w:t>
+      </w:r>
+      <w:proofErr w:type="spellEnd"/>
+      <w:r>
+        <w:rPr>
+          <w:rFonts w:ascii="Times New Roman" w:hAnsi="Times New Roman" w:cs="Times New Roman"/>
+          <w:sz w:val="24"/>
+          <w:szCs w:val="24"/>
+        </w:rPr>
+        <w:t xml:space="preserve"> data review, rating, dan </w:t>
+      </w:r>
+      <w:proofErr w:type="spellStart"/>
+      <w:r>
+        <w:rPr>
+          <w:rFonts w:ascii="Times New Roman" w:hAnsi="Times New Roman" w:cs="Times New Roman"/>
+          <w:sz w:val="24"/>
+          <w:szCs w:val="24"/>
+        </w:rPr>
+        <w:t>informasi</w:t>
+      </w:r>
+      <w:proofErr w:type="spellEnd"/>
+      <w:r>
+        <w:rPr>
+          <w:rFonts w:ascii="Times New Roman" w:hAnsi="Times New Roman" w:cs="Times New Roman"/>
+          <w:sz w:val="24"/>
+          <w:szCs w:val="24"/>
+        </w:rPr>
+        <w:t xml:space="preserve"> </w:t>
+      </w:r>
+      <w:proofErr w:type="spellStart"/>
+      <w:r>
+        <w:rPr>
+          <w:rFonts w:ascii="Times New Roman" w:hAnsi="Times New Roman" w:cs="Times New Roman"/>
+          <w:sz w:val="24"/>
+          <w:szCs w:val="24"/>
+        </w:rPr>
+        <w:t>pengguna</w:t>
+      </w:r>
+      <w:proofErr w:type="spellEnd"/>
+      <w:r>
+        <w:rPr>
+          <w:rFonts w:ascii="Times New Roman" w:hAnsi="Times New Roman" w:cs="Times New Roman"/>
+          <w:sz w:val="24"/>
+          <w:szCs w:val="24"/>
+        </w:rPr>
+        <w:t xml:space="preserve">. </w:t>
+      </w:r>
+    </w:p>
+    <w:p>
+      <w:pPr>
+        <w:numPr>
+          <w:ilvl w:val="0"/>
+          <w:numId w:val="16"/>
+        </w:numPr>
+        <w:rPr>
+          <w:rFonts w:ascii="Times New Roman" w:hAnsi="Times New Roman" w:cs="Times New Roman"/>
+          <w:sz w:val="24"/>
+          <w:szCs w:val="24"/>
+        </w:rPr>
+      </w:pPr>
+      <w:r>
+        <w:rPr>
+          <w:rFonts w:ascii="Times New Roman" w:hAnsi="Times New Roman" w:cs="Times New Roman"/>
+          <w:b/>
+          <w:bCs/>
+          <w:sz w:val="24"/>
+          <w:szCs w:val="24"/>
+        </w:rPr>
+        <w:t>CSS Modern</w:t>
+      </w:r>
+      <w:r>
+        <w:rPr>
+          <w:rFonts w:ascii="Times New Roman" w:hAnsi="Times New Roman" w:cs="Times New Roman"/>
+          <w:sz w:val="24"/>
+          <w:szCs w:val="24"/>
+        </w:rPr>
+        <w:t xml:space="preserve"> </w:t>
+      </w:r>
+      <w:proofErr w:type="spellStart"/>
+      <w:r>
+        <w:rPr>
+          <w:rFonts w:ascii="Times New Roman" w:hAnsi="Times New Roman" w:cs="Times New Roman"/>
+          <w:sz w:val="24"/>
+          <w:szCs w:val="24"/>
+        </w:rPr>
+        <w:t>dengan</w:t>
+      </w:r>
+      <w:proofErr w:type="spellEnd"/>
+      <w:r>
+        <w:rPr>
+          <w:rFonts w:ascii="Times New Roman" w:hAnsi="Times New Roman" w:cs="Times New Roman"/>
+          <w:sz w:val="24"/>
+          <w:szCs w:val="24"/>
+        </w:rPr>
+        <w:t xml:space="preserve"> </w:t>
+      </w:r>
+      <w:proofErr w:type="spellStart"/>
+      <w:r>
+        <w:rPr>
+          <w:rFonts w:ascii="Times New Roman" w:hAnsi="Times New Roman" w:cs="Times New Roman"/>
+          <w:sz w:val="24"/>
+          <w:szCs w:val="24"/>
+        </w:rPr>
+        <w:t>desain</w:t>
+      </w:r>
+      <w:proofErr w:type="spellEnd"/>
+      <w:r>
+        <w:rPr>
+          <w:rFonts w:ascii="Times New Roman" w:hAnsi="Times New Roman" w:cs="Times New Roman"/>
+          <w:sz w:val="24"/>
+          <w:szCs w:val="24"/>
+        </w:rPr>
+        <w:t xml:space="preserve"> </w:t>
+      </w:r>
+      <w:proofErr w:type="spellStart"/>
+      <w:r>
+        <w:rPr>
+          <w:rFonts w:ascii="Times New Roman" w:hAnsi="Times New Roman" w:cs="Times New Roman"/>
+          <w:sz w:val="24"/>
+          <w:szCs w:val="24"/>
+        </w:rPr>
+        <w:t>berbasis</w:t>
+      </w:r>
+      <w:proofErr w:type="spellEnd"/>
+      <w:r>
+        <w:rPr>
+          <w:rFonts w:ascii="Times New Roman" w:hAnsi="Times New Roman" w:cs="Times New Roman"/>
+          <w:sz w:val="24"/>
+          <w:szCs w:val="24"/>
+        </w:rPr>
+        <w:t xml:space="preserve"> card yang </w:t>
+      </w:r>
+      <w:proofErr w:type="spellStart"/>
+      <w:r>
+        <w:rPr>
+          <w:rFonts w:ascii="Times New Roman" w:hAnsi="Times New Roman" w:cs="Times New Roman"/>
+          <w:sz w:val="24"/>
+          <w:szCs w:val="24"/>
+        </w:rPr>
+        <w:t>memberikan</w:t>
+      </w:r>
+      <w:proofErr w:type="spellEnd"/>
+      <w:r>
+        <w:rPr>
+          <w:rFonts w:ascii="Times New Roman" w:hAnsi="Times New Roman" w:cs="Times New Roman"/>
+          <w:sz w:val="24"/>
+          <w:szCs w:val="24"/>
+        </w:rPr>
+        <w:t xml:space="preserve"> </w:t>
+      </w:r>
+      <w:proofErr w:type="spellStart"/>
+      <w:r>
+        <w:rPr>
+          <w:rFonts w:ascii="Times New Roman" w:hAnsi="Times New Roman" w:cs="Times New Roman"/>
+          <w:sz w:val="24"/>
+          <w:szCs w:val="24"/>
+        </w:rPr>
+        <w:t>tampilan</w:t>
+      </w:r>
+      <w:proofErr w:type="spellEnd"/>
+      <w:r>
+        <w:rPr>
+          <w:rFonts w:ascii="Times New Roman" w:hAnsi="Times New Roman" w:cs="Times New Roman"/>
+          <w:sz w:val="24"/>
+          <w:szCs w:val="24"/>
+        </w:rPr>
+        <w:t xml:space="preserve"> </w:t>
+      </w:r>
+      <w:proofErr w:type="spellStart"/>
+      <w:r>
+        <w:rPr>
+          <w:rFonts w:ascii="Times New Roman" w:hAnsi="Times New Roman" w:cs="Times New Roman"/>
+          <w:sz w:val="24"/>
+          <w:szCs w:val="24"/>
+        </w:rPr>
+        <w:t>rapi</w:t>
+      </w:r>
+      <w:proofErr w:type="spellEnd"/>
+      <w:r>
+        <w:rPr>
+          <w:rFonts w:ascii="Times New Roman" w:hAnsi="Times New Roman" w:cs="Times New Roman"/>
+          <w:sz w:val="24"/>
+          <w:szCs w:val="24"/>
+        </w:rPr>
+        <w:t xml:space="preserve"> dan </w:t>
+      </w:r>
+      <w:proofErr w:type="spellStart"/>
+      <w:r>
+        <w:rPr>
+          <w:rFonts w:ascii="Times New Roman" w:hAnsi="Times New Roman" w:cs="Times New Roman"/>
+          <w:sz w:val="24"/>
+          <w:szCs w:val="24"/>
+        </w:rPr>
+        <w:t>memudahkan</w:t>
+      </w:r>
+      <w:proofErr w:type="spellEnd"/>
+      <w:r>
+        <w:rPr>
+          <w:rFonts w:ascii="Times New Roman" w:hAnsi="Times New Roman" w:cs="Times New Roman"/>
+          <w:sz w:val="24"/>
+          <w:szCs w:val="24"/>
+        </w:rPr>
+        <w:t xml:space="preserve"> admin </w:t>
+      </w:r>
+      <w:proofErr w:type="spellStart"/>
+      <w:r>
+        <w:rPr>
+          <w:rFonts w:ascii="Times New Roman" w:hAnsi="Times New Roman" w:cs="Times New Roman"/>
+          <w:sz w:val="24"/>
+          <w:szCs w:val="24"/>
+        </w:rPr>
+        <w:t>dalam</w:t>
+      </w:r>
+      <w:proofErr w:type="spellEnd"/>
+      <w:r>
+        <w:rPr>
+          <w:rFonts w:ascii="Times New Roman" w:hAnsi="Times New Roman" w:cs="Times New Roman"/>
+          <w:sz w:val="24"/>
+          <w:szCs w:val="24"/>
+        </w:rPr>
+        <w:t xml:space="preserve"> </w:t>
+      </w:r>
+      <w:proofErr w:type="spellStart"/>
+      <w:r>
+        <w:rPr>
+          <w:rFonts w:ascii="Times New Roman" w:hAnsi="Times New Roman" w:cs="Times New Roman"/>
+          <w:sz w:val="24"/>
+          <w:szCs w:val="24"/>
+        </w:rPr>
+        <w:t>membaca</w:t>
+      </w:r>
+      <w:proofErr w:type="spellEnd"/>
+      <w:r>
+        <w:rPr>
+          <w:rFonts w:ascii="Times New Roman" w:hAnsi="Times New Roman" w:cs="Times New Roman"/>
+          <w:sz w:val="24"/>
+          <w:szCs w:val="24"/>
+        </w:rPr>
+        <w:t xml:space="preserve"> </w:t>
+      </w:r>
+      <w:proofErr w:type="spellStart"/>
+      <w:r>
+        <w:rPr>
+          <w:rFonts w:ascii="Times New Roman" w:hAnsi="Times New Roman" w:cs="Times New Roman"/>
+          <w:sz w:val="24"/>
+          <w:szCs w:val="24"/>
+        </w:rPr>
+        <w:t>setiap</w:t>
+      </w:r>
+      <w:proofErr w:type="spellEnd"/>
+      <w:r>
+        <w:rPr>
+          <w:rFonts w:ascii="Times New Roman" w:hAnsi="Times New Roman" w:cs="Times New Roman"/>
+          <w:sz w:val="24"/>
+          <w:szCs w:val="24"/>
+        </w:rPr>
+        <w:t xml:space="preserve"> </w:t>
+      </w:r>
+      <w:proofErr w:type="spellStart"/>
+      <w:r>
+        <w:rPr>
+          <w:rFonts w:ascii="Times New Roman" w:hAnsi="Times New Roman" w:cs="Times New Roman"/>
+          <w:sz w:val="24"/>
+          <w:szCs w:val="24"/>
+        </w:rPr>
+        <w:t>ulasan</w:t>
+      </w:r>
+      <w:proofErr w:type="spellEnd"/>
+      <w:r>
+        <w:rPr>
+          <w:rFonts w:ascii="Times New Roman" w:hAnsi="Times New Roman" w:cs="Times New Roman"/>
+          <w:sz w:val="24"/>
+          <w:szCs w:val="24"/>
+        </w:rPr>
+        <w:t xml:space="preserve"> yang </w:t>
+      </w:r>
+      <w:proofErr w:type="spellStart"/>
+      <w:r>
+        <w:rPr>
+          <w:rFonts w:ascii="Times New Roman" w:hAnsi="Times New Roman" w:cs="Times New Roman"/>
+          <w:sz w:val="24"/>
+          <w:szCs w:val="24"/>
+        </w:rPr>
+        <w:t>masuk</w:t>
+      </w:r>
+      <w:proofErr w:type="spellEnd"/>
+      <w:r>
+        <w:rPr>
+          <w:rFonts w:ascii="Times New Roman" w:hAnsi="Times New Roman" w:cs="Times New Roman"/>
+          <w:sz w:val="24"/>
+          <w:szCs w:val="24"/>
+        </w:rPr>
+        <w:t xml:space="preserve">. </w:t>
+      </w:r>
+    </w:p>
+    <w:p>
+      <w:pPr>
+        <w:rPr>
+          <w:rFonts w:ascii="Times New Roman" w:hAnsi="Times New Roman" w:cs="Times New Roman"/>
+          <w:sz w:val="24"/>
+          <w:szCs w:val="24"/>
+        </w:rPr>
+      </w:pPr>
+      <w:r>
+        <w:rPr>
+          <w:rFonts w:ascii="Times New Roman" w:hAnsi="Times New Roman" w:cs="Times New Roman"/>
+          <w:sz w:val="24"/>
+          <w:szCs w:val="24"/>
+        </w:rPr>
+        <w:t xml:space="preserve">Fitur </w:t>
+      </w:r>
+      <w:r>
+        <w:rPr>
+          <w:rFonts w:ascii="Times New Roman" w:hAnsi="Times New Roman" w:cs="Times New Roman"/>
+          <w:b/>
+          <w:bCs/>
+          <w:sz w:val="24"/>
+          <w:szCs w:val="24"/>
+        </w:rPr>
+        <w:t>Data Review</w:t>
+      </w:r>
+      <w:r>
+        <w:rPr>
+          <w:rFonts w:ascii="Times New Roman" w:hAnsi="Times New Roman" w:cs="Times New Roman"/>
+          <w:sz w:val="24"/>
+          <w:szCs w:val="24"/>
+        </w:rPr>
+        <w:t xml:space="preserve"> </w:t>
+      </w:r>
+      <w:proofErr w:type="spellStart"/>
+      <w:r>
+        <w:rPr>
+          <w:rFonts w:ascii="Times New Roman" w:hAnsi="Times New Roman" w:cs="Times New Roman"/>
+          <w:sz w:val="24"/>
+          <w:szCs w:val="24"/>
+        </w:rPr>
+        <w:t>ini</w:t>
+      </w:r>
+      <w:proofErr w:type="spellEnd"/>
+      <w:r>
+        <w:rPr>
+          <w:rFonts w:ascii="Times New Roman" w:hAnsi="Times New Roman" w:cs="Times New Roman"/>
+          <w:sz w:val="24"/>
+          <w:szCs w:val="24"/>
+        </w:rPr>
+        <w:t xml:space="preserve"> </w:t>
+      </w:r>
+      <w:proofErr w:type="spellStart"/>
+      <w:r>
+        <w:rPr>
+          <w:rFonts w:ascii="Times New Roman" w:hAnsi="Times New Roman" w:cs="Times New Roman"/>
+          <w:sz w:val="24"/>
+          <w:szCs w:val="24"/>
+        </w:rPr>
+        <w:t>membantu</w:t>
+      </w:r>
+      <w:proofErr w:type="spellEnd"/>
+      <w:r>
+        <w:rPr>
+          <w:rFonts w:ascii="Times New Roman" w:hAnsi="Times New Roman" w:cs="Times New Roman"/>
+          <w:sz w:val="24"/>
+          <w:szCs w:val="24"/>
+        </w:rPr>
+        <w:t xml:space="preserve"> admin </w:t>
+      </w:r>
+      <w:proofErr w:type="spellStart"/>
+      <w:r>
+        <w:rPr>
+          <w:rFonts w:ascii="Times New Roman" w:hAnsi="Times New Roman" w:cs="Times New Roman"/>
+          <w:sz w:val="24"/>
+          <w:szCs w:val="24"/>
+        </w:rPr>
+        <w:t>dalam</w:t>
+      </w:r>
+      <w:proofErr w:type="spellEnd"/>
+      <w:r>
+        <w:rPr>
+          <w:rFonts w:ascii="Times New Roman" w:hAnsi="Times New Roman" w:cs="Times New Roman"/>
+          <w:sz w:val="24"/>
+          <w:szCs w:val="24"/>
+        </w:rPr>
+        <w:t xml:space="preserve"> </w:t>
+      </w:r>
+      <w:proofErr w:type="spellStart"/>
+      <w:r>
+        <w:rPr>
+          <w:rFonts w:ascii="Times New Roman" w:hAnsi="Times New Roman" w:cs="Times New Roman"/>
+          <w:sz w:val="24"/>
+          <w:szCs w:val="24"/>
+        </w:rPr>
+        <w:t>memantau</w:t>
+      </w:r>
+      <w:proofErr w:type="spellEnd"/>
+      <w:r>
+        <w:rPr>
+          <w:rFonts w:ascii="Times New Roman" w:hAnsi="Times New Roman" w:cs="Times New Roman"/>
+          <w:sz w:val="24"/>
+          <w:szCs w:val="24"/>
+        </w:rPr>
+        <w:t xml:space="preserve"> </w:t>
+      </w:r>
+      <w:proofErr w:type="spellStart"/>
+      <w:r>
+        <w:rPr>
+          <w:rFonts w:ascii="Times New Roman" w:hAnsi="Times New Roman" w:cs="Times New Roman"/>
+          <w:sz w:val="24"/>
+          <w:szCs w:val="24"/>
+        </w:rPr>
+        <w:t>tingkat</w:t>
+      </w:r>
+      <w:proofErr w:type="spellEnd"/>
+      <w:r>
+        <w:rPr>
+          <w:rFonts w:ascii="Times New Roman" w:hAnsi="Times New Roman" w:cs="Times New Roman"/>
+          <w:sz w:val="24"/>
+          <w:szCs w:val="24"/>
+        </w:rPr>
+        <w:t xml:space="preserve"> </w:t>
+      </w:r>
+      <w:proofErr w:type="spellStart"/>
+      <w:r>
+        <w:rPr>
+          <w:rFonts w:ascii="Times New Roman" w:hAnsi="Times New Roman" w:cs="Times New Roman"/>
+          <w:sz w:val="24"/>
+          <w:szCs w:val="24"/>
+        </w:rPr>
+        <w:t>kepuasan</w:t>
+      </w:r>
+      <w:proofErr w:type="spellEnd"/>
+      <w:r>
+        <w:rPr>
+          <w:rFonts w:ascii="Times New Roman" w:hAnsi="Times New Roman" w:cs="Times New Roman"/>
+          <w:sz w:val="24"/>
+          <w:szCs w:val="24"/>
+        </w:rPr>
+        <w:t xml:space="preserve"> </w:t>
+      </w:r>
+      <w:proofErr w:type="spellStart"/>
+      <w:r>
+        <w:rPr>
+          <w:rFonts w:ascii="Times New Roman" w:hAnsi="Times New Roman" w:cs="Times New Roman"/>
+          <w:sz w:val="24"/>
+          <w:szCs w:val="24"/>
+        </w:rPr>
+        <w:t>pengguna</w:t>
+      </w:r>
+      <w:proofErr w:type="spellEnd"/>
+      <w:r>
+        <w:rPr>
+          <w:rFonts w:ascii="Times New Roman" w:hAnsi="Times New Roman" w:cs="Times New Roman"/>
+          <w:sz w:val="24"/>
+          <w:szCs w:val="24"/>
+        </w:rPr>
+        <w:t xml:space="preserve"> </w:t>
+      </w:r>
+      <w:proofErr w:type="spellStart"/>
+      <w:r>
+        <w:rPr>
+          <w:rFonts w:ascii="Times New Roman" w:hAnsi="Times New Roman" w:cs="Times New Roman"/>
+          <w:sz w:val="24"/>
+          <w:szCs w:val="24"/>
+        </w:rPr>
+        <w:t>terhadap</w:t>
+      </w:r>
+      <w:proofErr w:type="spellEnd"/>
+      <w:r>
+        <w:rPr>
+          <w:rFonts w:ascii="Times New Roman" w:hAnsi="Times New Roman" w:cs="Times New Roman"/>
+          <w:sz w:val="24"/>
+          <w:szCs w:val="24"/>
+        </w:rPr>
+        <w:t xml:space="preserve"> </w:t>
+      </w:r>
+      <w:proofErr w:type="spellStart"/>
+      <w:r>
+        <w:rPr>
+          <w:rFonts w:ascii="Times New Roman" w:hAnsi="Times New Roman" w:cs="Times New Roman"/>
+          <w:sz w:val="24"/>
+          <w:szCs w:val="24"/>
+        </w:rPr>
+        <w:t>destinasi</w:t>
+      </w:r>
+      <w:proofErr w:type="spellEnd"/>
+      <w:r>
+        <w:rPr>
+          <w:rFonts w:ascii="Times New Roman" w:hAnsi="Times New Roman" w:cs="Times New Roman"/>
+          <w:sz w:val="24"/>
+          <w:szCs w:val="24"/>
+        </w:rPr>
+        <w:t xml:space="preserve"> </w:t>
+      </w:r>
+      <w:proofErr w:type="spellStart"/>
+      <w:r>
+        <w:rPr>
+          <w:rFonts w:ascii="Times New Roman" w:hAnsi="Times New Roman" w:cs="Times New Roman"/>
+          <w:sz w:val="24"/>
+          <w:szCs w:val="24"/>
+        </w:rPr>
+        <w:t>wisata</w:t>
+      </w:r>
+      <w:proofErr w:type="spellEnd"/>
+      <w:r>
+        <w:rPr>
+          <w:rFonts w:ascii="Times New Roman" w:hAnsi="Times New Roman" w:cs="Times New Roman"/>
+          <w:sz w:val="24"/>
+          <w:szCs w:val="24"/>
+        </w:rPr>
+        <w:t xml:space="preserve"> yang </w:t>
+      </w:r>
+      <w:proofErr w:type="spellStart"/>
+      <w:r>
+        <w:rPr>
+          <w:rFonts w:ascii="Times New Roman" w:hAnsi="Times New Roman" w:cs="Times New Roman"/>
+          <w:sz w:val="24"/>
+          <w:szCs w:val="24"/>
+        </w:rPr>
+        <w:t>tersedia</w:t>
+      </w:r>
+      <w:proofErr w:type="spellEnd"/>
+      <w:r>
+        <w:rPr>
+          <w:rFonts w:ascii="Times New Roman" w:hAnsi="Times New Roman" w:cs="Times New Roman"/>
+          <w:sz w:val="24"/>
+          <w:szCs w:val="24"/>
+        </w:rPr>
+        <w:t xml:space="preserve">, </w:t>
+      </w:r>
+      <w:proofErr w:type="spellStart"/>
+      <w:r>
+        <w:rPr>
+          <w:rFonts w:ascii="Times New Roman" w:hAnsi="Times New Roman" w:cs="Times New Roman"/>
+          <w:sz w:val="24"/>
+          <w:szCs w:val="24"/>
+        </w:rPr>
+        <w:t>mengumpulkan</w:t>
+      </w:r>
+      <w:proofErr w:type="spellEnd"/>
+      <w:r>
+        <w:rPr>
+          <w:rFonts w:ascii="Times New Roman" w:hAnsi="Times New Roman" w:cs="Times New Roman"/>
+          <w:sz w:val="24"/>
+          <w:szCs w:val="24"/>
+        </w:rPr>
+        <w:t xml:space="preserve"> </w:t>
+      </w:r>
+      <w:proofErr w:type="spellStart"/>
+      <w:r>
+        <w:rPr>
+          <w:rFonts w:ascii="Times New Roman" w:hAnsi="Times New Roman" w:cs="Times New Roman"/>
+          <w:sz w:val="24"/>
+          <w:szCs w:val="24"/>
+        </w:rPr>
+        <w:t>masukan</w:t>
+      </w:r>
+      <w:proofErr w:type="spellEnd"/>
+      <w:r>
+        <w:rPr>
+          <w:rFonts w:ascii="Times New Roman" w:hAnsi="Times New Roman" w:cs="Times New Roman"/>
+          <w:sz w:val="24"/>
+          <w:szCs w:val="24"/>
+        </w:rPr>
+        <w:t xml:space="preserve"> </w:t>
+      </w:r>
+      <w:proofErr w:type="spellStart"/>
+      <w:r>
+        <w:rPr>
+          <w:rFonts w:ascii="Times New Roman" w:hAnsi="Times New Roman" w:cs="Times New Roman"/>
+          <w:sz w:val="24"/>
+          <w:szCs w:val="24"/>
+        </w:rPr>
+        <w:t>dari</w:t>
+      </w:r>
+      <w:proofErr w:type="spellEnd"/>
+      <w:r>
+        <w:rPr>
+          <w:rFonts w:ascii="Times New Roman" w:hAnsi="Times New Roman" w:cs="Times New Roman"/>
+          <w:sz w:val="24"/>
+          <w:szCs w:val="24"/>
+        </w:rPr>
+        <w:t xml:space="preserve"> </w:t>
+      </w:r>
+      <w:proofErr w:type="spellStart"/>
+      <w:r>
+        <w:rPr>
+          <w:rFonts w:ascii="Times New Roman" w:hAnsi="Times New Roman" w:cs="Times New Roman"/>
+          <w:sz w:val="24"/>
+          <w:szCs w:val="24"/>
+        </w:rPr>
+        <w:t>pengunjung</w:t>
+      </w:r>
+      <w:proofErr w:type="spellEnd"/>
+      <w:r>
+        <w:rPr>
+          <w:rFonts w:ascii="Times New Roman" w:hAnsi="Times New Roman" w:cs="Times New Roman"/>
+          <w:sz w:val="24"/>
+          <w:szCs w:val="24"/>
+        </w:rPr>
+        <w:t xml:space="preserve">, </w:t>
+      </w:r>
+      <w:proofErr w:type="spellStart"/>
+      <w:r>
+        <w:rPr>
+          <w:rFonts w:ascii="Times New Roman" w:hAnsi="Times New Roman" w:cs="Times New Roman"/>
+          <w:sz w:val="24"/>
+          <w:szCs w:val="24"/>
+        </w:rPr>
+        <w:t>serta</w:t>
+      </w:r>
+      <w:proofErr w:type="spellEnd"/>
+      <w:r>
+        <w:rPr>
+          <w:rFonts w:ascii="Times New Roman" w:hAnsi="Times New Roman" w:cs="Times New Roman"/>
+          <w:sz w:val="24"/>
+          <w:szCs w:val="24"/>
+        </w:rPr>
+        <w:t xml:space="preserve"> </w:t>
+      </w:r>
+      <w:proofErr w:type="spellStart"/>
+      <w:r>
+        <w:rPr>
+          <w:rFonts w:ascii="Times New Roman" w:hAnsi="Times New Roman" w:cs="Times New Roman"/>
+          <w:sz w:val="24"/>
+          <w:szCs w:val="24"/>
+        </w:rPr>
+        <w:t>menjadikan</w:t>
+      </w:r>
+      <w:proofErr w:type="spellEnd"/>
+      <w:r>
+        <w:rPr>
+          <w:rFonts w:ascii="Times New Roman" w:hAnsi="Times New Roman" w:cs="Times New Roman"/>
+          <w:sz w:val="24"/>
+          <w:szCs w:val="24"/>
+        </w:rPr>
+        <w:t xml:space="preserve"> review </w:t>
+      </w:r>
+      <w:proofErr w:type="spellStart"/>
+      <w:r>
+        <w:rPr>
+          <w:rFonts w:ascii="Times New Roman" w:hAnsi="Times New Roman" w:cs="Times New Roman"/>
+          <w:sz w:val="24"/>
+          <w:szCs w:val="24"/>
+        </w:rPr>
+        <w:t>sebagai</w:t>
+      </w:r>
+      <w:proofErr w:type="spellEnd"/>
+      <w:r>
+        <w:rPr>
+          <w:rFonts w:ascii="Times New Roman" w:hAnsi="Times New Roman" w:cs="Times New Roman"/>
+          <w:sz w:val="24"/>
+          <w:szCs w:val="24"/>
+        </w:rPr>
+        <w:t xml:space="preserve"> </w:t>
+      </w:r>
+      <w:proofErr w:type="spellStart"/>
+      <w:r>
+        <w:rPr>
+          <w:rFonts w:ascii="Times New Roman" w:hAnsi="Times New Roman" w:cs="Times New Roman"/>
+          <w:sz w:val="24"/>
+          <w:szCs w:val="24"/>
+        </w:rPr>
+        <w:t>bahan</w:t>
+      </w:r>
+      <w:proofErr w:type="spellEnd"/>
+      <w:r>
+        <w:rPr>
+          <w:rFonts w:ascii="Times New Roman" w:hAnsi="Times New Roman" w:cs="Times New Roman"/>
+          <w:sz w:val="24"/>
+          <w:szCs w:val="24"/>
+        </w:rPr>
+        <w:t xml:space="preserve"> </w:t>
+      </w:r>
+      <w:proofErr w:type="spellStart"/>
+      <w:r>
+        <w:rPr>
+          <w:rFonts w:ascii="Times New Roman" w:hAnsi="Times New Roman" w:cs="Times New Roman"/>
+          <w:sz w:val="24"/>
+          <w:szCs w:val="24"/>
+        </w:rPr>
+        <w:t>evaluasi</w:t>
+      </w:r>
+      <w:proofErr w:type="spellEnd"/>
+      <w:r>
+        <w:rPr>
+          <w:rFonts w:ascii="Times New Roman" w:hAnsi="Times New Roman" w:cs="Times New Roman"/>
+          <w:sz w:val="24"/>
+          <w:szCs w:val="24"/>
+        </w:rPr>
+        <w:t xml:space="preserve"> </w:t>
+      </w:r>
+      <w:proofErr w:type="spellStart"/>
+      <w:r>
+        <w:rPr>
+          <w:rFonts w:ascii="Times New Roman" w:hAnsi="Times New Roman" w:cs="Times New Roman"/>
+          <w:sz w:val="24"/>
+          <w:szCs w:val="24"/>
+        </w:rPr>
+        <w:t>untuk</w:t>
+      </w:r>
+      <w:proofErr w:type="spellEnd"/>
+      <w:r>
+        <w:rPr>
+          <w:rFonts w:ascii="Times New Roman" w:hAnsi="Times New Roman" w:cs="Times New Roman"/>
+          <w:sz w:val="24"/>
+          <w:szCs w:val="24"/>
+        </w:rPr>
+        <w:t xml:space="preserve"> </w:t>
+      </w:r>
+      <w:proofErr w:type="spellStart"/>
+      <w:r>
+        <w:rPr>
+          <w:rFonts w:ascii="Times New Roman" w:hAnsi="Times New Roman" w:cs="Times New Roman"/>
+          <w:sz w:val="24"/>
+          <w:szCs w:val="24"/>
+        </w:rPr>
+        <w:t>meningkatkan</w:t>
+      </w:r>
+      <w:proofErr w:type="spellEnd"/>
+      <w:r>
+        <w:rPr>
+          <w:rFonts w:ascii="Times New Roman" w:hAnsi="Times New Roman" w:cs="Times New Roman"/>
+          <w:sz w:val="24"/>
+          <w:szCs w:val="24"/>
+        </w:rPr>
+        <w:t xml:space="preserve"> </w:t>
+      </w:r>
+      <w:proofErr w:type="spellStart"/>
+      <w:r>
+        <w:rPr>
+          <w:rFonts w:ascii="Times New Roman" w:hAnsi="Times New Roman" w:cs="Times New Roman"/>
+          <w:sz w:val="24"/>
+          <w:szCs w:val="24"/>
+        </w:rPr>
+        <w:t>kualitas</w:t>
+      </w:r>
+      <w:proofErr w:type="spellEnd"/>
+      <w:r>
+        <w:rPr>
+          <w:rFonts w:ascii="Times New Roman" w:hAnsi="Times New Roman" w:cs="Times New Roman"/>
+          <w:sz w:val="24"/>
+          <w:szCs w:val="24"/>
+        </w:rPr>
+        <w:t xml:space="preserve"> </w:t>
+      </w:r>
+      <w:proofErr w:type="spellStart"/>
+      <w:r>
+        <w:rPr>
+          <w:rFonts w:ascii="Times New Roman" w:hAnsi="Times New Roman" w:cs="Times New Roman"/>
+          <w:sz w:val="24"/>
+          <w:szCs w:val="24"/>
+        </w:rPr>
+        <w:t>layanan</w:t>
+      </w:r>
+      <w:proofErr w:type="spellEnd"/>
+      <w:r>
+        <w:rPr>
+          <w:rFonts w:ascii="Times New Roman" w:hAnsi="Times New Roman" w:cs="Times New Roman"/>
+          <w:sz w:val="24"/>
+          <w:szCs w:val="24"/>
+        </w:rPr>
+        <w:t xml:space="preserve"> dan </w:t>
+      </w:r>
+      <w:proofErr w:type="spellStart"/>
+      <w:r>
+        <w:rPr>
+          <w:rFonts w:ascii="Times New Roman" w:hAnsi="Times New Roman" w:cs="Times New Roman"/>
+          <w:sz w:val="24"/>
+          <w:szCs w:val="24"/>
+        </w:rPr>
+        <w:t>informasi</w:t>
+      </w:r>
+      <w:proofErr w:type="spellEnd"/>
+      <w:r>
+        <w:rPr>
+          <w:rFonts w:ascii="Times New Roman" w:hAnsi="Times New Roman" w:cs="Times New Roman"/>
+          <w:sz w:val="24"/>
+          <w:szCs w:val="24"/>
+        </w:rPr>
+        <w:t xml:space="preserve"> </w:t>
+      </w:r>
+      <w:proofErr w:type="spellStart"/>
+      <w:r>
+        <w:rPr>
+          <w:rFonts w:ascii="Times New Roman" w:hAnsi="Times New Roman" w:cs="Times New Roman"/>
+          <w:sz w:val="24"/>
+          <w:szCs w:val="24"/>
+        </w:rPr>
+        <w:t>wisata</w:t>
+      </w:r>
+      <w:proofErr w:type="spellEnd"/>
+      <w:r>
+        <w:rPr>
+          <w:rFonts w:ascii="Times New Roman" w:hAnsi="Times New Roman" w:cs="Times New Roman"/>
+          <w:sz w:val="24"/>
+          <w:szCs w:val="24"/>
+        </w:rPr>
+        <w:t xml:space="preserve"> pada website </w:t>
+      </w:r>
+      <w:proofErr w:type="spellStart"/>
+      <w:r>
+        <w:rPr>
+          <w:rFonts w:ascii="Times New Roman" w:hAnsi="Times New Roman" w:cs="Times New Roman"/>
+          <w:sz w:val="24"/>
+          <w:szCs w:val="24"/>
+        </w:rPr>
+        <w:t>CPMApp</w:t>
+      </w:r>
+      <w:proofErr w:type="spellEnd"/>
+      <w:r>
+        <w:rPr>
+          <w:rFonts w:ascii="Times New Roman" w:hAnsi="Times New Roman" w:cs="Times New Roman"/>
+          <w:sz w:val="24"/>
+          <w:szCs w:val="24"/>
+        </w:rPr>
+        <w:t xml:space="preserve">. </w:t>
+      </w:r>
+      <w:proofErr w:type="spellStart"/>
+      <w:r>
+        <w:rPr>
+          <w:rFonts w:ascii="Times New Roman" w:hAnsi="Times New Roman" w:cs="Times New Roman"/>
+          <w:sz w:val="24"/>
+          <w:szCs w:val="24"/>
+        </w:rPr>
+        <w:t>Dengan</w:t>
+      </w:r>
+      <w:proofErr w:type="spellEnd"/>
+      <w:r>
+        <w:rPr>
+          <w:rFonts w:ascii="Times New Roman" w:hAnsi="Times New Roman" w:cs="Times New Roman"/>
+          <w:sz w:val="24"/>
+          <w:szCs w:val="24"/>
+        </w:rPr>
+        <w:t xml:space="preserve"> </w:t>
+      </w:r>
+      <w:proofErr w:type="spellStart"/>
+      <w:r>
+        <w:rPr>
+          <w:rFonts w:ascii="Times New Roman" w:hAnsi="Times New Roman" w:cs="Times New Roman"/>
+          <w:sz w:val="24"/>
+          <w:szCs w:val="24"/>
+        </w:rPr>
+        <w:t>adanya</w:t>
+      </w:r>
+      <w:proofErr w:type="spellEnd"/>
+      <w:r>
+        <w:rPr>
+          <w:rFonts w:ascii="Times New Roman" w:hAnsi="Times New Roman" w:cs="Times New Roman"/>
+          <w:sz w:val="24"/>
+          <w:szCs w:val="24"/>
+        </w:rPr>
+        <w:t xml:space="preserve"> </w:t>
+      </w:r>
+      <w:proofErr w:type="spellStart"/>
+      <w:r>
+        <w:rPr>
+          <w:rFonts w:ascii="Times New Roman" w:hAnsi="Times New Roman" w:cs="Times New Roman"/>
+          <w:sz w:val="24"/>
+          <w:szCs w:val="24"/>
+        </w:rPr>
+        <w:t>fitur</w:t>
+      </w:r>
+      <w:proofErr w:type="spellEnd"/>
+      <w:r>
+        <w:rPr>
+          <w:rFonts w:ascii="Times New Roman" w:hAnsi="Times New Roman" w:cs="Times New Roman"/>
+          <w:sz w:val="24"/>
+          <w:szCs w:val="24"/>
+        </w:rPr>
+        <w:t xml:space="preserve"> </w:t>
+      </w:r>
+      <w:proofErr w:type="spellStart"/>
+      <w:r>
+        <w:rPr>
+          <w:rFonts w:ascii="Times New Roman" w:hAnsi="Times New Roman" w:cs="Times New Roman"/>
+          <w:sz w:val="24"/>
+          <w:szCs w:val="24"/>
+        </w:rPr>
+        <w:t>ini</w:t>
+      </w:r>
+      <w:proofErr w:type="spellEnd"/>
+      <w:r>
+        <w:rPr>
+          <w:rFonts w:ascii="Times New Roman" w:hAnsi="Times New Roman" w:cs="Times New Roman"/>
+          <w:sz w:val="24"/>
+          <w:szCs w:val="24"/>
+        </w:rPr>
+        <w:t xml:space="preserve">, </w:t>
+      </w:r>
+      <w:proofErr w:type="spellStart"/>
+      <w:r>
+        <w:rPr>
+          <w:rFonts w:ascii="Times New Roman" w:hAnsi="Times New Roman" w:cs="Times New Roman"/>
+          <w:sz w:val="24"/>
+          <w:szCs w:val="24"/>
+        </w:rPr>
+        <w:t>pengelolaan</w:t>
+      </w:r>
+      <w:proofErr w:type="spellEnd"/>
+      <w:r>
+        <w:rPr>
+          <w:rFonts w:ascii="Times New Roman" w:hAnsi="Times New Roman" w:cs="Times New Roman"/>
+          <w:sz w:val="24"/>
+          <w:szCs w:val="24"/>
+        </w:rPr>
+        <w:t xml:space="preserve"> </w:t>
+      </w:r>
+      <w:proofErr w:type="spellStart"/>
+      <w:r>
+        <w:rPr>
+          <w:rFonts w:ascii="Times New Roman" w:hAnsi="Times New Roman" w:cs="Times New Roman"/>
+          <w:sz w:val="24"/>
+          <w:szCs w:val="24"/>
+        </w:rPr>
+        <w:t>umpan</w:t>
+      </w:r>
+      <w:proofErr w:type="spellEnd"/>
+      <w:r>
+        <w:rPr>
+          <w:rFonts w:ascii="Times New Roman" w:hAnsi="Times New Roman" w:cs="Times New Roman"/>
+          <w:sz w:val="24"/>
+          <w:szCs w:val="24"/>
+        </w:rPr>
+        <w:t xml:space="preserve"> </w:t>
+      </w:r>
+      <w:proofErr w:type="spellStart"/>
+      <w:r>
+        <w:rPr>
+          <w:rFonts w:ascii="Times New Roman" w:hAnsi="Times New Roman" w:cs="Times New Roman"/>
+          <w:sz w:val="24"/>
+          <w:szCs w:val="24"/>
+        </w:rPr>
+        <w:t>balik</w:t>
+      </w:r>
+      <w:proofErr w:type="spellEnd"/>
+      <w:r>
+        <w:rPr>
+          <w:rFonts w:ascii="Times New Roman" w:hAnsi="Times New Roman" w:cs="Times New Roman"/>
+          <w:sz w:val="24"/>
+          <w:szCs w:val="24"/>
+        </w:rPr>
+        <w:t xml:space="preserve"> </w:t>
+      </w:r>
+      <w:proofErr w:type="spellStart"/>
+      <w:r>
+        <w:rPr>
+          <w:rFonts w:ascii="Times New Roman" w:hAnsi="Times New Roman" w:cs="Times New Roman"/>
+          <w:sz w:val="24"/>
+          <w:szCs w:val="24"/>
+        </w:rPr>
+        <w:t>pengguna</w:t>
+      </w:r>
+      <w:proofErr w:type="spellEnd"/>
+      <w:r>
+        <w:rPr>
+          <w:rFonts w:ascii="Times New Roman" w:hAnsi="Times New Roman" w:cs="Times New Roman"/>
+          <w:sz w:val="24"/>
+          <w:szCs w:val="24"/>
+        </w:rPr>
+        <w:t xml:space="preserve"> </w:t>
+      </w:r>
+      <w:proofErr w:type="spellStart"/>
+      <w:r>
+        <w:rPr>
+          <w:rFonts w:ascii="Times New Roman" w:hAnsi="Times New Roman" w:cs="Times New Roman"/>
+          <w:sz w:val="24"/>
+          <w:szCs w:val="24"/>
+        </w:rPr>
+        <w:t>dapat</w:t>
+      </w:r>
+      <w:proofErr w:type="spellEnd"/>
+      <w:r>
+        <w:rPr>
+          <w:rFonts w:ascii="Times New Roman" w:hAnsi="Times New Roman" w:cs="Times New Roman"/>
+          <w:sz w:val="24"/>
+          <w:szCs w:val="24"/>
+        </w:rPr>
+        <w:t xml:space="preserve"> </w:t>
+      </w:r>
+      <w:proofErr w:type="spellStart"/>
+      <w:r>
+        <w:rPr>
+          <w:rFonts w:ascii="Times New Roman" w:hAnsi="Times New Roman" w:cs="Times New Roman"/>
+          <w:sz w:val="24"/>
+          <w:szCs w:val="24"/>
+        </w:rPr>
+        <w:t>dilakukan</w:t>
+      </w:r>
+      <w:proofErr w:type="spellEnd"/>
+      <w:r>
+        <w:rPr>
+          <w:rFonts w:ascii="Times New Roman" w:hAnsi="Times New Roman" w:cs="Times New Roman"/>
+          <w:sz w:val="24"/>
+          <w:szCs w:val="24"/>
+        </w:rPr>
+        <w:t xml:space="preserve"> </w:t>
+      </w:r>
+      <w:proofErr w:type="spellStart"/>
+      <w:r>
+        <w:rPr>
+          <w:rFonts w:ascii="Times New Roman" w:hAnsi="Times New Roman" w:cs="Times New Roman"/>
+          <w:sz w:val="24"/>
+          <w:szCs w:val="24"/>
+        </w:rPr>
+        <w:t>secara</w:t>
+      </w:r>
+      <w:proofErr w:type="spellEnd"/>
+      <w:r>
+        <w:rPr>
+          <w:rFonts w:ascii="Times New Roman" w:hAnsi="Times New Roman" w:cs="Times New Roman"/>
+          <w:sz w:val="24"/>
+          <w:szCs w:val="24"/>
+        </w:rPr>
+        <w:t xml:space="preserve"> </w:t>
+      </w:r>
+      <w:proofErr w:type="spellStart"/>
+      <w:r>
+        <w:rPr>
+          <w:rFonts w:ascii="Times New Roman" w:hAnsi="Times New Roman" w:cs="Times New Roman"/>
+          <w:sz w:val="24"/>
+          <w:szCs w:val="24"/>
+        </w:rPr>
+        <w:t>lebih</w:t>
+      </w:r>
+      <w:proofErr w:type="spellEnd"/>
+      <w:r>
+        <w:rPr>
+          <w:rFonts w:ascii="Times New Roman" w:hAnsi="Times New Roman" w:cs="Times New Roman"/>
+          <w:sz w:val="24"/>
+          <w:szCs w:val="24"/>
+        </w:rPr>
+        <w:t xml:space="preserve"> </w:t>
+      </w:r>
+      <w:proofErr w:type="spellStart"/>
+      <w:r>
+        <w:rPr>
+          <w:rFonts w:ascii="Times New Roman" w:hAnsi="Times New Roman" w:cs="Times New Roman"/>
+          <w:sz w:val="24"/>
+          <w:szCs w:val="24"/>
+        </w:rPr>
+        <w:t>efektif</w:t>
+      </w:r>
+      <w:proofErr w:type="spellEnd"/>
+      <w:r>
+        <w:rPr>
+          <w:rFonts w:ascii="Times New Roman" w:hAnsi="Times New Roman" w:cs="Times New Roman"/>
+          <w:sz w:val="24"/>
+          <w:szCs w:val="24"/>
+        </w:rPr>
+        <w:t xml:space="preserve">, </w:t>
+      </w:r>
+      <w:proofErr w:type="spellStart"/>
+      <w:r>
+        <w:rPr>
+          <w:rFonts w:ascii="Times New Roman" w:hAnsi="Times New Roman" w:cs="Times New Roman"/>
+          <w:sz w:val="24"/>
+          <w:szCs w:val="24"/>
+        </w:rPr>
+        <w:t>terstruktur</w:t>
+      </w:r>
+      <w:proofErr w:type="spellEnd"/>
+      <w:r>
+        <w:rPr>
+          <w:rFonts w:ascii="Times New Roman" w:hAnsi="Times New Roman" w:cs="Times New Roman"/>
+          <w:sz w:val="24"/>
+          <w:szCs w:val="24"/>
+        </w:rPr>
+        <w:t xml:space="preserve">, dan </w:t>
+      </w:r>
+      <w:proofErr w:type="spellStart"/>
+      <w:r>
+        <w:rPr>
+          <w:rFonts w:ascii="Times New Roman" w:hAnsi="Times New Roman" w:cs="Times New Roman"/>
+          <w:sz w:val="24"/>
+          <w:szCs w:val="24"/>
+        </w:rPr>
+        <w:t>terintegrasi</w:t>
+      </w:r>
+      <w:proofErr w:type="spellEnd"/>
+      <w:r>
+        <w:rPr>
+          <w:rFonts w:ascii="Times New Roman" w:hAnsi="Times New Roman" w:cs="Times New Roman"/>
+          <w:sz w:val="24"/>
+          <w:szCs w:val="24"/>
+        </w:rPr>
+        <w:t xml:space="preserve"> </w:t>
+      </w:r>
+      <w:proofErr w:type="spellStart"/>
+      <w:r>
+        <w:rPr>
+          <w:rFonts w:ascii="Times New Roman" w:hAnsi="Times New Roman" w:cs="Times New Roman"/>
+          <w:sz w:val="24"/>
+          <w:szCs w:val="24"/>
+        </w:rPr>
+        <w:t>dengan</w:t>
+      </w:r>
+      <w:proofErr w:type="spellEnd"/>
+      <w:r>
+        <w:rPr>
+          <w:rFonts w:ascii="Times New Roman" w:hAnsi="Times New Roman" w:cs="Times New Roman"/>
+          <w:sz w:val="24"/>
+          <w:szCs w:val="24"/>
+        </w:rPr>
+        <w:t xml:space="preserve"> </w:t>
+      </w:r>
+      <w:proofErr w:type="spellStart"/>
+      <w:r>
+        <w:rPr>
+          <w:rFonts w:ascii="Times New Roman" w:hAnsi="Times New Roman" w:cs="Times New Roman"/>
+          <w:sz w:val="24"/>
+          <w:szCs w:val="24"/>
+        </w:rPr>
+        <w:t>sistem</w:t>
+      </w:r>
+      <w:proofErr w:type="spellEnd"/>
+    </w:p>
+    <w:p>
+      <w:pPr>
+        <w:rPr>
+          <w:rFonts w:ascii="Times New Roman" w:hAnsi="Times New Roman" w:cs="Times New Roman"/>
+          <w:sz w:val="24"/>
+          <w:szCs w:val="24"/>
+        </w:rPr>
+      </w:pPr>
     </w:p>
     <w:p>
       <w:pPr>
@@ -22325,9 +31469,9 @@
     </w:lvl>
   </w:abstractNum>
   <w:abstractNum w:abstractNumId="2" w15:restartNumberingAfterBreak="0">
-    <w:nsid w:val="2DD90902"/>
+    <w:nsid w:val="1C6B6C87"/>
     <w:multiLevelType w:val="multilevel"/>
-    <w:tmpl w:val="63B697B6"/>
+    <w:tmpl w:val="AB22A61A"/>
     <w:lvl w:ilvl="0">
       <w:start w:val="1"/>
       <w:numFmt w:val="bullet"/>
@@ -22474,9 +31618,9 @@
     </w:lvl>
   </w:abstractNum>
   <w:abstractNum w:abstractNumId="3" w15:restartNumberingAfterBreak="0">
-    <w:nsid w:val="33AC152B"/>
+    <w:nsid w:val="29A0113E"/>
     <w:multiLevelType w:val="multilevel"/>
-    <w:tmpl w:val="94F63500"/>
+    <w:tmpl w:val="750E2B52"/>
     <w:lvl w:ilvl="0">
       <w:start w:val="1"/>
       <w:numFmt w:val="bullet"/>
@@ -22623,9 +31767,9 @@
     </w:lvl>
   </w:abstractNum>
   <w:abstractNum w:abstractNumId="4" w15:restartNumberingAfterBreak="0">
-    <w:nsid w:val="37502830"/>
+    <w:nsid w:val="2DD90902"/>
     <w:multiLevelType w:val="multilevel"/>
-    <w:tmpl w:val="DA64BB3A"/>
+    <w:tmpl w:val="63B697B6"/>
     <w:lvl w:ilvl="0">
       <w:start w:val="1"/>
       <w:numFmt w:val="bullet"/>
@@ -22772,9 +31916,9 @@
     </w:lvl>
   </w:abstractNum>
   <w:abstractNum w:abstractNumId="5" w15:restartNumberingAfterBreak="0">
-    <w:nsid w:val="3A87059B"/>
+    <w:nsid w:val="33AC152B"/>
     <w:multiLevelType w:val="multilevel"/>
-    <w:tmpl w:val="60AE5124"/>
+    <w:tmpl w:val="94F63500"/>
     <w:lvl w:ilvl="0">
       <w:start w:val="1"/>
       <w:numFmt w:val="bullet"/>
@@ -22921,9 +32065,9 @@
     </w:lvl>
   </w:abstractNum>
   <w:abstractNum w:abstractNumId="6" w15:restartNumberingAfterBreak="0">
-    <w:nsid w:val="4E2059A3"/>
+    <w:nsid w:val="37502830"/>
     <w:multiLevelType w:val="multilevel"/>
-    <w:tmpl w:val="FD184E44"/>
+    <w:tmpl w:val="DA64BB3A"/>
     <w:lvl w:ilvl="0">
       <w:start w:val="1"/>
       <w:numFmt w:val="bullet"/>
@@ -23070,9 +32214,9 @@
     </w:lvl>
   </w:abstractNum>
   <w:abstractNum w:abstractNumId="7" w15:restartNumberingAfterBreak="0">
-    <w:nsid w:val="5FB8675C"/>
+    <w:nsid w:val="3A87059B"/>
     <w:multiLevelType w:val="multilevel"/>
-    <w:tmpl w:val="E5A6D4E8"/>
+    <w:tmpl w:val="60AE5124"/>
     <w:lvl w:ilvl="0">
       <w:start w:val="1"/>
       <w:numFmt w:val="bullet"/>
@@ -23219,9 +32363,9 @@
     </w:lvl>
   </w:abstractNum>
   <w:abstractNum w:abstractNumId="8" w15:restartNumberingAfterBreak="0">
-    <w:nsid w:val="61AE11CE"/>
+    <w:nsid w:val="4E2059A3"/>
     <w:multiLevelType w:val="multilevel"/>
-    <w:tmpl w:val="80B2D1BA"/>
+    <w:tmpl w:val="FD184E44"/>
     <w:lvl w:ilvl="0">
       <w:start w:val="1"/>
       <w:numFmt w:val="bullet"/>
@@ -23368,9 +32512,9 @@
     </w:lvl>
   </w:abstractNum>
   <w:abstractNum w:abstractNumId="9" w15:restartNumberingAfterBreak="0">
-    <w:nsid w:val="61AF5027"/>
+    <w:nsid w:val="5FB8675C"/>
     <w:multiLevelType w:val="multilevel"/>
-    <w:tmpl w:val="51802B24"/>
+    <w:tmpl w:val="E5A6D4E8"/>
     <w:lvl w:ilvl="0">
       <w:start w:val="1"/>
       <w:numFmt w:val="bullet"/>
@@ -23517,9 +32661,9 @@
     </w:lvl>
   </w:abstractNum>
   <w:abstractNum w:abstractNumId="10" w15:restartNumberingAfterBreak="0">
-    <w:nsid w:val="64E8572B"/>
+    <w:nsid w:val="61AE11CE"/>
     <w:multiLevelType w:val="multilevel"/>
-    <w:tmpl w:val="A8C89C02"/>
+    <w:tmpl w:val="80B2D1BA"/>
     <w:lvl w:ilvl="0">
       <w:start w:val="1"/>
       <w:numFmt w:val="bullet"/>
@@ -23666,9 +32810,9 @@
     </w:lvl>
   </w:abstractNum>
   <w:abstractNum w:abstractNumId="11" w15:restartNumberingAfterBreak="0">
-    <w:nsid w:val="67F27F3A"/>
+    <w:nsid w:val="61AF5027"/>
     <w:multiLevelType w:val="multilevel"/>
-    <w:tmpl w:val="5F0010F4"/>
+    <w:tmpl w:val="51802B24"/>
     <w:lvl w:ilvl="0">
       <w:start w:val="1"/>
       <w:numFmt w:val="bullet"/>
@@ -23815,9 +32959,9 @@
     </w:lvl>
   </w:abstractNum>
   <w:abstractNum w:abstractNumId="12" w15:restartNumberingAfterBreak="0">
-    <w:nsid w:val="7B6944C1"/>
+    <w:nsid w:val="64E8572B"/>
     <w:multiLevelType w:val="multilevel"/>
-    <w:tmpl w:val="E1DE97EC"/>
+    <w:tmpl w:val="A8C89C02"/>
     <w:lvl w:ilvl="0">
       <w:start w:val="1"/>
       <w:numFmt w:val="bullet"/>
@@ -23963,44 +33107,500 @@
       </w:rPr>
     </w:lvl>
   </w:abstractNum>
+  <w:abstractNum w:abstractNumId="13" w15:restartNumberingAfterBreak="0">
+    <w:nsid w:val="67F27F3A"/>
+    <w:multiLevelType w:val="multilevel"/>
+    <w:tmpl w:val="5F0010F4"/>
+    <w:lvl w:ilvl="0">
+      <w:start w:val="1"/>
+      <w:numFmt w:val="bullet"/>
+      <w:lvlText w:val=""/>
+      <w:lvlJc w:val="left"/>
+      <w:pPr>
+        <w:tabs>
+          <w:tab w:val="num" w:pos="720"/>
+        </w:tabs>
+        <w:ind w:left="720" w:hanging="360"/>
+      </w:pPr>
+      <w:rPr>
+        <w:rFonts w:ascii="Symbol" w:hAnsi="Symbol" w:hint="default"/>
+        <w:sz w:val="20"/>
+      </w:rPr>
+    </w:lvl>
+    <w:lvl w:ilvl="1" w:tentative="1">
+      <w:start w:val="1"/>
+      <w:numFmt w:val="bullet"/>
+      <w:lvlText w:val="o"/>
+      <w:lvlJc w:val="left"/>
+      <w:pPr>
+        <w:tabs>
+          <w:tab w:val="num" w:pos="1440"/>
+        </w:tabs>
+        <w:ind w:left="1440" w:hanging="360"/>
+      </w:pPr>
+      <w:rPr>
+        <w:rFonts w:ascii="Courier New" w:hAnsi="Courier New" w:hint="default"/>
+        <w:sz w:val="20"/>
+      </w:rPr>
+    </w:lvl>
+    <w:lvl w:ilvl="2" w:tentative="1">
+      <w:start w:val="1"/>
+      <w:numFmt w:val="bullet"/>
+      <w:lvlText w:val=""/>
+      <w:lvlJc w:val="left"/>
+      <w:pPr>
+        <w:tabs>
+          <w:tab w:val="num" w:pos="2160"/>
+        </w:tabs>
+        <w:ind w:left="2160" w:hanging="360"/>
+      </w:pPr>
+      <w:rPr>
+        <w:rFonts w:ascii="Wingdings" w:hAnsi="Wingdings" w:hint="default"/>
+        <w:sz w:val="20"/>
+      </w:rPr>
+    </w:lvl>
+    <w:lvl w:ilvl="3" w:tentative="1">
+      <w:start w:val="1"/>
+      <w:numFmt w:val="bullet"/>
+      <w:lvlText w:val=""/>
+      <w:lvlJc w:val="left"/>
+      <w:pPr>
+        <w:tabs>
+          <w:tab w:val="num" w:pos="2880"/>
+        </w:tabs>
+        <w:ind w:left="2880" w:hanging="360"/>
+      </w:pPr>
+      <w:rPr>
+        <w:rFonts w:ascii="Wingdings" w:hAnsi="Wingdings" w:hint="default"/>
+        <w:sz w:val="20"/>
+      </w:rPr>
+    </w:lvl>
+    <w:lvl w:ilvl="4" w:tentative="1">
+      <w:start w:val="1"/>
+      <w:numFmt w:val="bullet"/>
+      <w:lvlText w:val=""/>
+      <w:lvlJc w:val="left"/>
+      <w:pPr>
+        <w:tabs>
+          <w:tab w:val="num" w:pos="3600"/>
+        </w:tabs>
+        <w:ind w:left="3600" w:hanging="360"/>
+      </w:pPr>
+      <w:rPr>
+        <w:rFonts w:ascii="Wingdings" w:hAnsi="Wingdings" w:hint="default"/>
+        <w:sz w:val="20"/>
+      </w:rPr>
+    </w:lvl>
+    <w:lvl w:ilvl="5" w:tentative="1">
+      <w:start w:val="1"/>
+      <w:numFmt w:val="bullet"/>
+      <w:lvlText w:val=""/>
+      <w:lvlJc w:val="left"/>
+      <w:pPr>
+        <w:tabs>
+          <w:tab w:val="num" w:pos="4320"/>
+        </w:tabs>
+        <w:ind w:left="4320" w:hanging="360"/>
+      </w:pPr>
+      <w:rPr>
+        <w:rFonts w:ascii="Wingdings" w:hAnsi="Wingdings" w:hint="default"/>
+        <w:sz w:val="20"/>
+      </w:rPr>
+    </w:lvl>
+    <w:lvl w:ilvl="6" w:tentative="1">
+      <w:start w:val="1"/>
+      <w:numFmt w:val="bullet"/>
+      <w:lvlText w:val=""/>
+      <w:lvlJc w:val="left"/>
+      <w:pPr>
+        <w:tabs>
+          <w:tab w:val="num" w:pos="5040"/>
+        </w:tabs>
+        <w:ind w:left="5040" w:hanging="360"/>
+      </w:pPr>
+      <w:rPr>
+        <w:rFonts w:ascii="Wingdings" w:hAnsi="Wingdings" w:hint="default"/>
+        <w:sz w:val="20"/>
+      </w:rPr>
+    </w:lvl>
+    <w:lvl w:ilvl="7" w:tentative="1">
+      <w:start w:val="1"/>
+      <w:numFmt w:val="bullet"/>
+      <w:lvlText w:val=""/>
+      <w:lvlJc w:val="left"/>
+      <w:pPr>
+        <w:tabs>
+          <w:tab w:val="num" w:pos="5760"/>
+        </w:tabs>
+        <w:ind w:left="5760" w:hanging="360"/>
+      </w:pPr>
+      <w:rPr>
+        <w:rFonts w:ascii="Wingdings" w:hAnsi="Wingdings" w:hint="default"/>
+        <w:sz w:val="20"/>
+      </w:rPr>
+    </w:lvl>
+    <w:lvl w:ilvl="8" w:tentative="1">
+      <w:start w:val="1"/>
+      <w:numFmt w:val="bullet"/>
+      <w:lvlText w:val=""/>
+      <w:lvlJc w:val="left"/>
+      <w:pPr>
+        <w:tabs>
+          <w:tab w:val="num" w:pos="6480"/>
+        </w:tabs>
+        <w:ind w:left="6480" w:hanging="360"/>
+      </w:pPr>
+      <w:rPr>
+        <w:rFonts w:ascii="Wingdings" w:hAnsi="Wingdings" w:hint="default"/>
+        <w:sz w:val="20"/>
+      </w:rPr>
+    </w:lvl>
+  </w:abstractNum>
+  <w:abstractNum w:abstractNumId="14" w15:restartNumberingAfterBreak="0">
+    <w:nsid w:val="705B17B5"/>
+    <w:multiLevelType w:val="multilevel"/>
+    <w:tmpl w:val="5CE8BD12"/>
+    <w:lvl w:ilvl="0">
+      <w:start w:val="1"/>
+      <w:numFmt w:val="bullet"/>
+      <w:lvlText w:val=""/>
+      <w:lvlJc w:val="left"/>
+      <w:pPr>
+        <w:tabs>
+          <w:tab w:val="num" w:pos="720"/>
+        </w:tabs>
+        <w:ind w:left="720" w:hanging="360"/>
+      </w:pPr>
+      <w:rPr>
+        <w:rFonts w:ascii="Symbol" w:hAnsi="Symbol" w:hint="default"/>
+        <w:sz w:val="20"/>
+      </w:rPr>
+    </w:lvl>
+    <w:lvl w:ilvl="1" w:tentative="1">
+      <w:start w:val="1"/>
+      <w:numFmt w:val="bullet"/>
+      <w:lvlText w:val="o"/>
+      <w:lvlJc w:val="left"/>
+      <w:pPr>
+        <w:tabs>
+          <w:tab w:val="num" w:pos="1440"/>
+        </w:tabs>
+        <w:ind w:left="1440" w:hanging="360"/>
+      </w:pPr>
+      <w:rPr>
+        <w:rFonts w:ascii="Courier New" w:hAnsi="Courier New" w:hint="default"/>
+        <w:sz w:val="20"/>
+      </w:rPr>
+    </w:lvl>
+    <w:lvl w:ilvl="2" w:tentative="1">
+      <w:start w:val="1"/>
+      <w:numFmt w:val="bullet"/>
+      <w:lvlText w:val=""/>
+      <w:lvlJc w:val="left"/>
+      <w:pPr>
+        <w:tabs>
+          <w:tab w:val="num" w:pos="2160"/>
+        </w:tabs>
+        <w:ind w:left="2160" w:hanging="360"/>
+      </w:pPr>
+      <w:rPr>
+        <w:rFonts w:ascii="Wingdings" w:hAnsi="Wingdings" w:hint="default"/>
+        <w:sz w:val="20"/>
+      </w:rPr>
+    </w:lvl>
+    <w:lvl w:ilvl="3" w:tentative="1">
+      <w:start w:val="1"/>
+      <w:numFmt w:val="bullet"/>
+      <w:lvlText w:val=""/>
+      <w:lvlJc w:val="left"/>
+      <w:pPr>
+        <w:tabs>
+          <w:tab w:val="num" w:pos="2880"/>
+        </w:tabs>
+        <w:ind w:left="2880" w:hanging="360"/>
+      </w:pPr>
+      <w:rPr>
+        <w:rFonts w:ascii="Wingdings" w:hAnsi="Wingdings" w:hint="default"/>
+        <w:sz w:val="20"/>
+      </w:rPr>
+    </w:lvl>
+    <w:lvl w:ilvl="4" w:tentative="1">
+      <w:start w:val="1"/>
+      <w:numFmt w:val="bullet"/>
+      <w:lvlText w:val=""/>
+      <w:lvlJc w:val="left"/>
+      <w:pPr>
+        <w:tabs>
+          <w:tab w:val="num" w:pos="3600"/>
+        </w:tabs>
+        <w:ind w:left="3600" w:hanging="360"/>
+      </w:pPr>
+      <w:rPr>
+        <w:rFonts w:ascii="Wingdings" w:hAnsi="Wingdings" w:hint="default"/>
+        <w:sz w:val="20"/>
+      </w:rPr>
+    </w:lvl>
+    <w:lvl w:ilvl="5" w:tentative="1">
+      <w:start w:val="1"/>
+      <w:numFmt w:val="bullet"/>
+      <w:lvlText w:val=""/>
+      <w:lvlJc w:val="left"/>
+      <w:pPr>
+        <w:tabs>
+          <w:tab w:val="num" w:pos="4320"/>
+        </w:tabs>
+        <w:ind w:left="4320" w:hanging="360"/>
+      </w:pPr>
+      <w:rPr>
+        <w:rFonts w:ascii="Wingdings" w:hAnsi="Wingdings" w:hint="default"/>
+        <w:sz w:val="20"/>
+      </w:rPr>
+    </w:lvl>
+    <w:lvl w:ilvl="6" w:tentative="1">
+      <w:start w:val="1"/>
+      <w:numFmt w:val="bullet"/>
+      <w:lvlText w:val=""/>
+      <w:lvlJc w:val="left"/>
+      <w:pPr>
+        <w:tabs>
+          <w:tab w:val="num" w:pos="5040"/>
+        </w:tabs>
+        <w:ind w:left="5040" w:hanging="360"/>
+      </w:pPr>
+      <w:rPr>
+        <w:rFonts w:ascii="Wingdings" w:hAnsi="Wingdings" w:hint="default"/>
+        <w:sz w:val="20"/>
+      </w:rPr>
+    </w:lvl>
+    <w:lvl w:ilvl="7" w:tentative="1">
+      <w:start w:val="1"/>
+      <w:numFmt w:val="bullet"/>
+      <w:lvlText w:val=""/>
+      <w:lvlJc w:val="left"/>
+      <w:pPr>
+        <w:tabs>
+          <w:tab w:val="num" w:pos="5760"/>
+        </w:tabs>
+        <w:ind w:left="5760" w:hanging="360"/>
+      </w:pPr>
+      <w:rPr>
+        <w:rFonts w:ascii="Wingdings" w:hAnsi="Wingdings" w:hint="default"/>
+        <w:sz w:val="20"/>
+      </w:rPr>
+    </w:lvl>
+    <w:lvl w:ilvl="8" w:tentative="1">
+      <w:start w:val="1"/>
+      <w:numFmt w:val="bullet"/>
+      <w:lvlText w:val=""/>
+      <w:lvlJc w:val="left"/>
+      <w:pPr>
+        <w:tabs>
+          <w:tab w:val="num" w:pos="6480"/>
+        </w:tabs>
+        <w:ind w:left="6480" w:hanging="360"/>
+      </w:pPr>
+      <w:rPr>
+        <w:rFonts w:ascii="Wingdings" w:hAnsi="Wingdings" w:hint="default"/>
+        <w:sz w:val="20"/>
+      </w:rPr>
+    </w:lvl>
+  </w:abstractNum>
+  <w:abstractNum w:abstractNumId="15" w15:restartNumberingAfterBreak="0">
+    <w:nsid w:val="7B6944C1"/>
+    <w:multiLevelType w:val="multilevel"/>
+    <w:tmpl w:val="E1DE97EC"/>
+    <w:lvl w:ilvl="0">
+      <w:start w:val="1"/>
+      <w:numFmt w:val="bullet"/>
+      <w:lvlText w:val=""/>
+      <w:lvlJc w:val="left"/>
+      <w:pPr>
+        <w:tabs>
+          <w:tab w:val="num" w:pos="720"/>
+        </w:tabs>
+        <w:ind w:left="720" w:hanging="360"/>
+      </w:pPr>
+      <w:rPr>
+        <w:rFonts w:ascii="Symbol" w:hAnsi="Symbol" w:hint="default"/>
+        <w:sz w:val="20"/>
+      </w:rPr>
+    </w:lvl>
+    <w:lvl w:ilvl="1" w:tentative="1">
+      <w:start w:val="1"/>
+      <w:numFmt w:val="bullet"/>
+      <w:lvlText w:val="o"/>
+      <w:lvlJc w:val="left"/>
+      <w:pPr>
+        <w:tabs>
+          <w:tab w:val="num" w:pos="1440"/>
+        </w:tabs>
+        <w:ind w:left="1440" w:hanging="360"/>
+      </w:pPr>
+      <w:rPr>
+        <w:rFonts w:ascii="Courier New" w:hAnsi="Courier New" w:hint="default"/>
+        <w:sz w:val="20"/>
+      </w:rPr>
+    </w:lvl>
+    <w:lvl w:ilvl="2" w:tentative="1">
+      <w:start w:val="1"/>
+      <w:numFmt w:val="bullet"/>
+      <w:lvlText w:val=""/>
+      <w:lvlJc w:val="left"/>
+      <w:pPr>
+        <w:tabs>
+          <w:tab w:val="num" w:pos="2160"/>
+        </w:tabs>
+        <w:ind w:left="2160" w:hanging="360"/>
+      </w:pPr>
+      <w:rPr>
+        <w:rFonts w:ascii="Wingdings" w:hAnsi="Wingdings" w:hint="default"/>
+        <w:sz w:val="20"/>
+      </w:rPr>
+    </w:lvl>
+    <w:lvl w:ilvl="3" w:tentative="1">
+      <w:start w:val="1"/>
+      <w:numFmt w:val="bullet"/>
+      <w:lvlText w:val=""/>
+      <w:lvlJc w:val="left"/>
+      <w:pPr>
+        <w:tabs>
+          <w:tab w:val="num" w:pos="2880"/>
+        </w:tabs>
+        <w:ind w:left="2880" w:hanging="360"/>
+      </w:pPr>
+      <w:rPr>
+        <w:rFonts w:ascii="Wingdings" w:hAnsi="Wingdings" w:hint="default"/>
+        <w:sz w:val="20"/>
+      </w:rPr>
+    </w:lvl>
+    <w:lvl w:ilvl="4" w:tentative="1">
+      <w:start w:val="1"/>
+      <w:numFmt w:val="bullet"/>
+      <w:lvlText w:val=""/>
+      <w:lvlJc w:val="left"/>
+      <w:pPr>
+        <w:tabs>
+          <w:tab w:val="num" w:pos="3600"/>
+        </w:tabs>
+        <w:ind w:left="3600" w:hanging="360"/>
+      </w:pPr>
+      <w:rPr>
+        <w:rFonts w:ascii="Wingdings" w:hAnsi="Wingdings" w:hint="default"/>
+        <w:sz w:val="20"/>
+      </w:rPr>
+    </w:lvl>
+    <w:lvl w:ilvl="5" w:tentative="1">
+      <w:start w:val="1"/>
+      <w:numFmt w:val="bullet"/>
+      <w:lvlText w:val=""/>
+      <w:lvlJc w:val="left"/>
+      <w:pPr>
+        <w:tabs>
+          <w:tab w:val="num" w:pos="4320"/>
+        </w:tabs>
+        <w:ind w:left="4320" w:hanging="360"/>
+      </w:pPr>
+      <w:rPr>
+        <w:rFonts w:ascii="Wingdings" w:hAnsi="Wingdings" w:hint="default"/>
+        <w:sz w:val="20"/>
+      </w:rPr>
+    </w:lvl>
+    <w:lvl w:ilvl="6" w:tentative="1">
+      <w:start w:val="1"/>
+      <w:numFmt w:val="bullet"/>
+      <w:lvlText w:val=""/>
+      <w:lvlJc w:val="left"/>
+      <w:pPr>
+        <w:tabs>
+          <w:tab w:val="num" w:pos="5040"/>
+        </w:tabs>
+        <w:ind w:left="5040" w:hanging="360"/>
+      </w:pPr>
+      <w:rPr>
+        <w:rFonts w:ascii="Wingdings" w:hAnsi="Wingdings" w:hint="default"/>
+        <w:sz w:val="20"/>
+      </w:rPr>
+    </w:lvl>
+    <w:lvl w:ilvl="7" w:tentative="1">
+      <w:start w:val="1"/>
+      <w:numFmt w:val="bullet"/>
+      <w:lvlText w:val=""/>
+      <w:lvlJc w:val="left"/>
+      <w:pPr>
+        <w:tabs>
+          <w:tab w:val="num" w:pos="5760"/>
+        </w:tabs>
+        <w:ind w:left="5760" w:hanging="360"/>
+      </w:pPr>
+      <w:rPr>
+        <w:rFonts w:ascii="Wingdings" w:hAnsi="Wingdings" w:hint="default"/>
+        <w:sz w:val="20"/>
+      </w:rPr>
+    </w:lvl>
+    <w:lvl w:ilvl="8" w:tentative="1">
+      <w:start w:val="1"/>
+      <w:numFmt w:val="bullet"/>
+      <w:lvlText w:val=""/>
+      <w:lvlJc w:val="left"/>
+      <w:pPr>
+        <w:tabs>
+          <w:tab w:val="num" w:pos="6480"/>
+        </w:tabs>
+        <w:ind w:left="6480" w:hanging="360"/>
+      </w:pPr>
+      <w:rPr>
+        <w:rFonts w:ascii="Wingdings" w:hAnsi="Wingdings" w:hint="default"/>
+        <w:sz w:val="20"/>
+      </w:rPr>
+    </w:lvl>
+  </w:abstractNum>
   <w:num w:numId="1" w16cid:durableId="885606880">
-    <w:abstractNumId w:val="10"/>
+    <w:abstractNumId w:val="12"/>
   </w:num>
   <w:num w:numId="2" w16cid:durableId="1202745036">
-    <w:abstractNumId w:val="9"/>
+    <w:abstractNumId w:val="11"/>
   </w:num>
   <w:num w:numId="3" w16cid:durableId="1348750135">
-    <w:abstractNumId w:val="3"/>
+    <w:abstractNumId w:val="5"/>
   </w:num>
   <w:num w:numId="4" w16cid:durableId="447046994">
-    <w:abstractNumId w:val="4"/>
+    <w:abstractNumId w:val="6"/>
   </w:num>
   <w:num w:numId="5" w16cid:durableId="502278076">
-    <w:abstractNumId w:val="5"/>
+    <w:abstractNumId w:val="7"/>
   </w:num>
   <w:num w:numId="6" w16cid:durableId="622537477">
     <w:abstractNumId w:val="1"/>
   </w:num>
   <w:num w:numId="7" w16cid:durableId="239684471">
-    <w:abstractNumId w:val="6"/>
+    <w:abstractNumId w:val="8"/>
   </w:num>
   <w:num w:numId="8" w16cid:durableId="1913194195">
-    <w:abstractNumId w:val="11"/>
+    <w:abstractNumId w:val="13"/>
   </w:num>
   <w:num w:numId="9" w16cid:durableId="1652980599">
-    <w:abstractNumId w:val="12"/>
+    <w:abstractNumId w:val="15"/>
   </w:num>
   <w:num w:numId="10" w16cid:durableId="1132557196">
-    <w:abstractNumId w:val="2"/>
+    <w:abstractNumId w:val="4"/>
   </w:num>
   <w:num w:numId="11" w16cid:durableId="1877740343">
     <w:abstractNumId w:val="0"/>
   </w:num>
   <w:num w:numId="12" w16cid:durableId="1062481041">
-    <w:abstractNumId w:val="7"/>
+    <w:abstractNumId w:val="9"/>
   </w:num>
   <w:num w:numId="13" w16cid:durableId="1038698902">
-    <w:abstractNumId w:val="8"/>
+    <w:abstractNumId w:val="10"/>
+  </w:num>
+  <w:num w:numId="14" w16cid:durableId="634068490">
+    <w:abstractNumId w:val="3"/>
+  </w:num>
+  <w:num w:numId="15" w16cid:durableId="1510676780">
+    <w:abstractNumId w:val="2"/>
+  </w:num>
+  <w:num w:numId="16" w16cid:durableId="1789469472">
+    <w:abstractNumId w:val="14"/>
   </w:num>
 </w:numbering>
 </file>
